--- a/ml_method/docs/gene2net_method_chapter.docx
+++ b/ml_method/docs/gene2net_method_chapter.docx
@@ -117,7 +117,7 @@
     </w:p>
     <w:p>
       <w:r>
-        <w:t>The species tree is represented as a graph whose nodes are the species tree nodes and whose edges are the tree branches. Every leaf node carries a feature vector of 13 dimensions. Internal nodes carry no observed features and are filled deterministically before the network runs, as described below. Every branch carries a feature vector of 9 dimensions. A small number of pairwise features, described with the placement head, are attached to ordered pairs of branches.</w:t>
+        <w:t>The species tree is represented as a graph whose nodes are the species tree nodes and edges are the tree branches. Every leaf node carries a feature vector of 13 dimensions. Internal nodes carry no observed features and are filled deterministically before the network runs, as described below. Every branch carries a feature vector of 9 dimensions. A small number of pairwise features, described with the placement head, are attached to ordered pairs of branches.</w:t>
       </w:r>
     </w:p>
     <w:p>
@@ -130,12 +130,44 @@
     </w:p>
     <w:p>
       <w:r>
-        <w:t>The 13 node features are computed per species from the gene trees. Eight of them summarise copy number. For each species we count, in each gene tree, how many leaves carry that species label, and we summarise the resulting distribution by its mean, variance, mode, maximum, and the fraction of gene trees in which the species is absent, present once, present twice, or present three or more times. A species that underwent a whole genome duplication tends to appear as two copies, so these features carry the primary duplication signal.</w:t>
+        <w:t>The 13 node features are computed per species from the gene trees. Eight of them summarise copy number. For each species we count, in each gene tree, how many leaves carry that species label, and we summarise the resulting distribution by its mean, variance, mode, maximum, and the fraction of gene trees in which the species is absent, present once, present twice, or present three or more times. A species that underwent a whole genome duplication tends to appear</w:t>
+      </w:r>
+      <w:r>
+        <w:t xml:space="preserve"> with several copies based on its ploidy level</w:t>
+      </w:r>
+      <w:r>
+        <w:t>, so these features carry the primary duplication signal.</w:t>
       </w:r>
     </w:p>
     <w:p>
       <w:r>
-        <w:t>The remaining five node features summarise co-clustering. For a target species and every other species we measure the fraction of gene trees in which a copy of the target is a direct leaf-sister of that other species. This yields one value per other species. Because the number of species varies, we reduce this vector to a fixed summary of five statistics, namely its mean, standard deviation, maximum, minimum, and median. This summary describes how concentrated a species co-clusters, not with whom, so it behaves as a status descriptor that separates a clean single-ancestry lineage from one with divided ancestry.</w:t>
+        <w:t xml:space="preserve">The remaining five node features summarise co-clustering. For a target species and every other </w:t>
+      </w:r>
+      <w:r>
+        <w:t>species,</w:t>
+      </w:r>
+      <w:r>
+        <w:t xml:space="preserve"> we measure the fraction of gene trees in which a copy of the target is a direct leaf-sister of that other species. This yields one value per other species. Because the number of species varies, we reduce this vector to a fixed summary of five statistics</w:t>
+      </w:r>
+      <w:r>
+        <w:t>:</w:t>
+      </w:r>
+      <w:r>
+        <w:t xml:space="preserve"> mean, standard deviation, maximum, minimum, and median. This summary describes how concentrated a </w:t>
+      </w:r>
+      <w:proofErr w:type="gramStart"/>
+      <w:r>
+        <w:t>species co-clusters</w:t>
+      </w:r>
+      <w:proofErr w:type="gramEnd"/>
+      <w:r>
+        <w:t xml:space="preserve">, not with whom, so it </w:t>
+      </w:r>
+      <w:r>
+        <w:t>can be thought of</w:t>
+      </w:r>
+      <w:r>
+        <w:t xml:space="preserve"> as a descriptor that separates a clean single-ancestry lineage from one with divided ancestry.</w:t>
       </w:r>
     </w:p>
     <w:p>
@@ -149,12 +181,24 @@
     </w:p>
     <w:p>
       <w:r>
-        <w:t>The 9 edge features are computed per backbone branch, where each branch corresponds to the clade of species below it. Four are structural. Concordance is the gene-tree support for the species-level bipartition induced by the branch. The remaining three are the branch length from the species tree, the clade size, and the depth.</w:t>
+        <w:t xml:space="preserve">The </w:t>
+      </w:r>
+      <w:r>
+        <w:t>nine</w:t>
+      </w:r>
+      <w:r>
+        <w:t xml:space="preserve"> edge features are computed per backbone branch, where each branch corresponds to the clade of species below it. Four are structural. Concordance is the gene-tree support for the species-level bipartition induced by the branch. The remaining three are the branch length from the species tree, the clade size, and the depth.</w:t>
       </w:r>
     </w:p>
     <w:p>
       <w:r>
-        <w:t>The other five edge features are designed to detect whole genome duplication, which is one event that duplicates an entire lineage at a single time. Duplication synchrony is the mean pairwise correlation, across the clade species, of a per gene tree indicator of whether the species is duplicated. A shared event makes the clade species duplicate together, so synchrony is high. The mirrored-sister fraction is the fraction of gene trees in which a subset of the clade appears as two identical sister subtrees, which is the signature of autopolyploidy. The copy-pair divergence mean is the mean, over duplicated clade species and gene trees, of the branch-length distance between the two closest copies of a species, normalised by the tree scale. This is a tree-based analogue of the synonymous-site divergence used to date duplication events, so it estimates the typical age of the duplication. The copy-pair divergence coefficient of variation measures whether those ages are consistent, which is low for one shared event and high for scattered gene duplications. The clade-duplicated fraction is the mean fraction of clade species that are duplicated per gene tree.</w:t>
+        <w:t>The other five edge features are</w:t>
+      </w:r>
+      <w:r>
+        <w:t>:</w:t>
+      </w:r>
+      <w:r>
+        <w:t xml:space="preserve"> Duplication synchrony is the mean pairwise correlation, across the clade species, of a per gene tree indicator of whether the species is duplicated. A shared event makes the clade species duplicate together, so synchrony is high. The mirrored-sister fraction is the fraction of gene trees in which a subset of the clade appears as two identical sister subtrees, which is the signature of autopolyploidy. The copy-pair divergence mean is the mean, over duplicated clade species and gene trees, of the branch-length distance between the two closest copies of a species, normalised by the tree scale. This is a tree-based analogue of the synonymous-site divergence used to date duplication events, so it estimates the typical age of the duplication. The copy-pair divergence coefficient of variation measures whether those ages are consistent, which is low for one shared event and high for scattered gene duplications. The clade-duplicated fraction is the mean fraction of clade species that are duplicated per gene tree.</w:t>
       </w:r>
     </w:p>
     <w:p>
@@ -167,36 +211,68 @@
     </w:p>
     <w:p>
       <w:r>
-        <w:t>The network has around 82 thousand parameters and proceeds in five stages.</w:t>
+        <w:t>First, the leaf feature vectors are propagated to the internal nodes. Each internal node receives the mean of the feature vectors of the leaves below it. This step has no learnable parameters and is computed once per sample, so it is a fixed preprocessing operation rather than a learned aggregation.</w:t>
       </w:r>
     </w:p>
     <w:p>
       <w:r>
-        <w:t>First, the leaf feature vectors are propagated to the internal nodes. Each internal node receives the mean of the feature vectors of the leaves below it. This step has no learnable parameters and is computed once per sample, so it is a fixed preprocessing operation rather than a learned aggregation.</w:t>
+        <w:t>Second, the node features are projected to a hidden dimension of 64 by a two-layer perceptron.</w:t>
       </w:r>
     </w:p>
     <w:p>
-      <w:r>
-        <w:t>Second, the node features are projected to a hidden dimension of 64 by a two-layer perceptron.</w:t>
+      <w:pPr>
+        <w:rPr>
+          <w:rFonts w:hint="cs"/>
+          <w:rtl/>
+          <w:lang w:bidi="he-IL"/>
+        </w:rPr>
+      </w:pPr>
+      <w:r>
+        <w:t>Third, three graph attention layers refine the node representations. Each layer uses four attention heads, a residual connection, and layer normalisation. Message passing over the tree lets the representation of each edge endpoint be informed by the whole tree, so the per-edge predictions that follow are made in global context rather than from local features alone.</w:t>
       </w:r>
     </w:p>
     <w:p>
       <w:r>
-        <w:t>Third, three graph attention layers refine the node representations. Each layer uses four attention heads, a residual connection, and layer normalisation. Message passing over the tree lets the representation of each edge endpoint be informed by the whole tree, so the per-edge predictions that follow are made in global context rather than from local features alone.</w:t>
+        <w:t xml:space="preserve">Fourth, each branch is given an embedding. For a branch with parent node representation and child node representation, the embedding is produced by </w:t>
+      </w:r>
+      <w:r>
+        <w:t>an MLP</w:t>
+      </w:r>
+      <w:r>
+        <w:t xml:space="preserve"> applied to the concatenation of the parent representation, the child representation, and the 9 edge features of that branch.</w:t>
       </w:r>
     </w:p>
     <w:p>
       <w:r>
-        <w:t>Fourth, each branch is given an embedding. For a branch with parent node representation and child node representation, the embedding is produced by a perceptron applied to the concatenation of the parent representation, the child representation, and the 9 edge features of that branch.</w:t>
-      </w:r>
-    </w:p>
-    <w:p>
-      <w:r>
-        <w:t xml:space="preserve">Fifth, two prediction heads read the branch embeddings. The detection head is a perceptron that maps each branch embedding to a binary decision, whether a whole genome </w:t>
+        <w:t xml:space="preserve">Fifth, two prediction heads read the branch embeddings. The detection head is a </w:t>
+      </w:r>
+      <w:r>
+        <w:t xml:space="preserve">MLP </w:t>
+      </w:r>
+      <w:r>
+        <w:t xml:space="preserve">that maps each branch embedding to a binary decision, whether a </w:t>
+      </w:r>
+      <w:r>
+        <w:t>WGD</w:t>
+      </w:r>
+      <w:r>
+        <w:t xml:space="preserve"> occurred on that branch. The placement head scores, for each </w:t>
+      </w:r>
+      <w:r>
+        <w:t>WGD positive</w:t>
+      </w:r>
+      <w:r>
+        <w:t xml:space="preserve"> branch, every other branch as a candidate second parent. For a source branch i and a candidate branch j, the score is produced by a </w:t>
+      </w:r>
+      <w:r>
+        <w:t>MLP</w:t>
+      </w:r>
+      <w:r>
+        <w:t xml:space="preserve"> applied to the concatenation of the embedding of i, the embedding of j, and the pairwise feature of the ordered pair i and j. Applying a softmax over the candidates </w:t>
       </w:r>
       <w:r>
         <w:lastRenderedPageBreak/>
-        <w:t>duplication occurred on that branch. The placement head scores, for each detected branch, every other branch as a candidate second parent. For a source branch i and a candidate branch j, the score is produced by a perceptron applied to the concatenation of the embedding of i, the embedding of j, and the pairwise feature of the ordered pair i and j. Applying a softmax over the candidates gives a distribution over parents. When the highest scoring candidate is the source branch itself the event is an autopolyploidy, and otherwise it is an allopolyploidy whose second parent is the chosen branch.</w:t>
+        <w:t>gives a distribution over parents. When the highest scoring candidate is the source branch itself the event is an autopolyploidy, and otherwise it is an allopolyploidy whose second parent is the chosen branch.</w:t>
       </w:r>
     </w:p>
     <w:p>
@@ -255,12 +331,12 @@
     </w:p>
     <w:p>
       <w:r>
-        <w:lastRenderedPageBreak/>
         <w:t>Second, each selected event is stamped onto a copy of the ASTRAL backbone. For an autopolyploidy the clade is duplicated as an identical sibling. For an allopolyploidy a copy of the clade is grafted at the predicted second parent, while the original copy stays at its backbone position. After all events are stamped, some species labels appear more than once, which is what makes the result a multi-labeled tree.</w:t>
       </w:r>
     </w:p>
     <w:p>
       <w:r>
+        <w:lastRenderedPageBreak/>
         <w:t>Third, the multi-labeled tree is folded into a network. Identical sibling duplicates collapse and contribute ploidy without a reticulation, which matches autopolyploidy. Duplicates that sit under two different parents become reticulation edges, which matches allopolyploidy.</w:t>
       </w:r>
     </w:p>
@@ -305,13 +381,16 @@
         <w:pStyle w:val="Heading2"/>
       </w:pPr>
       <w:r>
-        <w:lastRenderedPageBreak/>
         <w:t>Metrics</w:t>
       </w:r>
     </w:p>
     <w:p>
       <w:r>
-        <w:t>Reconstructions are scored against the true network by six distance measures, all oriented so that lower is better. The multi-labeled-tree edit distance is the primary measure of overall reconstruction quality. The Robinson-Foulds distance measures the topological error of the backbone. The reticulation count difference measures whether the right number of reticulations was inferred. The reticulation-leaf and reticulation-sister Jaccard distances measure whether the reticulations involve the right lineages, and they are the measures most directly controlled by the placement head. The ploidy difference measures whether each species is assigned the correct copy number.</w:t>
+        <w:t xml:space="preserve">Reconstructions are scored against the true network by six distance measures, all oriented so that lower is better. The multi-labeled-tree edit distance is the primary measure of overall reconstruction quality. The Robinson-Foulds distance measures the topological error of the backbone. The reticulation count difference measures whether the right number of reticulations was inferred. The reticulation-leaf and reticulation-sister Jaccard distances measure whether the reticulations involve the right lineages, and they are the </w:t>
+      </w:r>
+      <w:r>
+        <w:lastRenderedPageBreak/>
+        <w:t>measures most directly controlled by the placement head. The ploidy difference measures whether each species is assigned the correct copy number.</w:t>
       </w:r>
     </w:p>
     <w:p>
@@ -374,11 +453,7 @@
     </w:p>
     <w:p>
       <w:r>
-        <w:t xml:space="preserve">We measure edit distance under an oracle that removes prediction error, so that only the backbone and the build remain. We reconstruct each validation network twice. In the first setting the events are placed on the ASTRAL backbone. In the second they are placed on the true species tree. In both settings the events are the true events with their true parents, so detection and placement are perfect. The difference between the two settings is therefore </w:t>
-      </w:r>
-      <w:r>
-        <w:lastRenderedPageBreak/>
-        <w:t>attributable to the backbone alone. The first setting is the best that any predictor could achieve on the ASTRAL backbone, so we call it the ceiling. The second is the residual left by the build itself on a correct backbone, so we call it the floor.</w:t>
+        <w:t>We measure edit distance under an oracle that removes prediction error, so that only the backbone and the build remain. We reconstruct each validation network twice. In the first setting the events are placed on the ASTRAL backbone. In the second they are placed on the true species tree. In both settings the events are the true events with their true parents, so detection and placement are perfect. The difference between the two settings is therefore attributable to the backbone alone. The first setting is the best that any predictor could achieve on the ASTRAL backbone, so we call it the ceiling. The second is the residual left by the build itself on a correct backbone, so we call it the floor.</w:t>
       </w:r>
     </w:p>
     <w:p>
@@ -417,6 +492,7 @@
           </w:tcPr>
           <w:p>
             <w:r>
+              <w:lastRenderedPageBreak/>
               <w:t>Configuration</w:t>
             </w:r>
           </w:p>
@@ -823,7 +899,6 @@
     </w:p>
     <w:p>
       <w:r>
-        <w:lastRenderedPageBreak/>
         <w:t>There is a second and smaller lever. Giving the build two parents rather than one improves edit distance by roughly 0.19 on both backbones. This is a real gain, but it is far smaller than the backbone gap, and the learned two-parent head did not realize it in practice. The head reached an allopolyploid set accuracy of only about 0.29 in training and did not improve the reconstruction on the benchmark. So the two-parent construction helps in principle, but the prediction of two parents under gene tree noise remains hard, and the practical method uses a single parent.</w:t>
       </w:r>
     </w:p>
@@ -832,6 +907,7 @@
         <w:pStyle w:val="Heading2"/>
       </w:pPr>
       <w:r>
+        <w:lastRenderedPageBreak/>
         <w:t>Consequence for the method</w:t>
       </w:r>
     </w:p>
@@ -1099,7 +1175,6 @@
     <w:p/>
     <w:p>
       <w:r>
-        <w:lastRenderedPageBreak/>
         <w:t>The duplication-conditioned feature is a flat null. The effective-partner-count feature adds 0.013, within the sampling noise of a single run. These join earlier negative results for a cluster-support feature and a branch-length distance feature. Across five hand-crafted features the number does not leave the neighborhood of 0.45. Better features are not the lever.</w:t>
       </w:r>
     </w:p>
@@ -1108,6 +1183,7 @@
         <w:pStyle w:val="Heading2"/>
       </w:pPr>
       <w:r>
+        <w:lastRenderedPageBreak/>
         <w:t>Where the error comes from</w:t>
       </w:r>
     </w:p>
@@ -1149,16 +1225,16 @@
     </w:p>
     <w:p>
       <w:r>
-        <w:t xml:space="preserve">The repair is to recompute the target as the parent that is not the polyploid's ASTRAL home. When the ASTRAL home is the labelled partner, the target is retargeted to the other true parent. Otherwise it is left unchanged. The true tree is used only to construct the corrected </w:t>
-      </w:r>
-      <w:r>
-        <w:lastRenderedPageBreak/>
-        <w:t>label. At inference the model sees only the ASTRAL tree, the gene trees, and the features, so it learns the rule that the partner is the parent it was not placed beside, which is inferable from its inputs.</w:t>
+        <w:t>The repair is to recompute the target as the parent that is not the polyploid's ASTRAL home. When the ASTRAL home is the labelled partner, the target is retargeted to the other true parent. Otherwise it is left unchanged. The true tree is used only to construct the corrected label. At inference the model sees only the ASTRAL tree, the gene trees, and the features, so it learns the rule that the partner is the parent it was not placed beside, which is inferable from its inputs.</w:t>
       </w:r>
     </w:p>
     <w:p>
       <w:r>
-        <w:t>Training the one-parter twice under identical settings, differing only in the labels, isolates the effect. Partner accuracy rises from 0.456 to 0.526, an increase of 0.070 that is many standard errors beyond noise, while detection F1 is unchanged at 0.811 against 0.819, which confirms the change is confined to the partner target.</w:t>
+        <w:t xml:space="preserve">Training the one-parter twice under identical settings, differing only in the labels, isolates the effect. Partner accuracy rises from 0.456 to 0.526, an increase of 0.070 that is many </w:t>
+      </w:r>
+      <w:r>
+        <w:lastRenderedPageBreak/>
+        <w:t>standard errors beyond noise, while detection F1 is unchanged at 0.811 against 0.819, which confirms the change is confined to the partner target.</w:t>
       </w:r>
     </w:p>
     <w:p>
@@ -1197,7 +1273,6 @@
         <w:pStyle w:val="Heading1"/>
       </w:pPr>
       <w:r>
-        <w:lastRenderedPageBreak/>
         <w:t>Ablations</w:t>
       </w:r>
     </w:p>
@@ -1214,6 +1289,7 @@
         <w:pStyle w:val="Heading1"/>
       </w:pPr>
       <w:r>
+        <w:lastRenderedPageBreak/>
         <w:t>Limitations and future work</w:t>
       </w:r>
     </w:p>
@@ -1253,11 +1329,7 @@
     </w:p>
     <w:p>
       <w:r>
-        <w:t xml:space="preserve">Both limitations share one mechanical cause. The two copies of a polyploid are not assigned to their subgenomes. Unassigned copies pull ASTRAL in two directions at once, which is what scatters the backbone, and the same unassigned copies leave two co-clustering peaks without telling the method which peak is the home and which is the second parent. Assigning the copies to subgenomes, which is phasing, addresses both faces at once. A phased copy defines the backbone position of the polyploid, and the other phased copy names the second parent. Phasing is therefore the principled next step, and it is a different method rather than a change to the present one, because it operates before the backbone is built rather than decorating a backbone after the fact. A learned two-parent placement head that predicts both parents jointly was attempted as a lighter alternative and did not </w:t>
-      </w:r>
-      <w:r>
-        <w:lastRenderedPageBreak/>
-        <w:t>improve the benchmark, which further supports locating the fix in the copy assignment rather than in the decoding of a single fixed backbone.</w:t>
+        <w:t>Both limitations share one mechanical cause. The two copies of a polyploid are not assigned to their subgenomes. Unassigned copies pull ASTRAL in two directions at once, which is what scatters the backbone, and the same unassigned copies leave two co-clustering peaks without telling the method which peak is the home and which is the second parent. Assigning the copies to subgenomes, which is phasing, addresses both faces at once. A phased copy defines the backbone position of the polyploid, and the other phased copy names the second parent. Phasing is therefore the principled next step, and it is a different method rather than a change to the present one, because it operates before the backbone is built rather than decorating a backbone after the fact. A learned two-parent placement head that predicts both parents jointly was attempted as a lighter alternative and did not improve the benchmark, which further supports locating the fix in the copy assignment rather than in the decoding of a single fixed backbone.</w:t>
       </w:r>
     </w:p>
     <w:p>
@@ -1270,7 +1342,11 @@
     </w:p>
     <w:p>
       <w:r>
-        <w:t>Several narrower items remain. The clade-level target repair covers only clades that ASTRAL keeps monophyletic, so at high discordance a portion of clade events is left uncorrected, and extending coverage there depends on a better backbone rather than on the repair itself. The placement head returns a single second parent, which matches the reconstruction but is a one-sided view of a symmetric pair of parents. The method also does not model post-duplication diploidization, where one subgenome is gradually fractionated by loss, which would make a polyploid look diploid in a growing fraction of gene trees and is a natural refinement of both the copy-number features and the simulation. Finally, the reported comparison uses a single detection threshold and a copy-bound event selection, and a held-out calibration of these operating points would make the reported numbers an honest operating choice rather than a fixed default.</w:t>
+        <w:t xml:space="preserve">Several narrower items remain. The clade-level target repair covers only clades that ASTRAL keeps monophyletic, so at high discordance a portion of clade events is left </w:t>
+      </w:r>
+      <w:r>
+        <w:lastRenderedPageBreak/>
+        <w:t>uncorrected, and extending coverage there depends on a better backbone rather than on the repair itself. The placement head returns a single second parent, which matches the reconstruction but is a one-sided view of a symmetric pair of parents. The method also does not model post-duplication diploidization, where one subgenome is gradually fractionated by loss, which would make a polyploid look diploid in a growing fraction of gene trees and is a natural refinement of both the copy-number features and the simulation. Finally, the reported comparison uses a single detection threshold and a copy-bound event selection, and a held-out calibration of these operating points would make the reported numbers an honest operating choice rather than a fixed default.</w:t>
       </w:r>
     </w:p>
     <w:sectPr>

--- a/ml_method/docs/gene2net_method_chapter.docx
+++ b/ml_method/docs/gene2net_method_chapter.docx
@@ -36,15 +36,7 @@
     </w:p>
     <w:p>
       <w:r>
-        <w:t xml:space="preserve">The method reconstructs a polyploid phylogenetic network from a set of gene trees. It follows a detect-then-place strategy. </w:t>
-      </w:r>
-      <w:proofErr w:type="gramStart"/>
-      <w:r>
-        <w:t>First</w:t>
-      </w:r>
-      <w:proofErr w:type="gramEnd"/>
-      <w:r>
-        <w:t xml:space="preserve"> it builds a single-</w:t>
+        <w:t>The method reconstructs a polyploid phylogenetic network from a set of gene trees. It follows a detect-then-place strategy. First it builds a single-</w:t>
       </w:r>
       <w:r>
         <w:t>labeled</w:t>
@@ -153,15 +145,7 @@
         <w:t>:</w:t>
       </w:r>
       <w:r>
-        <w:t xml:space="preserve"> mean, standard deviation, maximum, minimum, and median. This summary describes how concentrated a </w:t>
-      </w:r>
-      <w:proofErr w:type="gramStart"/>
-      <w:r>
-        <w:t>species co-clusters</w:t>
-      </w:r>
-      <w:proofErr w:type="gramEnd"/>
-      <w:r>
-        <w:t xml:space="preserve">, not with whom, so it </w:t>
+        <w:t xml:space="preserve"> mean, standard deviation, maximum, minimum, and median. This summary describes how concentrated a species co-clusters, not with whom, so it </w:t>
       </w:r>
       <w:r>
         <w:t>can be thought of</w:t>
@@ -298,12 +282,21 @@
     </w:p>
     <w:p>
       <w:r>
-        <w:t>Detection and placement are trained jointly on synthetic species networks with known events. The total loss is a weighted sum of a detection loss and a placement loss, and a single backward pass sends gradients from both terms into the shared trunk of the network, so the refined representations serve both tasks at once.</w:t>
+        <w:t>Detection and placement are trained jointly on synthetic species networks with known events. The total loss is a weighted sum of detection loss and placement loss</w:t>
+      </w:r>
+      <w:r>
+        <w:t>.</w:t>
       </w:r>
     </w:p>
     <w:p>
       <w:r>
-        <w:t>Detection uses a focal loss with class weighting, because whole genome duplication branches are rare relative to non-event branches. The focal term downweights easy branches by a factor that grows with the model confidence, so the effective difficulty of each branch is derived from the prediction rather than being labeled in advance.</w:t>
+        <w:t xml:space="preserve">Detection uses a focal loss with class weighting, because </w:t>
+      </w:r>
+      <w:r>
+        <w:t xml:space="preserve">WGD </w:t>
+      </w:r>
+      <w:r>
+        <w:t>branches are rare relative to non-event branches. The focal term downweights easy branches by a factor that grows with the model confidence, so the effective difficulty of each branch is derived from the prediction rather than being labeled in advance.</w:t>
       </w:r>
     </w:p>
     <w:p>
@@ -312,8 +305,28 @@
       </w:r>
     </w:p>
     <w:p>
-      <w:r>
-        <w:t>Optimisation uses Adam with a learning rate of 0.001 and weight decay of 0.0001. Each species tree is one graph, and gradients are accumulated over eight graphs before each optimiser step.</w:t>
+      <w:pPr>
+        <w:rPr>
+          <w:color w:val="EE0000"/>
+        </w:rPr>
+      </w:pPr>
+      <w:r>
+        <w:t>We</w:t>
+      </w:r>
+      <w:r>
+        <w:t xml:space="preserve"> use Adam </w:t>
+      </w:r>
+      <w:r>
+        <w:t xml:space="preserve">optimizer </w:t>
+      </w:r>
+      <w:r>
+        <w:t xml:space="preserve">with a learning rate of 0.001 and weight decay of 0.0001. Each species tree is one graph, and </w:t>
+      </w:r>
+      <w:r>
+        <w:rPr>
+          <w:color w:val="EE0000"/>
+        </w:rPr>
+        <w:t>gradients are accumulated over eight graphs before each optimiser step.</w:t>
       </w:r>
     </w:p>
     <w:p>
@@ -325,8 +338,30 @@
       </w:r>
     </w:p>
     <w:p>
-      <w:r>
-        <w:t>The predicted events are turned into a network in three steps. First, detection produces a probability per branch. Branches are selected in order of confidence, and a branch is accepted only while it keeps every species within its inferred copy bound. The copy bound is the largest copy count that at least half of the gene trees support for that species, which is a consensus estimate rather than a supplied ploidy. This selection removes the surplus branches that the recall-oriented detector produces.</w:t>
+      <w:pPr>
+        <w:rPr>
+          <w:color w:val="9BBB59" w:themeColor="accent3"/>
+        </w:rPr>
+      </w:pPr>
+      <w:r>
+        <w:t xml:space="preserve">The predicted events are turned into a network in three steps. First, detection produces a probability per branch. Branches are selected in order of confidence, and a branch is accepted only while it keeps every species within its inferred copy bound. </w:t>
+      </w:r>
+      <w:commentRangeStart w:id="0"/>
+      <w:r>
+        <w:rPr>
+          <w:color w:val="9BBB59" w:themeColor="accent3"/>
+        </w:rPr>
+        <w:t>The copy bound is the largest copy count that at least half of the gene trees support for that species, which is a consensus estimate rather than a supplied ploidy. This selection removes the surplus branches that the recall-oriented detector produces.</w:t>
+      </w:r>
+      <w:commentRangeEnd w:id="0"/>
+      <w:r>
+        <w:rPr>
+          <w:rStyle w:val="CommentReference"/>
+          <w:color w:val="9BBB59" w:themeColor="accent3"/>
+          <w:sz w:val="22"/>
+          <w:szCs w:val="22"/>
+        </w:rPr>
+        <w:commentReference w:id="0"/>
       </w:r>
     </w:p>
     <w:p>
@@ -337,12 +372,7 @@
     <w:p>
       <w:r>
         <w:lastRenderedPageBreak/>
-        <w:t>Third, the multi-labeled tree is folded into a network. Identical sibling duplicates collapse and contribute ploidy without a reticulation, which matches autopolyploidy. Duplicates that sit under two different parents become reticulation edges, which matches allopolyploidy.</w:t>
-      </w:r>
-    </w:p>
-    <w:p>
-      <w:r>
-        <w:t>A structural consequence of the stamping step is worth stating here, because it frames the limitations discussed later. The build always starts from the ASTRAL backbone and only adds duplicated clades. It never re-arranges the existing branches. Every topological error in the backbone is therefore inherited by the multi-labeled tree and by the final network. For an allopolyploidy in particular, the original copy remains at the backbone position that ASTRAL assigned, so only the second parent is ever chosen by the model.</w:t>
+        <w:t>The build always starts from the ASTRAL backbone and only adds duplicated clades. It never re-arranges the existing branches. Every topological error in the backbone is therefore inherited by the multi-labeled tree. For an allopolyploidy in particular, the original copy remains at the backbone position that ASTRAL assigned, so only the second parent is ever chosen by the model.</w:t>
       </w:r>
     </w:p>
     <w:p>
@@ -362,13 +392,33 @@
       </w:r>
     </w:p>
     <w:p>
-      <w:r>
-        <w:t>The method is trained and evaluated on simulated data, so that the true network is known and the reconstruction can be scored exactly. Species networks are simulated across two sources of gene-tree discordance. The first is incomplete lineage sorting, varied at low, medium, and high levels. The second is gene duplication and loss, varied at low, medium, and high rates at a fixed effective population size. This gives six configurations that span the regimes under which a detect-then-place method is expected to succeed and to struggle. TODO confirm the number of taxa per network, the number of gene trees per network, and the replicate structure.</w:t>
+      <w:pPr>
+        <w:rPr>
+          <w:color w:val="9BBB59" w:themeColor="accent3"/>
+        </w:rPr>
+      </w:pPr>
+      <w:r>
+        <w:t xml:space="preserve">The method is trained and evaluated on simulated data, so that the true network is known and the reconstruction can be scored exactly. Species networks are simulated across two sources of gene-tree discordance. The first is incomplete lineage sorting, varied at low, medium, and high levels. The second is gene duplication and loss, varied at low, medium, and high rates at a fixed effective population size. This gives six configurations that span the regimes under which a detect-then-place method is expected to succeed and to struggle. </w:t>
+      </w:r>
+      <w:r>
+        <w:rPr>
+          <w:color w:val="9BBB59" w:themeColor="accent3"/>
+        </w:rPr>
+        <w:t>TODO confirm the number of taxa per network, the number of gene trees per network, and the replicate structure.</w:t>
       </w:r>
     </w:p>
     <w:p>
       <w:r>
-        <w:t>Training uses a large set of synthetic networks simulated under the same six configurations, [TODO confirm count, on the order of two thousand networks per configuration]. For each network the gene trees are simulated, the ASTRAL backbone is inferred, and the true events are mapped to backbone edges to produce the training labels. The species tree is re-rooted before feature extraction and labeling, because ASTRAL output is unrooted and an arbitrary root inflates the edit distance and misaligns the labels. A fixed random split holds out one fifth of the networks for validation, and the same split is used across all experiments so that validation numbers are comparable.</w:t>
+        <w:t xml:space="preserve">Training uses a large set of synthetic networks simulated under the same six configurations, </w:t>
+      </w:r>
+      <w:r>
+        <w:rPr>
+          <w:color w:val="9BBB59" w:themeColor="accent3"/>
+        </w:rPr>
+        <w:t xml:space="preserve">[TODO confirm count, on the order of two thousand networks per configuration]. </w:t>
+      </w:r>
+      <w:r>
+        <w:t>For each network the gene trees are simulated, the ASTRAL backbone is inferred, and the true events are mapped to backbone edges to produce the training labels. The species tree is re-rooted before feature extraction and labeling, because ASTRAL output is unrooted and an arbitrary root inflates the edit distance and misaligns the labels. A fixed random split holds out one fifth of the networks for validation, and the same split is used across all experiments so that validation numbers are comparable.</w:t>
       </w:r>
     </w:p>
     <w:p>
@@ -386,11 +436,7 @@
     </w:p>
     <w:p>
       <w:r>
-        <w:t xml:space="preserve">Reconstructions are scored against the true network by six distance measures, all oriented so that lower is better. The multi-labeled-tree edit distance is the primary measure of overall reconstruction quality. The Robinson-Foulds distance measures the topological error of the backbone. The reticulation count difference measures whether the right number of reticulations was inferred. The reticulation-leaf and reticulation-sister Jaccard distances measure whether the reticulations involve the right lineages, and they are the </w:t>
-      </w:r>
-      <w:r>
-        <w:lastRenderedPageBreak/>
-        <w:t>measures most directly controlled by the placement head. The ploidy difference measures whether each species is assigned the correct copy number.</w:t>
+        <w:t>Reconstructions are scored against the true network by six distance measures, all oriented so that lower is better. The multi-labeled-tree edit distance is the primary measure of overall reconstruction quality. The Robinson-Foulds distance measures the topological error of the backbone. The reticulation count difference measures whether the right number of reticulations was inferred. The reticulation-leaf and reticulation-sister Jaccard distances measure whether the reticulations involve the right lineages, and they are the measures most directly controlled by the placement head. The ploidy difference measures whether each species is assigned the correct copy number.</w:t>
       </w:r>
     </w:p>
     <w:p>
@@ -398,6 +444,7 @@
         <w:pStyle w:val="Heading2"/>
       </w:pPr>
       <w:r>
+        <w:lastRenderedPageBreak/>
         <w:t>Baselines</w:t>
       </w:r>
     </w:p>
@@ -492,7 +539,6 @@
           </w:tcPr>
           <w:p>
             <w:r>
-              <w:lastRenderedPageBreak/>
               <w:t>Configuration</w:t>
             </w:r>
           </w:p>
@@ -603,6 +649,7 @@
           </w:tcPr>
           <w:p>
             <w:r>
+              <w:lastRenderedPageBreak/>
               <w:t>ils_medium</w:t>
             </w:r>
           </w:p>
@@ -907,13 +954,16 @@
         <w:pStyle w:val="Heading2"/>
       </w:pPr>
       <w:r>
-        <w:lastRenderedPageBreak/>
         <w:t>Consequence for the method</w:t>
       </w:r>
     </w:p>
     <w:p>
       <w:r>
-        <w:t>The diagnostic reframes the improvement problem. The events are not the lever, because perfect events on the ASTRAL backbone are still capped near 0.55. The lever is the backbone. Any method that keeps the ASTRAL backbone fixed and only decorates it with events inherits a floor near 0.55 under perfect placement, which is why better detection, better thresholds, and better event selection do not move edit distance. The path to the 0.114 floor runs through a better backbone, which motivates the backbone repair and phasing direction developed in the next section.</w:t>
+        <w:t xml:space="preserve">The diagnostic reframes the improvement problem. The events are not the lever, because perfect events on the ASTRAL backbone are still capped near 0.55. The lever is the </w:t>
+      </w:r>
+      <w:r>
+        <w:lastRenderedPageBreak/>
+        <w:t>backbone. Any method that keeps the ASTRAL backbone fixed and only decorates it with events inherits a floor near 0.55 under perfect placement, which is why better detection, better thresholds, and better event selection do not move edit distance. The path to the 0.114 floor runs through a better backbone, which motivates the backbone repair and phasing direction developed in the next section.</w:t>
       </w:r>
     </w:p>
     <w:p>
@@ -1183,13 +1233,16 @@
         <w:pStyle w:val="Heading2"/>
       </w:pPr>
       <w:r>
-        <w:lastRenderedPageBreak/>
         <w:t>Where the error comes from</w:t>
       </w:r>
     </w:p>
     <w:p>
       <w:r>
-        <w:t>The reason features saturate is visible when the signal is examined directly. Ranking the candidate parents of an allopolyploid by co-clustering with the target in the gene trees places the true partner first only 0.42 of the time, but within the top two candidates 0.86 of the time at low incomplete lineage sorting. The information that identifies the partner is therefore largely present. The failure is that a second candidate outranks the true partner.</w:t>
+        <w:t xml:space="preserve">The reason features saturate is visible when the signal is examined directly. Ranking the candidate parents of an allopolyploid by co-clustering with the target in the gene trees places the true partner first only 0.42 of the time, but within the top two candidates 0.86 of </w:t>
+      </w:r>
+      <w:r>
+        <w:lastRenderedPageBreak/>
+        <w:t>the time at low incomplete lineage sorting. The information that identifies the partner is therefore largely present. The failure is that a second candidate outranks the true partner.</w:t>
       </w:r>
     </w:p>
     <w:p>
@@ -1230,16 +1283,16 @@
     </w:p>
     <w:p>
       <w:r>
-        <w:t xml:space="preserve">Training the one-parter twice under identical settings, differing only in the labels, isolates the effect. Partner accuracy rises from 0.456 to 0.526, an increase of 0.070 that is many </w:t>
-      </w:r>
-      <w:r>
-        <w:lastRenderedPageBreak/>
-        <w:t>standard errors beyond noise, while detection F1 is unchanged at 0.811 against 0.819, which confirms the change is confined to the partner target.</w:t>
+        <w:t>Training the one-parter twice under identical settings, differing only in the labels, isolates the effect. Partner accuracy rises from 0.456 to 0.526, an increase of 0.070 that is many standard errors beyond noise, while detection F1 is unchanged at 0.811 against 0.819, which confirms the change is confined to the partner target.</w:t>
       </w:r>
     </w:p>
     <w:p>
       <w:r>
-        <w:t>The gain also carries to the reconstruction, measured against the true networks on the 21 benchmark networks across all six configurations. The effect is real but modest. Ploidy distance improves in all six configurations, from a mean of about 0.455 to about 0.395. Edit distance improves in five of six, from a mean of about 0.715 to about 0.701, with a small regression at high incomplete lineage sorting that is within the per-configuration variance. The reticulation-sister and reticulation-leaf distances are mixed across configurations and flat on average. So the corrected target recovers polyploidy structure more reliably and edit distance slightly, but the large reticulation gain seen at the easiest configuration does not generalize. The validation gain in partner accuracy does not fully transfer to the finer reticulation metrics on the benchmark, which is consistent with the backbone remaining the limiting factor.</w:t>
+        <w:t xml:space="preserve">The gain also carries to the reconstruction, measured against the true networks on the 21 benchmark networks across all six configurations. The effect is real but modest. Ploidy </w:t>
+      </w:r>
+      <w:r>
+        <w:lastRenderedPageBreak/>
+        <w:t>distance improves in all six configurations, from a mean of about 0.455 to about 0.395. Edit distance improves in five of six, from a mean of about 0.715 to about 0.701, with a small regression at high incomplete lineage sorting that is within the per-configuration variance. The reticulation-sister and reticulation-leaf distances are mixed across configurations and flat on average. So the corrected target recovers polyploidy structure more reliably and edit distance slightly, but the large reticulation gain seen at the easiest configuration does not generalize. The validation gain in partner accuracy does not fully transfer to the finer reticulation metrics on the benchmark, which is consistent with the backbone remaining the limiting factor.</w:t>
       </w:r>
     </w:p>
     <w:p>
@@ -1289,7 +1342,6 @@
         <w:pStyle w:val="Heading1"/>
       </w:pPr>
       <w:r>
-        <w:lastRenderedPageBreak/>
         <w:t>Limitations and future work</w:t>
       </w:r>
     </w:p>
@@ -1303,7 +1355,11 @@
     </w:p>
     <w:p>
       <w:r>
-        <w:t>The central limitation of the method is structural and is established directly by the diagnostic section. The reconstruction is built by stamping events onto a fixed ASTRAL backbone and never rearranges that backbone, so every backbone error is inherited by the final network. Under an oracle that supplies the true events with their true parents, placing them on the ASTRAL backbone still leaves an edit distance above 0.54, while placing the same events on the true backbone reaches 0.11. No detector and no placement head can cross that gap, because the method does not rebuild the backbone. This is why better detection, better thresholds, and better event selection do not move edit distance, and it is the frame for everything below.</w:t>
+        <w:t xml:space="preserve">The central limitation of the method is structural and is established directly by the diagnostic section. The reconstruction is built by stamping events onto a fixed ASTRAL backbone and never rearranges that backbone, so every backbone error is inherited by the </w:t>
+      </w:r>
+      <w:r>
+        <w:lastRenderedPageBreak/>
+        <w:t>final network. Under an oracle that supplies the true events with their true parents, placing them on the ASTRAL backbone still leaves an edit distance above 0.54, while placing the same events on the true backbone reaches 0.11. No detector and no placement head can cross that gap, because the method does not rebuild the backbone. This is why better detection, better thresholds, and better event selection do not move edit distance, and it is the frame for everything below.</w:t>
       </w:r>
     </w:p>
     <w:p>
@@ -1342,11 +1398,11 @@
     </w:p>
     <w:p>
       <w:r>
-        <w:t xml:space="preserve">Several narrower items remain. The clade-level target repair covers only clades that ASTRAL keeps monophyletic, so at high discordance a portion of clade events is left </w:t>
+        <w:t xml:space="preserve">Several narrower items remain. The clade-level target repair covers only clades that ASTRAL keeps monophyletic, so at high discordance a portion of clade events is left uncorrected, and extending coverage there depends on a better backbone rather than on the repair itself. The placement head returns a single second parent, which matches the reconstruction but is a one-sided view of a symmetric pair of parents. The method also does not model post-duplication diploidization, where one subgenome is gradually fractionated by loss, which would make a polyploid look diploid in a growing fraction of gene trees and is a natural refinement of both the copy-number features and the simulation. Finally, the reported comparison uses a single detection threshold and a copy-bound event selection, </w:t>
       </w:r>
       <w:r>
         <w:lastRenderedPageBreak/>
-        <w:t>uncorrected, and extending coverage there depends on a better backbone rather than on the repair itself. The placement head returns a single second parent, which matches the reconstruction but is a one-sided view of a symmetric pair of parents. The method also does not model post-duplication diploidization, where one subgenome is gradually fractionated by loss, which would make a polyploid look diploid in a growing fraction of gene trees and is a natural refinement of both the copy-number features and the simulation. Finally, the reported comparison uses a single detection threshold and a copy-bound event selection, and a held-out calibration of these operating points would make the reported numbers an honest operating choice rather than a fixed default.</w:t>
+        <w:t>and a held-out calibration of these operating points would make the reported numbers an honest operating choice rather than a fixed default.</w:t>
       </w:r>
     </w:p>
     <w:sectPr>
@@ -1357,6 +1413,45 @@
     </w:sectPr>
   </w:body>
 </w:document>
+</file>
+
+<file path=word/comments.xml><?xml version="1.0" encoding="utf-8"?>
+<w:comments xmlns:wpc="http://schemas.microsoft.com/office/word/2010/wordprocessingCanvas" xmlns:cx="http://schemas.microsoft.com/office/drawing/2014/chartex" xmlns:cx1="http://schemas.microsoft.com/office/drawing/2015/9/8/chartex" xmlns:cx2="http://schemas.microsoft.com/office/drawing/2015/10/21/chartex" xmlns:cx3="http://schemas.microsoft.com/office/drawing/2016/5/9/chartex" xmlns:cx4="http://schemas.microsoft.com/office/drawing/2016/5/10/chartex" xmlns:cx5="http://schemas.microsoft.com/office/drawing/2016/5/11/chartex" xmlns:cx6="http://schemas.microsoft.com/office/drawing/2016/5/12/chartex" xmlns:cx7="http://schemas.microsoft.com/office/drawing/2016/5/13/chartex" xmlns:cx8="http://schemas.microsoft.com/office/drawing/2016/5/14/chartex" xmlns:mc="http://schemas.openxmlformats.org/markup-compatibility/2006" xmlns:aink="http://schemas.microsoft.com/office/drawing/2016/ink" xmlns:am3d="http://schemas.microsoft.com/office/drawing/2017/model3d" xmlns:o="urn:schemas-microsoft-com:office:office" xmlns:oel="http://schemas.microsoft.com/office/2019/extlst" xmlns:r="http://schemas.openxmlformats.org/officeDocument/2006/relationships" xmlns:m="http://schemas.openxmlformats.org/officeDocument/2006/math" xmlns:v="urn:schemas-microsoft-com:vml" xmlns:wp14="http://schemas.microsoft.com/office/word/2010/wordprocessingDrawing" xmlns:wp="http://schemas.openxmlformats.org/drawingml/2006/wordprocessingDrawing" xmlns:w10="urn:schemas-microsoft-com:office:word" xmlns:w="http://schemas.openxmlformats.org/wordprocessingml/2006/main" xmlns:w14="http://schemas.microsoft.com/office/word/2010/wordml" xmlns:w15="http://schemas.microsoft.com/office/word/2012/wordml" xmlns:w16cei="http://schemas.microsoft.com/office/word/2026/wordml/cei" xmlns:w16cex="http://schemas.microsoft.com/office/word/2018/wordml/cex" xmlns:w16cid="http://schemas.microsoft.com/office/word/2016/wordml/cid" xmlns:w16="http://schemas.microsoft.com/office/word/2018/wordml" xmlns:w16du="http://schemas.microsoft.com/office/word/2023/wordml/word16du" xmlns:w16sdtdh="http://schemas.microsoft.com/office/word/2020/wordml/sdtdatahash" xmlns:w16sdtfl="http://schemas.microsoft.com/office/word/2024/wordml/sdtformatlock" xmlns:w16se="http://schemas.microsoft.com/office/word/2015/wordml/symex" xmlns:wpg="http://schemas.microsoft.com/office/word/2010/wordprocessingGroup" xmlns:wpi="http://schemas.microsoft.com/office/word/2010/wordprocessingInk" xmlns:wne="http://schemas.microsoft.com/office/word/2006/wordml" xmlns:wps="http://schemas.microsoft.com/office/word/2010/wordprocessingShape" mc:Ignorable="w14 w15 w16se w16cid w16 w16cex w16sdtdh w16sdtfl w16du wp14">
+  <w:comment w:id="0" w:author="Tom Ulanovski" w:date="2026-08-06T18:07:00Z" w:initials="TU">
+    <w:p>
+      <w:pPr>
+        <w:pStyle w:val="CommentText"/>
+      </w:pPr>
+      <w:r>
+        <w:rPr>
+          <w:rStyle w:val="CommentReference"/>
+        </w:rPr>
+        <w:annotationRef/>
+      </w:r>
+      <w:r>
+        <w:t>Change to kernel smoothing</w:t>
+      </w:r>
+    </w:p>
+  </w:comment>
+</w:comments>
+</file>
+
+<file path=word/commentsExtended.xml><?xml version="1.0" encoding="utf-8"?>
+<w15:commentsEx xmlns:wpc="http://schemas.microsoft.com/office/word/2010/wordprocessingCanvas" xmlns:cx="http://schemas.microsoft.com/office/drawing/2014/chartex" xmlns:cx1="http://schemas.microsoft.com/office/drawing/2015/9/8/chartex" xmlns:cx2="http://schemas.microsoft.com/office/drawing/2015/10/21/chartex" xmlns:cx3="http://schemas.microsoft.com/office/drawing/2016/5/9/chartex" xmlns:cx4="http://schemas.microsoft.com/office/drawing/2016/5/10/chartex" xmlns:cx5="http://schemas.microsoft.com/office/drawing/2016/5/11/chartex" xmlns:cx6="http://schemas.microsoft.com/office/drawing/2016/5/12/chartex" xmlns:cx7="http://schemas.microsoft.com/office/drawing/2016/5/13/chartex" xmlns:cx8="http://schemas.microsoft.com/office/drawing/2016/5/14/chartex" xmlns:mc="http://schemas.openxmlformats.org/markup-compatibility/2006" xmlns:aink="http://schemas.microsoft.com/office/drawing/2016/ink" xmlns:am3d="http://schemas.microsoft.com/office/drawing/2017/model3d" xmlns:o="urn:schemas-microsoft-com:office:office" xmlns:oel="http://schemas.microsoft.com/office/2019/extlst" xmlns:r="http://schemas.openxmlformats.org/officeDocument/2006/relationships" xmlns:m="http://schemas.openxmlformats.org/officeDocument/2006/math" xmlns:v="urn:schemas-microsoft-com:vml" xmlns:wp14="http://schemas.microsoft.com/office/word/2010/wordprocessingDrawing" xmlns:wp="http://schemas.openxmlformats.org/drawingml/2006/wordprocessingDrawing" xmlns:w10="urn:schemas-microsoft-com:office:word" xmlns:w="http://schemas.openxmlformats.org/wordprocessingml/2006/main" xmlns:w14="http://schemas.microsoft.com/office/word/2010/wordml" xmlns:w15="http://schemas.microsoft.com/office/word/2012/wordml" xmlns:w16cei="http://schemas.microsoft.com/office/word/2026/wordml/cei" xmlns:w16cex="http://schemas.microsoft.com/office/word/2018/wordml/cex" xmlns:w16cid="http://schemas.microsoft.com/office/word/2016/wordml/cid" xmlns:w16="http://schemas.microsoft.com/office/word/2018/wordml" xmlns:w16du="http://schemas.microsoft.com/office/word/2023/wordml/word16du" xmlns:w16sdtdh="http://schemas.microsoft.com/office/word/2020/wordml/sdtdatahash" xmlns:w16sdtfl="http://schemas.microsoft.com/office/word/2024/wordml/sdtformatlock" xmlns:w16se="http://schemas.microsoft.com/office/word/2015/wordml/symex" xmlns:wpg="http://schemas.microsoft.com/office/word/2010/wordprocessingGroup" xmlns:wpi="http://schemas.microsoft.com/office/word/2010/wordprocessingInk" xmlns:wne="http://schemas.microsoft.com/office/word/2006/wordml" xmlns:wps="http://schemas.microsoft.com/office/word/2010/wordprocessingShape" mc:Ignorable="w14 w15 w16se w16cid w16 w16cex w16sdtdh w16sdtfl w16du wp14">
+  <w15:commentEx w15:paraId="582C0806" w15:done="0"/>
+</w15:commentsEx>
+</file>
+
+<file path=word/commentsExtensible.xml><?xml version="1.0" encoding="utf-8"?>
+<w16cex:commentsExtensible xmlns:wpc="http://schemas.microsoft.com/office/word/2010/wordprocessingCanvas" xmlns:cx="http://schemas.microsoft.com/office/drawing/2014/chartex" xmlns:cx1="http://schemas.microsoft.com/office/drawing/2015/9/8/chartex" xmlns:cx2="http://schemas.microsoft.com/office/drawing/2015/10/21/chartex" xmlns:cx3="http://schemas.microsoft.com/office/drawing/2016/5/9/chartex" xmlns:cx4="http://schemas.microsoft.com/office/drawing/2016/5/10/chartex" xmlns:cx5="http://schemas.microsoft.com/office/drawing/2016/5/11/chartex" xmlns:cx6="http://schemas.microsoft.com/office/drawing/2016/5/12/chartex" xmlns:cx7="http://schemas.microsoft.com/office/drawing/2016/5/13/chartex" xmlns:cx8="http://schemas.microsoft.com/office/drawing/2016/5/14/chartex" xmlns:cr="http://schemas.microsoft.com/office/comments/2020/reactions" xmlns:mc="http://schemas.openxmlformats.org/markup-compatibility/2006" xmlns:aink="http://schemas.microsoft.com/office/drawing/2016/ink" xmlns:am3d="http://schemas.microsoft.com/office/drawing/2017/model3d" xmlns:o="urn:schemas-microsoft-com:office:office" xmlns:oel="http://schemas.microsoft.com/office/2019/extlst" xmlns:r="http://schemas.openxmlformats.org/officeDocument/2006/relationships" xmlns:m="http://schemas.openxmlformats.org/officeDocument/2006/math" xmlns:v="urn:schemas-microsoft-com:vml" xmlns:wp14="http://schemas.microsoft.com/office/word/2010/wordprocessingDrawing" xmlns:wp="http://schemas.openxmlformats.org/drawingml/2006/wordprocessingDrawing" xmlns:w10="urn:schemas-microsoft-com:office:word" xmlns:w="http://schemas.openxmlformats.org/wordprocessingml/2006/main" xmlns:w14="http://schemas.microsoft.com/office/word/2010/wordml" xmlns:w15="http://schemas.microsoft.com/office/word/2012/wordml" xmlns:w16cei="http://schemas.microsoft.com/office/word/2026/wordml/cei" xmlns:w16cex="http://schemas.microsoft.com/office/word/2018/wordml/cex" xmlns:w16cid="http://schemas.microsoft.com/office/word/2016/wordml/cid" xmlns:w16="http://schemas.microsoft.com/office/word/2018/wordml" xmlns:w16du="http://schemas.microsoft.com/office/word/2023/wordml/word16du" xmlns:w16sdtdh="http://schemas.microsoft.com/office/word/2020/wordml/sdtdatahash" xmlns:w16sdtfl="http://schemas.microsoft.com/office/word/2024/wordml/sdtformatlock" xmlns:w16se="http://schemas.microsoft.com/office/word/2015/wordml/symex" xmlns:wpg="http://schemas.microsoft.com/office/word/2010/wordprocessingGroup" xmlns:wpi="http://schemas.microsoft.com/office/word/2010/wordprocessingInk" xmlns:wne="http://schemas.microsoft.com/office/word/2006/wordml" xmlns:wps="http://schemas.microsoft.com/office/word/2010/wordprocessingShape" mc:Ignorable="w14 w15 w16se w16cid w16 w16cex w16sdtdh w16sdtfl cr w16du wp14">
+  <w16cex:commentExtensible w16cex:durableId="6250DC8C" w16cex:dateUtc="2026-08-06T15:07:00Z"/>
+</w16cex:commentsExtensible>
+</file>
+
+<file path=word/commentsIds.xml><?xml version="1.0" encoding="utf-8"?>
+<w16cid:commentsIds xmlns:wpc="http://schemas.microsoft.com/office/word/2010/wordprocessingCanvas" xmlns:cx="http://schemas.microsoft.com/office/drawing/2014/chartex" xmlns:cx1="http://schemas.microsoft.com/office/drawing/2015/9/8/chartex" xmlns:cx2="http://schemas.microsoft.com/office/drawing/2015/10/21/chartex" xmlns:cx3="http://schemas.microsoft.com/office/drawing/2016/5/9/chartex" xmlns:cx4="http://schemas.microsoft.com/office/drawing/2016/5/10/chartex" xmlns:cx5="http://schemas.microsoft.com/office/drawing/2016/5/11/chartex" xmlns:cx6="http://schemas.microsoft.com/office/drawing/2016/5/12/chartex" xmlns:cx7="http://schemas.microsoft.com/office/drawing/2016/5/13/chartex" xmlns:cx8="http://schemas.microsoft.com/office/drawing/2016/5/14/chartex" xmlns:mc="http://schemas.openxmlformats.org/markup-compatibility/2006" xmlns:aink="http://schemas.microsoft.com/office/drawing/2016/ink" xmlns:am3d="http://schemas.microsoft.com/office/drawing/2017/model3d" xmlns:o="urn:schemas-microsoft-com:office:office" xmlns:oel="http://schemas.microsoft.com/office/2019/extlst" xmlns:r="http://schemas.openxmlformats.org/officeDocument/2006/relationships" xmlns:m="http://schemas.openxmlformats.org/officeDocument/2006/math" xmlns:v="urn:schemas-microsoft-com:vml" xmlns:wp14="http://schemas.microsoft.com/office/word/2010/wordprocessingDrawing" xmlns:wp="http://schemas.openxmlformats.org/drawingml/2006/wordprocessingDrawing" xmlns:w10="urn:schemas-microsoft-com:office:word" xmlns:w="http://schemas.openxmlformats.org/wordprocessingml/2006/main" xmlns:w14="http://schemas.microsoft.com/office/word/2010/wordml" xmlns:w15="http://schemas.microsoft.com/office/word/2012/wordml" xmlns:w16cei="http://schemas.microsoft.com/office/word/2026/wordml/cei" xmlns:w16cex="http://schemas.microsoft.com/office/word/2018/wordml/cex" xmlns:w16cid="http://schemas.microsoft.com/office/word/2016/wordml/cid" xmlns:w16="http://schemas.microsoft.com/office/word/2018/wordml" xmlns:w16du="http://schemas.microsoft.com/office/word/2023/wordml/word16du" xmlns:w16sdtdh="http://schemas.microsoft.com/office/word/2020/wordml/sdtdatahash" xmlns:w16sdtfl="http://schemas.microsoft.com/office/word/2024/wordml/sdtformatlock" xmlns:w16se="http://schemas.microsoft.com/office/word/2015/wordml/symex" xmlns:wpg="http://schemas.microsoft.com/office/word/2010/wordprocessingGroup" xmlns:wpi="http://schemas.microsoft.com/office/word/2010/wordprocessingInk" xmlns:wne="http://schemas.microsoft.com/office/word/2006/wordml" xmlns:wps="http://schemas.microsoft.com/office/word/2010/wordprocessingShape" mc:Ignorable="w14 w15 w16se w16cid w16 w16cex w16sdtdh w16sdtfl w16du wp14">
+  <w16cid:commentId w16cid:paraId="582C0806" w16cid:durableId="6250DC8C"/>
+</w16cid:commentsIds>
 </file>
 
 <file path=word/numbering.xml><?xml version="1.0" encoding="utf-8"?>
@@ -1560,6 +1655,14 @@
     <w:abstractNumId w:val="0"/>
   </w:num>
 </w:numbering>
+</file>
+
+<file path=word/people.xml><?xml version="1.0" encoding="utf-8"?>
+<w15:people xmlns:wpc="http://schemas.microsoft.com/office/word/2010/wordprocessingCanvas" xmlns:cx="http://schemas.microsoft.com/office/drawing/2014/chartex" xmlns:cx1="http://schemas.microsoft.com/office/drawing/2015/9/8/chartex" xmlns:cx2="http://schemas.microsoft.com/office/drawing/2015/10/21/chartex" xmlns:cx3="http://schemas.microsoft.com/office/drawing/2016/5/9/chartex" xmlns:cx4="http://schemas.microsoft.com/office/drawing/2016/5/10/chartex" xmlns:cx5="http://schemas.microsoft.com/office/drawing/2016/5/11/chartex" xmlns:cx6="http://schemas.microsoft.com/office/drawing/2016/5/12/chartex" xmlns:cx7="http://schemas.microsoft.com/office/drawing/2016/5/13/chartex" xmlns:cx8="http://schemas.microsoft.com/office/drawing/2016/5/14/chartex" xmlns:mc="http://schemas.openxmlformats.org/markup-compatibility/2006" xmlns:aink="http://schemas.microsoft.com/office/drawing/2016/ink" xmlns:am3d="http://schemas.microsoft.com/office/drawing/2017/model3d" xmlns:o="urn:schemas-microsoft-com:office:office" xmlns:oel="http://schemas.microsoft.com/office/2019/extlst" xmlns:r="http://schemas.openxmlformats.org/officeDocument/2006/relationships" xmlns:m="http://schemas.openxmlformats.org/officeDocument/2006/math" xmlns:v="urn:schemas-microsoft-com:vml" xmlns:wp14="http://schemas.microsoft.com/office/word/2010/wordprocessingDrawing" xmlns:wp="http://schemas.openxmlformats.org/drawingml/2006/wordprocessingDrawing" xmlns:w10="urn:schemas-microsoft-com:office:word" xmlns:w="http://schemas.openxmlformats.org/wordprocessingml/2006/main" xmlns:w14="http://schemas.microsoft.com/office/word/2010/wordml" xmlns:w15="http://schemas.microsoft.com/office/word/2012/wordml" xmlns:w16cei="http://schemas.microsoft.com/office/word/2026/wordml/cei" xmlns:w16cex="http://schemas.microsoft.com/office/word/2018/wordml/cex" xmlns:w16cid="http://schemas.microsoft.com/office/word/2016/wordml/cid" xmlns:w16="http://schemas.microsoft.com/office/word/2018/wordml" xmlns:w16du="http://schemas.microsoft.com/office/word/2023/wordml/word16du" xmlns:w16sdtdh="http://schemas.microsoft.com/office/word/2020/wordml/sdtdatahash" xmlns:w16sdtfl="http://schemas.microsoft.com/office/word/2024/wordml/sdtformatlock" xmlns:w16se="http://schemas.microsoft.com/office/word/2015/wordml/symex" xmlns:wpg="http://schemas.microsoft.com/office/word/2010/wordprocessingGroup" xmlns:wpi="http://schemas.microsoft.com/office/word/2010/wordprocessingInk" xmlns:wne="http://schemas.microsoft.com/office/word/2006/wordml" xmlns:wps="http://schemas.microsoft.com/office/word/2010/wordprocessingShape" mc:Ignorable="w14 w15 w16se w16cid w16 w16cex w16sdtdh w16sdtfl w16du wp14">
+  <w15:person w15:author="Tom Ulanovski">
+    <w15:presenceInfo w15:providerId="AD" w15:userId="S::tomulanovski@mail.tau.ac.il::e0bdfe04-cde9-4de1-8680-e1cb7b366ce8"/>
+  </w15:person>
+</w15:people>
 </file>
 
 <file path=word/styles.xml><?xml version="1.0" encoding="utf-8"?>
@@ -12942,6 +13045,72 @@
       </w:tcPr>
     </w:tblStylePr>
   </w:style>
+  <w:style w:type="character" w:styleId="CommentReference">
+    <w:name w:val="annotation reference"/>
+    <w:basedOn w:val="DefaultParagraphFont"/>
+    <w:uiPriority w:val="99"/>
+    <w:semiHidden/>
+    <w:unhideWhenUsed/>
+    <w:rsid w:val="002A015E"/>
+    <w:rPr>
+      <w:sz w:val="16"/>
+      <w:szCs w:val="16"/>
+    </w:rPr>
+  </w:style>
+  <w:style w:type="paragraph" w:styleId="CommentText">
+    <w:name w:val="annotation text"/>
+    <w:basedOn w:val="Normal"/>
+    <w:link w:val="CommentTextChar"/>
+    <w:uiPriority w:val="99"/>
+    <w:unhideWhenUsed/>
+    <w:rsid w:val="002A015E"/>
+    <w:pPr>
+      <w:spacing w:line="240" w:lineRule="auto"/>
+    </w:pPr>
+    <w:rPr>
+      <w:sz w:val="20"/>
+      <w:szCs w:val="20"/>
+    </w:rPr>
+  </w:style>
+  <w:style w:type="character" w:customStyle="1" w:styleId="CommentTextChar">
+    <w:name w:val="Comment Text Char"/>
+    <w:basedOn w:val="DefaultParagraphFont"/>
+    <w:link w:val="CommentText"/>
+    <w:uiPriority w:val="99"/>
+    <w:rsid w:val="002A015E"/>
+    <w:rPr>
+      <w:sz w:val="20"/>
+      <w:szCs w:val="20"/>
+    </w:rPr>
+  </w:style>
+  <w:style w:type="paragraph" w:styleId="CommentSubject">
+    <w:name w:val="annotation subject"/>
+    <w:basedOn w:val="CommentText"/>
+    <w:next w:val="CommentText"/>
+    <w:link w:val="CommentSubjectChar"/>
+    <w:uiPriority w:val="99"/>
+    <w:semiHidden/>
+    <w:unhideWhenUsed/>
+    <w:rsid w:val="002A015E"/>
+    <w:rPr>
+      <w:b/>
+      <w:bCs/>
+    </w:rPr>
+  </w:style>
+  <w:style w:type="character" w:customStyle="1" w:styleId="CommentSubjectChar">
+    <w:name w:val="Comment Subject Char"/>
+    <w:basedOn w:val="CommentTextChar"/>
+    <w:link w:val="CommentSubject"/>
+    <w:uiPriority w:val="99"/>
+    <w:semiHidden/>
+    <w:rsid w:val="002A015E"/>
+    <w:rPr>
+      <w:b/>
+      <w:bCs/>
+      <w:sz w:val="20"/>
+      <w:szCs w:val="20"/>
+    </w:rPr>
+  </w:style>
 </w:styles>
 </file>
 

--- a/ml_method/docs/gene2net_method_chapter.docx
+++ b/ml_method/docs/gene2net_method_chapter.docx
@@ -20,17 +20,22 @@
     </w:p>
     <w:p>
       <w:r>
-        <w:t>The preceding chapters established the problem of reconstructing polyploid phylogenetic networks from gene trees and benchmarked the existing methods. Two limitations of those methods motivate the approach developed here. The first is runtime. The most accurate method, Polyphest, searches over network space and can take days on a single network, and on the hardest networks it does not finish at all. The second is a dependence on copy number. The leading methods infer or are given a per species ploidy and build their reconstruction around it, so when the copy number in the gene trees is corrupted, by high duplication and loss or by fractionation after a whole genome duplication, their reconstruction degrades with it.</w:t>
+        <w:t>Up to this point we benchmarked the existing methods for polyploid phylogenetic network inference. Building on that comparison, this chapter develops and evaluates a new method of our own, which we call PlaceNet.</w:t>
       </w:r>
     </w:p>
     <w:p>
       <w:r>
-        <w:t>This chapter develops a learned alternative. The method is a graph neural network that follows a detect-then-place strategy. It builds a single-copy species tree backbone with ASTRAL, reads that backbone together with features summarising the gene trees, and predicts on every backbone edge whether a whole genome duplication occurred there and, if so, which lineage is the second parent. The predicted events are stamped onto the backbone and folded into a network. The method infers its own per species copy number from the gene trees rather than being supplied a ploidy, so it is directly comparable to the prior-free iterative GRAMPA baseline.</w:t>
+        <w:t>The benchmark exposed two practical limitations that a new method could try to address. The first is runtime. Polyphest for example solves an expensive integer linear program and can run for days on a single network, and on the hardest networks it does not finish at all, reaching a time limit or exhausting memory. The second concerns the copy number in the gene trees. Some methods lean on a supplied per species copy number and build their reconstruction around it. Copy number is a reliable signal on clean data, but it is degraded by fractionation, the gradual loss of one duplicate copy after a WGD, and real polyploids fractionate extensively. A method whose reconstruction does not depend on the copy number could therefore be more robust in the regime that real data occupies.</w:t>
       </w:r>
     </w:p>
     <w:p>
       <w:r>
-        <w:t>The contribution is not accuracy supremacy on the overall distance measure. Polyphest, given its inferred ploidy, reconstructs more accurately on the mu-distance across the benchmark. The contribution is a method with a different and practical profile. It runs in seconds where Polyphest runs for days. It completes every benchmark network where Polyphest completes between a quarter and all of them. It beats the fair prior-free baseline, iterative GRAMPA, on the mu-distance in every configuration. And it recovers the reticulate lineages better than Polyphest exactly in the regimes where copy number is corrupted, through a decode that can be run in a ploidy-free mode that does not depend on the copy count at all. The chapter presents the method, the benchmark comparison across fifteen simulated configurations, a diagnostic that locates the method's error in the species tree backbone rather than in its event prediction, and an analysis of its behaviour under fractionation.</w:t>
+        <w:t>PlaceNet is a graph neural network (GNN) that follows a detect-then-place strategy. It builds a single-copy species tree backbone with ASTRAL-4, reads that backbone together with features summarising the gene trees, and predicts on every backbone edge whether a WGD occurred there and, if so, which lineage is the second parent. The predicted events are grafted onto the backbone to produce a MUL tree, which is the output of the method.</w:t>
+      </w:r>
+    </w:p>
+    <w:p>
+      <w:r>
+        <w:t>On the overall distance measure, the mu-distance, Polyphest reconstructs more accurately across the benchmark. What PlaceNet offers is a different and practical profile. It runs in seconds for every input where Polyphest can run for days. It completes every benchmark network, whereas the completion rate of the other methods varies, and in our implementation only GRAMPA-Iter also reached full completion. It recovers the reticulate lineages more faithfully than any other method where the copy number is corrupted, through a decode that can be run in a mode that does not use the copy count at all, which is the regime that fractionation creates in real data. The chapter presents the method, its comparison on the same benchmark used in the previous chapters, a diagnostic that locates the method's error in the species tree backbone rather than in its event prediction, and its behaviour under fractionation.</w:t>
       </w:r>
     </w:p>
     <w:p>
@@ -42,21 +47,8 @@
       </w:r>
     </w:p>
     <w:p>
-      <w:pPr>
-        <w:pStyle w:val="Heading2"/>
-      </w:pPr>
       <w:r>
-        <w:t>Overview and rationale</w:t>
-      </w:r>
-    </w:p>
-    <w:p>
-      <w:r>
-        <w:t>The method reconstructs a polyploid phylogenetic network from a set of gene trees. It follows a detect-then-place strategy. First it builds a single-copy species tree backbone from the gene trees with ASTRAL. Then a graph neural network reads that backbone together with features summarising the gene trees, and it makes two predictions on every backbone edge. The first prediction is detection, namely whether a whole genome duplication occurred on that edge. The second is placement, namely which other lineage is the second parent of the duplicated lineage. The predicted events are then stamped onto the backbone to produce a multi-labeled tree, and that tree is folded into a network.</w:t>
-      </w:r>
-    </w:p>
-    <w:p>
-      <w:r>
-        <w:t>Two properties motivate this design in the context of a benchmarking study. The method is fast, because it reasons over one fixed backbone rather than searching tree space. It is also prior-free, because it infers its own per-species copy number from the gene trees rather than being supplied a ploidy vector. This makes it directly comparable to the prior-free iterative GRAMPA baseline, and it removes an input that some competitors require.</w:t>
+        <w:t>This section describes PlaceNet in detail, its input representation, its architecture, and its training. The output of PlaceNet is a MUL tree. Comparing that output to a phylogenetic network, whether for scoring against the true network or for reporting, uses the same MUL-tree folding based on the Holm algorithm that the evaluation applies to every method, so the folding is a property of the comparison and not part of PlaceNet.</w:t>
       </w:r>
     </w:p>
     <w:p>
@@ -100,12 +92,12 @@
     </w:p>
     <w:p>
       <w:r>
-        <w:t>The 9 edge features are computed per backbone branch, where each branch corresponds to the clade of species below it. Four are structural. Concordance is the gene-tree support for the species-level bipartition induced by the branch. The remaining three are the branch length from the species tree, the clade size, and the depth.</w:t>
+        <w:t>The nine edge features are computed per backbone edge, where each edge corresponds to the clade of species below it. Four of them are structural. The concordance factor is the fraction of the informative gene trees that recover the species-level bipartition the edge induces, where a gene tree is informative for an edge when it has species on both sides of that bipartition. The branch length is the length of the edge in the ASTRAL species tree. The clade size is the number of species below the edge, and the depth is the number of edges from the root down to it. The clade size and depth give the model context for where in the tree an edge sits.</w:t>
       </w:r>
     </w:p>
     <w:p>
       <w:r>
-        <w:t>The other five edge features are designed to detect whole genome duplication, which is one event that duplicates an entire lineage at a single time. Duplication synchrony is the mean pairwise correlation, across the clade species, of a per gene tree indicator of whether the species is duplicated. A shared event makes the clade species duplicate together, so synchrony is high. The mirrored-sister fraction is the fraction of gene trees in which a subset of the clade appears as two identical sister subtrees, which is the signature of autopolyploidy. The copy-pair divergence mean is the mean, over duplicated clade species and gene trees, of the branch-length distance between the two closest copies of a species, normalised by the tree scale. This is a tree-based analogue of the synonymous-site divergence used to date duplication events, so it estimates the typical age of the duplication. The copy-pair divergence coefficient of variation measures whether those ages are consistent, which is low for one shared event and high for scattered gene duplications. The clade-duplicated fraction is the mean fraction of clade species that are duplicated per gene tree.</w:t>
+        <w:t>The other five edge features capture the signal of a whole genome duplication on the edge. Like the other features they feed both prediction heads through the shared trunk, but these are the ones that measure the duplication itself. Because a whole genome duplication copies an entire clade at once, its trace in the gene trees is that the species below the edge are duplicated together and to a common age. Duplication synchrony measures whether the clade species tend to be duplicated in the same gene trees, which a single shared event produces and scattered duplications do not. The clade-duplicated fraction is the mean, per gene tree, of the fraction of the clade species present in that tree that are duplicated, which measures how pervasive the duplication is. The mirrored-sister fraction is the fraction of gene trees in which part of the clade appears as two identical sister subtrees, the signature of an autopolyploidy. The copy-pair divergence is the mean distance between a species' two closest copies, taken over the duplicated clade species and gene trees and normalised by the tree scale. It is a tree-based analogue of the synonymous-site divergence, or Ks, used to date duplications, so it estimates the typical age of the copies. The copy-pair divergence coefficient of variation measures how consistent those ages are, low for a single shared event and high for independent gene duplications.</w:t>
       </w:r>
     </w:p>
     <w:p>
@@ -118,7 +110,7 @@
     </w:p>
     <w:p>
       <w:r>
-        <w:t>The network has around 82 thousand parameters and proceeds in five stages.</w:t>
+        <w:t>The network has about 1.5 million parameters and proceeds in five stages. Its width, depth, and the other hyperparameters below are the values selected by the hyperparameter search described in the training section.</w:t>
       </w:r>
     </w:p>
     <w:p>
@@ -128,12 +120,12 @@
     </w:p>
     <w:p>
       <w:r>
-        <w:t>Second, the node features are projected to a hidden dimension of 64 by a two-layer perceptron.</w:t>
+        <w:t>Second, the node features are projected to a hidden dimension of 256 by a two-layer perceptron.</w:t>
       </w:r>
     </w:p>
     <w:p>
       <w:r>
-        <w:t>Third, three graph attention layers refine the node representations. Each layer uses four attention heads, a residual connection, and layer normalisation. Message passing over the tree lets the representation of each edge endpoint be informed by the whole tree, so the per-edge predictions that follow are made in global context rather than from local features alone.</w:t>
+        <w:t>Third, four graph attention layers refine the node representations. Each layer uses four attention heads, a dropout of 0.1, a residual connection, and layer normalisation. The attention passes messages between nodes, so after these layers each node representation carries information from across the whole tree. Because the edge embeddings built in the next stage are formed from their two endpoint nodes, the per-edge predictions inherit that global context indirectly, through the nodes, rather than resting on the local edge features alone.</w:t>
       </w:r>
     </w:p>
     <w:p>
@@ -156,7 +148,7 @@
     </w:p>
     <w:p>
       <w:r>
-        <w:t>The pairwise feature for an ordered pair of branches carries the relational co-clustering signal that the placement head needs and that no per-branch feature can express. For clade i and clade j it is the mean and maximum, over the species in i crossed with the species in j, of the leaf-sister co-clustering matrix. For a candidate that is a single species this reduces to the exact co-clustering value between the two species. A copy-aware variant based on local neighbourhoods was also implemented, but it did not improve accuracy, so the reported model uses the mean and maximum co-clustering only.</w:t>
+        <w:t>The pairwise feature for an ordered pair of branches carries the relational co-clustering signal that the placement head needs and that no per-branch feature can express. It has four channels. Two are the mean and maximum, over the species in clade i crossed with the species in clade j, of the leaf-sister co-clustering matrix, which for a single-species candidate reduce to the exact co-clustering value between the two species. The other two are copy-aware cluster-support channels, a co-clustering signal that conditions on the duplicated copies of the source clade. The copy-aware cluster-support did not help an earlier two-parent variant but does contribute to the one-partner model reported here, as the feature-importance section shows.</w:t>
       </w:r>
     </w:p>
     <w:p>
@@ -184,7 +176,7 @@
     </w:p>
     <w:p>
       <w:r>
-        <w:t>Optimisation uses Adam with a learning rate of 0.001 and weight decay of 0.0001. Each species tree is one graph, and gradients are accumulated over eight graphs before each optimiser step.</w:t>
+        <w:t>Optimisation uses Adam with a learning rate of 0.0005 and weight decay of 0.00001. Each species tree is one graph, and gradients are accumulated over eight graphs before each optimiser step. The hyperparameters given here and in the architecture, namely the hidden dimension, the number of layers, the learning rate, and the weight decay, were selected by a two-stage hyperparameter search on the validation split.</w:t>
       </w:r>
     </w:p>
     <w:p>
@@ -233,7 +225,7 @@
     </w:p>
     <w:p>
       <w:r>
-        <w:t>The second mode is ploidy-free. It ignores copy number entirely. An edge becomes an event if and only if its detection probability exceeds a threshold, with no copy-number bound anywhere in the decode. This makes the mode genuinely free of ploidy, since it computes no copy-number estimate at all. It is the natural mode when no trusted copy number exists, and it is the fair comparison to iterative GRAMPA, which likewise searches for reticulations without a ploidy input. It is also the mode that survives fractionation, the regime in which the copy number is not merely unknown but actively wrong, and it is analysed in the fractionation section.</w:t>
+        <w:t>The second mode is ploidy-free. It ignores copy number entirely. An edge becomes an event if and only if its detection probability is at least a threshold, with no copy-number bound anywhere in the decode. This makes the mode genuinely free of ploidy, since it computes no copy-number estimate at all. It is the natural mode when no trusted copy number exists, and it is the fair comparison to iterative GRAMPA, which likewise searches for reticulations without a ploidy input. It is also the mode that survives fractionation, the regime in which the copy number is not merely unknown but actively wrong, and it is analysed in the fractionation section.</w:t>
       </w:r>
     </w:p>
     <w:p>
@@ -287,7 +279,35 @@
     </w:p>
     <w:p>
       <w:r>
-        <w:t>Ploidy-free mode has one parameter, the detection threshold above which an edge becomes an event. We publish a single default and expose the threshold as a configurable option, which is the standard treatment of an operating point. The default is calibrated on the held-out validation split rather than chosen a priori. We reconstruct the validation networks with the ploidy-free decode across a range of thresholds and score them on the reconstruction metric, and we take the threshold that minimizes the validation mu-distance as the default. The calibration uses only networks the model was selected on and never trained on, so it does not leak into the benchmark. The same sweep is reported as a sensitivity analysis, so that the reader can see the result is not fragile to the exact value. [FILL: the calibrated default and the sensitivity curve from the validation threshold sweep.]</w:t>
+        <w:t>Ploidy-free mode has one parameter, the detection threshold at or above which an edge becomes an event. We fix it at 0.5, the classifier's natural decision boundary, and expose it as a configurable option. A fixed default is the honest choice here, because the regime in which the ploidy-free mode is used, namely corrupted copy number, is not the regime the model was trained and selected on, so a threshold tuned on the clean training distribution would not transfer to it in a principled way. Calibrating the threshold per regime, ideally on data that matches the corruption the mode targets, is left as future work.</w:t>
+      </w:r>
+    </w:p>
+    <w:p>
+      <w:pPr>
+        <w:pStyle w:val="Heading2"/>
+      </w:pPr>
+      <w:r>
+        <w:t>Building the multi-labeled tree</w:t>
+      </w:r>
+    </w:p>
+    <w:p>
+      <w:r>
+        <w:t>Once the events are selected and their partners named, they are grafted onto a copy of the ASTRAL backbone to produce the multi-labeled tree. The grafting mirrors the way the training networks are generated, so the output has the same form as the ground truth. Events are applied smallest target clade first, so that an event nested inside another is placed before the outer event that may duplicate it.</w:t>
+      </w:r>
+    </w:p>
+    <w:p>
+      <w:r>
+        <w:t>An autopolyploidy, where the partner is the clade itself, is grafted by attaching an identical copy of the target clade as a sibling. The target is detached, a new internal node is inserted in its place under the same parent, and the target and a deep copy of it become the two children of that node. This produces two identical sibling subtrees, which is the signature of an autopolyploidy and folds later to ploidy without a reticulation.</w:t>
+      </w:r>
+    </w:p>
+    <w:p>
+      <w:r>
+        <w:t>An allopolyploidy, where the partner is a different clade, is grafted by leaving the target at its backbone position and attaching a copy of it on the partner's edge. The partner edge is subdivided by a new internal node that holds the partner and the copy of the target. The original target therefore stays where ASTRAL placed it and only the copy moves to the second parent, which is why the model predicts a single second parent rather than both. This is the structural root of the placement limitation discussed later, since the home position of the polyploid is fixed by the backbone and never chosen by the model.</w:t>
+      </w:r>
+    </w:p>
+    <w:p>
+      <w:r>
+        <w:t>An event whose target or partner clade can no longer be located, which happens when an earlier graft has added foreign leaves inside that clade, is dropped and counted. The dropped count is small and concentrated on networks with nested or overlapping events, and it is the source of the small build residual reported in the diagnostic.</w:t>
       </w:r>
     </w:p>
     <w:p>
@@ -300,7 +320,7 @@
     </w:p>
     <w:p>
       <w:r>
-        <w:t>The decode turns per-edge detection and partner predictions into a network by choosing which edges become events, and it is defined along how much it trusts the species copy number. The published method offers the two ends of that axis as two modes. Ploidy-informed mode fills each species up to a copy-number ceiling, inferred by the method or supplied by the user, and never forces an unsupported copy. Ploidy-free mode discards copy number and keeps the edges the detection head is confident about, at a validation-calibrated threshold. The user selects the mode by whether a trusted copy-number list exists, which also fixes the fair baseline for each mode, Polyphest for the ploidy-informed mode and iterative GRAMPA for the ploidy-free mode.</w:t>
+        <w:t>The decode turns per-edge detection and partner predictions into a multi-labeled tree by choosing which edges become events, and it is defined along how much it trusts the species copy number. The published method offers the two ends of that axis as two modes. Ploidy-informed mode fills each species up to a copy-number ceiling, inferred by the method or supplied by the user, and never forces an unsupported copy. Ploidy-free mode discards copy number and keeps the edges the detection head is confident about, at a fixed default threshold. The user selects the mode by whether a trusted copy-number list exists, which also fixes the fair baseline for each mode, Polyphest for the ploidy-informed mode and iterative GRAMPA for the ploidy-free mode.</w:t>
       </w:r>
     </w:p>
     <w:p>
@@ -316,22 +336,27 @@
         <w:pStyle w:val="Heading2"/>
       </w:pPr>
       <w:r>
-        <w:t>Data</w:t>
+        <w:t>Training data</w:t>
       </w:r>
     </w:p>
     <w:p>
       <w:r>
-        <w:t>The method is trained and evaluated on simulated data, so that the true network is known and the reconstruction can be scored exactly. Species networks are simulated across two sources of gene-tree discordance. The first is incomplete lineage sorting, varied at low, medium, and high levels. The second is gene duplication and loss, varied at low, medium, and high rates at a fixed effective population size. This gives six configurations that span the regimes under which a detect-then-place method is expected to succeed and to struggle. TODO confirm the number of taxa per network, the number of gene trees per network, and the replicate structure.</w:t>
+        <w:t>The method is trained on simulated data, so that the true network is known and the labels are exact. The data are generated in two stages. First a set of two thousand polyploid networks is generated once. Then, from each network, gene trees are simulated under each discordance configuration, so that the same two thousand network topologies are seen under every configuration, exactly as the benchmark reuses its 21 networks across configurations. The training networks are disjoint from the benchmark networks.</w:t>
       </w:r>
     </w:p>
     <w:p>
       <w:r>
-        <w:t>Training uses a large set of synthetic networks simulated under the same six configurations, [TODO confirm count, on the order of two thousand networks per configuration]. For each network the gene trees are simulated, the ASTRAL backbone is inferred, and the true events are mapped to backbone edges to produce the training labels. The species tree is re-rooted before feature extraction and labeling, because ASTRAL output is unrooted and an arbitrary root misaligns the events with the backbone edges during labeling. A fixed random split holds out one fifth of the networks for validation, and the same split is used across all experiments so that validation numbers are comparable.</w:t>
+        <w:t>Each network is generated by simulating a species tree and grafting whole genome duplication events onto it. The species tree is an ultrametric birth-death tree simulated with SimPhy, the same simulator used for the benchmark. The number of species is drawn from a distribution over 5 to 80 leaves weighted toward 10 to 40, which spans the sizes seen in real polyploid networks. The number of events is drawn from a distribution over 0 to 15 that is weighted toward low counts and includes a small fraction of networks with zero events, which serve as negative examples, and it is capped at one fewer than the number of species. Each event picks a target clade uniformly at random and is an autopolyploidy or an allopolyploidy with equal probability. An allopolyploidy additionally picks a second parent uniformly at random among the clades that do not overlap the target, and falls back to an autopolyploidy when no such clade exists. The event is grafted so that the tree stays ultrametric, an autopolyploidy by attaching an identical copy of the target clade as a sibling and an allopolyploidy by attaching a copy of the target clade on the second parent's edge. Fractionation is not applied at this stage, so the training networks retain both copies of every duplication.</w:t>
       </w:r>
     </w:p>
     <w:p>
       <w:r>
-        <w:t>Evaluation uses a separate benchmark of 21 networks, disjoint from the training networks, with gene trees simulated under each of the six configurations. This benchmark is the primary test of generalization, because it measures reconstruction of networks the method never saw during training.</w:t>
+        <w:t>From each network the gene trees are then simulated under each configuration, the ASTRAL backbone is inferred from those gene trees, and the true events are mapped to backbone edges to produce the per-edge training labels. The species tree is re-rooted before feature extraction and labeling, because ASTRAL output is unrooted and an arbitrary root misaligns the events with the backbone edges during labeling. A fixed random split holds out one fifth of the networks for validation, and the same split is used across all experiments so that the validation numbers are comparable.</w:t>
+      </w:r>
+    </w:p>
+    <w:p>
+      <w:r>
+        <w:t>The model is trained only on the incomplete lineage sorting and the duplication and loss configurations at a single effective population size. The two other effective population sizes and the fractionation configurations are held out entirely and are never seen in training, so the results on them are a test of generalization rather than of fit.</w:t>
       </w:r>
     </w:p>
     <w:p>
@@ -339,25 +364,12 @@
         <w:pStyle w:val="Heading2"/>
       </w:pPr>
       <w:r>
-        <w:t>Metrics</w:t>
+        <w:t>Evaluation</w:t>
       </w:r>
     </w:p>
     <w:p>
       <w:r>
-        <w:t>Reconstructions are scored against the true network by several distance measures, all oriented so that lower is better. The primary measure of overall reconstruction quality is the normalized mu-distance, a distance on the folded network. It compares two networks by the multiset of per-node vectors that count the directed paths from each node to each leaf, taken together with each node's in-degree, and it equals zero exactly when the two networks are isomorphic. It does not depend on the order in which children are written, so it avoids the ordering sensitivity of a graph-edit-distance search, and it is normalized to the unit interval so it can be averaged across networks of different sizes. The Robinson-Foulds distance measures the topological error of the backbone. The reticulation count difference measures whether the right number of reticulations was inferred. The reticulation-leaf and reticulation-sister Jaccard distances measure whether the reticulations involve the right lineages, and they are the measures most directly controlled by the placement head. The ploidy difference measures whether each species is assigned the correct copy number.</w:t>
-      </w:r>
-    </w:p>
-    <w:p>
-      <w:pPr>
-        <w:pStyle w:val="Heading2"/>
-      </w:pPr>
-      <w:r>
-        <w:t>Baselines</w:t>
-      </w:r>
-    </w:p>
-    <w:p>
-      <w:r>
-        <w:t>The method is compared against two published approaches with different information demands. The first is Polyphest, which is supplied the true ploidy of each species. The second is an iterative application of GRAMPA, which like the present method infers ploidy from the data rather than receiving it. The comparison to GRAMPA is therefore the fair prior-free comparison, because both methods operate from the same inputs, while the comparison to Polyphest is informative but favors Polyphest by an input it is given and the present method is not.</w:t>
+        <w:t>Evaluation uses the same benchmark of 21 networks, the same distance measures, and the same baselines as the previous chapters. The primary overall measure is the normalized mu-distance, and the reticulation-leaf and reticulation-sister Jaccard distances measure whether the reticulations involve the right lineages. Each reticulation Jaccard is reported in two forms, a penalized form that charges a method for reticulations it never finds, and a matched form that scores only the reticulations a method commits to, so that placement quality can be separated from completeness. The reticulation-count difference, the mean number of reticulations by which a method misses the truth, is reported alongside them as the completeness signal. The baselines are Polyphest and iterative GRAMPA, both of which infer their ploidy from the gene trees rather than being given it, as does the present method, so no method is handed the true ploidy and the comparison is fair on that count. The evaluation spans fifteen configurations, namely three levels of incomplete lineage sorting, three rates of duplication and loss at each of three effective population sizes, and three retention rates for fractionation. Completion, the fraction of the networks a method reconstructs at all, and runtime are reported alongside the distance measures.</w:t>
       </w:r>
     </w:p>
     <w:p>
@@ -417,7 +429,7 @@
               <w:rPr>
                 <w:b/>
               </w:rPr>
-              <w:t>GNN informed</w:t>
+              <w:t>PlaceNet informed</w:t>
             </w:r>
           </w:p>
         </w:tc>
@@ -430,7 +442,7 @@
               <w:rPr>
                 <w:b/>
               </w:rPr>
-              <w:t>GNN free</w:t>
+              <w:t>PlaceNet free</w:t>
             </w:r>
           </w:p>
         </w:tc>
@@ -781,12 +793,12 @@
     </w:p>
     <w:p>
       <w:r>
-        <w:t>First, the learned method beats the GRAMPA family on mu in every configuration. Against GRAMPA-iter, the fair prior-free peer that also searches for reticulations without a ploidy input, the ploidy-free mode is lower in all six configurations, by about 0.05 to 0.09. It is also below single-pass GRAMPA everywhere, and below iterative GRAMPA given the inferred ploidy prior, though that last margin is narrow, for example 0.301 against 0.319 at high duplication and loss. So among methods that reconstruct a full network without being told the ploidy, the learned method is the most accurate.</w:t>
+        <w:t>First, PlaceNet beats the GRAMPA family on mu in every configuration. Against GRAMPA-iter, the fair peer that also searches for reticulations without a supplied ploidy, the ploidy-free mode is lower in all six configurations, by about 0.05 to 0.09. It is also below single-pass GRAMPA everywhere, and below iterative GRAMPA given the inferred ploidy prior, though that last margin is narrow, for example 0.301 against 0.319 at high duplication and loss. So among methods that reconstruct a full network without being told the ploidy, PlaceNet is the most accurate.</w:t>
       </w:r>
     </w:p>
     <w:p>
       <w:r>
-        <w:t>Second, Polyphest is more accurate than the learned method on mu in every configuration, and the gap is large at low difficulty. This traces to the metric and the method together. The mu-distance is a distance on the folded network, where recovering each species' copy number and the reticulation structure it implies dominates the count, and Polyphest's folding of its inferred multiset recovers that structure closely on clean data. The advantage narrows as duplication and loss rise, from a gap of about 0.25 at low sorting to about 0.09 at high duplication and loss, but it does not reverse. This corrects an earlier reading under a different metric. Under the mu-distance, Polyphest is the more accurate reconstruction wherever it completes.</w:t>
+        <w:t>Second, Polyphest is more accurate than PlaceNet on mu in every configuration, and the gap is large at low difficulty. This traces to the metric and the method together. The mu-distance rewards recovering each species' copy number and the reticulation structure it implies, and folding Polyphest's inferred multiset recovers that structure closely on clean data. The advantage narrows as duplication and loss rise, from a gap of about 0.25 at low sorting to about 0.09 at high duplication and loss, but it does not reverse. This corrects an earlier reading under a different metric. Under the mu-distance, Polyphest is the more accurate reconstruction wherever it completes.</w:t>
       </w:r>
     </w:p>
     <w:p>
@@ -796,12 +808,17 @@
     </w:p>
     <w:p>
       <w:r>
-        <w:t>Fourth, completion separates the methods in the other direction. The learned method reconstructs all 21 networks in every configuration. Polyphest completes 17 to 20 of the 21 at these six configurations, and as few as 5 at the hardest configuration in the wider sweep below. On the networks Polyphest does not complete, the learned method still returns an answer, and on the three such networks at high duplication and loss its mu is 0.245, which is lower than its own mean on the networks Polyphest does complete. So the networks Polyphest fails on are not the ones the learned method finds hardest.</w:t>
+        <w:t>Fourth, completion separates the methods in the other direction. The PlaceNet reconstructs all 21 networks in every configuration. Polyphest completes 17 to 20 of the 21 at these six configurations, and as few as 5 at the hardest configuration in the wider sweep below. On the networks Polyphest does not complete, PlaceNet still returns an answer, and on the three such networks at high duplication and loss its mu is 0.245, which is lower than its own mean on the networks Polyphest does complete. So the networks Polyphest fails on are not the ones PlaceNet finds hardest.</w:t>
       </w:r>
     </w:p>
     <w:p>
       <w:r>
-        <w:t>Fifth, the two decode modes trade off with copy-number reliability, and this is visible in the table. On the clean and moderate configurations the two modes are close, with ploidy-informed slightly ahead. At high duplication and loss the copy number is corrupted, and the ploidy-free mode overtakes the ploidy-informed mode, from 0.339 to 0.301 on mu and far more on the reticulation-leaf distance, from 0.782 to 0.298. This is the decode principle developed in the decode section, and it is why the method offers two modes rather than one. The same reticulation-leaf result places the ploidy-free mode ahead of Polyphest on reticulation recovery at high duplication and loss, 0.298 against 0.377, even though Polyphest's overall mu is lower there.</w:t>
+        <w:t>Fifth, the two decode modes trade off with copy-number reliability, and this is visible in the table. On the clean and moderate configurations the two modes are close, with ploidy-informed slightly ahead. At high duplication and loss the copy number is corrupted, and the ploidy-free mode overtakes the ploidy-informed mode, from 0.339 to 0.301 on mu and far more on the reticulation-leaf distance, from 0.782 to 0.298. This is the decode principle developed in the decode section, and it is why the method offers two modes rather than one.</w:t>
+      </w:r>
+    </w:p>
+    <w:p>
+      <w:r>
+        <w:t>Sixth, decomposing the reticulation error into count and placement makes both the crossover and the comparison to Polyphest precise. Alongside the reticulation-leaf Jaccard, which penalizes a method for reticulations it never finds, we report a matched reticulation-leaf Jaccard that scores only the reticulations a method commits to, and the reticulation-count difference that shows how many it commits. Two facts emerge. The PlaceNet over-predicts reticulations relative to Polyphest, with a count difference around 5 against Polyphest's 1 to 2, which is why its penalized reticulation-leaf distance is higher than its matched one. But conditional on the reticulations it commits to, its placement is strong. In the corrupted regimes the ploidy-free mode has the best matched reticulation-leaf distance of any method, below Polyphest at every high duplication and loss configuration, for example 0.118 against 0.180 at high duplication and loss with an effective population size of one million, and 0.124 against 0.131 and 0.119 against 0.173 at the other two population sizes. So the ploidy-free mode both places reticulations better than Polyphest where copy number is corrupted and, from the count difference, over-predicts their number, and the two effects are separated cleanly rather than conflated in one distance. The failure of the ploidy-informed mode at high duplication and loss shows in both terms at once, a count difference near 10 and a matched distance near 0.45, so the corrupted copy bound breaks it on number and placement together.</w:t>
       </w:r>
     </w:p>
     <w:p>
@@ -814,7 +831,7 @@
     </w:p>
     <w:p>
       <w:r>
-        <w:t>The six findings hold unchanged at effective population sizes of two hundred thousand and two million. Polyphest is more accurate on mu at every configuration and population size. The learned method completes all 21 networks throughout, while Polyphest's completion falls as difficulty rises, reaching 5 of 21 at high duplication and loss at the largest population size. The ploidy-free mode overtakes the ploidy-informed mode at every high duplication and loss configuration, with the reticulation-leaf distance dropping from about 0.77 to about 0.30 in each case. So none of the conclusions is specific to one effective population size, and the reticulation-recovery advantage of the ploidy-free mode over Polyphest strengthens as sorting increases.</w:t>
+        <w:t>The six findings hold unchanged at effective population sizes of two hundred thousand and two million. Polyphest is more accurate on mu at every configuration and population size. PlaceNet completes all 21 networks throughout, while Polyphest's completion falls as difficulty rises, reaching 5 of 21 at high duplication and loss at the largest population size. The ploidy-free mode overtakes the ploidy-informed mode at every high duplication and loss configuration, with the reticulation-leaf distance dropping from about 0.77 to about 0.30 in each case. So none of the conclusions is specific to one effective population size, and the reticulation-recovery advantage of the ploidy-free mode over Polyphest strengthens as sorting increases.</w:t>
       </w:r>
     </w:p>
     <w:p>
@@ -827,7 +844,7 @@
     </w:p>
     <w:p>
       <w:r>
-        <w:t>The learned method reconstructs a network in seconds. Its per-network compute beyond the ASTRAL step is about eight seconds on the benchmark, of which the graph neural network forward pass is a fraction of a second and the remainder is feature extraction from the gene trees. ASTRAL adds a few seconds. Polyphest ranges from seconds on easy networks to days on hard ones, and does not complete the networks it is missing from the tables, with individual runs still unfinished after several days on the hardest configurations. [TODO insert the concrete Polyphest wall-time range from the run logs.] So the method offers a bounded runtime of seconds per network against a search whose runtime is variable and can be prohibitive.</w:t>
+        <w:t>The PlaceNet reconstructs a network in seconds. Its per-network compute beyond the ASTRAL step is about eight seconds on the benchmark, of which the graph neural network forward pass is a fraction of a second and the remainder is feature extraction from the gene trees. ASTRAL adds a few seconds. Polyphest, by contrast, has a runtime that ranges over four orders of magnitude and often does not terminate at all. On one configuration's twenty-one networks its wall time ran from about four minutes on the easiest network to more than three days on the hardest network that completed, and a majority did not complete within reasonable limits. Five networks reached a five-day time limit without finishing, nine exhausted memory, and several of those that did complete took between one and three and a half days. So the method offers a bounded runtime of seconds per network against a search whose runtime is variable, can reach days, and frequently ends in a timeout or an out-of-memory failure rather than an answer.</w:t>
       </w:r>
     </w:p>
     <w:p>
@@ -840,7 +857,7 @@
     </w:p>
     <w:p>
       <w:r>
-        <w:t>Read on a single axis the result is clear and not in the method's favor. On the mu-distance, Polyphest is the more accurate reconstruction in every configuration, even on the common subset, because the metric rewards the exact copy-number structure that folding an inferred multiset recovers on clean data. Read across axes the method has a defensible place. It completes every network where Polyphest completes 5 to 20, it runs in seconds where Polyphest can take days, it beats the fair prior-free baseline GRAMPA-iter on mu in every configuration, and it recovers reticulate lineages better than Polyphest exactly where copy number is corrupted. The contribution is therefore not accuracy supremacy on the mu-distance but a fast, complete, prior-free method with a clear niche, together with a decode that adapts to whether copy number can be trusted.</w:t>
+        <w:t>Read on a single axis the result is clear and not in the method's favor. On the mu-distance, Polyphest is the more accurate reconstruction in every configuration, even on the common subset, because the metric rewards the exact copy-number structure that folding an inferred multiset recovers on clean data. Read across axes the method has a defensible place. It completes every network where Polyphest completes 5 to 20, it runs in seconds where Polyphest can take days, it beats GRAMPA-iter, the peer that also reconstructs without a ploidy input, on mu in every configuration, and it recovers reticulate lineages better than Polyphest exactly where copy number is corrupted. The contribution is therefore not accuracy supremacy on the mu-distance but a fast method that completes every network and, through a decode that does not depend on the copy count, recovers reticulate lineages robustly where fractionation corrupts it.</w:t>
       </w:r>
     </w:p>
     <w:p>
@@ -1015,7 +1032,7 @@
     </w:p>
     <w:p>
       <w:r>
-        <w:t>The backbone is the wall and event prediction is nearly saturated. The gap from the ceiling to the model is 0.014, while the gap from the floor to the ceiling is 0.071, so the backbone contributes about five times as much error as the event head. On the validation networks the model already extracts almost everything the ASTRAL backbone allows, so more work on detection or partner prediction can recover at most 0.014 of mu-distance, whereas the backbone accounts for 0.071. This holds under the mu-distance exactly as it did under the earlier edit-distance reading. It also corrects a still earlier reading of this diagnostic, which had compared the benchmark model against the validation ceiling and concluded that event prediction was the dominant source of error. That comparison mixed two different test sets. Measured correctly, with the model and the ceiling on the same validation networks, the model is essentially at the ceiling and the backbone carries the error.</w:t>
+        <w:t>The backbone is the wall and event prediction is nearly saturated. The gap from the ceiling to the model is 0.014, while the gap from the floor to the ceiling is 0.071, so the backbone contributes about five times as much error as the event head. On the validation networks the model already extracts almost everything the ASTRAL backbone allows, so more work on detection or partner prediction can recover at most 0.014 of mu-distance, whereas the backbone accounts for 0.071. This holds under the mu-distance exactly as it did under the earlier edit-distance reading. It also corrects a still earlier reading of this diagnostic, which had compared the benchmark model against the validation ceiling and concluded that event prediction was the dominant source of error. That comparison mixed two different test sets. Measured correctly, with the model and the ceiling on the same validation networks, the model is essentially at the ceiling and the backbone carries the error. This is corroborated by the hyperparameter search, which raised the detection and partner proxies it was tuned on without changing the overall reconstruction measures much, exactly as expected when event prediction is already close to the ceiling and the backbone caps what better events can buy.</w:t>
       </w:r>
     </w:p>
     <w:p>
@@ -1093,12 +1110,12 @@
         <w:pStyle w:val="Heading2"/>
       </w:pPr>
       <w:r>
-        <w:t>Why the learned method can still recover events</w:t>
+        <w:t>Why PlaceNet can still recover events</w:t>
       </w:r>
     </w:p>
     <w:p>
       <w:r>
-        <w:t>The reconstruction places events on the ASTRAL species tree using two learned signals, a per-edge detection probability and a per-edge partner distribution. The detection head does not depend only on raw copy number. It also reads branch-length asymmetry and gene-tree clustering structure, which can persist in the surviving gene trees even after a copy is fractionated away. This raises the question that decides whether the learned method has any advantage under fractionation. On the events that the inferred copy number misses, does the detection head still fire?</w:t>
+        <w:t>The reconstruction places events on the ASTRAL species tree using two learned signals, a per-edge detection probability and a per-edge partner distribution. The detection head does not depend only on raw copy number. It also reads branch-length asymmetry and gene-tree clustering structure, which can persist in the surviving gene trees even after a copy is fractionated away. This raises the question that decides whether PlaceNet has any advantage under fractionation. On the events that the inferred copy number misses, does the detection head still fire?</w:t>
       </w:r>
     </w:p>
     <w:p>
@@ -1134,7 +1151,7 @@
     </w:p>
     <w:p>
       <w:r>
-        <w:t>The tables report the mean of each measure across the benchmark networks at the three fractionation levels. Lower is better. Both decode modes of the learned method are shown.</w:t>
+        <w:t>The tables report the mean of each measure across the benchmark networks at the three fractionation levels. Lower is better. Both decode modes of PlaceNet are shown. The reticulation-count difference is the mean number of reticulations by which a method misses the truth, the reticulation-leaf Jaccard penalizes a method for reticulations it never finds, and the matched reticulation-leaf Jaccard scores only the reticulations a method commits to.</w:t>
       </w:r>
     </w:p>
     <w:p>
@@ -1149,15 +1166,16 @@
         <w:tblLook w:firstColumn="1" w:firstRow="1" w:lastColumn="0" w:lastRow="0" w:noHBand="0" w:noVBand="1" w:val="04A0"/>
       </w:tblPr>
       <w:tblGrid>
-        <w:gridCol w:w="2160"/>
-        <w:gridCol w:w="2160"/>
-        <w:gridCol w:w="2160"/>
-        <w:gridCol w:w="2160"/>
+        <w:gridCol w:w="1728"/>
+        <w:gridCol w:w="1728"/>
+        <w:gridCol w:w="1728"/>
+        <w:gridCol w:w="1728"/>
+        <w:gridCol w:w="1728"/>
       </w:tblGrid>
       <w:tr>
         <w:tc>
           <w:tcPr>
-            <w:tcW w:type="dxa" w:w="2160"/>
+            <w:tcW w:type="dxa" w:w="1728"/>
           </w:tcPr>
           <w:p>
             <w:r>
@@ -1170,7 +1188,7 @@
         </w:tc>
         <w:tc>
           <w:tcPr>
-            <w:tcW w:type="dxa" w:w="2160"/>
+            <w:tcW w:type="dxa" w:w="1728"/>
           </w:tcPr>
           <w:p>
             <w:r>
@@ -1183,7 +1201,20 @@
         </w:tc>
         <w:tc>
           <w:tcPr>
-            <w:tcW w:type="dxa" w:w="2160"/>
+            <w:tcW w:type="dxa" w:w="1728"/>
+          </w:tcPr>
+          <w:p>
+            <w:r>
+              <w:rPr>
+                <w:b/>
+              </w:rPr>
+              <w:t>num_rets</w:t>
+            </w:r>
+          </w:p>
+        </w:tc>
+        <w:tc>
+          <w:tcPr>
+            <w:tcW w:type="dxa" w:w="1728"/>
           </w:tcPr>
           <w:p>
             <w:r>
@@ -1196,14 +1227,14 @@
         </w:tc>
         <w:tc>
           <w:tcPr>
-            <w:tcW w:type="dxa" w:w="2160"/>
+            <w:tcW w:type="dxa" w:w="1728"/>
           </w:tcPr>
           <w:p>
             <w:r>
               <w:rPr>
                 <w:b/>
               </w:rPr>
-              <w:t>ret_sisters</w:t>
+              <w:t>ret_leaf matched</w:t>
             </w:r>
           </w:p>
         </w:tc>
@@ -1211,17 +1242,17 @@
       <w:tr>
         <w:tc>
           <w:tcPr>
-            <w:tcW w:type="dxa" w:w="2160"/>
+            <w:tcW w:type="dxa" w:w="1728"/>
           </w:tcPr>
           <w:p>
             <w:r>
-              <w:t>GNN ploidy-informed</w:t>
+              <w:t>PlaceNet ploidy-informed</w:t>
             </w:r>
           </w:p>
         </w:tc>
         <w:tc>
           <w:tcPr>
-            <w:tcW w:type="dxa" w:w="2160"/>
+            <w:tcW w:type="dxa" w:w="1728"/>
           </w:tcPr>
           <w:p>
             <w:r>
@@ -1231,7 +1262,17 @@
         </w:tc>
         <w:tc>
           <w:tcPr>
-            <w:tcW w:type="dxa" w:w="2160"/>
+            <w:tcW w:type="dxa" w:w="1728"/>
+          </w:tcPr>
+          <w:p>
+            <w:r>
+              <w:t>3.79</w:t>
+            </w:r>
+          </w:p>
+        </w:tc>
+        <w:tc>
+          <w:tcPr>
+            <w:tcW w:type="dxa" w:w="1728"/>
           </w:tcPr>
           <w:p>
             <w:r>
@@ -1241,11 +1282,11 @@
         </w:tc>
         <w:tc>
           <w:tcPr>
-            <w:tcW w:type="dxa" w:w="2160"/>
+            <w:tcW w:type="dxa" w:w="1728"/>
           </w:tcPr>
           <w:p>
             <w:r>
-              <w:t>0.497</w:t>
+              <w:t>0.067</w:t>
             </w:r>
           </w:p>
         </w:tc>
@@ -1253,17 +1294,17 @@
       <w:tr>
         <w:tc>
           <w:tcPr>
-            <w:tcW w:type="dxa" w:w="2160"/>
+            <w:tcW w:type="dxa" w:w="1728"/>
           </w:tcPr>
           <w:p>
             <w:r>
-              <w:t>GNN ploidy-free</w:t>
+              <w:t>PlaceNet ploidy-free</w:t>
             </w:r>
           </w:p>
         </w:tc>
         <w:tc>
           <w:tcPr>
-            <w:tcW w:type="dxa" w:w="2160"/>
+            <w:tcW w:type="dxa" w:w="1728"/>
           </w:tcPr>
           <w:p>
             <w:r>
@@ -1273,7 +1314,17 @@
         </w:tc>
         <w:tc>
           <w:tcPr>
-            <w:tcW w:type="dxa" w:w="2160"/>
+            <w:tcW w:type="dxa" w:w="1728"/>
+          </w:tcPr>
+          <w:p>
+            <w:r>
+              <w:t>4.24</w:t>
+            </w:r>
+          </w:p>
+        </w:tc>
+        <w:tc>
+          <w:tcPr>
+            <w:tcW w:type="dxa" w:w="1728"/>
           </w:tcPr>
           <w:p>
             <w:r>
@@ -1283,11 +1334,11 @@
         </w:tc>
         <w:tc>
           <w:tcPr>
-            <w:tcW w:type="dxa" w:w="2160"/>
+            <w:tcW w:type="dxa" w:w="1728"/>
           </w:tcPr>
           <w:p>
             <w:r>
-              <w:t>0.542</w:t>
+              <w:t>0.105</w:t>
             </w:r>
           </w:p>
         </w:tc>
@@ -1295,7 +1346,7 @@
       <w:tr>
         <w:tc>
           <w:tcPr>
-            <w:tcW w:type="dxa" w:w="2160"/>
+            <w:tcW w:type="dxa" w:w="1728"/>
           </w:tcPr>
           <w:p>
             <w:r>
@@ -1305,7 +1356,7 @@
         </w:tc>
         <w:tc>
           <w:tcPr>
-            <w:tcW w:type="dxa" w:w="2160"/>
+            <w:tcW w:type="dxa" w:w="1728"/>
           </w:tcPr>
           <w:p>
             <w:r>
@@ -1315,7 +1366,17 @@
         </w:tc>
         <w:tc>
           <w:tcPr>
-            <w:tcW w:type="dxa" w:w="2160"/>
+            <w:tcW w:type="dxa" w:w="1728"/>
+          </w:tcPr>
+          <w:p>
+            <w:r>
+              <w:t>2.46</w:t>
+            </w:r>
+          </w:p>
+        </w:tc>
+        <w:tc>
+          <w:tcPr>
+            <w:tcW w:type="dxa" w:w="1728"/>
           </w:tcPr>
           <w:p>
             <w:r>
@@ -1325,11 +1386,11 @@
         </w:tc>
         <w:tc>
           <w:tcPr>
-            <w:tcW w:type="dxa" w:w="2160"/>
+            <w:tcW w:type="dxa" w:w="1728"/>
           </w:tcPr>
           <w:p>
             <w:r>
-              <w:t>0.329</w:t>
+              <w:t>0.170</w:t>
             </w:r>
           </w:p>
         </w:tc>
@@ -1337,7 +1398,7 @@
       <w:tr>
         <w:tc>
           <w:tcPr>
-            <w:tcW w:type="dxa" w:w="2160"/>
+            <w:tcW w:type="dxa" w:w="1728"/>
           </w:tcPr>
           <w:p>
             <w:r>
@@ -1347,7 +1408,7 @@
         </w:tc>
         <w:tc>
           <w:tcPr>
-            <w:tcW w:type="dxa" w:w="2160"/>
+            <w:tcW w:type="dxa" w:w="1728"/>
           </w:tcPr>
           <w:p>
             <w:r>
@@ -1357,7 +1418,17 @@
         </w:tc>
         <w:tc>
           <w:tcPr>
-            <w:tcW w:type="dxa" w:w="2160"/>
+            <w:tcW w:type="dxa" w:w="1728"/>
+          </w:tcPr>
+          <w:p>
+            <w:r>
+              <w:t>4.42</w:t>
+            </w:r>
+          </w:p>
+        </w:tc>
+        <w:tc>
+          <w:tcPr>
+            <w:tcW w:type="dxa" w:w="1728"/>
           </w:tcPr>
           <w:p>
             <w:r>
@@ -1367,11 +1438,11 @@
         </w:tc>
         <w:tc>
           <w:tcPr>
-            <w:tcW w:type="dxa" w:w="2160"/>
+            <w:tcW w:type="dxa" w:w="1728"/>
           </w:tcPr>
           <w:p>
             <w:r>
-              <w:t>0.709</w:t>
+              <w:t>0.272</w:t>
             </w:r>
           </w:p>
         </w:tc>
@@ -1379,7 +1450,7 @@
       <w:tr>
         <w:tc>
           <w:tcPr>
-            <w:tcW w:type="dxa" w:w="2160"/>
+            <w:tcW w:type="dxa" w:w="1728"/>
           </w:tcPr>
           <w:p>
             <w:r>
@@ -1389,7 +1460,7 @@
         </w:tc>
         <w:tc>
           <w:tcPr>
-            <w:tcW w:type="dxa" w:w="2160"/>
+            <w:tcW w:type="dxa" w:w="1728"/>
           </w:tcPr>
           <w:p>
             <w:r>
@@ -1399,7 +1470,17 @@
         </w:tc>
         <w:tc>
           <w:tcPr>
-            <w:tcW w:type="dxa" w:w="2160"/>
+            <w:tcW w:type="dxa" w:w="1728"/>
+          </w:tcPr>
+          <w:p>
+            <w:r>
+              <w:t>4.40</w:t>
+            </w:r>
+          </w:p>
+        </w:tc>
+        <w:tc>
+          <w:tcPr>
+            <w:tcW w:type="dxa" w:w="1728"/>
           </w:tcPr>
           <w:p>
             <w:r>
@@ -1409,11 +1490,11 @@
         </w:tc>
         <w:tc>
           <w:tcPr>
-            <w:tcW w:type="dxa" w:w="2160"/>
+            <w:tcW w:type="dxa" w:w="1728"/>
           </w:tcPr>
           <w:p>
             <w:r>
-              <w:t>0.593</w:t>
+              <w:t>0.129</w:t>
             </w:r>
           </w:p>
         </w:tc>
@@ -1431,15 +1512,16 @@
         <w:tblLook w:firstColumn="1" w:firstRow="1" w:lastColumn="0" w:lastRow="0" w:noHBand="0" w:noVBand="1" w:val="04A0"/>
       </w:tblPr>
       <w:tblGrid>
-        <w:gridCol w:w="2160"/>
-        <w:gridCol w:w="2160"/>
-        <w:gridCol w:w="2160"/>
-        <w:gridCol w:w="2160"/>
+        <w:gridCol w:w="1728"/>
+        <w:gridCol w:w="1728"/>
+        <w:gridCol w:w="1728"/>
+        <w:gridCol w:w="1728"/>
+        <w:gridCol w:w="1728"/>
       </w:tblGrid>
       <w:tr>
         <w:tc>
           <w:tcPr>
-            <w:tcW w:type="dxa" w:w="2160"/>
+            <w:tcW w:type="dxa" w:w="1728"/>
           </w:tcPr>
           <w:p>
             <w:r>
@@ -1452,7 +1534,7 @@
         </w:tc>
         <w:tc>
           <w:tcPr>
-            <w:tcW w:type="dxa" w:w="2160"/>
+            <w:tcW w:type="dxa" w:w="1728"/>
           </w:tcPr>
           <w:p>
             <w:r>
@@ -1465,7 +1547,20 @@
         </w:tc>
         <w:tc>
           <w:tcPr>
-            <w:tcW w:type="dxa" w:w="2160"/>
+            <w:tcW w:type="dxa" w:w="1728"/>
+          </w:tcPr>
+          <w:p>
+            <w:r>
+              <w:rPr>
+                <w:b/>
+              </w:rPr>
+              <w:t>num_rets</w:t>
+            </w:r>
+          </w:p>
+        </w:tc>
+        <w:tc>
+          <w:tcPr>
+            <w:tcW w:type="dxa" w:w="1728"/>
           </w:tcPr>
           <w:p>
             <w:r>
@@ -1478,14 +1573,14 @@
         </w:tc>
         <w:tc>
           <w:tcPr>
-            <w:tcW w:type="dxa" w:w="2160"/>
+            <w:tcW w:type="dxa" w:w="1728"/>
           </w:tcPr>
           <w:p>
             <w:r>
               <w:rPr>
                 <w:b/>
               </w:rPr>
-              <w:t>ret_sisters</w:t>
+              <w:t>ret_leaf matched</w:t>
             </w:r>
           </w:p>
         </w:tc>
@@ -1493,17 +1588,17 @@
       <w:tr>
         <w:tc>
           <w:tcPr>
-            <w:tcW w:type="dxa" w:w="2160"/>
+            <w:tcW w:type="dxa" w:w="1728"/>
           </w:tcPr>
           <w:p>
             <w:r>
-              <w:t>GNN ploidy-informed</w:t>
+              <w:t>PlaceNet ploidy-informed</w:t>
             </w:r>
           </w:p>
         </w:tc>
         <w:tc>
           <w:tcPr>
-            <w:tcW w:type="dxa" w:w="2160"/>
+            <w:tcW w:type="dxa" w:w="1728"/>
           </w:tcPr>
           <w:p>
             <w:r>
@@ -1513,7 +1608,17 @@
         </w:tc>
         <w:tc>
           <w:tcPr>
-            <w:tcW w:type="dxa" w:w="2160"/>
+            <w:tcW w:type="dxa" w:w="1728"/>
+          </w:tcPr>
+          <w:p>
+            <w:r>
+              <w:t>7.51</w:t>
+            </w:r>
+          </w:p>
+        </w:tc>
+        <w:tc>
+          <w:tcPr>
+            <w:tcW w:type="dxa" w:w="1728"/>
           </w:tcPr>
           <w:p>
             <w:r>
@@ -1523,11 +1628,11 @@
         </w:tc>
         <w:tc>
           <w:tcPr>
-            <w:tcW w:type="dxa" w:w="2160"/>
+            <w:tcW w:type="dxa" w:w="1728"/>
           </w:tcPr>
           <w:p>
             <w:r>
-              <w:t>0.827</w:t>
+              <w:t>0.340</w:t>
             </w:r>
           </w:p>
         </w:tc>
@@ -1535,17 +1640,17 @@
       <w:tr>
         <w:tc>
           <w:tcPr>
-            <w:tcW w:type="dxa" w:w="2160"/>
+            <w:tcW w:type="dxa" w:w="1728"/>
           </w:tcPr>
           <w:p>
             <w:r>
-              <w:t>GNN ploidy-free</w:t>
+              <w:t>PlaceNet ploidy-free</w:t>
             </w:r>
           </w:p>
         </w:tc>
         <w:tc>
           <w:tcPr>
-            <w:tcW w:type="dxa" w:w="2160"/>
+            <w:tcW w:type="dxa" w:w="1728"/>
           </w:tcPr>
           <w:p>
             <w:r>
@@ -1555,7 +1660,17 @@
         </w:tc>
         <w:tc>
           <w:tcPr>
-            <w:tcW w:type="dxa" w:w="2160"/>
+            <w:tcW w:type="dxa" w:w="1728"/>
+          </w:tcPr>
+          <w:p>
+            <w:r>
+              <w:t>6.07</w:t>
+            </w:r>
+          </w:p>
+        </w:tc>
+        <w:tc>
+          <w:tcPr>
+            <w:tcW w:type="dxa" w:w="1728"/>
           </w:tcPr>
           <w:p>
             <w:r>
@@ -1565,11 +1680,11 @@
         </w:tc>
         <w:tc>
           <w:tcPr>
-            <w:tcW w:type="dxa" w:w="2160"/>
+            <w:tcW w:type="dxa" w:w="1728"/>
           </w:tcPr>
           <w:p>
             <w:r>
-              <w:t>0.723</w:t>
+              <w:t>0.227</w:t>
             </w:r>
           </w:p>
         </w:tc>
@@ -1577,7 +1692,7 @@
       <w:tr>
         <w:tc>
           <w:tcPr>
-            <w:tcW w:type="dxa" w:w="2160"/>
+            <w:tcW w:type="dxa" w:w="1728"/>
           </w:tcPr>
           <w:p>
             <w:r>
@@ -1587,7 +1702,7 @@
         </w:tc>
         <w:tc>
           <w:tcPr>
-            <w:tcW w:type="dxa" w:w="2160"/>
+            <w:tcW w:type="dxa" w:w="1728"/>
           </w:tcPr>
           <w:p>
             <w:r>
@@ -1597,7 +1712,17 @@
         </w:tc>
         <w:tc>
           <w:tcPr>
-            <w:tcW w:type="dxa" w:w="2160"/>
+            <w:tcW w:type="dxa" w:w="1728"/>
+          </w:tcPr>
+          <w:p>
+            <w:r>
+              <w:t>5.94</w:t>
+            </w:r>
+          </w:p>
+        </w:tc>
+        <w:tc>
+          <w:tcPr>
+            <w:tcW w:type="dxa" w:w="1728"/>
           </w:tcPr>
           <w:p>
             <w:r>
@@ -1607,11 +1732,11 @@
         </w:tc>
         <w:tc>
           <w:tcPr>
-            <w:tcW w:type="dxa" w:w="2160"/>
+            <w:tcW w:type="dxa" w:w="1728"/>
           </w:tcPr>
           <w:p>
             <w:r>
-              <w:t>0.755</w:t>
+              <w:t>0.299</w:t>
             </w:r>
           </w:p>
         </w:tc>
@@ -1619,7 +1744,7 @@
       <w:tr>
         <w:tc>
           <w:tcPr>
-            <w:tcW w:type="dxa" w:w="2160"/>
+            <w:tcW w:type="dxa" w:w="1728"/>
           </w:tcPr>
           <w:p>
             <w:r>
@@ -1629,7 +1754,7 @@
         </w:tc>
         <w:tc>
           <w:tcPr>
-            <w:tcW w:type="dxa" w:w="2160"/>
+            <w:tcW w:type="dxa" w:w="1728"/>
           </w:tcPr>
           <w:p>
             <w:r>
@@ -1639,7 +1764,17 @@
         </w:tc>
         <w:tc>
           <w:tcPr>
-            <w:tcW w:type="dxa" w:w="2160"/>
+            <w:tcW w:type="dxa" w:w="1728"/>
+          </w:tcPr>
+          <w:p>
+            <w:r>
+              <w:t>5.11</w:t>
+            </w:r>
+          </w:p>
+        </w:tc>
+        <w:tc>
+          <w:tcPr>
+            <w:tcW w:type="dxa" w:w="1728"/>
           </w:tcPr>
           <w:p>
             <w:r>
@@ -1649,11 +1784,11 @@
         </w:tc>
         <w:tc>
           <w:tcPr>
-            <w:tcW w:type="dxa" w:w="2160"/>
+            <w:tcW w:type="dxa" w:w="1728"/>
           </w:tcPr>
           <w:p>
             <w:r>
-              <w:t>0.742</w:t>
+              <w:t>0.350</w:t>
             </w:r>
           </w:p>
         </w:tc>
@@ -1661,7 +1796,7 @@
       <w:tr>
         <w:tc>
           <w:tcPr>
-            <w:tcW w:type="dxa" w:w="2160"/>
+            <w:tcW w:type="dxa" w:w="1728"/>
           </w:tcPr>
           <w:p>
             <w:r>
@@ -1671,7 +1806,7 @@
         </w:tc>
         <w:tc>
           <w:tcPr>
-            <w:tcW w:type="dxa" w:w="2160"/>
+            <w:tcW w:type="dxa" w:w="1728"/>
           </w:tcPr>
           <w:p>
             <w:r>
@@ -1681,7 +1816,17 @@
         </w:tc>
         <w:tc>
           <w:tcPr>
-            <w:tcW w:type="dxa" w:w="2160"/>
+            <w:tcW w:type="dxa" w:w="1728"/>
+          </w:tcPr>
+          <w:p>
+            <w:r>
+              <w:t>7.33</w:t>
+            </w:r>
+          </w:p>
+        </w:tc>
+        <w:tc>
+          <w:tcPr>
+            <w:tcW w:type="dxa" w:w="1728"/>
           </w:tcPr>
           <w:p>
             <w:r>
@@ -1691,11 +1836,11 @@
         </w:tc>
         <w:tc>
           <w:tcPr>
-            <w:tcW w:type="dxa" w:w="2160"/>
+            <w:tcW w:type="dxa" w:w="1728"/>
           </w:tcPr>
           <w:p>
             <w:r>
-              <w:t>0.840</w:t>
+              <w:t>0.326</w:t>
             </w:r>
           </w:p>
         </w:tc>
@@ -1713,15 +1858,16 @@
         <w:tblLook w:firstColumn="1" w:firstRow="1" w:lastColumn="0" w:lastRow="0" w:noHBand="0" w:noVBand="1" w:val="04A0"/>
       </w:tblPr>
       <w:tblGrid>
-        <w:gridCol w:w="2160"/>
-        <w:gridCol w:w="2160"/>
-        <w:gridCol w:w="2160"/>
-        <w:gridCol w:w="2160"/>
+        <w:gridCol w:w="1728"/>
+        <w:gridCol w:w="1728"/>
+        <w:gridCol w:w="1728"/>
+        <w:gridCol w:w="1728"/>
+        <w:gridCol w:w="1728"/>
       </w:tblGrid>
       <w:tr>
         <w:tc>
           <w:tcPr>
-            <w:tcW w:type="dxa" w:w="2160"/>
+            <w:tcW w:type="dxa" w:w="1728"/>
           </w:tcPr>
           <w:p>
             <w:r>
@@ -1734,7 +1880,7 @@
         </w:tc>
         <w:tc>
           <w:tcPr>
-            <w:tcW w:type="dxa" w:w="2160"/>
+            <w:tcW w:type="dxa" w:w="1728"/>
           </w:tcPr>
           <w:p>
             <w:r>
@@ -1747,7 +1893,20 @@
         </w:tc>
         <w:tc>
           <w:tcPr>
-            <w:tcW w:type="dxa" w:w="2160"/>
+            <w:tcW w:type="dxa" w:w="1728"/>
+          </w:tcPr>
+          <w:p>
+            <w:r>
+              <w:rPr>
+                <w:b/>
+              </w:rPr>
+              <w:t>num_rets</w:t>
+            </w:r>
+          </w:p>
+        </w:tc>
+        <w:tc>
+          <w:tcPr>
+            <w:tcW w:type="dxa" w:w="1728"/>
           </w:tcPr>
           <w:p>
             <w:r>
@@ -1760,14 +1919,14 @@
         </w:tc>
         <w:tc>
           <w:tcPr>
-            <w:tcW w:type="dxa" w:w="2160"/>
+            <w:tcW w:type="dxa" w:w="1728"/>
           </w:tcPr>
           <w:p>
             <w:r>
               <w:rPr>
                 <w:b/>
               </w:rPr>
-              <w:t>ret_sisters</w:t>
+              <w:t>ret_leaf matched</w:t>
             </w:r>
           </w:p>
         </w:tc>
@@ -1775,17 +1934,17 @@
       <w:tr>
         <w:tc>
           <w:tcPr>
-            <w:tcW w:type="dxa" w:w="2160"/>
+            <w:tcW w:type="dxa" w:w="1728"/>
           </w:tcPr>
           <w:p>
             <w:r>
-              <w:t>GNN ploidy-informed</w:t>
+              <w:t>PlaceNet ploidy-informed</w:t>
             </w:r>
           </w:p>
         </w:tc>
         <w:tc>
           <w:tcPr>
-            <w:tcW w:type="dxa" w:w="2160"/>
+            <w:tcW w:type="dxa" w:w="1728"/>
           </w:tcPr>
           <w:p>
             <w:r>
@@ -1795,7 +1954,17 @@
         </w:tc>
         <w:tc>
           <w:tcPr>
-            <w:tcW w:type="dxa" w:w="2160"/>
+            <w:tcW w:type="dxa" w:w="1728"/>
+          </w:tcPr>
+          <w:p>
+            <w:r>
+              <w:t>9.58</w:t>
+            </w:r>
+          </w:p>
+        </w:tc>
+        <w:tc>
+          <w:tcPr>
+            <w:tcW w:type="dxa" w:w="1728"/>
           </w:tcPr>
           <w:p>
             <w:r>
@@ -1805,11 +1974,11 @@
         </w:tc>
         <w:tc>
           <w:tcPr>
-            <w:tcW w:type="dxa" w:w="2160"/>
+            <w:tcW w:type="dxa" w:w="1728"/>
           </w:tcPr>
           <w:p>
             <w:r>
-              <w:t>0.958</w:t>
+              <w:t>0.617</w:t>
             </w:r>
           </w:p>
         </w:tc>
@@ -1817,17 +1986,17 @@
       <w:tr>
         <w:tc>
           <w:tcPr>
-            <w:tcW w:type="dxa" w:w="2160"/>
+            <w:tcW w:type="dxa" w:w="1728"/>
           </w:tcPr>
           <w:p>
             <w:r>
-              <w:t>GNN ploidy-free</w:t>
+              <w:t>PlaceNet ploidy-free</w:t>
             </w:r>
           </w:p>
         </w:tc>
         <w:tc>
           <w:tcPr>
-            <w:tcW w:type="dxa" w:w="2160"/>
+            <w:tcW w:type="dxa" w:w="1728"/>
           </w:tcPr>
           <w:p>
             <w:r>
@@ -1837,7 +2006,17 @@
         </w:tc>
         <w:tc>
           <w:tcPr>
-            <w:tcW w:type="dxa" w:w="2160"/>
+            <w:tcW w:type="dxa" w:w="1728"/>
+          </w:tcPr>
+          <w:p>
+            <w:r>
+              <w:t>8.51</w:t>
+            </w:r>
+          </w:p>
+        </w:tc>
+        <w:tc>
+          <w:tcPr>
+            <w:tcW w:type="dxa" w:w="1728"/>
           </w:tcPr>
           <w:p>
             <w:r>
@@ -1847,11 +2026,11 @@
         </w:tc>
         <w:tc>
           <w:tcPr>
-            <w:tcW w:type="dxa" w:w="2160"/>
+            <w:tcW w:type="dxa" w:w="1728"/>
           </w:tcPr>
           <w:p>
             <w:r>
-              <w:t>0.933</w:t>
+              <w:t>0.561</w:t>
             </w:r>
           </w:p>
         </w:tc>
@@ -1859,7 +2038,7 @@
       <w:tr>
         <w:tc>
           <w:tcPr>
-            <w:tcW w:type="dxa" w:w="2160"/>
+            <w:tcW w:type="dxa" w:w="1728"/>
           </w:tcPr>
           <w:p>
             <w:r>
@@ -1869,7 +2048,7 @@
         </w:tc>
         <w:tc>
           <w:tcPr>
-            <w:tcW w:type="dxa" w:w="2160"/>
+            <w:tcW w:type="dxa" w:w="1728"/>
           </w:tcPr>
           <w:p>
             <w:r>
@@ -1879,7 +2058,17 @@
         </w:tc>
         <w:tc>
           <w:tcPr>
-            <w:tcW w:type="dxa" w:w="2160"/>
+            <w:tcW w:type="dxa" w:w="1728"/>
+          </w:tcPr>
+          <w:p>
+            <w:r>
+              <w:t>8.58</w:t>
+            </w:r>
+          </w:p>
+        </w:tc>
+        <w:tc>
+          <w:tcPr>
+            <w:tcW w:type="dxa" w:w="1728"/>
           </w:tcPr>
           <w:p>
             <w:r>
@@ -1889,11 +2078,11 @@
         </w:tc>
         <w:tc>
           <w:tcPr>
-            <w:tcW w:type="dxa" w:w="2160"/>
+            <w:tcW w:type="dxa" w:w="1728"/>
           </w:tcPr>
           <w:p>
             <w:r>
-              <w:t>0.952</w:t>
+              <w:t>0.670</w:t>
             </w:r>
           </w:p>
         </w:tc>
@@ -1901,7 +2090,7 @@
       <w:tr>
         <w:tc>
           <w:tcPr>
-            <w:tcW w:type="dxa" w:w="2160"/>
+            <w:tcW w:type="dxa" w:w="1728"/>
           </w:tcPr>
           <w:p>
             <w:r>
@@ -1911,7 +2100,7 @@
         </w:tc>
         <w:tc>
           <w:tcPr>
-            <w:tcW w:type="dxa" w:w="2160"/>
+            <w:tcW w:type="dxa" w:w="1728"/>
           </w:tcPr>
           <w:p>
             <w:r>
@@ -1921,7 +2110,17 @@
         </w:tc>
         <w:tc>
           <w:tcPr>
-            <w:tcW w:type="dxa" w:w="2160"/>
+            <w:tcW w:type="dxa" w:w="1728"/>
+          </w:tcPr>
+          <w:p>
+            <w:r>
+              <w:t>5.40</w:t>
+            </w:r>
+          </w:p>
+        </w:tc>
+        <w:tc>
+          <w:tcPr>
+            <w:tcW w:type="dxa" w:w="1728"/>
           </w:tcPr>
           <w:p>
             <w:r>
@@ -1931,11 +2130,11 @@
         </w:tc>
         <w:tc>
           <w:tcPr>
-            <w:tcW w:type="dxa" w:w="2160"/>
+            <w:tcW w:type="dxa" w:w="1728"/>
           </w:tcPr>
           <w:p>
             <w:r>
-              <w:t>0.781</w:t>
+              <w:t>0.402</w:t>
             </w:r>
           </w:p>
         </w:tc>
@@ -1943,7 +2142,7 @@
       <w:tr>
         <w:tc>
           <w:tcPr>
-            <w:tcW w:type="dxa" w:w="2160"/>
+            <w:tcW w:type="dxa" w:w="1728"/>
           </w:tcPr>
           <w:p>
             <w:r>
@@ -1953,7 +2152,7 @@
         </w:tc>
         <w:tc>
           <w:tcPr>
-            <w:tcW w:type="dxa" w:w="2160"/>
+            <w:tcW w:type="dxa" w:w="1728"/>
           </w:tcPr>
           <w:p>
             <w:r>
@@ -1963,7 +2162,17 @@
         </w:tc>
         <w:tc>
           <w:tcPr>
-            <w:tcW w:type="dxa" w:w="2160"/>
+            <w:tcW w:type="dxa" w:w="1728"/>
+          </w:tcPr>
+          <w:p>
+            <w:r>
+              <w:t>8.93</w:t>
+            </w:r>
+          </w:p>
+        </w:tc>
+        <w:tc>
+          <w:tcPr>
+            <w:tcW w:type="dxa" w:w="1728"/>
           </w:tcPr>
           <w:p>
             <w:r>
@@ -1973,11 +2182,11 @@
         </w:tc>
         <w:tc>
           <w:tcPr>
-            <w:tcW w:type="dxa" w:w="2160"/>
+            <w:tcW w:type="dxa" w:w="1728"/>
           </w:tcPr>
           <w:p>
             <w:r>
-              <w:t>0.953</w:t>
+              <w:t>0.645</w:t>
             </w:r>
           </w:p>
         </w:tc>
@@ -1990,12 +2199,12 @@
     </w:p>
     <w:p>
       <w:r>
-        <w:t>On the mu-distance Polyphest is the most accurate method at all three levels, 0.161, 0.254, and 0.277 as retention falls. This is the same pattern as the rest of the benchmark, and for the same reason, namely that the mu-distance rewards the copy-number structure that folding recovers. So on the overall metric no method beats Polyphest here.</w:t>
+        <w:t>On the mu-distance Polyphest is the most accurate method at all three levels, 0.161, 0.254, and 0.277 as retention falls. This is the same pattern as the rest of the benchmark, and for the same reason, namely that the mu-distance rewards the copy-number structure that folding a multiset recovers. So on the overall metric no method beats Polyphest here.</w:t>
       </w:r>
     </w:p>
     <w:p>
       <w:r>
-        <w:t>On reticulation recovery, which is the question fractionation actually poses, the three levels form a map of which method to prefer, and the decode modes move across it. At mild retention the copy number is still informative, and the ploidy-informed mode has the lowest reticulation-leaf distance of any method, 0.170 against Polyphest's 0.233. At medium retention the copy number has begun to fail, the ploidy-informed mode degrades to 0.670, and the ploidy-free mode takes over at 0.506, which is the lowest of any method, below Polyphest's 0.594 and GRAMPA-iter's 0.556. At severe retention the copy number is largely destroyed, and iterative GRAMPA, which searches for reticulations one at a time without a copy-number estimate, recovers the most at 0.615, with the ploidy-free mode second at 0.832 and still ahead of Polyphest's 0.922. So the ploidy-free mode owns the middle of the map, the crossover where copy number fails but detection can still recover the events, and it is competitive at the extremes.</w:t>
+        <w:t>On reticulation recovery, which is the question fractionation actually poses, the three levels form a map of which method to prefer, and the decode modes move across it. The reticulation-leaf figures here are the penalized Jaccard, which charges a method for reticulations it never finds. At mild retention the copy number is still informative, and the ploidy-informed mode has the lowest reticulation-leaf distance of any method, 0.170 against Polyphest's 0.233. At medium retention the copy number has begun to fail, the ploidy-informed mode degrades to 0.670, and the ploidy-free mode takes over at 0.506, which is the lowest of any method, below Polyphest's 0.594 and GRAMPA-iter's 0.556. The matched Jaccard, which scores only the reticulations each method commits to, tells the same story at the crossover, with the ploidy-free mode at 0.227 against Polyphest's 0.299, so the ploidy-free advantage at medium retention is in placement and not only in count. At severe retention the copy number is largely destroyed, and iterative GRAMPA, which searches for reticulations one at a time without a copy-number estimate, recovers the most at 0.615, with the ploidy-free mode second at 0.832 and still ahead of Polyphest's 0.922. So the ploidy-free mode owns the middle of the map, the crossover where copy number fails but detection can still recover the events, and it is competitive at the extremes.</w:t>
       </w:r>
     </w:p>
     <w:p>
@@ -2005,7 +2214,7 @@
     </w:p>
     <w:p>
       <w:r>
-        <w:t>The learned method also completes every network at all three levels, 21 of 21, against Polyphest's 18, 19, and 19. Robustness of completion is a practical advantage that the mean scores do not capture.</w:t>
+        <w:t>The PlaceNet also completes every network at all three levels, 21 of 21, against Polyphest's 18, 19, and 19. Robustness of completion is a practical advantage that the mean scores do not capture.</w:t>
       </w:r>
     </w:p>
     <w:p>
@@ -2018,7 +2227,7 @@
     </w:p>
     <w:p>
       <w:r>
-        <w:t>Fractionation is an information loss that degrades every copy-number method, so no method reconstructs these networks well in absolute terms, and Polyphest remains the most accurate on the overall mu-distance because that metric rewards the copy-number structure. The contribution here is on reticulation recovery and on the decode. The three retention levels form a clear map. At mild loss the copy number is reliable and the ploidy-informed mode recovers reticulate lineages best. At medium loss the copy number begins to fail but the detection head recovers the deleted events, and the ploidy-free mode is the best method on the reticulation-leaf distance. At severe loss the copy number is destroyed and a free reticulation search recovers the most, with the ploidy-free mode second and still ahead of the ploidy baseline. The learned method therefore owns the crossover regime on reticulation recovery, degrades gracefully because its ploidy-free mode does not lean on the copy number, and completes every network throughout.</w:t>
+        <w:t>Fractionation is an information loss that degrades every copy-number method, so no method reconstructs these networks well in absolute terms, and Polyphest remains the most accurate on the overall mu-distance because that metric rewards the copy-number structure. The contribution here is on reticulation recovery and on the decode. The three retention levels form a clear map. At mild loss the copy number is reliable and the ploidy-informed mode recovers reticulate lineages best. At medium loss the copy number begins to fail but the detection head recovers the deleted events, and the ploidy-free mode is the best method on the reticulation-leaf distance. At severe loss the copy number is destroyed and a free reticulation search recovers the most, with the ploidy-free mode second and still ahead of the ploidy baseline. The PlaceNet therefore owns the crossover regime on reticulation recovery, degrades gracefully because its ploidy-free mode does not lean on the copy number, and completes every network throughout.</w:t>
       </w:r>
     </w:p>
     <w:p>
@@ -2177,7 +2386,7 @@
     </w:p>
     <w:p>
       <w:r>
-        <w:t>Placement of the second parent looked like an independent weakness, but it reduces to the same cause. Hand-crafted features do not improve it. A defect in the training target does, and repairing the target raises partner accuracy and improves ploidy and mu-distance on the benchmark, but the improvement is modest and does not generalize to the finer reticulation measures. The reason is that the correct parent is well-defined only when ASTRAL places the polyploid coherently, and undefined when it does not. The residual placement error and the coverage bound of the repair both trace to the backbone. When ASTRAL scatters a polyploid or a polyploid clade, there is no coherent home against which to name the second parent, and the event cannot be repaired by any change to the target or the features. Placement is therefore not a separate ceiling but a second face of the backbone limitation.</w:t>
+        <w:t>Placement of the second parent reduces to the same cause as the backbone limitation. Hand-crafted features do not improve it. A fragmentation defect in the decomposed training target does, which is why the shipped model uses away-parent labels, and the model reaches an allopolyploid partner accuracy of 0.828 on the validation split. Raising that accuracy, however, has only a modest effect on the overall reconstruction measures and does not reach the finer reticulation measures. The reason is that the correct parent is well-defined only when ASTRAL places the polyploid coherently, and undefined when it does not. The residual placement error and the coverage bound of the repair both trace to the backbone. When ASTRAL scatters a polyploid or a polyploid clade, there is no coherent home against which to name the second parent, and the event cannot be repaired by any change to the target or the features. Placement is therefore not a separate ceiling but a second face of the backbone limitation.</w:t>
       </w:r>
     </w:p>
     <w:p>
@@ -2203,312 +2412,7 @@
     </w:p>
     <w:p>
       <w:r>
-        <w:t>Several narrower items remain. The clade-level target repair covers only clades that ASTRAL keeps monophyletic, so at high discordance a portion of clade events is left uncorrected, and extending coverage there depends on a better backbone rather than on the repair itself. The placement head returns a single second parent, which matches the reconstruction but is a one-sided view of a symmetric pair of parents. Post-duplication diploidization, where one subgenome is gradually fractionated by loss and a polyploid comes to look diploid in a growing fraction of gene trees, is evaluated directly in the fractionation section, and training the model on fractionated data rather than only testing on it is the natural refinement, discussed in the future-work section. The detection threshold of the ploidy-free decode is calibrated on the held-out validation split rather than fixed a priori, as described in the decode section, though that split is clean, so a calibration on fractionated data remains the outstanding refinement of the operating point.</w:t>
-      </w:r>
-    </w:p>
-    <w:p>
-      <w:pPr>
-        <w:pStyle w:val="Heading1"/>
-      </w:pPr>
-      <w:r>
-        <w:t>Partner prediction: a labeling defect and its repair</w:t>
-      </w:r>
-    </w:p>
-    <w:p>
-      <w:pPr>
-        <w:pStyle w:val="Heading2"/>
-      </w:pPr>
-      <w:r>
-        <w:t>The question</w:t>
-      </w:r>
-    </w:p>
-    <w:p>
-      <w:r>
-        <w:t>The previous section showed that the backbone, not the events, is the dominant source of mu-distance. One part of the event prediction is nonetheless weak on its own terms, namely the choice of the allopolyploid parent, and it is worth locating. The one-parter method reaches an allopolyploid partner accuracy of only 0.45. This section asks whether that number can be raised, first by better features and then by a correction to the training target, and what the answer implies.</w:t>
-      </w:r>
-    </w:p>
-    <w:p>
-      <w:pPr>
-        <w:pStyle w:val="Heading2"/>
-      </w:pPr>
-      <w:r>
-        <w:t>Better features do not help</w:t>
-      </w:r>
-    </w:p>
-    <w:p>
-      <w:r>
-        <w:t>We added two hand-crafted partner features to the shipped model and retrained the one-parter method from scratch on all six configurations. The first restricts the co-clustering signal to gene trees in which the target is actually duplicated, on the reasoning that single-copy trees carry no partner signal and only dilute it. The second summarizes how concentrated a species co-clusters, on the reasoning that an allopolyploid with one clear partner looks different from an autopolyploid spread over a clade.</w:t>
-      </w:r>
-    </w:p>
-    <w:tbl>
-      <w:tblPr>
-        <w:tblStyle w:val="TableGrid"/>
-        <w:tblW w:type="auto" w:w="0"/>
-        <w:tblLook w:firstColumn="1" w:firstRow="1" w:lastColumn="0" w:lastRow="0" w:noHBand="0" w:noVBand="1" w:val="04A0"/>
-      </w:tblPr>
-      <w:tblGrid>
-        <w:gridCol w:w="2880"/>
-        <w:gridCol w:w="2880"/>
-        <w:gridCol w:w="2880"/>
-      </w:tblGrid>
-      <w:tr>
-        <w:tc>
-          <w:tcPr>
-            <w:tcW w:type="dxa" w:w="2880"/>
-          </w:tcPr>
-          <w:p>
-            <w:r>
-              <w:rPr>
-                <w:b/>
-              </w:rPr>
-              <w:t>Variant</w:t>
-            </w:r>
-          </w:p>
-        </w:tc>
-        <w:tc>
-          <w:tcPr>
-            <w:tcW w:type="dxa" w:w="2880"/>
-          </w:tcPr>
-          <w:p>
-            <w:r>
-              <w:rPr>
-                <w:b/>
-              </w:rPr>
-              <w:t>Allopolyploid partner accuracy</w:t>
-            </w:r>
-          </w:p>
-        </w:tc>
-        <w:tc>
-          <w:tcPr>
-            <w:tcW w:type="dxa" w:w="2880"/>
-          </w:tcPr>
-          <w:p>
-            <w:r>
-              <w:rPr>
-                <w:b/>
-              </w:rPr>
-              <w:t>Detection F1</w:t>
-            </w:r>
-          </w:p>
-        </w:tc>
-      </w:tr>
-      <w:tr>
-        <w:tc>
-          <w:tcPr>
-            <w:tcW w:type="dxa" w:w="2880"/>
-          </w:tcPr>
-          <w:p>
-            <w:r>
-              <w:t>Baseline</w:t>
-            </w:r>
-          </w:p>
-        </w:tc>
-        <w:tc>
-          <w:tcPr>
-            <w:tcW w:type="dxa" w:w="2880"/>
-          </w:tcPr>
-          <w:p>
-            <w:r>
-              <w:t>0.453</w:t>
-            </w:r>
-          </w:p>
-        </w:tc>
-        <w:tc>
-          <w:tcPr>
-            <w:tcW w:type="dxa" w:w="2880"/>
-          </w:tcPr>
-          <w:p>
-            <w:r>
-              <w:t>0.775</w:t>
-            </w:r>
-          </w:p>
-        </w:tc>
-      </w:tr>
-      <w:tr>
-        <w:tc>
-          <w:tcPr>
-            <w:tcW w:type="dxa" w:w="2880"/>
-          </w:tcPr>
-          <w:p>
-            <w:r>
-              <w:t>Duplication-conditioned co-clustering</w:t>
-            </w:r>
-          </w:p>
-        </w:tc>
-        <w:tc>
-          <w:tcPr>
-            <w:tcW w:type="dxa" w:w="2880"/>
-          </w:tcPr>
-          <w:p>
-            <w:r>
-              <w:t>0.453</w:t>
-            </w:r>
-          </w:p>
-        </w:tc>
-        <w:tc>
-          <w:tcPr>
-            <w:tcW w:type="dxa" w:w="2880"/>
-          </w:tcPr>
-          <w:p>
-            <w:r>
-              <w:t>0.784</w:t>
-            </w:r>
-          </w:p>
-        </w:tc>
-      </w:tr>
-      <w:tr>
-        <w:tc>
-          <w:tcPr>
-            <w:tcW w:type="dxa" w:w="2880"/>
-          </w:tcPr>
-          <w:p>
-            <w:r>
-              <w:t>Effective-partner-count</w:t>
-            </w:r>
-          </w:p>
-        </w:tc>
-        <w:tc>
-          <w:tcPr>
-            <w:tcW w:type="dxa" w:w="2880"/>
-          </w:tcPr>
-          <w:p>
-            <w:r>
-              <w:t>0.466</w:t>
-            </w:r>
-          </w:p>
-        </w:tc>
-        <w:tc>
-          <w:tcPr>
-            <w:tcW w:type="dxa" w:w="2880"/>
-          </w:tcPr>
-          <w:p>
-            <w:r>
-              <w:t>0.788</w:t>
-            </w:r>
-          </w:p>
-        </w:tc>
-      </w:tr>
-      <w:tr>
-        <w:tc>
-          <w:tcPr>
-            <w:tcW w:type="dxa" w:w="2880"/>
-          </w:tcPr>
-          <w:p>
-            <w:r>
-              <w:t>Both</w:t>
-            </w:r>
-          </w:p>
-        </w:tc>
-        <w:tc>
-          <w:tcPr>
-            <w:tcW w:type="dxa" w:w="2880"/>
-          </w:tcPr>
-          <w:p>
-            <w:r>
-              <w:t>0.460</w:t>
-            </w:r>
-          </w:p>
-        </w:tc>
-        <w:tc>
-          <w:tcPr>
-            <w:tcW w:type="dxa" w:w="2880"/>
-          </w:tcPr>
-          <w:p>
-            <w:r>
-              <w:t>0.777</w:t>
-            </w:r>
-          </w:p>
-        </w:tc>
-      </w:tr>
-    </w:tbl>
-    <w:p>
-      <w:r>
-        <w:t>The duplication-conditioned feature is a flat null. The effective-partner-count feature adds 0.013, within the sampling noise of a single run. These join earlier negative results for a cluster-support feature and a branch-length distance feature. Across five hand-crafted features the number does not leave the neighborhood of 0.45. Better features are not the lever.</w:t>
-      </w:r>
-    </w:p>
-    <w:p>
-      <w:pPr>
-        <w:pStyle w:val="Heading2"/>
-      </w:pPr>
-      <w:r>
-        <w:t>Where the error comes from</w:t>
-      </w:r>
-    </w:p>
-    <w:p>
-      <w:r>
-        <w:t>The reason features saturate is visible when the signal is examined directly. Ranking the candidate parents of an allopolyploid by co-clustering with the target in the gene trees places the true partner first only 0.42 of the time, but within the top two candidates 0.86 of the time at low incomplete lineage sorting. The information that identifies the partner is therefore largely present. The failure is that a second candidate outranks the true partner.</w:t>
-      </w:r>
-    </w:p>
-    <w:p>
-      <w:r>
-        <w:t>We identified that second candidate. In the 0.58 of events where the true partner is not first, it is almost always second, and the candidate that beats it is a species from a different part of the tree in 0.89 of cases, with a mean co-clustering to the true partner of only 0.069. It is a diploid in 0.64 of cases. This is the home parent, namely the other lineage that contributed a subgenome. Both subgenomes leave a co-clustering trace, so the two strongest candidates are the two parents, and the method must return one of them. The home parent, whose copy sits cleanly in its own clade, frequently co-clusters more strongly than the away partner the label asks for.</w:t>
-      </w:r>
-    </w:p>
-    <w:p>
-      <w:pPr>
-        <w:pStyle w:val="Heading2"/>
-      </w:pPr>
-      <w:r>
-        <w:t>A labeling defect</w:t>
-      </w:r>
-    </w:p>
-    <w:p>
-      <w:r>
-        <w:t>Examining which of the two parents the label names revealed a defect in the training target itself. The label is taken from the true network, where one parent is drawn as the base-tree attachment and the other as a reticulation edge, and the reticulation parent becomes the label. This choice is made without reference to where ASTRAL placed the polyploid. ASTRAL places the polyploid next to whichever subgenome is stronger, which is not correlated with the network drawing, so the two disagree about half the time. A direct audit against ground truth confirms it. In 0.566 of single-species allopolyploid events at low incomplete lineage sorting and 0.539 at high duplication and loss, the labelled partner is the same lineage ASTRAL placed the target next to. In those events the target is asked to reticulate to the parent it is already attached to, which is degenerate, and the correct partner is the other parent.</w:t>
-      </w:r>
-    </w:p>
-    <w:p>
-      <w:r>
-        <w:t>The audit also bounds how often the defect is fixable. ASTRAL places a single-species target next to a true parent in about 0.94 of events, so the correct partner, the parent that is not the target's home, is well-defined almost always. Only about 0.06 of targets are placed away from both parents, which is a backbone error that no partner choice can repair.</w:t>
-      </w:r>
-    </w:p>
-    <w:p>
-      <w:pPr>
-        <w:pStyle w:val="Heading2"/>
-      </w:pPr>
-      <w:r>
-        <w:t>The repair and its effect</w:t>
-      </w:r>
-    </w:p>
-    <w:p>
-      <w:r>
-        <w:t>The repair is to recompute the target as the parent that is not the polyploid's ASTRAL home. When the ASTRAL home is the labelled partner, the target is retargeted to the other true parent. Otherwise it is left unchanged. The true tree is used only to construct the corrected label. At inference the model sees only the ASTRAL tree, the gene trees, and the features, so it learns the rule that the partner is the parent it was not placed beside, which is inferable from its inputs.</w:t>
-      </w:r>
-    </w:p>
-    <w:p>
-      <w:r>
-        <w:t>Training the one-parter twice under identical settings, differing only in the labels, isolates the effect. Partner accuracy rises from 0.456 to 0.526, an increase of 0.070 that is many standard errors beyond noise, while detection F1 is unchanged at 0.811 against 0.819, which confirms the change is confined to the partner target.</w:t>
-      </w:r>
-    </w:p>
-    <w:p>
-      <w:r>
-        <w:t>The gain also carries to the reconstruction, measured against the true networks on the 21 benchmark networks across all six configurations. The effect is real but modest. Ploidy distance improves in all six configurations, from a mean of about 0.455 to about 0.395. Edit distance improves in five of six, from a mean of about 0.715 to about 0.701, with a small regression at high incomplete lineage sorting that is within the per-configuration variance. The reticulation-sister and reticulation-leaf distances are mixed across configurations and flat on average. So the corrected target recovers polyploidy structure more reliably and edit distance slightly, but the large reticulation gain seen at the easiest configuration does not generalize. The validation gain in partner accuracy does not fully transfer to the finer reticulation metrics on the benchmark, which is consistent with the backbone remaining the limiting factor.</w:t>
-      </w:r>
-    </w:p>
-    <w:p>
-      <w:pPr>
-        <w:pStyle w:val="Heading2"/>
-      </w:pPr>
-      <w:r>
-        <w:t>Coverage and its bound</w:t>
-      </w:r>
-    </w:p>
-    <w:p>
-      <w:r>
-        <w:t>The repair as described covers single-species allopolyploid events. A clade-level event, where a group of species shares one hybridization, is handled by the same rule applied to the clade's common ancestor, but only when the clade is monophyletic in the ASTRAL tree, so that its home is a single well-defined sibling. This holds for about 0.60 of clade events at low incomplete lineage sorting and about 0.42 at high duplication and loss. The remaining clade events are scattered by ASTRAL and left unchanged, because for a scattered clade there is no single home and therefore no well-defined away parent to assign. This is not an unrepaired bug. It is the absence of a correct target, and it arises because the backbone placed the clade incorrectly in the first place.</w:t>
-      </w:r>
-    </w:p>
-    <w:p>
-      <w:pPr>
-        <w:pStyle w:val="Heading2"/>
-      </w:pPr>
-      <w:r>
-        <w:t>Consequence</w:t>
-      </w:r>
-    </w:p>
-    <w:p>
-      <w:r>
-        <w:t>Partner prediction is limited by two things, and only one of them is a partner problem. Hand-crafted features are exhausted, but the target itself was wrong in the majority of allopolyploid events, and repairing it raises partner accuracy by 0.070 and improves ploidy and mu-distance on the benchmark. What remains is not a partner problem. The parents are recoverable whenever ASTRAL places the polyploid coherently, and undefined whenever it does not, so the residual error and the coverage bound both trace to the same source as the reconstruction wall, namely the backbone. This is why the corrected target helps but does not close the gap, and why the remaining ceiling is a better backbone through phasing rather than any further change to the target or the features.</w:t>
+        <w:t>Several narrower items remain. The clade-level target repair covers only clades that ASTRAL keeps monophyletic, so at high discordance a portion of clade events is left uncorrected, and extending coverage there depends on a better backbone rather than on the repair itself. The placement head returns a single second parent, which matches the reconstruction but is a one-sided view of a symmetric pair of parents. Post-duplication diploidization, where one subgenome is gradually fractionated by loss and a polyploid comes to look diploid in a growing fraction of gene trees, is evaluated directly in the fractionation section, and training the model on fractionated data rather than only testing on it is the natural refinement, discussed in the future-work section. The detection threshold of the ploidy-free decode is a fixed default, as described in the decode section, because the corrupted regime it targets does not match the clean distribution the model was trained on, so calibrating it on data that matches that regime remains an outstanding refinement of the operating point.</w:t>
       </w:r>
     </w:p>
     <w:p>
@@ -2542,7 +2446,7 @@
     </w:p>
     <w:p>
       <w:r>
-        <w:t>The model is trained on clean discordance, incomplete lineage sorting and duplication and loss at a single effective population size, and is evaluated as a generalization test on fractionation and on two further effective population sizes. Its losses on those regimes are therefore ambiguous, since they mix a limitation of the approach with the fact that it never trained on the regime. The benchmark shows the gap to Polyphest is smallest exactly in the corrupted regimes, high duplication and loss and moderate fractionation, where the method already leads on reticulation recovery. So training on those distributions, in particular on fractionated data, is the direction most likely to close the mu-distance gap where it is closable. It also removes a methodological weakness. The ploidy-free decode threshold is at present calibrated on clean validation data, which is the wrong distribution for a decode whose purpose is corrupted data, and a fractionated training set would provide a held-out fractionated split on which to calibrate it honestly. Fractionated training data can be generated by the same post-hoc pruning that produced the fractionation benchmark, applied to the training gene trees, so it does not require new simulation.</w:t>
+        <w:t>The model is trained on clean discordance, incomplete lineage sorting and duplication and loss at a single effective population size, and is evaluated as a generalization test on fractionation and on two further effective population sizes. Its losses on those regimes are therefore ambiguous, since they mix a limitation of the approach with the fact that it never trained on the regime. The benchmark shows the gap to Polyphest is smallest exactly in the corrupted regimes, high duplication and loss and moderate fractionation, where the method already leads on reticulation recovery. So training on those distributions, in particular on fractionated data, is the direction most likely to close the mu-distance gap where it is closable. It also removes a methodological weakness. The ploidy-free decode threshold is at present a fixed default, because the corrupted regime it targets is not the clean distribution the model was trained on, so there is no matched data on which to calibrate it. A fractionated training set would provide a held-out fractionated split on which to calibrate it honestly. Fractionated training data can be generated by the same post-hoc pruning that produced the fractionation benchmark, applied to the training gene trees, so it does not require new simulation.</w:t>
       </w:r>
     </w:p>
     <w:p>
@@ -2594,7 +2498,20 @@
     </w:p>
     <w:p>
       <w:r>
-        <w:t>The allopolyploid partner accuracy is low, at 0.45 for the one-partner model. A learning curve over training-set fractions indicates whether more data would raise it. [VERIFY from the lc_final training logs whether partner accuracy is still climbing at full data or has plateaued.] If it is not saturated, more or more diverse training data would help the partner head. The diagnostic tempers the payoff, however, since better event and partner prediction can recover at most the 0.014 the model loses beyond the backbone ceiling. So more data is most valuable in combination with a rebuilt backbone, which is what would let a better partner head actually lower the mu-distance.</w:t>
+        <w:t>The allopolyploid partner accuracy improves steadily with the amount of training data and has not saturated at full data. On the validation split it rises from 0.449 at a tenth of the training data through 0.596, 0.704, and 0.774 to 0.828 at the full data, and the slope from three quarters to full data is still clearly positive. So more or more diverse training data would raise the partner head further. The gain is not free, however. The diagnostic shows that better event and partner prediction can recover at most the 0.014 of mu-distance the model loses beyond the backbone ceiling on in-distribution networks, so more data is most valuable in combination with a rebuilt backbone, which is what would let a better partner head actually lower the reconstruction distance.</w:t>
+      </w:r>
+    </w:p>
+    <w:p>
+      <w:pPr>
+        <w:pStyle w:val="Heading2"/>
+      </w:pPr>
+      <w:r>
+        <w:t>Select hyperparameters against the reconstruction measure</w:t>
+      </w:r>
+    </w:p>
+    <w:p>
+      <w:r>
+        <w:t>The hyperparameters were selected on validation proxies, namely detection F1 and partner accuracy, rather than on the reconstruction measures themselves. The diagnostic shows those proxies barely move the mu-distance, and in practice the hyperparameter search raised the proxies without changing the overall measures much. Selecting hyperparameters directly against the mu-distance or the reticulation measures on the validation split, rather than against the training objective, is therefore a natural refinement of the model selection. Its expected payoff is bounded by the backbone in the same way as better event prediction, so like the previous item it is most valuable in combination with a rebuilt backbone.</w:t>
       </w:r>
     </w:p>
     <w:p>
@@ -2612,7 +2529,7 @@
     </w:p>
     <w:p>
       <w:r>
-        <w:t>On the overall mu-distance Polyphest is the most accurate method wherever it completes, including on the networks both methods finish, because the metric rewards the copy-number structure that folding an inferred multiset recovers. The learned method does not overturn that. What it offers instead is a distinct and practical profile. It reconstructs every network in seconds, with a bounded and predictable runtime, where Polyphest searches for days and often does not finish. It completes all twenty-one benchmark networks in every configuration, including the harder ones that the copy-number methods leave unfinished. It is the most accurate of the prior-free methods, beating iterative GRAMPA on the mu-distance in every configuration. And through its two decode modes it adapts to whether the copy number can be trusted, so that in the corrupted regimes, high duplication and loss and moderate fractionation, its ploidy-free mode recovers the reticulate lineages better than the ploidy baseline.</w:t>
+        <w:t>On the overall mu-distance Polyphest is the most accurate method wherever it completes, including on the networks both methods finish, because the metric rewards the copy-number structure that folding an inferred multiset recovers. The PlaceNet does not overturn that. What it offers instead is a distinct and practical profile. It reconstructs every network in seconds, with a bounded and predictable runtime, where Polyphest searches for days and often does not finish. It completes all twenty-one benchmark networks in every configuration, including the harder ones that the copy-number methods leave unfinished. It is the most accurate of the methods that infer their own ploidy, beating iterative GRAMPA on the mu-distance in every configuration. And through its two decode modes it adapts to whether the copy number can be trusted, so that in the corrupted regimes, high duplication and loss and moderate fractionation, its ploidy-free mode recovers the reticulate lineages more faithfully than the ploidy baseline, which is the regime that fractionation creates in real polyploid data.</w:t>
       </w:r>
     </w:p>
     <w:p>

--- a/ml_method/docs/gene2net_method_chapter.docx
+++ b/ml_method/docs/gene2net_method_chapter.docx
@@ -120,7 +120,7 @@
     </w:p>
     <w:p>
       <w:r>
-        <w:t>Second, the node features are projected to a hidden dimension of 256 by a two-layer perceptron.</w:t>
+        <w:t>Second, the node features are projected to a hidden dimension of 256 by a two-layer MLP.</w:t>
       </w:r>
     </w:p>
     <w:p>
@@ -130,12 +130,12 @@
     </w:p>
     <w:p>
       <w:r>
-        <w:t>Fourth, each branch is given an embedding. For a branch with parent node representation and child node representation, the embedding is produced by a perceptron applied to the concatenation of the parent representation, the child representation, and the 9 edge features of that branch.</w:t>
+        <w:t>Fourth, each branch is given an embedding. For a branch with parent node representation and child node representation, the embedding is produced by a two-layer MLP applied to the concatenation of the parent representation, the child representation, and the 9 edge features of that branch.</w:t>
       </w:r>
     </w:p>
     <w:p>
       <w:r>
-        <w:t>Fifth, two prediction heads read the branch embeddings. The detection head is a perceptron that maps each branch embedding to a binary decision, whether a whole genome duplication occurred on that branch. The placement head scores, for each detected branch, every other branch as a candidate second parent. For a source branch i and a candidate branch j, the score is produced by a perceptron applied to the concatenation of the embedding of i, the embedding of j, and the pairwise feature of the ordered pair i and j. Applying a softmax over the candidates gives a distribution over parents. When the highest scoring candidate is the source branch itself the event is an autopolyploidy, and otherwise it is an allopolyploidy whose second parent is the chosen branch.</w:t>
+        <w:t>Fifth, two prediction heads read the branch embeddings. The detection head is a two-layer MLP that maps each branch embedding to a binary decision, whether a whole genome duplication occurred on that branch. The placement head scores, for each detected branch, every other branch as a candidate second parent. For a source branch i and a candidate branch j, the score is produced by a two-layer MLP applied to the concatenation of the embedding of i, the embedding of j, and the pairwise features of the ordered pair i and j. Applying a softmax over the candidates gives a distribution over parents. When the highest scoring candidate is the source branch itself the event is an autopolyploidy, and otherwise it is an allopolyploidy whose second parent is the chosen branch.</w:t>
       </w:r>
     </w:p>
     <w:p>
@@ -148,7 +148,7 @@
     </w:p>
     <w:p>
       <w:r>
-        <w:t>The pairwise feature for an ordered pair of branches carries the relational co-clustering signal that the placement head needs and that no per-branch feature can express. It has four channels. Two are the mean and maximum, over the species in clade i crossed with the species in clade j, of the leaf-sister co-clustering matrix, which for a single-species candidate reduce to the exact co-clustering value between the two species. The other two are copy-aware cluster-support channels, a co-clustering signal that conditions on the duplicated copies of the source clade. The copy-aware cluster-support did not help an earlier two-parent variant but does contribute to the one-partner model reported here, as the feature-importance section shows.</w:t>
+        <w:t>For a clade the detection head has flagged as duplicated, the placement head scores every other edge as the candidate second parent, the edge onto which a copy of that clade is grafted. This choice is relational. It depends on how the duplicated clade sits relative to a candidate parent rather than on either edge alone, so it needs a signal defined on the ordered pair of the source clade and the candidate, which no single-edge feature can provide. That signal is co-clustering, the frequency across the gene trees with which a species from the source clade appears as a sister to a species from the candidate. It is informative because an allopolyploid grafts a copy of its clade next to its second parent, so the two co-cluster there. There are four pairwise features, in two pairs. The first pair is the mean and the maximum, across the species of the two clades, of this co-clustering. The second pair is a copy-aware cluster-support signal. When a species is duplicated, one copy tends to stay home among its own clade while the other lands away near its allopolyploid partner. For each such away copy we measure the fraction of its local neighborhood in the gene tree that belongs to the candidate partner clade, and we summarise that fraction over the gene trees as an intensity and as a per-copy peak. This second pair is the sharper allopolyploid signal, because it reads the neighborhood of the copy that actually moved rather than symmetric sisterhood alone.</w:t>
       </w:r>
     </w:p>
     <w:p>
@@ -2253,7 +2253,7 @@
     </w:p>
     <w:p>
       <w:r>
-        <w:t>Detection is carried by a single feature and a short tail. The fraction of the clade duplicated per gene tree dominates, with an F1 drop of 0.38, roughly seven times the next feature. The rest of the signal is copy number and clade size, namely mean copy number, clade size, mirrored-sister fraction, and copy-pair divergence, each with a drop below 0.05. Two things are notable. First, the features designed for whole genome duplication detection are exactly the important ones, which is direct evidence for that design choice and is consistent with the F1 gain those features produced when they were added. Second, the co-clustering node summaries contribute essentially nothing to detection, with drops at or below 0.001. That is expected, because co-clustering is a partner signal, not a detection signal.</w:t>
+        <w:t>Detection is carried by a single feature and a short tail. The fraction of the clade duplicated per gene tree dominates, with an F1 drop of 0.284, more than three times the next feature. The rest of the signal is clade size and copy number, namely clade size at 0.079 and then mean copy number, mirrored-sister fraction, and copy-pair divergence, each with a drop below 0.05. Two things are notable. First, the features designed for whole genome duplication detection are exactly the important ones, which is direct evidence for that design choice and is consistent with the F1 gain those features produced when they were added. Second, the co-clustering node summaries contribute essentially nothing to detection, with drops at or below 0.01. That is expected, because co-clustering is a partner signal, not a detection signal.</w:t>
       </w:r>
     </w:p>
     <w:p>
@@ -2266,7 +2266,7 @@
     </w:p>
     <w:p>
       <w:r>
-        <w:t>Partner prediction draws on a broader set of features, and the ranking is different. The pairwise co-clustering feature dominates, with partner-accuracy drops of 0.33 for its mean channel and 0.23 for its max channel. This is the direct signal the partner head consumes and it is the single most important input, which validates the pairwise design. Below it sit two groups. The copy-aware cluster-support pairwise feature contributes a drop of 0.15, so it does help partner even though it was flat for the two-parent head. And the structural and copy features act through the shared trunk and the edge embeddings the partner head reads, so clade size, mean copy number, concordance, depth, and copy-pair divergence each contribute drops between 0.11 and 0.19.</w:t>
+        <w:t>Partner prediction draws on a much broader set of features, and the ranking is different. The pairwise co-clustering feature is the single most important input, with partner-accuracy drops of 0.40 for its mean and 0.27 for its maximum, which validates the pairwise design. But unlike detection, partner does not rest on one feature. Clade size, depth, and mean copy number follow immediately, each with a drop between 0.31 and 0.36, and the copy-number distribution, the node co-clustering maximum, concordance, and copy-pair divergence each contribute between 0.17 and 0.25. The copy-aware cluster-support pairwise feature contributes 0.17 through its intensity channel, so it does help partner even though it was flat for the earlier two-parent head. Partner is therefore a genuinely multi-feature decision, reading the pairwise co-clustering together with where the clade sits in the tree and how many copies its species carry.</w:t>
       </w:r>
     </w:p>
     <w:p>
@@ -2300,7 +2300,7 @@
     </w:p>
     <w:p>
       <w:r>
-        <w:t>signal, and the cluster-support pairwise feature earns a smaller place there as well.</w:t>
+        <w:t>signal, and the cluster-support pairwise feature earns a smaller place there through its intensity channel.</w:t>
       </w:r>
     </w:p>
     <w:p>
@@ -2308,12 +2308,12 @@
         <w:pStyle w:val="ListBullet"/>
       </w:pPr>
       <w:r>
-        <w:t>The copy-number and structural features earn their place through both heads, primarily by</w:t>
+        <w:t>The copy-number and structural features earn their place mainly through partner, where clade</w:t>
       </w:r>
     </w:p>
     <w:p>
       <w:r>
-        <w:t>informing where events sit.</w:t>
+        <w:t>size, depth, and mean copy number are near the top of the ranking, and secondarily through detection.</w:t>
       </w:r>
     </w:p>
     <w:p>
@@ -2321,7 +2321,12 @@
         <w:pStyle w:val="ListBullet"/>
       </w:pPr>
       <w:r>
-        <w:t>Branch length and duplication synchrony contribute nothing to either head and are prunable.</w:t>
+        <w:t>Branch length and duplication synchrony contribute nothing to either head, with drops at or</w:t>
+      </w:r>
+    </w:p>
+    <w:p>
+      <w:r>
+        <w:t>below 0.005, and are prunable.</w:t>
       </w:r>
     </w:p>
     <w:p>
@@ -2329,12 +2334,12 @@
         <w:pStyle w:val="ListBullet"/>
       </w:pPr>
       <w:r>
-        <w:t>The co-clustering node summaries, in contrast to the pairwise co-clustering feature, contribute</w:t>
+        <w:t>Among the co-clustering node summaries, only the maximum earns its place, through a partner drop</w:t>
       </w:r>
     </w:p>
     <w:p>
       <w:r>
-        <w:t>little to either head, with only the maximum channel showing a modest partner drop of 0.08. So the node co-clustering summaries are largely redundant with the pairwise co-clustering feature and are candidates for pruning.</w:t>
+        <w:t>of 0.23. The mean, minimum, standard deviation, and median are near-zero in both heads, so they are largely redundant with the pairwise co-clustering feature and are candidates for pruning.</w:t>
       </w:r>
     </w:p>
     <w:p>
@@ -2347,7 +2352,7 @@
     </w:p>
     <w:p>
       <w:r>
-        <w:t>of 0.13, so it earns its place through the partner head rather than through detection, and it should be kept.</w:t>
+        <w:t>of 0.32, so it earns its place through the partner head rather than through detection, and it should be kept.</w:t>
       </w:r>
     </w:p>
     <w:p>

--- a/ml_method/docs/gene2net_method_chapter.docx
+++ b/ml_method/docs/gene2net_method_chapter.docx
@@ -35,7 +35,7 @@
     </w:p>
     <w:p>
       <w:r>
-        <w:t>On the overall distance measure, the mu-distance, Polyphest reconstructs more accurately across the benchmark. What PlaceNet offers is a different and practical profile. It runs in seconds for every input where Polyphest can run for days. It completes every benchmark network, whereas the completion rate of the other methods varies, and in our implementation only GRAMPA-Iter also reached full completion. It recovers the reticulate lineages more faithfully than any other method where the copy number is corrupted, through a decode that can be run in a mode that does not use the copy count at all, which is the regime that fractionation creates in real data. The chapter presents the method, its comparison on the same benchmark used in the previous chapters, a diagnostic that locates the method's error in the species tree backbone rather than in its event prediction, and its behaviour under fractionation.</w:t>
+        <w:t>PlaceNet identifies the polyploid lineages more accurately than any existing method wherever gene tree discordance is high or fractionation has degraded the copy number, which is the regime real polyploid data occupy. On the cleanest simulated conditions Polyphest identifies them better, and on the parental context and the overall mu-distance it is ahead throughout. Alongside that accuracy profile PlaceNet offers a practical one. It runs in seconds for every input where Polyphest can run for days. It completes every network in the discordance benchmark, whereas the completion rate of the other methods varies, and in our implementation only GRAMPA-Iter also reached full completion. It recovers the reticulate lineages more faithfully than any other method where the copy number is corrupted, through a decode that can be run in a mode that does not use the copy count at all, which is the regime that fractionation creates in real data. The chapter presents the method, its comparison on the same benchmark used in the previous chapters, a diagnostic that locates the method's error in the species tree backbone rather than in its event prediction, and its behaviour under fractionation.</w:t>
       </w:r>
     </w:p>
     <w:p>
@@ -369,7 +369,7 @@
     </w:p>
     <w:p>
       <w:r>
-        <w:t>Evaluation uses the same benchmark of 21 networks, the same distance measures, and the same baselines as the previous chapters. The primary overall measure is the normalized mu-distance, and the reticulation-leaf and reticulation-sister Jaccard distances measure whether the reticulations involve the right lineages. Each reticulation Jaccard is reported in two forms, a penalized form that charges a method for reticulations it never finds, and a matched form that scores only the reticulations a method commits to, so that placement quality can be separated from completeness. The reticulation-count difference, the mean number of reticulations by which a method misses the truth, is reported alongside them as the completeness signal. The baselines are Polyphest and iterative GRAMPA, both of which infer their ploidy from the gene trees rather than being given it, as does the present method, so no method is handed the true ploidy and the comparison is fair on that count. The evaluation spans fifteen configurations, namely three levels of incomplete lineage sorting, three rates of duplication and loss at each of three effective population sizes, and three retention rates for fractionation. Completion, the fraction of the networks a method reconstructs at all, and runtime are reported alongside the distance measures.</w:t>
+        <w:t>Evaluation uses the same benchmark of 21 networks, the same distance measures, and the same baselines as the previous chapters. The primary measures are the reticulation-descendants and reticulation-sister Jaccard distances, which ask whether the reticulations involve the right lineages and whether those lineages descend from the right parents. The reticulation-count difference, the mean number of reticulations by which a method misses the truth, is reported alongside them as the completeness signal. The normalized mu-distance follows as a summary of overall structural agreement, and because every node of the network contributes to it, it also reflects the placement of the diploid species that the reticulation measures do not see. The baselines are Polyphest and iterative GRAMPA, both of which infer their ploidy from the gene trees rather than being given it, as does the present method, so no method is handed the true ploidy and the comparison is fair on that count. The evaluation spans fifteen configurations, namely three levels of incomplete lineage sorting, three rates of duplication and loss at each of three effective population sizes, and three retention rates for fractionation. Completion, the fraction of the networks a method reconstructs at all, and runtime are reported alongside the distance measures.</w:t>
       </w:r>
     </w:p>
     <w:p>
@@ -385,12 +385,35 @@
         <w:pStyle w:val="Heading2"/>
       </w:pPr>
       <w:r>
-        <w:t>The benchmark</w:t>
+        <w:t>Where the method wins</w:t>
       </w:r>
     </w:p>
     <w:p>
       <w:r>
-        <w:t>We compare against the GRAMPA family and Polyphest on the 21 benchmark networks. The six discordance configurations are shown first, namely three levels of incomplete lineage sorting and three rates of duplication and loss at a fixed effective population size of one million. The two other effective population sizes and the fractionation configurations follow and confirm the same pattern. The table reports mean mu-distance.</w:t>
+        <w:t>The comparison spans fifteen configurations, twelve of discordance and three of fractionation, and the result is not uniform across them. It is ordered by difficulty.</w:t>
+      </w:r>
+    </w:p>
+    <w:p>
+      <w:r>
+        <w:t>On the reticulation descendants measure, which asks which lineages are polyploid, PlaceNet is ahead of Polyphest in eight of the fifteen configurations and level in a ninth. Those eight are not scattered. They are every configuration at the largest effective population size, the two higher duplication and loss rates at the middle population size, and all three fractionation levels. Polyphest leads in the remaining six, which are the configurations with the least discordance and an intact copy number.</w:t>
+      </w:r>
+    </w:p>
+    <w:p>
+      <w:r>
+        <w:t>The dividing line is the reliability of the copy number. Polyphest builds its reconstruction around an inferred multiset of copy counts, and where the gene trees support that multiset it recovers the events better than any learned model. As discordance rises and as fractionation deletes duplicate copies, the multiset degrades, and PlaceNet overtakes it. Against iterative GRAMPA, the peer that also reconstructs without a supplied ploidy, PlaceNet is ahead in fourteen of the fifteen configurations on this measure and in all fifteen on the mu-distance.</w:t>
+      </w:r>
+    </w:p>
+    <w:p>
+      <w:r>
+        <w:t>This matters for the intended use. Published polyploid datasets are not the clean end of the sweep. They carry substantial gene tree discordance, and fractionation has removed duplicate copies from most polyploid genomes, which is why the copy number is unreliable in practice and not only in principle. The conditions in which PlaceNet leads are the conditions real data present.</w:t>
+      </w:r>
+    </w:p>
+    <w:p>
+      <w:pPr>
+        <w:pStyle w:val="Heading2"/>
+      </w:pPr>
+      <w:r>
+        <w:t>Which lineages are reticulate</w:t>
       </w:r>
     </w:p>
     <w:tbl>
@@ -400,16 +423,17 @@
         <w:tblLook w:firstColumn="1" w:firstRow="1" w:lastColumn="0" w:lastRow="0" w:noHBand="0" w:noVBand="1" w:val="04A0"/>
       </w:tblPr>
       <w:tblGrid>
-        <w:gridCol w:w="1728"/>
-        <w:gridCol w:w="1728"/>
-        <w:gridCol w:w="1728"/>
-        <w:gridCol w:w="1728"/>
-        <w:gridCol w:w="1728"/>
+        <w:gridCol w:w="1440"/>
+        <w:gridCol w:w="1440"/>
+        <w:gridCol w:w="1440"/>
+        <w:gridCol w:w="1440"/>
+        <w:gridCol w:w="1440"/>
+        <w:gridCol w:w="1440"/>
       </w:tblGrid>
       <w:tr>
         <w:tc>
           <w:tcPr>
-            <w:tcW w:type="dxa" w:w="1728"/>
+            <w:tcW w:type="dxa" w:w="1440"/>
           </w:tcPr>
           <w:p>
             <w:r>
@@ -422,7 +446,7 @@
         </w:tc>
         <w:tc>
           <w:tcPr>
-            <w:tcW w:type="dxa" w:w="1728"/>
+            <w:tcW w:type="dxa" w:w="1440"/>
           </w:tcPr>
           <w:p>
             <w:r>
@@ -435,7 +459,7 @@
         </w:tc>
         <w:tc>
           <w:tcPr>
-            <w:tcW w:type="dxa" w:w="1728"/>
+            <w:tcW w:type="dxa" w:w="1440"/>
           </w:tcPr>
           <w:p>
             <w:r>
@@ -448,7 +472,7 @@
         </w:tc>
         <w:tc>
           <w:tcPr>
-            <w:tcW w:type="dxa" w:w="1728"/>
+            <w:tcW w:type="dxa" w:w="1440"/>
           </w:tcPr>
           <w:p>
             <w:r>
@@ -461,7 +485,7 @@
         </w:tc>
         <w:tc>
           <w:tcPr>
-            <w:tcW w:type="dxa" w:w="1728"/>
+            <w:tcW w:type="dxa" w:w="1440"/>
           </w:tcPr>
           <w:p>
             <w:r>
@@ -472,11 +496,24 @@
             </w:r>
           </w:p>
         </w:tc>
+        <w:tc>
+          <w:tcPr>
+            <w:tcW w:type="dxa" w:w="1440"/>
+          </w:tcPr>
+          <w:p>
+            <w:r>
+              <w:rPr>
+                <w:b/>
+              </w:rPr>
+              <w:t>GRAMPA-iter + prior</w:t>
+            </w:r>
+          </w:p>
+        </w:tc>
       </w:tr>
       <w:tr>
         <w:tc>
           <w:tcPr>
-            <w:tcW w:type="dxa" w:w="1728"/>
+            <w:tcW w:type="dxa" w:w="1440"/>
           </w:tcPr>
           <w:p>
             <w:r>
@@ -486,41 +523,51 @@
         </w:tc>
         <w:tc>
           <w:tcPr>
-            <w:tcW w:type="dxa" w:w="1728"/>
-          </w:tcPr>
-          <w:p>
-            <w:r>
-              <w:t>0.268</w:t>
-            </w:r>
-          </w:p>
-        </w:tc>
-        <w:tc>
-          <w:tcPr>
-            <w:tcW w:type="dxa" w:w="1728"/>
+            <w:tcW w:type="dxa" w:w="1440"/>
+          </w:tcPr>
+          <w:p>
+            <w:r>
+              <w:t>0.161</w:t>
+            </w:r>
+          </w:p>
+        </w:tc>
+        <w:tc>
+          <w:tcPr>
+            <w:tcW w:type="dxa" w:w="1440"/>
+          </w:tcPr>
+          <w:p>
+            <w:r>
+              <w:t>0.235</w:t>
+            </w:r>
+          </w:p>
+        </w:tc>
+        <w:tc>
+          <w:tcPr>
+            <w:tcW w:type="dxa" w:w="1440"/>
+          </w:tcPr>
+          <w:p>
+            <w:r>
+              <w:t>0.025</w:t>
+            </w:r>
+          </w:p>
+        </w:tc>
+        <w:tc>
+          <w:tcPr>
+            <w:tcW w:type="dxa" w:w="1440"/>
+          </w:tcPr>
+          <w:p>
+            <w:r>
+              <w:t>0.483</w:t>
+            </w:r>
+          </w:p>
+        </w:tc>
+        <w:tc>
+          <w:tcPr>
+            <w:tcW w:type="dxa" w:w="1440"/>
           </w:tcPr>
           <w:p>
             <w:r>
               <w:t>0.270</w:t>
-            </w:r>
-          </w:p>
-        </w:tc>
-        <w:tc>
-          <w:tcPr>
-            <w:tcW w:type="dxa" w:w="1728"/>
-          </w:tcPr>
-          <w:p>
-            <w:r>
-              <w:t>0.021</w:t>
-            </w:r>
-          </w:p>
-        </w:tc>
-        <w:tc>
-          <w:tcPr>
-            <w:tcW w:type="dxa" w:w="1728"/>
-          </w:tcPr>
-          <w:p>
-            <w:r>
-              <w:t>0.321</w:t>
             </w:r>
           </w:p>
         </w:tc>
@@ -528,7 +575,7 @@
       <w:tr>
         <w:tc>
           <w:tcPr>
-            <w:tcW w:type="dxa" w:w="1728"/>
+            <w:tcW w:type="dxa" w:w="1440"/>
           </w:tcPr>
           <w:p>
             <w:r>
@@ -538,41 +585,51 @@
         </w:tc>
         <w:tc>
           <w:tcPr>
-            <w:tcW w:type="dxa" w:w="1728"/>
-          </w:tcPr>
-          <w:p>
-            <w:r>
-              <w:t>0.290</w:t>
-            </w:r>
-          </w:p>
-        </w:tc>
-        <w:tc>
-          <w:tcPr>
-            <w:tcW w:type="dxa" w:w="1728"/>
-          </w:tcPr>
-          <w:p>
-            <w:r>
-              <w:t>0.300</w:t>
-            </w:r>
-          </w:p>
-        </w:tc>
-        <w:tc>
-          <w:tcPr>
-            <w:tcW w:type="dxa" w:w="1728"/>
-          </w:tcPr>
-          <w:p>
-            <w:r>
-              <w:t>0.036</w:t>
-            </w:r>
-          </w:p>
-        </w:tc>
-        <w:tc>
-          <w:tcPr>
-            <w:tcW w:type="dxa" w:w="1728"/>
-          </w:tcPr>
-          <w:p>
-            <w:r>
-              <w:t>0.335</w:t>
+            <w:tcW w:type="dxa" w:w="1440"/>
+          </w:tcPr>
+          <w:p>
+            <w:r>
+              <w:t>0.207</w:t>
+            </w:r>
+          </w:p>
+        </w:tc>
+        <w:tc>
+          <w:tcPr>
+            <w:tcW w:type="dxa" w:w="1440"/>
+          </w:tcPr>
+          <w:p>
+            <w:r>
+              <w:t>0.285</w:t>
+            </w:r>
+          </w:p>
+        </w:tc>
+        <w:tc>
+          <w:tcPr>
+            <w:tcW w:type="dxa" w:w="1440"/>
+          </w:tcPr>
+          <w:p>
+            <w:r>
+              <w:t>0.141</w:t>
+            </w:r>
+          </w:p>
+        </w:tc>
+        <w:tc>
+          <w:tcPr>
+            <w:tcW w:type="dxa" w:w="1440"/>
+          </w:tcPr>
+          <w:p>
+            <w:r>
+              <w:t>0.507</w:t>
+            </w:r>
+          </w:p>
+        </w:tc>
+        <w:tc>
+          <w:tcPr>
+            <w:tcW w:type="dxa" w:w="1440"/>
+          </w:tcPr>
+          <w:p>
+            <w:r>
+              <w:t>0.326</w:t>
             </w:r>
           </w:p>
         </w:tc>
@@ -580,7 +637,7 @@
       <w:tr>
         <w:tc>
           <w:tcPr>
-            <w:tcW w:type="dxa" w:w="1728"/>
+            <w:tcW w:type="dxa" w:w="1440"/>
           </w:tcPr>
           <w:p>
             <w:r>
@@ -590,41 +647,51 @@
         </w:tc>
         <w:tc>
           <w:tcPr>
-            <w:tcW w:type="dxa" w:w="1728"/>
-          </w:tcPr>
-          <w:p>
-            <w:r>
-              <w:t>0.288</w:t>
-            </w:r>
-          </w:p>
-        </w:tc>
-        <w:tc>
-          <w:tcPr>
-            <w:tcW w:type="dxa" w:w="1728"/>
-          </w:tcPr>
-          <w:p>
-            <w:r>
-              <w:t>0.303</w:t>
-            </w:r>
-          </w:p>
-        </w:tc>
-        <w:tc>
-          <w:tcPr>
-            <w:tcW w:type="dxa" w:w="1728"/>
-          </w:tcPr>
-          <w:p>
-            <w:r>
-              <w:t>0.090</w:t>
-            </w:r>
-          </w:p>
-        </w:tc>
-        <w:tc>
-          <w:tcPr>
-            <w:tcW w:type="dxa" w:w="1728"/>
-          </w:tcPr>
-          <w:p>
-            <w:r>
-              <w:t>0.375</w:t>
+            <w:tcW w:type="dxa" w:w="1440"/>
+          </w:tcPr>
+          <w:p>
+            <w:r>
+              <w:t>0.230</w:t>
+            </w:r>
+          </w:p>
+        </w:tc>
+        <w:tc>
+          <w:tcPr>
+            <w:tcW w:type="dxa" w:w="1440"/>
+          </w:tcPr>
+          <w:p>
+            <w:r>
+              <w:t>0.294</w:t>
+            </w:r>
+          </w:p>
+        </w:tc>
+        <w:tc>
+          <w:tcPr>
+            <w:tcW w:type="dxa" w:w="1440"/>
+          </w:tcPr>
+          <w:p>
+            <w:r>
+              <w:t>0.232</w:t>
+            </w:r>
+          </w:p>
+        </w:tc>
+        <w:tc>
+          <w:tcPr>
+            <w:tcW w:type="dxa" w:w="1440"/>
+          </w:tcPr>
+          <w:p>
+            <w:r>
+              <w:t>0.611</w:t>
+            </w:r>
+          </w:p>
+        </w:tc>
+        <w:tc>
+          <w:tcPr>
+            <w:tcW w:type="dxa" w:w="1440"/>
+          </w:tcPr>
+          <w:p>
+            <w:r>
+              <w:t>0.309</w:t>
             </w:r>
           </w:p>
         </w:tc>
@@ -632,51 +699,61 @@
       <w:tr>
         <w:tc>
           <w:tcPr>
-            <w:tcW w:type="dxa" w:w="1728"/>
-          </w:tcPr>
-          <w:p>
-            <w:r>
-              <w:t>dup/loss low</w:t>
-            </w:r>
-          </w:p>
-        </w:tc>
-        <w:tc>
-          <w:tcPr>
-            <w:tcW w:type="dxa" w:w="1728"/>
-          </w:tcPr>
-          <w:p>
-            <w:r>
-              <w:t>0.284</w:t>
-            </w:r>
-          </w:p>
-        </w:tc>
-        <w:tc>
-          <w:tcPr>
-            <w:tcW w:type="dxa" w:w="1728"/>
-          </w:tcPr>
-          <w:p>
-            <w:r>
-              <w:t>0.290</w:t>
-            </w:r>
-          </w:p>
-        </w:tc>
-        <w:tc>
-          <w:tcPr>
-            <w:tcW w:type="dxa" w:w="1728"/>
-          </w:tcPr>
-          <w:p>
-            <w:r>
-              <w:t>0.043</w:t>
-            </w:r>
-          </w:p>
-        </w:tc>
-        <w:tc>
-          <w:tcPr>
-            <w:tcW w:type="dxa" w:w="1728"/>
-          </w:tcPr>
-          <w:p>
-            <w:r>
-              <w:t>0.350</w:t>
+            <w:tcW w:type="dxa" w:w="1440"/>
+          </w:tcPr>
+          <w:p>
+            <w:r>
+              <w:t>dup/loss low, Ne 200k</w:t>
+            </w:r>
+          </w:p>
+        </w:tc>
+        <w:tc>
+          <w:tcPr>
+            <w:tcW w:type="dxa" w:w="1440"/>
+          </w:tcPr>
+          <w:p>
+            <w:r>
+              <w:t>0.166</w:t>
+            </w:r>
+          </w:p>
+        </w:tc>
+        <w:tc>
+          <w:tcPr>
+            <w:tcW w:type="dxa" w:w="1440"/>
+          </w:tcPr>
+          <w:p>
+            <w:r>
+              <w:t>0.246</w:t>
+            </w:r>
+          </w:p>
+        </w:tc>
+        <w:tc>
+          <w:tcPr>
+            <w:tcW w:type="dxa" w:w="1440"/>
+          </w:tcPr>
+          <w:p>
+            <w:r>
+              <w:t>0.121</w:t>
+            </w:r>
+          </w:p>
+        </w:tc>
+        <w:tc>
+          <w:tcPr>
+            <w:tcW w:type="dxa" w:w="1440"/>
+          </w:tcPr>
+          <w:p>
+            <w:r>
+              <w:t>0.391</w:t>
+            </w:r>
+          </w:p>
+        </w:tc>
+        <w:tc>
+          <w:tcPr>
+            <w:tcW w:type="dxa" w:w="1440"/>
+          </w:tcPr>
+          <w:p>
+            <w:r>
+              <w:t>0.226</w:t>
             </w:r>
           </w:p>
         </w:tc>
@@ -684,51 +761,61 @@
       <w:tr>
         <w:tc>
           <w:tcPr>
-            <w:tcW w:type="dxa" w:w="1728"/>
-          </w:tcPr>
-          <w:p>
-            <w:r>
-              <w:t>dup/loss medium</w:t>
-            </w:r>
-          </w:p>
-        </w:tc>
-        <w:tc>
-          <w:tcPr>
-            <w:tcW w:type="dxa" w:w="1728"/>
-          </w:tcPr>
-          <w:p>
-            <w:r>
-              <w:t>0.287</w:t>
-            </w:r>
-          </w:p>
-        </w:tc>
-        <w:tc>
-          <w:tcPr>
-            <w:tcW w:type="dxa" w:w="1728"/>
-          </w:tcPr>
-          <w:p>
-            <w:r>
-              <w:t>0.293</w:t>
-            </w:r>
-          </w:p>
-        </w:tc>
-        <w:tc>
-          <w:tcPr>
-            <w:tcW w:type="dxa" w:w="1728"/>
-          </w:tcPr>
-          <w:p>
-            <w:r>
-              <w:t>0.059</w:t>
-            </w:r>
-          </w:p>
-        </w:tc>
-        <w:tc>
-          <w:tcPr>
-            <w:tcW w:type="dxa" w:w="1728"/>
-          </w:tcPr>
-          <w:p>
-            <w:r>
-              <w:t>0.340</w:t>
+            <w:tcW w:type="dxa" w:w="1440"/>
+          </w:tcPr>
+          <w:p>
+            <w:r>
+              <w:t>dup/loss medium, Ne 200k</w:t>
+            </w:r>
+          </w:p>
+        </w:tc>
+        <w:tc>
+          <w:tcPr>
+            <w:tcW w:type="dxa" w:w="1440"/>
+          </w:tcPr>
+          <w:p>
+            <w:r>
+              <w:t>0.186</w:t>
+            </w:r>
+          </w:p>
+        </w:tc>
+        <w:tc>
+          <w:tcPr>
+            <w:tcW w:type="dxa" w:w="1440"/>
+          </w:tcPr>
+          <w:p>
+            <w:r>
+              <w:t>0.270</w:t>
+            </w:r>
+          </w:p>
+        </w:tc>
+        <w:tc>
+          <w:tcPr>
+            <w:tcW w:type="dxa" w:w="1440"/>
+          </w:tcPr>
+          <w:p>
+            <w:r>
+              <w:t>0.128</w:t>
+            </w:r>
+          </w:p>
+        </w:tc>
+        <w:tc>
+          <w:tcPr>
+            <w:tcW w:type="dxa" w:w="1440"/>
+          </w:tcPr>
+          <w:p>
+            <w:r>
+              <w:t>0.412</w:t>
+            </w:r>
+          </w:p>
+        </w:tc>
+        <w:tc>
+          <w:tcPr>
+            <w:tcW w:type="dxa" w:w="1440"/>
+          </w:tcPr>
+          <w:p>
+            <w:r>
+              <w:t>0.216</w:t>
             </w:r>
           </w:p>
         </w:tc>
@@ -736,27 +823,399 @@
       <w:tr>
         <w:tc>
           <w:tcPr>
-            <w:tcW w:type="dxa" w:w="1728"/>
-          </w:tcPr>
-          <w:p>
-            <w:r>
-              <w:t>dup/loss high</w:t>
-            </w:r>
-          </w:p>
-        </w:tc>
-        <w:tc>
-          <w:tcPr>
-            <w:tcW w:type="dxa" w:w="1728"/>
-          </w:tcPr>
-          <w:p>
-            <w:r>
-              <w:t>0.339</w:t>
-            </w:r>
-          </w:p>
-        </w:tc>
-        <w:tc>
-          <w:tcPr>
-            <w:tcW w:type="dxa" w:w="1728"/>
+            <w:tcW w:type="dxa" w:w="1440"/>
+          </w:tcPr>
+          <w:p>
+            <w:r>
+              <w:t>dup/loss high, Ne 200k</w:t>
+            </w:r>
+          </w:p>
+        </w:tc>
+        <w:tc>
+          <w:tcPr>
+            <w:tcW w:type="dxa" w:w="1440"/>
+          </w:tcPr>
+          <w:p>
+            <w:r>
+              <w:t>0.769</w:t>
+            </w:r>
+          </w:p>
+        </w:tc>
+        <w:tc>
+          <w:tcPr>
+            <w:tcW w:type="dxa" w:w="1440"/>
+          </w:tcPr>
+          <w:p>
+            <w:r>
+              <w:t>0.315</w:t>
+            </w:r>
+          </w:p>
+        </w:tc>
+        <w:tc>
+          <w:tcPr>
+            <w:tcW w:type="dxa" w:w="1440"/>
+          </w:tcPr>
+          <w:p>
+            <w:r>
+              <w:t>0.308</w:t>
+            </w:r>
+          </w:p>
+        </w:tc>
+        <w:tc>
+          <w:tcPr>
+            <w:tcW w:type="dxa" w:w="1440"/>
+          </w:tcPr>
+          <w:p>
+            <w:r>
+              <w:t>0.534</w:t>
+            </w:r>
+          </w:p>
+        </w:tc>
+        <w:tc>
+          <w:tcPr>
+            <w:tcW w:type="dxa" w:w="1440"/>
+          </w:tcPr>
+          <w:p>
+            <w:r>
+              <w:t>0.345</w:t>
+            </w:r>
+          </w:p>
+        </w:tc>
+      </w:tr>
+      <w:tr>
+        <w:tc>
+          <w:tcPr>
+            <w:tcW w:type="dxa" w:w="1440"/>
+          </w:tcPr>
+          <w:p>
+            <w:r>
+              <w:t>dup/loss low, Ne 1M</w:t>
+            </w:r>
+          </w:p>
+        </w:tc>
+        <w:tc>
+          <w:tcPr>
+            <w:tcW w:type="dxa" w:w="1440"/>
+          </w:tcPr>
+          <w:p>
+            <w:r>
+              <w:t>0.231</w:t>
+            </w:r>
+          </w:p>
+        </w:tc>
+        <w:tc>
+          <w:tcPr>
+            <w:tcW w:type="dxa" w:w="1440"/>
+          </w:tcPr>
+          <w:p>
+            <w:r>
+              <w:t>0.274</w:t>
+            </w:r>
+          </w:p>
+        </w:tc>
+        <w:tc>
+          <w:tcPr>
+            <w:tcW w:type="dxa" w:w="1440"/>
+          </w:tcPr>
+          <w:p>
+            <w:r>
+              <w:t>0.184</w:t>
+            </w:r>
+          </w:p>
+        </w:tc>
+        <w:tc>
+          <w:tcPr>
+            <w:tcW w:type="dxa" w:w="1440"/>
+          </w:tcPr>
+          <w:p>
+            <w:r>
+              <w:t>0.498</w:t>
+            </w:r>
+          </w:p>
+        </w:tc>
+        <w:tc>
+          <w:tcPr>
+            <w:tcW w:type="dxa" w:w="1440"/>
+          </w:tcPr>
+          <w:p>
+            <w:r>
+              <w:t>0.262</w:t>
+            </w:r>
+          </w:p>
+        </w:tc>
+      </w:tr>
+      <w:tr>
+        <w:tc>
+          <w:tcPr>
+            <w:tcW w:type="dxa" w:w="1440"/>
+          </w:tcPr>
+          <w:p>
+            <w:r>
+              <w:t>dup/loss medium, Ne 1M</w:t>
+            </w:r>
+          </w:p>
+        </w:tc>
+        <w:tc>
+          <w:tcPr>
+            <w:tcW w:type="dxa" w:w="1440"/>
+          </w:tcPr>
+          <w:p>
+            <w:r>
+              <w:t>0.212</w:t>
+            </w:r>
+          </w:p>
+        </w:tc>
+        <w:tc>
+          <w:tcPr>
+            <w:tcW w:type="dxa" w:w="1440"/>
+          </w:tcPr>
+          <w:p>
+            <w:r>
+              <w:t>0.278</w:t>
+            </w:r>
+          </w:p>
+        </w:tc>
+        <w:tc>
+          <w:tcPr>
+            <w:tcW w:type="dxa" w:w="1440"/>
+          </w:tcPr>
+          <w:p>
+            <w:r>
+              <w:t>0.231</w:t>
+            </w:r>
+          </w:p>
+        </w:tc>
+        <w:tc>
+          <w:tcPr>
+            <w:tcW w:type="dxa" w:w="1440"/>
+          </w:tcPr>
+          <w:p>
+            <w:r>
+              <w:t>0.483</w:t>
+            </w:r>
+          </w:p>
+        </w:tc>
+        <w:tc>
+          <w:tcPr>
+            <w:tcW w:type="dxa" w:w="1440"/>
+          </w:tcPr>
+          <w:p>
+            <w:r>
+              <w:t>0.257</w:t>
+            </w:r>
+          </w:p>
+        </w:tc>
+      </w:tr>
+      <w:tr>
+        <w:tc>
+          <w:tcPr>
+            <w:tcW w:type="dxa" w:w="1440"/>
+          </w:tcPr>
+          <w:p>
+            <w:r>
+              <w:t>dup/loss high, Ne 1M</w:t>
+            </w:r>
+          </w:p>
+        </w:tc>
+        <w:tc>
+          <w:tcPr>
+            <w:tcW w:type="dxa" w:w="1440"/>
+          </w:tcPr>
+          <w:p>
+            <w:r>
+              <w:t>0.782</w:t>
+            </w:r>
+          </w:p>
+        </w:tc>
+        <w:tc>
+          <w:tcPr>
+            <w:tcW w:type="dxa" w:w="1440"/>
+          </w:tcPr>
+          <w:p>
+            <w:r>
+              <w:t>0.298</w:t>
+            </w:r>
+          </w:p>
+        </w:tc>
+        <w:tc>
+          <w:tcPr>
+            <w:tcW w:type="dxa" w:w="1440"/>
+          </w:tcPr>
+          <w:p>
+            <w:r>
+              <w:t>0.377</w:t>
+            </w:r>
+          </w:p>
+        </w:tc>
+        <w:tc>
+          <w:tcPr>
+            <w:tcW w:type="dxa" w:w="1440"/>
+          </w:tcPr>
+          <w:p>
+            <w:r>
+              <w:t>0.552</w:t>
+            </w:r>
+          </w:p>
+        </w:tc>
+        <w:tc>
+          <w:tcPr>
+            <w:tcW w:type="dxa" w:w="1440"/>
+          </w:tcPr>
+          <w:p>
+            <w:r>
+              <w:t>0.383</w:t>
+            </w:r>
+          </w:p>
+        </w:tc>
+      </w:tr>
+      <w:tr>
+        <w:tc>
+          <w:tcPr>
+            <w:tcW w:type="dxa" w:w="1440"/>
+          </w:tcPr>
+          <w:p>
+            <w:r>
+              <w:t>dup/loss low, Ne 2M</w:t>
+            </w:r>
+          </w:p>
+        </w:tc>
+        <w:tc>
+          <w:tcPr>
+            <w:tcW w:type="dxa" w:w="1440"/>
+          </w:tcPr>
+          <w:p>
+            <w:r>
+              <w:t>0.212</w:t>
+            </w:r>
+          </w:p>
+        </w:tc>
+        <w:tc>
+          <w:tcPr>
+            <w:tcW w:type="dxa" w:w="1440"/>
+          </w:tcPr>
+          <w:p>
+            <w:r>
+              <w:t>0.296</w:t>
+            </w:r>
+          </w:p>
+        </w:tc>
+        <w:tc>
+          <w:tcPr>
+            <w:tcW w:type="dxa" w:w="1440"/>
+          </w:tcPr>
+          <w:p>
+            <w:r>
+              <w:t>0.238</w:t>
+            </w:r>
+          </w:p>
+        </w:tc>
+        <w:tc>
+          <w:tcPr>
+            <w:tcW w:type="dxa" w:w="1440"/>
+          </w:tcPr>
+          <w:p>
+            <w:r>
+              <w:t>0.580</w:t>
+            </w:r>
+          </w:p>
+        </w:tc>
+        <w:tc>
+          <w:tcPr>
+            <w:tcW w:type="dxa" w:w="1440"/>
+          </w:tcPr>
+          <w:p>
+            <w:r>
+              <w:t>0.303</w:t>
+            </w:r>
+          </w:p>
+        </w:tc>
+      </w:tr>
+      <w:tr>
+        <w:tc>
+          <w:tcPr>
+            <w:tcW w:type="dxa" w:w="1440"/>
+          </w:tcPr>
+          <w:p>
+            <w:r>
+              <w:t>dup/loss medium, Ne 2M</w:t>
+            </w:r>
+          </w:p>
+        </w:tc>
+        <w:tc>
+          <w:tcPr>
+            <w:tcW w:type="dxa" w:w="1440"/>
+          </w:tcPr>
+          <w:p>
+            <w:r>
+              <w:t>0.216</w:t>
+            </w:r>
+          </w:p>
+        </w:tc>
+        <w:tc>
+          <w:tcPr>
+            <w:tcW w:type="dxa" w:w="1440"/>
+          </w:tcPr>
+          <w:p>
+            <w:r>
+              <w:t>0.283</w:t>
+            </w:r>
+          </w:p>
+        </w:tc>
+        <w:tc>
+          <w:tcPr>
+            <w:tcW w:type="dxa" w:w="1440"/>
+          </w:tcPr>
+          <w:p>
+            <w:r>
+              <w:t>0.236</w:t>
+            </w:r>
+          </w:p>
+        </w:tc>
+        <w:tc>
+          <w:tcPr>
+            <w:tcW w:type="dxa" w:w="1440"/>
+          </w:tcPr>
+          <w:p>
+            <w:r>
+              <w:t>0.570</w:t>
+            </w:r>
+          </w:p>
+        </w:tc>
+        <w:tc>
+          <w:tcPr>
+            <w:tcW w:type="dxa" w:w="1440"/>
+          </w:tcPr>
+          <w:p>
+            <w:r>
+              <w:t>0.296</w:t>
+            </w:r>
+          </w:p>
+        </w:tc>
+      </w:tr>
+      <w:tr>
+        <w:tc>
+          <w:tcPr>
+            <w:tcW w:type="dxa" w:w="1440"/>
+          </w:tcPr>
+          <w:p>
+            <w:r>
+              <w:t>dup/loss high, Ne 2M</w:t>
+            </w:r>
+          </w:p>
+        </w:tc>
+        <w:tc>
+          <w:tcPr>
+            <w:tcW w:type="dxa" w:w="1440"/>
+          </w:tcPr>
+          <w:p>
+            <w:r>
+              <w:t>0.793</w:t>
+            </w:r>
+          </w:p>
+        </w:tc>
+        <w:tc>
+          <w:tcPr>
+            <w:tcW w:type="dxa" w:w="1440"/>
           </w:tcPr>
           <w:p>
             <w:r>
@@ -766,21 +1225,31 @@
         </w:tc>
         <w:tc>
           <w:tcPr>
-            <w:tcW w:type="dxa" w:w="1728"/>
-          </w:tcPr>
-          <w:p>
-            <w:r>
-              <w:t>0.216</w:t>
-            </w:r>
-          </w:p>
-        </w:tc>
-        <w:tc>
-          <w:tcPr>
-            <w:tcW w:type="dxa" w:w="1728"/>
-          </w:tcPr>
-          <w:p>
-            <w:r>
-              <w:t>0.359</w:t>
+            <w:tcW w:type="dxa" w:w="1440"/>
+          </w:tcPr>
+          <w:p>
+            <w:r>
+              <w:t>0.357</w:t>
+            </w:r>
+          </w:p>
+        </w:tc>
+        <w:tc>
+          <w:tcPr>
+            <w:tcW w:type="dxa" w:w="1440"/>
+          </w:tcPr>
+          <w:p>
+            <w:r>
+              <w:t>0.606</w:t>
+            </w:r>
+          </w:p>
+        </w:tc>
+        <w:tc>
+          <w:tcPr>
+            <w:tcW w:type="dxa" w:w="1440"/>
+          </w:tcPr>
+          <w:p>
+            <w:r>
+              <w:t>0.362</w:t>
             </w:r>
           </w:p>
         </w:tc>
@@ -788,37 +1257,17 @@
     </w:tbl>
     <w:p>
       <w:r>
-        <w:t>Five findings.</w:t>
+        <w:t>PlaceNet is far ahead of the GRAMPA family throughout. The better of its two modes is below GRAMPA-iter in every configuration, usually by a factor of two, and below iterative GRAMPA given the inferred ploidy prior in every configuration as well. Among methods that reconstruct without a supplied ploidy, PlaceNet identifies the reticulate lineages most accurately, and it does so everywhere rather than in a subset.</w:t>
       </w:r>
     </w:p>
     <w:p>
       <w:r>
-        <w:t>First, PlaceNet beats the GRAMPA family on mu in every configuration. Against GRAMPA-iter, the fair peer that also searches for reticulations without a supplied ploidy, the ploidy-free mode is lower in all six configurations, by about 0.05 to 0.09. It is also below single-pass GRAMPA everywhere, and below iterative GRAMPA given the inferred ploidy prior, though that last margin is narrow, for example 0.301 against 0.319 at high duplication and loss. So among methods that reconstruct a full network without being told the ploidy, PlaceNet is the most accurate.</w:t>
+        <w:t>Against Polyphest the ordering turns on difficulty. At the smallest effective population size Polyphest is ahead at every duplication and loss rate. At the middle size the two cross, with Polyphest ahead at the low rate, 0.184 against 0.231, and PlaceNet ahead at the medium and high rates, 0.212 against 0.231 and 0.298 against 0.377. At the largest size PlaceNet is ahead at all three rates, 0.212 against 0.238, 0.216 against 0.236, and 0.301 against 0.357. The same crossing appears along the sorting axis, where Polyphest leads at low and medium sorting and the two are level at high sorting, 0.230 against 0.232.</w:t>
       </w:r>
     </w:p>
     <w:p>
       <w:r>
-        <w:t>Second, Polyphest is more accurate than PlaceNet on mu in every configuration, and the gap is large at low difficulty. This traces to the metric and the method together. The mu-distance rewards recovering each species' copy number and the reticulation structure it implies, and folding Polyphest's inferred multiset recovers that structure closely on clean data. The advantage narrows as duplication and loss rise, from a gap of about 0.25 at low sorting to about 0.09 at high duplication and loss, but it does not reverse. This corrects an earlier reading under a different metric. Under the mu-distance, Polyphest is the more accurate reconstruction wherever it completes.</w:t>
-      </w:r>
-    </w:p>
-    <w:p>
-      <w:r>
-        <w:t>Third, the common subset does not change this ordering. Restricting both methods to the networks each completes leaves Polyphest ahead everywhere, for example 0.257 against 0.021 at low sorting and 0.288 against 0.211 at high duplication and loss. So the ordering is not an artifact of the two sides being scored on different subsets of networks.</w:t>
-      </w:r>
-    </w:p>
-    <w:p>
-      <w:r>
-        <w:t>Fourth, completion separates the methods in the other direction. The PlaceNet reconstructs all 21 networks in every configuration. Polyphest completes 17 to 20 of the 21 at these six configurations, and as few as 5 at the hardest configuration in the wider sweep below. On the networks Polyphest does not complete, PlaceNet still returns an answer, and on the three such networks at high duplication and loss its mu is 0.245, which is lower than its own mean on the networks Polyphest does complete. So the networks Polyphest fails on are not the ones PlaceNet finds hardest.</w:t>
-      </w:r>
-    </w:p>
-    <w:p>
-      <w:r>
-        <w:t>Fifth, the two decode modes trade off with copy-number reliability, and this is visible in the table. On the clean and moderate configurations the two modes are close, with ploidy-informed slightly ahead. At high duplication and loss the copy number is corrupted, and the ploidy-free mode overtakes the ploidy-informed mode, from 0.339 to 0.301 on mu and far more on the reticulation-leaf distance, from 0.782 to 0.298. This is the decode principle developed in the decode section, and it is why the method offers two modes rather than one.</w:t>
-      </w:r>
-    </w:p>
-    <w:p>
-      <w:r>
-        <w:t>Sixth, decomposing the reticulation error into count and placement makes both the crossover and the comparison to Polyphest precise. Alongside the reticulation-leaf Jaccard, which penalizes a method for reticulations it never finds, we report a matched reticulation-leaf Jaccard that scores only the reticulations a method commits to, and the reticulation-count difference that shows how many it commits. Two facts emerge. The PlaceNet over-predicts reticulations relative to Polyphest, with a count difference around 5 against Polyphest's 1 to 2, which is why its penalized reticulation-leaf distance is higher than its matched one. But conditional on the reticulations it commits to, its placement is strong. In the corrupted regimes the ploidy-free mode has the best matched reticulation-leaf distance of any method, below Polyphest at every high duplication and loss configuration, for example 0.118 against 0.180 at high duplication and loss with an effective population size of one million, and 0.124 against 0.131 and 0.119 against 0.173 at the other two population sizes. So the ploidy-free mode both places reticulations better than Polyphest where copy number is corrupted and, from the count difference, over-predicts their number, and the two effects are separated cleanly rather than conflated in one distance. The failure of the ploidy-informed mode at high duplication and loss shows in both terms at once, a count difference near 10 and a matched distance near 0.45, so the corrupted copy bound breaks it on number and placement together.</w:t>
+        <w:t>The two decode modes trade off with copy-number reliability, and this measure shows it most sharply. On the clean and moderate configurations the ploidy-informed mode is ahead. At every high duplication and loss rate the copy number is corrupted, the ploidy-informed mode collapses to between 0.769 and 0.793, and the ploidy-free mode holds between 0.298 and 0.315. That collapse is the corrupted copy bound rather than a failure of the detection head, and it shows in the count as well, where the ploidy-informed mode reaches a reticulation-count difference above 10 against 3 to 5 for Polyphest. This is the decode principle developed in the decode section, and it is why the method offers two modes rather than one.</w:t>
       </w:r>
     </w:p>
     <w:p>
@@ -826,12 +1275,1718 @@
         <w:pStyle w:val="Heading2"/>
       </w:pPr>
       <w:r>
-        <w:t>The effective-population-size sweep</w:t>
+        <w:t>Where the reticulate lineages came from</w:t>
+      </w:r>
+    </w:p>
+    <w:tbl>
+      <w:tblPr>
+        <w:tblStyle w:val="TableGrid"/>
+        <w:tblW w:type="auto" w:w="0"/>
+        <w:tblLook w:firstColumn="1" w:firstRow="1" w:lastColumn="0" w:lastRow="0" w:noHBand="0" w:noVBand="1" w:val="04A0"/>
+      </w:tblPr>
+      <w:tblGrid>
+        <w:gridCol w:w="1440"/>
+        <w:gridCol w:w="1440"/>
+        <w:gridCol w:w="1440"/>
+        <w:gridCol w:w="1440"/>
+        <w:gridCol w:w="1440"/>
+        <w:gridCol w:w="1440"/>
+      </w:tblGrid>
+      <w:tr>
+        <w:tc>
+          <w:tcPr>
+            <w:tcW w:type="dxa" w:w="1440"/>
+          </w:tcPr>
+          <w:p>
+            <w:r>
+              <w:rPr>
+                <w:b/>
+              </w:rPr>
+              <w:t>Configuration</w:t>
+            </w:r>
+          </w:p>
+        </w:tc>
+        <w:tc>
+          <w:tcPr>
+            <w:tcW w:type="dxa" w:w="1440"/>
+          </w:tcPr>
+          <w:p>
+            <w:r>
+              <w:rPr>
+                <w:b/>
+              </w:rPr>
+              <w:t>PlaceNet informed</w:t>
+            </w:r>
+          </w:p>
+        </w:tc>
+        <w:tc>
+          <w:tcPr>
+            <w:tcW w:type="dxa" w:w="1440"/>
+          </w:tcPr>
+          <w:p>
+            <w:r>
+              <w:rPr>
+                <w:b/>
+              </w:rPr>
+              <w:t>PlaceNet free</w:t>
+            </w:r>
+          </w:p>
+        </w:tc>
+        <w:tc>
+          <w:tcPr>
+            <w:tcW w:type="dxa" w:w="1440"/>
+          </w:tcPr>
+          <w:p>
+            <w:r>
+              <w:rPr>
+                <w:b/>
+              </w:rPr>
+              <w:t>Polyphest</w:t>
+            </w:r>
+          </w:p>
+        </w:tc>
+        <w:tc>
+          <w:tcPr>
+            <w:tcW w:type="dxa" w:w="1440"/>
+          </w:tcPr>
+          <w:p>
+            <w:r>
+              <w:rPr>
+                <w:b/>
+              </w:rPr>
+              <w:t>GRAMPA-iter</w:t>
+            </w:r>
+          </w:p>
+        </w:tc>
+        <w:tc>
+          <w:tcPr>
+            <w:tcW w:type="dxa" w:w="1440"/>
+          </w:tcPr>
+          <w:p>
+            <w:r>
+              <w:rPr>
+                <w:b/>
+              </w:rPr>
+              <w:t>GRAMPA-iter + prior</w:t>
+            </w:r>
+          </w:p>
+        </w:tc>
+      </w:tr>
+      <w:tr>
+        <w:tc>
+          <w:tcPr>
+            <w:tcW w:type="dxa" w:w="1440"/>
+          </w:tcPr>
+          <w:p>
+            <w:r>
+              <w:t>ILS low</w:t>
+            </w:r>
+          </w:p>
+        </w:tc>
+        <w:tc>
+          <w:tcPr>
+            <w:tcW w:type="dxa" w:w="1440"/>
+          </w:tcPr>
+          <w:p>
+            <w:r>
+              <w:t>0.453</w:t>
+            </w:r>
+          </w:p>
+        </w:tc>
+        <w:tc>
+          <w:tcPr>
+            <w:tcW w:type="dxa" w:w="1440"/>
+          </w:tcPr>
+          <w:p>
+            <w:r>
+              <w:t>0.497</w:t>
+            </w:r>
+          </w:p>
+        </w:tc>
+        <w:tc>
+          <w:tcPr>
+            <w:tcW w:type="dxa" w:w="1440"/>
+          </w:tcPr>
+          <w:p>
+            <w:r>
+              <w:t>0.057</w:t>
+            </w:r>
+          </w:p>
+        </w:tc>
+        <w:tc>
+          <w:tcPr>
+            <w:tcW w:type="dxa" w:w="1440"/>
+          </w:tcPr>
+          <w:p>
+            <w:r>
+              <w:t>0.645</w:t>
+            </w:r>
+          </w:p>
+        </w:tc>
+        <w:tc>
+          <w:tcPr>
+            <w:tcW w:type="dxa" w:w="1440"/>
+          </w:tcPr>
+          <w:p>
+            <w:r>
+              <w:t>0.508</w:t>
+            </w:r>
+          </w:p>
+        </w:tc>
+      </w:tr>
+      <w:tr>
+        <w:tc>
+          <w:tcPr>
+            <w:tcW w:type="dxa" w:w="1440"/>
+          </w:tcPr>
+          <w:p>
+            <w:r>
+              <w:t>ILS medium</w:t>
+            </w:r>
+          </w:p>
+        </w:tc>
+        <w:tc>
+          <w:tcPr>
+            <w:tcW w:type="dxa" w:w="1440"/>
+          </w:tcPr>
+          <w:p>
+            <w:r>
+              <w:t>0.576</w:t>
+            </w:r>
+          </w:p>
+        </w:tc>
+        <w:tc>
+          <w:tcPr>
+            <w:tcW w:type="dxa" w:w="1440"/>
+          </w:tcPr>
+          <w:p>
+            <w:r>
+              <w:t>0.618</w:t>
+            </w:r>
+          </w:p>
+        </w:tc>
+        <w:tc>
+          <w:tcPr>
+            <w:tcW w:type="dxa" w:w="1440"/>
+          </w:tcPr>
+          <w:p>
+            <w:r>
+              <w:t>0.192</w:t>
+            </w:r>
+          </w:p>
+        </w:tc>
+        <w:tc>
+          <w:tcPr>
+            <w:tcW w:type="dxa" w:w="1440"/>
+          </w:tcPr>
+          <w:p>
+            <w:r>
+              <w:t>0.697</w:t>
+            </w:r>
+          </w:p>
+        </w:tc>
+        <w:tc>
+          <w:tcPr>
+            <w:tcW w:type="dxa" w:w="1440"/>
+          </w:tcPr>
+          <w:p>
+            <w:r>
+              <w:t>0.608</w:t>
+            </w:r>
+          </w:p>
+        </w:tc>
+      </w:tr>
+      <w:tr>
+        <w:tc>
+          <w:tcPr>
+            <w:tcW w:type="dxa" w:w="1440"/>
+          </w:tcPr>
+          <w:p>
+            <w:r>
+              <w:t>ILS high</w:t>
+            </w:r>
+          </w:p>
+        </w:tc>
+        <w:tc>
+          <w:tcPr>
+            <w:tcW w:type="dxa" w:w="1440"/>
+          </w:tcPr>
+          <w:p>
+            <w:r>
+              <w:t>0.580</w:t>
+            </w:r>
+          </w:p>
+        </w:tc>
+        <w:tc>
+          <w:tcPr>
+            <w:tcW w:type="dxa" w:w="1440"/>
+          </w:tcPr>
+          <w:p>
+            <w:r>
+              <w:t>0.626</w:t>
+            </w:r>
+          </w:p>
+        </w:tc>
+        <w:tc>
+          <w:tcPr>
+            <w:tcW w:type="dxa" w:w="1440"/>
+          </w:tcPr>
+          <w:p>
+            <w:r>
+              <w:t>0.298</w:t>
+            </w:r>
+          </w:p>
+        </w:tc>
+        <w:tc>
+          <w:tcPr>
+            <w:tcW w:type="dxa" w:w="1440"/>
+          </w:tcPr>
+          <w:p>
+            <w:r>
+              <w:t>0.759</w:t>
+            </w:r>
+          </w:p>
+        </w:tc>
+        <w:tc>
+          <w:tcPr>
+            <w:tcW w:type="dxa" w:w="1440"/>
+          </w:tcPr>
+          <w:p>
+            <w:r>
+              <w:t>0.623</w:t>
+            </w:r>
+          </w:p>
+        </w:tc>
+      </w:tr>
+      <w:tr>
+        <w:tc>
+          <w:tcPr>
+            <w:tcW w:type="dxa" w:w="1440"/>
+          </w:tcPr>
+          <w:p>
+            <w:r>
+              <w:t>dup/loss low, Ne 200k</w:t>
+            </w:r>
+          </w:p>
+        </w:tc>
+        <w:tc>
+          <w:tcPr>
+            <w:tcW w:type="dxa" w:w="1440"/>
+          </w:tcPr>
+          <w:p>
+            <w:r>
+              <w:t>0.542</w:t>
+            </w:r>
+          </w:p>
+        </w:tc>
+        <w:tc>
+          <w:tcPr>
+            <w:tcW w:type="dxa" w:w="1440"/>
+          </w:tcPr>
+          <w:p>
+            <w:r>
+              <w:t>0.592</w:t>
+            </w:r>
+          </w:p>
+        </w:tc>
+        <w:tc>
+          <w:tcPr>
+            <w:tcW w:type="dxa" w:w="1440"/>
+          </w:tcPr>
+          <w:p>
+            <w:r>
+              <w:t>0.152</w:t>
+            </w:r>
+          </w:p>
+        </w:tc>
+        <w:tc>
+          <w:tcPr>
+            <w:tcW w:type="dxa" w:w="1440"/>
+          </w:tcPr>
+          <w:p>
+            <w:r>
+              <w:t>0.606</w:t>
+            </w:r>
+          </w:p>
+        </w:tc>
+        <w:tc>
+          <w:tcPr>
+            <w:tcW w:type="dxa" w:w="1440"/>
+          </w:tcPr>
+          <w:p>
+            <w:r>
+              <w:t>0.492</w:t>
+            </w:r>
+          </w:p>
+        </w:tc>
+      </w:tr>
+      <w:tr>
+        <w:tc>
+          <w:tcPr>
+            <w:tcW w:type="dxa" w:w="1440"/>
+          </w:tcPr>
+          <w:p>
+            <w:r>
+              <w:t>dup/loss medium, Ne 200k</w:t>
+            </w:r>
+          </w:p>
+        </w:tc>
+        <w:tc>
+          <w:tcPr>
+            <w:tcW w:type="dxa" w:w="1440"/>
+          </w:tcPr>
+          <w:p>
+            <w:r>
+              <w:t>0.562</w:t>
+            </w:r>
+          </w:p>
+        </w:tc>
+        <w:tc>
+          <w:tcPr>
+            <w:tcW w:type="dxa" w:w="1440"/>
+          </w:tcPr>
+          <w:p>
+            <w:r>
+              <w:t>0.619</w:t>
+            </w:r>
+          </w:p>
+        </w:tc>
+        <w:tc>
+          <w:tcPr>
+            <w:tcW w:type="dxa" w:w="1440"/>
+          </w:tcPr>
+          <w:p>
+            <w:r>
+              <w:t>0.165</w:t>
+            </w:r>
+          </w:p>
+        </w:tc>
+        <w:tc>
+          <w:tcPr>
+            <w:tcW w:type="dxa" w:w="1440"/>
+          </w:tcPr>
+          <w:p>
+            <w:r>
+              <w:t>0.619</w:t>
+            </w:r>
+          </w:p>
+        </w:tc>
+        <w:tc>
+          <w:tcPr>
+            <w:tcW w:type="dxa" w:w="1440"/>
+          </w:tcPr>
+          <w:p>
+            <w:r>
+              <w:t>0.513</w:t>
+            </w:r>
+          </w:p>
+        </w:tc>
+      </w:tr>
+      <w:tr>
+        <w:tc>
+          <w:tcPr>
+            <w:tcW w:type="dxa" w:w="1440"/>
+          </w:tcPr>
+          <w:p>
+            <w:r>
+              <w:t>dup/loss high, Ne 200k</w:t>
+            </w:r>
+          </w:p>
+        </w:tc>
+        <w:tc>
+          <w:tcPr>
+            <w:tcW w:type="dxa" w:w="1440"/>
+          </w:tcPr>
+          <w:p>
+            <w:r>
+              <w:t>0.937</w:t>
+            </w:r>
+          </w:p>
+        </w:tc>
+        <w:tc>
+          <w:tcPr>
+            <w:tcW w:type="dxa" w:w="1440"/>
+          </w:tcPr>
+          <w:p>
+            <w:r>
+              <w:t>0.733</w:t>
+            </w:r>
+          </w:p>
+        </w:tc>
+        <w:tc>
+          <w:tcPr>
+            <w:tcW w:type="dxa" w:w="1440"/>
+          </w:tcPr>
+          <w:p>
+            <w:r>
+              <w:t>0.439</w:t>
+            </w:r>
+          </w:p>
+        </w:tc>
+        <w:tc>
+          <w:tcPr>
+            <w:tcW w:type="dxa" w:w="1440"/>
+          </w:tcPr>
+          <w:p>
+            <w:r>
+              <w:t>0.690</w:t>
+            </w:r>
+          </w:p>
+        </w:tc>
+        <w:tc>
+          <w:tcPr>
+            <w:tcW w:type="dxa" w:w="1440"/>
+          </w:tcPr>
+          <w:p>
+            <w:r>
+              <w:t>0.591</w:t>
+            </w:r>
+          </w:p>
+        </w:tc>
+      </w:tr>
+      <w:tr>
+        <w:tc>
+          <w:tcPr>
+            <w:tcW w:type="dxa" w:w="1440"/>
+          </w:tcPr>
+          <w:p>
+            <w:r>
+              <w:t>dup/loss low, Ne 1M</w:t>
+            </w:r>
+          </w:p>
+        </w:tc>
+        <w:tc>
+          <w:tcPr>
+            <w:tcW w:type="dxa" w:w="1440"/>
+          </w:tcPr>
+          <w:p>
+            <w:r>
+              <w:t>0.581</w:t>
+            </w:r>
+          </w:p>
+        </w:tc>
+        <w:tc>
+          <w:tcPr>
+            <w:tcW w:type="dxa" w:w="1440"/>
+          </w:tcPr>
+          <w:p>
+            <w:r>
+              <w:t>0.605</w:t>
+            </w:r>
+          </w:p>
+        </w:tc>
+        <w:tc>
+          <w:tcPr>
+            <w:tcW w:type="dxa" w:w="1440"/>
+          </w:tcPr>
+          <w:p>
+            <w:r>
+              <w:t>0.236</w:t>
+            </w:r>
+          </w:p>
+        </w:tc>
+        <w:tc>
+          <w:tcPr>
+            <w:tcW w:type="dxa" w:w="1440"/>
+          </w:tcPr>
+          <w:p>
+            <w:r>
+              <w:t>0.681</w:t>
+            </w:r>
+          </w:p>
+        </w:tc>
+        <w:tc>
+          <w:tcPr>
+            <w:tcW w:type="dxa" w:w="1440"/>
+          </w:tcPr>
+          <w:p>
+            <w:r>
+              <w:t>0.574</w:t>
+            </w:r>
+          </w:p>
+        </w:tc>
+      </w:tr>
+      <w:tr>
+        <w:tc>
+          <w:tcPr>
+            <w:tcW w:type="dxa" w:w="1440"/>
+          </w:tcPr>
+          <w:p>
+            <w:r>
+              <w:t>dup/loss medium, Ne 1M</w:t>
+            </w:r>
+          </w:p>
+        </w:tc>
+        <w:tc>
+          <w:tcPr>
+            <w:tcW w:type="dxa" w:w="1440"/>
+          </w:tcPr>
+          <w:p>
+            <w:r>
+              <w:t>0.579</w:t>
+            </w:r>
+          </w:p>
+        </w:tc>
+        <w:tc>
+          <w:tcPr>
+            <w:tcW w:type="dxa" w:w="1440"/>
+          </w:tcPr>
+          <w:p>
+            <w:r>
+              <w:t>0.617</w:t>
+            </w:r>
+          </w:p>
+        </w:tc>
+        <w:tc>
+          <w:tcPr>
+            <w:tcW w:type="dxa" w:w="1440"/>
+          </w:tcPr>
+          <w:p>
+            <w:r>
+              <w:t>0.267</w:t>
+            </w:r>
+          </w:p>
+        </w:tc>
+        <w:tc>
+          <w:tcPr>
+            <w:tcW w:type="dxa" w:w="1440"/>
+          </w:tcPr>
+          <w:p>
+            <w:r>
+              <w:t>0.698</w:t>
+            </w:r>
+          </w:p>
+        </w:tc>
+        <w:tc>
+          <w:tcPr>
+            <w:tcW w:type="dxa" w:w="1440"/>
+          </w:tcPr>
+          <w:p>
+            <w:r>
+              <w:t>0.577</w:t>
+            </w:r>
+          </w:p>
+        </w:tc>
+      </w:tr>
+      <w:tr>
+        <w:tc>
+          <w:tcPr>
+            <w:tcW w:type="dxa" w:w="1440"/>
+          </w:tcPr>
+          <w:p>
+            <w:r>
+              <w:t>dup/loss high, Ne 1M</w:t>
+            </w:r>
+          </w:p>
+        </w:tc>
+        <w:tc>
+          <w:tcPr>
+            <w:tcW w:type="dxa" w:w="1440"/>
+          </w:tcPr>
+          <w:p>
+            <w:r>
+              <w:t>0.928</w:t>
+            </w:r>
+          </w:p>
+        </w:tc>
+        <w:tc>
+          <w:tcPr>
+            <w:tcW w:type="dxa" w:w="1440"/>
+          </w:tcPr>
+          <w:p>
+            <w:r>
+              <w:t>0.694</w:t>
+            </w:r>
+          </w:p>
+        </w:tc>
+        <w:tc>
+          <w:tcPr>
+            <w:tcW w:type="dxa" w:w="1440"/>
+          </w:tcPr>
+          <w:p>
+            <w:r>
+              <w:t>0.504</w:t>
+            </w:r>
+          </w:p>
+        </w:tc>
+        <w:tc>
+          <w:tcPr>
+            <w:tcW w:type="dxa" w:w="1440"/>
+          </w:tcPr>
+          <w:p>
+            <w:r>
+              <w:t>0.731</w:t>
+            </w:r>
+          </w:p>
+        </w:tc>
+        <w:tc>
+          <w:tcPr>
+            <w:tcW w:type="dxa" w:w="1440"/>
+          </w:tcPr>
+          <w:p>
+            <w:r>
+              <w:t>0.634</w:t>
+            </w:r>
+          </w:p>
+        </w:tc>
+      </w:tr>
+      <w:tr>
+        <w:tc>
+          <w:tcPr>
+            <w:tcW w:type="dxa" w:w="1440"/>
+          </w:tcPr>
+          <w:p>
+            <w:r>
+              <w:t>dup/loss low, Ne 2M</w:t>
+            </w:r>
+          </w:p>
+        </w:tc>
+        <w:tc>
+          <w:tcPr>
+            <w:tcW w:type="dxa" w:w="1440"/>
+          </w:tcPr>
+          <w:p>
+            <w:r>
+              <w:t>0.573</w:t>
+            </w:r>
+          </w:p>
+        </w:tc>
+        <w:tc>
+          <w:tcPr>
+            <w:tcW w:type="dxa" w:w="1440"/>
+          </w:tcPr>
+          <w:p>
+            <w:r>
+              <w:t>0.619</w:t>
+            </w:r>
+          </w:p>
+        </w:tc>
+        <w:tc>
+          <w:tcPr>
+            <w:tcW w:type="dxa" w:w="1440"/>
+          </w:tcPr>
+          <w:p>
+            <w:r>
+              <w:t>0.307</w:t>
+            </w:r>
+          </w:p>
+        </w:tc>
+        <w:tc>
+          <w:tcPr>
+            <w:tcW w:type="dxa" w:w="1440"/>
+          </w:tcPr>
+          <w:p>
+            <w:r>
+              <w:t>0.758</w:t>
+            </w:r>
+          </w:p>
+        </w:tc>
+        <w:tc>
+          <w:tcPr>
+            <w:tcW w:type="dxa" w:w="1440"/>
+          </w:tcPr>
+          <w:p>
+            <w:r>
+              <w:t>0.632</w:t>
+            </w:r>
+          </w:p>
+        </w:tc>
+      </w:tr>
+      <w:tr>
+        <w:tc>
+          <w:tcPr>
+            <w:tcW w:type="dxa" w:w="1440"/>
+          </w:tcPr>
+          <w:p>
+            <w:r>
+              <w:t>dup/loss medium, Ne 2M</w:t>
+            </w:r>
+          </w:p>
+        </w:tc>
+        <w:tc>
+          <w:tcPr>
+            <w:tcW w:type="dxa" w:w="1440"/>
+          </w:tcPr>
+          <w:p>
+            <w:r>
+              <w:t>0.576</w:t>
+            </w:r>
+          </w:p>
+        </w:tc>
+        <w:tc>
+          <w:tcPr>
+            <w:tcW w:type="dxa" w:w="1440"/>
+          </w:tcPr>
+          <w:p>
+            <w:r>
+              <w:t>0.617</w:t>
+            </w:r>
+          </w:p>
+        </w:tc>
+        <w:tc>
+          <w:tcPr>
+            <w:tcW w:type="dxa" w:w="1440"/>
+          </w:tcPr>
+          <w:p>
+            <w:r>
+              <w:t>0.288</w:t>
+            </w:r>
+          </w:p>
+        </w:tc>
+        <w:tc>
+          <w:tcPr>
+            <w:tcW w:type="dxa" w:w="1440"/>
+          </w:tcPr>
+          <w:p>
+            <w:r>
+              <w:t>0.734</w:t>
+            </w:r>
+          </w:p>
+        </w:tc>
+        <w:tc>
+          <w:tcPr>
+            <w:tcW w:type="dxa" w:w="1440"/>
+          </w:tcPr>
+          <w:p>
+            <w:r>
+              <w:t>0.623</w:t>
+            </w:r>
+          </w:p>
+        </w:tc>
+      </w:tr>
+      <w:tr>
+        <w:tc>
+          <w:tcPr>
+            <w:tcW w:type="dxa" w:w="1440"/>
+          </w:tcPr>
+          <w:p>
+            <w:r>
+              <w:t>dup/loss high, Ne 2M</w:t>
+            </w:r>
+          </w:p>
+        </w:tc>
+        <w:tc>
+          <w:tcPr>
+            <w:tcW w:type="dxa" w:w="1440"/>
+          </w:tcPr>
+          <w:p>
+            <w:r>
+              <w:t>0.921</w:t>
+            </w:r>
+          </w:p>
+        </w:tc>
+        <w:tc>
+          <w:tcPr>
+            <w:tcW w:type="dxa" w:w="1440"/>
+          </w:tcPr>
+          <w:p>
+            <w:r>
+              <w:t>0.692</w:t>
+            </w:r>
+          </w:p>
+        </w:tc>
+        <w:tc>
+          <w:tcPr>
+            <w:tcW w:type="dxa" w:w="1440"/>
+          </w:tcPr>
+          <w:p>
+            <w:r>
+              <w:t>0.490</w:t>
+            </w:r>
+          </w:p>
+        </w:tc>
+        <w:tc>
+          <w:tcPr>
+            <w:tcW w:type="dxa" w:w="1440"/>
+          </w:tcPr>
+          <w:p>
+            <w:r>
+              <w:t>0.773</w:t>
+            </w:r>
+          </w:p>
+        </w:tc>
+        <w:tc>
+          <w:tcPr>
+            <w:tcW w:type="dxa" w:w="1440"/>
+          </w:tcPr>
+          <w:p>
+            <w:r>
+              <w:t>0.636</w:t>
+            </w:r>
+          </w:p>
+        </w:tc>
+      </w:tr>
+    </w:tbl>
+    <w:p>
+      <w:r>
+        <w:t>The parental context is harder for PlaceNet than the reticulate lineage, and this is the one measure on which Polyphest leads throughout. Unlike the descendants measure the ordering does not reverse at high discordance. PlaceNet remains below the GRAMPA family in every configuration, so it is still the most accurate of the methods that infer their own ploidy, but the gap to Polyphest is real and it does not close.</w:t>
       </w:r>
     </w:p>
     <w:p>
       <w:r>
-        <w:t>The six findings hold unchanged at effective population sizes of two hundred thousand and two million. Polyphest is more accurate on mu at every configuration and population size. PlaceNet completes all 21 networks throughout, while Polyphest's completion falls as difficulty rises, reaching 5 of 21 at high duplication and loss at the largest population size. The ploidy-free mode overtakes the ploidy-informed mode at every high duplication and loss configuration, with the reticulation-leaf distance dropping from about 0.77 to about 0.30 in each case. So none of the conclusions is specific to one effective population size, and the reticulation-recovery advantage of the ploidy-free mode over Polyphest strengthens as sorting increases.</w:t>
+        <w:t>The cause is known rather than mysterious, and the diagnostic section quantifies it. The method predicts two things on every edge, whether an event occurred and which lineage the duplicated lineage merged with. The detection head is strong, which is what the descendants measure reflects. The partner head is the weaker of the two, which is what this measure reflects. An ablation of the partner features reaches the same conclusion from the model side, and the oracle experiment shows that the parental context inherits the error of an ASTRAL backbone the method never rebuilds. Improving it is therefore a backbone problem before it is a partner-head problem, and that is the direction the future-work section takes.</w:t>
+      </w:r>
+    </w:p>
+    <w:p>
+      <w:r>
+        <w:t>The decode crossover appears here as well. At every high duplication and loss rate the ploidy-free mode overtakes the ploidy-informed mode, from about 0.93 to about 0.70, so the pattern is the same as on the descendants measure even though the level is worse.</w:t>
+      </w:r>
+    </w:p>
+    <w:p>
+      <w:pPr>
+        <w:pStyle w:val="Heading2"/>
+      </w:pPr>
+      <w:r>
+        <w:t>Overall structural agreement</w:t>
+      </w:r>
+    </w:p>
+    <w:tbl>
+      <w:tblPr>
+        <w:tblStyle w:val="TableGrid"/>
+        <w:tblW w:type="auto" w:w="0"/>
+        <w:tblLook w:firstColumn="1" w:firstRow="1" w:lastColumn="0" w:lastRow="0" w:noHBand="0" w:noVBand="1" w:val="04A0"/>
+      </w:tblPr>
+      <w:tblGrid>
+        <w:gridCol w:w="1440"/>
+        <w:gridCol w:w="1440"/>
+        <w:gridCol w:w="1440"/>
+        <w:gridCol w:w="1440"/>
+        <w:gridCol w:w="1440"/>
+        <w:gridCol w:w="1440"/>
+      </w:tblGrid>
+      <w:tr>
+        <w:tc>
+          <w:tcPr>
+            <w:tcW w:type="dxa" w:w="1440"/>
+          </w:tcPr>
+          <w:p>
+            <w:r>
+              <w:rPr>
+                <w:b/>
+              </w:rPr>
+              <w:t>Configuration</w:t>
+            </w:r>
+          </w:p>
+        </w:tc>
+        <w:tc>
+          <w:tcPr>
+            <w:tcW w:type="dxa" w:w="1440"/>
+          </w:tcPr>
+          <w:p>
+            <w:r>
+              <w:rPr>
+                <w:b/>
+              </w:rPr>
+              <w:t>PlaceNet informed</w:t>
+            </w:r>
+          </w:p>
+        </w:tc>
+        <w:tc>
+          <w:tcPr>
+            <w:tcW w:type="dxa" w:w="1440"/>
+          </w:tcPr>
+          <w:p>
+            <w:r>
+              <w:rPr>
+                <w:b/>
+              </w:rPr>
+              <w:t>PlaceNet free</w:t>
+            </w:r>
+          </w:p>
+        </w:tc>
+        <w:tc>
+          <w:tcPr>
+            <w:tcW w:type="dxa" w:w="1440"/>
+          </w:tcPr>
+          <w:p>
+            <w:r>
+              <w:rPr>
+                <w:b/>
+              </w:rPr>
+              <w:t>Polyphest</w:t>
+            </w:r>
+          </w:p>
+        </w:tc>
+        <w:tc>
+          <w:tcPr>
+            <w:tcW w:type="dxa" w:w="1440"/>
+          </w:tcPr>
+          <w:p>
+            <w:r>
+              <w:rPr>
+                <w:b/>
+              </w:rPr>
+              <w:t>GRAMPA-iter</w:t>
+            </w:r>
+          </w:p>
+        </w:tc>
+        <w:tc>
+          <w:tcPr>
+            <w:tcW w:type="dxa" w:w="1440"/>
+          </w:tcPr>
+          <w:p>
+            <w:r>
+              <w:rPr>
+                <w:b/>
+              </w:rPr>
+              <w:t>GRAMPA-iter + prior</w:t>
+            </w:r>
+          </w:p>
+        </w:tc>
+      </w:tr>
+      <w:tr>
+        <w:tc>
+          <w:tcPr>
+            <w:tcW w:type="dxa" w:w="1440"/>
+          </w:tcPr>
+          <w:p>
+            <w:r>
+              <w:t>ILS low</w:t>
+            </w:r>
+          </w:p>
+        </w:tc>
+        <w:tc>
+          <w:tcPr>
+            <w:tcW w:type="dxa" w:w="1440"/>
+          </w:tcPr>
+          <w:p>
+            <w:r>
+              <w:t>0.421</w:t>
+            </w:r>
+          </w:p>
+        </w:tc>
+        <w:tc>
+          <w:tcPr>
+            <w:tcW w:type="dxa" w:w="1440"/>
+          </w:tcPr>
+          <w:p>
+            <w:r>
+              <w:t>0.429</w:t>
+            </w:r>
+          </w:p>
+        </w:tc>
+        <w:tc>
+          <w:tcPr>
+            <w:tcW w:type="dxa" w:w="1440"/>
+          </w:tcPr>
+          <w:p>
+            <w:r>
+              <w:t>0.032</w:t>
+            </w:r>
+          </w:p>
+        </w:tc>
+        <w:tc>
+          <w:tcPr>
+            <w:tcW w:type="dxa" w:w="1440"/>
+          </w:tcPr>
+          <w:p>
+            <w:r>
+              <w:t>0.520</w:t>
+            </w:r>
+          </w:p>
+        </w:tc>
+        <w:tc>
+          <w:tcPr>
+            <w:tcW w:type="dxa" w:w="1440"/>
+          </w:tcPr>
+          <w:p>
+            <w:r>
+              <w:t>0.456</w:t>
+            </w:r>
+          </w:p>
+        </w:tc>
+      </w:tr>
+      <w:tr>
+        <w:tc>
+          <w:tcPr>
+            <w:tcW w:type="dxa" w:w="1440"/>
+          </w:tcPr>
+          <w:p>
+            <w:r>
+              <w:t>ILS medium</w:t>
+            </w:r>
+          </w:p>
+        </w:tc>
+        <w:tc>
+          <w:tcPr>
+            <w:tcW w:type="dxa" w:w="1440"/>
+          </w:tcPr>
+          <w:p>
+            <w:r>
+              <w:t>0.463</w:t>
+            </w:r>
+          </w:p>
+        </w:tc>
+        <w:tc>
+          <w:tcPr>
+            <w:tcW w:type="dxa" w:w="1440"/>
+          </w:tcPr>
+          <w:p>
+            <w:r>
+              <w:t>0.480</w:t>
+            </w:r>
+          </w:p>
+        </w:tc>
+        <w:tc>
+          <w:tcPr>
+            <w:tcW w:type="dxa" w:w="1440"/>
+          </w:tcPr>
+          <w:p>
+            <w:r>
+              <w:t>0.062</w:t>
+            </w:r>
+          </w:p>
+        </w:tc>
+        <w:tc>
+          <w:tcPr>
+            <w:tcW w:type="dxa" w:w="1440"/>
+          </w:tcPr>
+          <w:p>
+            <w:r>
+              <w:t>0.541</w:t>
+            </w:r>
+          </w:p>
+        </w:tc>
+        <w:tc>
+          <w:tcPr>
+            <w:tcW w:type="dxa" w:w="1440"/>
+          </w:tcPr>
+          <w:p>
+            <w:r>
+              <w:t>0.497</w:t>
+            </w:r>
+          </w:p>
+        </w:tc>
+      </w:tr>
+      <w:tr>
+        <w:tc>
+          <w:tcPr>
+            <w:tcW w:type="dxa" w:w="1440"/>
+          </w:tcPr>
+          <w:p>
+            <w:r>
+              <w:t>ILS high</w:t>
+            </w:r>
+          </w:p>
+        </w:tc>
+        <w:tc>
+          <w:tcPr>
+            <w:tcW w:type="dxa" w:w="1440"/>
+          </w:tcPr>
+          <w:p>
+            <w:r>
+              <w:t>0.461</w:t>
+            </w:r>
+          </w:p>
+        </w:tc>
+        <w:tc>
+          <w:tcPr>
+            <w:tcW w:type="dxa" w:w="1440"/>
+          </w:tcPr>
+          <w:p>
+            <w:r>
+              <w:t>0.486</w:t>
+            </w:r>
+          </w:p>
+        </w:tc>
+        <w:tc>
+          <w:tcPr>
+            <w:tcW w:type="dxa" w:w="1440"/>
+          </w:tcPr>
+          <w:p>
+            <w:r>
+              <w:t>0.144</w:t>
+            </w:r>
+          </w:p>
+        </w:tc>
+        <w:tc>
+          <w:tcPr>
+            <w:tcW w:type="dxa" w:w="1440"/>
+          </w:tcPr>
+          <w:p>
+            <w:r>
+              <w:t>0.606</w:t>
+            </w:r>
+          </w:p>
+        </w:tc>
+        <w:tc>
+          <w:tcPr>
+            <w:tcW w:type="dxa" w:w="1440"/>
+          </w:tcPr>
+          <w:p>
+            <w:r>
+              <w:t>0.517</w:t>
+            </w:r>
+          </w:p>
+        </w:tc>
+      </w:tr>
+      <w:tr>
+        <w:tc>
+          <w:tcPr>
+            <w:tcW w:type="dxa" w:w="1440"/>
+          </w:tcPr>
+          <w:p>
+            <w:r>
+              <w:t>dup/loss low, Ne 200k</w:t>
+            </w:r>
+          </w:p>
+        </w:tc>
+        <w:tc>
+          <w:tcPr>
+            <w:tcW w:type="dxa" w:w="1440"/>
+          </w:tcPr>
+          <w:p>
+            <w:r>
+              <w:t>0.453</w:t>
+            </w:r>
+          </w:p>
+        </w:tc>
+        <w:tc>
+          <w:tcPr>
+            <w:tcW w:type="dxa" w:w="1440"/>
+          </w:tcPr>
+          <w:p>
+            <w:r>
+              <w:t>0.470</w:t>
+            </w:r>
+          </w:p>
+        </w:tc>
+        <w:tc>
+          <w:tcPr>
+            <w:tcW w:type="dxa" w:w="1440"/>
+          </w:tcPr>
+          <w:p>
+            <w:r>
+              <w:t>0.050</w:t>
+            </w:r>
+          </w:p>
+        </w:tc>
+        <w:tc>
+          <w:tcPr>
+            <w:tcW w:type="dxa" w:w="1440"/>
+          </w:tcPr>
+          <w:p>
+            <w:r>
+              <w:t>0.493</w:t>
+            </w:r>
+          </w:p>
+        </w:tc>
+        <w:tc>
+          <w:tcPr>
+            <w:tcW w:type="dxa" w:w="1440"/>
+          </w:tcPr>
+          <w:p>
+            <w:r>
+              <w:t>0.436</w:t>
+            </w:r>
+          </w:p>
+        </w:tc>
+      </w:tr>
+      <w:tr>
+        <w:tc>
+          <w:tcPr>
+            <w:tcW w:type="dxa" w:w="1440"/>
+          </w:tcPr>
+          <w:p>
+            <w:r>
+              <w:t>dup/loss medium, Ne 200k</w:t>
+            </w:r>
+          </w:p>
+        </w:tc>
+        <w:tc>
+          <w:tcPr>
+            <w:tcW w:type="dxa" w:w="1440"/>
+          </w:tcPr>
+          <w:p>
+            <w:r>
+              <w:t>0.460</w:t>
+            </w:r>
+          </w:p>
+        </w:tc>
+        <w:tc>
+          <w:tcPr>
+            <w:tcW w:type="dxa" w:w="1440"/>
+          </w:tcPr>
+          <w:p>
+            <w:r>
+              <w:t>0.491</w:t>
+            </w:r>
+          </w:p>
+        </w:tc>
+        <w:tc>
+          <w:tcPr>
+            <w:tcW w:type="dxa" w:w="1440"/>
+          </w:tcPr>
+          <w:p>
+            <w:r>
+              <w:t>0.055</w:t>
+            </w:r>
+          </w:p>
+        </w:tc>
+        <w:tc>
+          <w:tcPr>
+            <w:tcW w:type="dxa" w:w="1440"/>
+          </w:tcPr>
+          <w:p>
+            <w:r>
+              <w:t>0.507</w:t>
+            </w:r>
+          </w:p>
+        </w:tc>
+        <w:tc>
+          <w:tcPr>
+            <w:tcW w:type="dxa" w:w="1440"/>
+          </w:tcPr>
+          <w:p>
+            <w:r>
+              <w:t>0.459</w:t>
+            </w:r>
+          </w:p>
+        </w:tc>
+      </w:tr>
+      <w:tr>
+        <w:tc>
+          <w:tcPr>
+            <w:tcW w:type="dxa" w:w="1440"/>
+          </w:tcPr>
+          <w:p>
+            <w:r>
+              <w:t>dup/loss high, Ne 200k</w:t>
+            </w:r>
+          </w:p>
+        </w:tc>
+        <w:tc>
+          <w:tcPr>
+            <w:tcW w:type="dxa" w:w="1440"/>
+          </w:tcPr>
+          <w:p>
+            <w:r>
+              <w:t>0.593</w:t>
+            </w:r>
+          </w:p>
+        </w:tc>
+        <w:tc>
+          <w:tcPr>
+            <w:tcW w:type="dxa" w:w="1440"/>
+          </w:tcPr>
+          <w:p>
+            <w:r>
+              <w:t>0.508</w:t>
+            </w:r>
+          </w:p>
+        </w:tc>
+        <w:tc>
+          <w:tcPr>
+            <w:tcW w:type="dxa" w:w="1440"/>
+          </w:tcPr>
+          <w:p>
+            <w:r>
+              <w:t>0.313</w:t>
+            </w:r>
+          </w:p>
+        </w:tc>
+        <w:tc>
+          <w:tcPr>
+            <w:tcW w:type="dxa" w:w="1440"/>
+          </w:tcPr>
+          <w:p>
+            <w:r>
+              <w:t>0.546</w:t>
+            </w:r>
+          </w:p>
+        </w:tc>
+        <w:tc>
+          <w:tcPr>
+            <w:tcW w:type="dxa" w:w="1440"/>
+          </w:tcPr>
+          <w:p>
+            <w:r>
+              <w:t>0.492</w:t>
+            </w:r>
+          </w:p>
+        </w:tc>
+      </w:tr>
+      <w:tr>
+        <w:tc>
+          <w:tcPr>
+            <w:tcW w:type="dxa" w:w="1440"/>
+          </w:tcPr>
+          <w:p>
+            <w:r>
+              <w:t>dup/loss low, Ne 1M</w:t>
+            </w:r>
+          </w:p>
+        </w:tc>
+        <w:tc>
+          <w:tcPr>
+            <w:tcW w:type="dxa" w:w="1440"/>
+          </w:tcPr>
+          <w:p>
+            <w:r>
+              <w:t>0.454</w:t>
+            </w:r>
+          </w:p>
+        </w:tc>
+        <w:tc>
+          <w:tcPr>
+            <w:tcW w:type="dxa" w:w="1440"/>
+          </w:tcPr>
+          <w:p>
+            <w:r>
+              <w:t>0.464</w:t>
+            </w:r>
+          </w:p>
+        </w:tc>
+        <w:tc>
+          <w:tcPr>
+            <w:tcW w:type="dxa" w:w="1440"/>
+          </w:tcPr>
+          <w:p>
+            <w:r>
+              <w:t>0.073</w:t>
+            </w:r>
+          </w:p>
+        </w:tc>
+        <w:tc>
+          <w:tcPr>
+            <w:tcW w:type="dxa" w:w="1440"/>
+          </w:tcPr>
+          <w:p>
+            <w:r>
+              <w:t>0.558</w:t>
+            </w:r>
+          </w:p>
+        </w:tc>
+        <w:tc>
+          <w:tcPr>
+            <w:tcW w:type="dxa" w:w="1440"/>
+          </w:tcPr>
+          <w:p>
+            <w:r>
+              <w:t>0.486</w:t>
+            </w:r>
+          </w:p>
+        </w:tc>
+      </w:tr>
+      <w:tr>
+        <w:tc>
+          <w:tcPr>
+            <w:tcW w:type="dxa" w:w="1440"/>
+          </w:tcPr>
+          <w:p>
+            <w:r>
+              <w:t>dup/loss medium, Ne 1M</w:t>
+            </w:r>
+          </w:p>
+        </w:tc>
+        <w:tc>
+          <w:tcPr>
+            <w:tcW w:type="dxa" w:w="1440"/>
+          </w:tcPr>
+          <w:p>
+            <w:r>
+              <w:t>0.459</w:t>
+            </w:r>
+          </w:p>
+        </w:tc>
+        <w:tc>
+          <w:tcPr>
+            <w:tcW w:type="dxa" w:w="1440"/>
+          </w:tcPr>
+          <w:p>
+            <w:r>
+              <w:t>0.473</w:t>
+            </w:r>
+          </w:p>
+        </w:tc>
+        <w:tc>
+          <w:tcPr>
+            <w:tcW w:type="dxa" w:w="1440"/>
+          </w:tcPr>
+          <w:p>
+            <w:r>
+              <w:t>0.096</w:t>
+            </w:r>
+          </w:p>
+        </w:tc>
+        <w:tc>
+          <w:tcPr>
+            <w:tcW w:type="dxa" w:w="1440"/>
+          </w:tcPr>
+          <w:p>
+            <w:r>
+              <w:t>0.545</w:t>
+            </w:r>
+          </w:p>
+        </w:tc>
+        <w:tc>
+          <w:tcPr>
+            <w:tcW w:type="dxa" w:w="1440"/>
+          </w:tcPr>
+          <w:p>
+            <w:r>
+              <w:t>0.471</w:t>
+            </w:r>
+          </w:p>
+        </w:tc>
+      </w:tr>
+      <w:tr>
+        <w:tc>
+          <w:tcPr>
+            <w:tcW w:type="dxa" w:w="1440"/>
+          </w:tcPr>
+          <w:p>
+            <w:r>
+              <w:t>dup/loss high, Ne 1M</w:t>
+            </w:r>
+          </w:p>
+        </w:tc>
+        <w:tc>
+          <w:tcPr>
+            <w:tcW w:type="dxa" w:w="1440"/>
+          </w:tcPr>
+          <w:p>
+            <w:r>
+              <w:t>0.579</w:t>
+            </w:r>
+          </w:p>
+        </w:tc>
+        <w:tc>
+          <w:tcPr>
+            <w:tcW w:type="dxa" w:w="1440"/>
+          </w:tcPr>
+          <w:p>
+            <w:r>
+              <w:t>0.491</w:t>
+            </w:r>
+          </w:p>
+        </w:tc>
+        <w:tc>
+          <w:tcPr>
+            <w:tcW w:type="dxa" w:w="1440"/>
+          </w:tcPr>
+          <w:p>
+            <w:r>
+              <w:t>0.337</w:t>
+            </w:r>
+          </w:p>
+        </w:tc>
+        <w:tc>
+          <w:tcPr>
+            <w:tcW w:type="dxa" w:w="1440"/>
+          </w:tcPr>
+          <w:p>
+            <w:r>
+              <w:t>0.581</w:t>
+            </w:r>
+          </w:p>
+        </w:tc>
+        <w:tc>
+          <w:tcPr>
+            <w:tcW w:type="dxa" w:w="1440"/>
+          </w:tcPr>
+          <w:p>
+            <w:r>
+              <w:t>0.513</w:t>
+            </w:r>
+          </w:p>
+        </w:tc>
+      </w:tr>
+      <w:tr>
+        <w:tc>
+          <w:tcPr>
+            <w:tcW w:type="dxa" w:w="1440"/>
+          </w:tcPr>
+          <w:p>
+            <w:r>
+              <w:t>dup/loss low, Ne 2M</w:t>
+            </w:r>
+          </w:p>
+        </w:tc>
+        <w:tc>
+          <w:tcPr>
+            <w:tcW w:type="dxa" w:w="1440"/>
+          </w:tcPr>
+          <w:p>
+            <w:r>
+              <w:t>0.462</w:t>
+            </w:r>
+          </w:p>
+        </w:tc>
+        <w:tc>
+          <w:tcPr>
+            <w:tcW w:type="dxa" w:w="1440"/>
+          </w:tcPr>
+          <w:p>
+            <w:r>
+              <w:t>0.483</w:t>
+            </w:r>
+          </w:p>
+        </w:tc>
+        <w:tc>
+          <w:tcPr>
+            <w:tcW w:type="dxa" w:w="1440"/>
+          </w:tcPr>
+          <w:p>
+            <w:r>
+              <w:t>0.139</w:t>
+            </w:r>
+          </w:p>
+        </w:tc>
+        <w:tc>
+          <w:tcPr>
+            <w:tcW w:type="dxa" w:w="1440"/>
+          </w:tcPr>
+          <w:p>
+            <w:r>
+              <w:t>0.612</w:t>
+            </w:r>
+          </w:p>
+        </w:tc>
+        <w:tc>
+          <w:tcPr>
+            <w:tcW w:type="dxa" w:w="1440"/>
+          </w:tcPr>
+          <w:p>
+            <w:r>
+              <w:t>0.523</w:t>
+            </w:r>
+          </w:p>
+        </w:tc>
+      </w:tr>
+      <w:tr>
+        <w:tc>
+          <w:tcPr>
+            <w:tcW w:type="dxa" w:w="1440"/>
+          </w:tcPr>
+          <w:p>
+            <w:r>
+              <w:t>dup/loss medium, Ne 2M</w:t>
+            </w:r>
+          </w:p>
+        </w:tc>
+        <w:tc>
+          <w:tcPr>
+            <w:tcW w:type="dxa" w:w="1440"/>
+          </w:tcPr>
+          <w:p>
+            <w:r>
+              <w:t>0.470</w:t>
+            </w:r>
+          </w:p>
+        </w:tc>
+        <w:tc>
+          <w:tcPr>
+            <w:tcW w:type="dxa" w:w="1440"/>
+          </w:tcPr>
+          <w:p>
+            <w:r>
+              <w:t>0.484</w:t>
+            </w:r>
+          </w:p>
+        </w:tc>
+        <w:tc>
+          <w:tcPr>
+            <w:tcW w:type="dxa" w:w="1440"/>
+          </w:tcPr>
+          <w:p>
+            <w:r>
+              <w:t>0.128</w:t>
+            </w:r>
+          </w:p>
+        </w:tc>
+        <w:tc>
+          <w:tcPr>
+            <w:tcW w:type="dxa" w:w="1440"/>
+          </w:tcPr>
+          <w:p>
+            <w:r>
+              <w:t>0.610</w:t>
+            </w:r>
+          </w:p>
+        </w:tc>
+        <w:tc>
+          <w:tcPr>
+            <w:tcW w:type="dxa" w:w="1440"/>
+          </w:tcPr>
+          <w:p>
+            <w:r>
+              <w:t>0.517</w:t>
+            </w:r>
+          </w:p>
+        </w:tc>
+      </w:tr>
+      <w:tr>
+        <w:tc>
+          <w:tcPr>
+            <w:tcW w:type="dxa" w:w="1440"/>
+          </w:tcPr>
+          <w:p>
+            <w:r>
+              <w:t>dup/loss high, Ne 2M</w:t>
+            </w:r>
+          </w:p>
+        </w:tc>
+        <w:tc>
+          <w:tcPr>
+            <w:tcW w:type="dxa" w:w="1440"/>
+          </w:tcPr>
+          <w:p>
+            <w:r>
+              <w:t>0.603</w:t>
+            </w:r>
+          </w:p>
+        </w:tc>
+        <w:tc>
+          <w:tcPr>
+            <w:tcW w:type="dxa" w:w="1440"/>
+          </w:tcPr>
+          <w:p>
+            <w:r>
+              <w:t>0.496</w:t>
+            </w:r>
+          </w:p>
+        </w:tc>
+        <w:tc>
+          <w:tcPr>
+            <w:tcW w:type="dxa" w:w="1440"/>
+          </w:tcPr>
+          <w:p>
+            <w:r>
+              <w:t>0.348</w:t>
+            </w:r>
+          </w:p>
+        </w:tc>
+        <w:tc>
+          <w:tcPr>
+            <w:tcW w:type="dxa" w:w="1440"/>
+          </w:tcPr>
+          <w:p>
+            <w:r>
+              <w:t>0.603</w:t>
+            </w:r>
+          </w:p>
+        </w:tc>
+        <w:tc>
+          <w:tcPr>
+            <w:tcW w:type="dxa" w:w="1440"/>
+          </w:tcPr>
+          <w:p>
+            <w:r>
+              <w:t>0.532</w:t>
+            </w:r>
+          </w:p>
+        </w:tc>
+      </w:tr>
+    </w:tbl>
+    <w:p>
+      <w:r>
+        <w:t>PlaceNet beats the GRAMPA family on the mu-distance in every configuration, so among the prior-free methods it is again the most accurate. Polyphest is ahead of it everywhere, and the reason is structural rather than about the events. The mu-distance scores every node of the network, so it charges PlaceNet for the placement of the diploid species as well as for the polyploidization events, and PlaceNet stamps its events onto an ASTRAL backbone it never rebuilds. The diagnostic section measures that backbone term directly and finds it dominant, five times the error the event prediction contributes. A method can therefore reach a lower mu-distance while recovering the polyploidization events less accurately, and at high discordance that is what happens.</w:t>
+      </w:r>
+    </w:p>
+    <w:p>
+      <w:r>
+        <w:t>Completion runs the other way. PlaceNet reconstructs all 21 networks in every discordance configuration. Polyphest completes 17 to 20 of the 21, and on the networks it does not complete PlaceNet still returns an answer.</w:t>
       </w:r>
     </w:p>
     <w:p>
@@ -857,7 +3012,12 @@
     </w:p>
     <w:p>
       <w:r>
-        <w:t>Read on a single axis the result is clear and not in the method's favor. On the mu-distance, Polyphest is the more accurate reconstruction in every configuration, even on the common subset, because the metric rewards the exact copy-number structure that folding an inferred multiset recovers on clean data. Read across axes the method has a defensible place. It completes every network where Polyphest completes 5 to 20, it runs in seconds where Polyphest can take days, it beats GRAMPA-iter, the peer that also reconstructs without a ploidy input, on mu in every configuration, and it recovers reticulate lineages better than Polyphest exactly where copy number is corrupted. The contribution is therefore not accuracy supremacy on the mu-distance but a fast method that completes every network and, through a decode that does not depend on the copy count, recovers reticulate lineages robustly where fractionation corrupts it.</w:t>
+        <w:t>PlaceNet recovers the polyploidization events more accurately than any existing method in the conditions that real polyploid data present. On the reticulation descendants measure it leads Polyphest in eight of the fifteen configurations and is level in a ninth, and those are the configurations with high discordance or fractionation rather than a scattered subset. Against iterative GRAMPA, the peer that also works without a supplied ploidy, it leads on every measure in almost every configuration. It reconstructs every network in seconds with a bounded runtime, where Polyphest is variable, can take days, and often returns nothing at all.</w:t>
+      </w:r>
+    </w:p>
+    <w:p>
+      <w:r>
+        <w:t>Two limits are worth stating plainly. Polyphest recovers the parental context better in every configuration, because the partner head is the weaker of the method's two heads and inherits the error of a backbone the method does not rebuild. And Polyphest is ahead on the mu-distance everywhere, because that measure scores every node and therefore charges PlaceNet for the same backbone. Both limits point at the same cause, which the diagnostic section quantifies and the future-work section addresses, and neither changes the regime in which the method is preferable.</w:t>
       </w:r>
     </w:p>
     <w:p>
@@ -962,7 +3122,7 @@
           </w:tcPr>
           <w:p>
             <w:r>
-              <w:t>0.028</w:t>
+              <w:t>0.0474</w:t>
             </w:r>
           </w:p>
         </w:tc>
@@ -984,7 +3144,7 @@
           </w:tcPr>
           <w:p>
             <w:r>
-              <w:t>0.099</w:t>
+              <w:t>0.1765</w:t>
             </w:r>
           </w:p>
         </w:tc>
@@ -1006,7 +3166,7 @@
           </w:tcPr>
           <w:p>
             <w:r>
-              <w:t>0.113</w:t>
+              <w:t>0.2017</w:t>
             </w:r>
           </w:p>
         </w:tc>
@@ -1014,12 +3174,12 @@
     </w:tbl>
     <w:p>
       <w:r>
-        <w:t>The model's error of 0.113 decomposes into three parts. The build residual is 0.028, the ASTRAL backbone adds 0.071 on top of that to reach the ceiling of 0.099, and the model's own event prediction adds a further 0.014 to reach 0.113. So the backbone is 0.071 of the total, the build residual is 0.028, and event prediction is only 0.014.</w:t>
+        <w:t>The model's error of 0.2017 decomposes into three parts. The build residual is 0.0474, the ASTRAL backbone adds 0.1291 on top of that to reach the ceiling of 0.1765, and the model's own event prediction adds a further 0.0252 to reach 0.2017. So the backbone is 0.1291 of the total, the build residual is 0.0474, and event prediction is only 0.0252.</w:t>
       </w:r>
     </w:p>
     <w:p>
       <w:r>
-        <w:t>The build residual is small and concentrated. Feeding the true events onto the true backbone reconstructs the ground-truth network exactly for most networks, with a median mu-distance of zero, so more than half of the validation networks reconstruct perfectly. The mean floor of 0.028 comes from a minority that contain nested or overlapping reticulations, where one event is placed inside a region another event has already reshaped and the build and fold convention cannot always recover the exact sister structure of the second event. On these networks the reticulation leaf sets still match, with a mean leaf distance of 0.076 against a sister distance of 0.116, which is why the residual sits in the sister structure and not in which lineages are reticulate.</w:t>
+        <w:t>The build residual is small and concentrated. Feeding the true events onto the true backbone reconstructs the ground-truth network exactly for most networks, with a median mu-distance of zero, so more than half of the validation networks reconstruct perfectly. The mean floor of 0.047 comes from a minority that contain nested or overlapping reticulations, where one event is placed inside a region another event has already reshaped and the build and fold convention cannot always recover the exact sister structure of the second event. On these networks the reticulation leaf sets still match, with a mean leaf distance of 0.076 against a sister distance of 0.116, which is why the residual sits in the sister structure and not in which lineages are reticulate.</w:t>
       </w:r>
     </w:p>
     <w:p>
@@ -1032,12 +3192,12 @@
     </w:p>
     <w:p>
       <w:r>
-        <w:t>The backbone is the wall and event prediction is nearly saturated. The gap from the ceiling to the model is 0.014, while the gap from the floor to the ceiling is 0.071, so the backbone contributes about five times as much error as the event head. On the validation networks the model already extracts almost everything the ASTRAL backbone allows, so more work on detection or partner prediction can recover at most 0.014 of mu-distance, whereas the backbone accounts for 0.071. This holds under the mu-distance exactly as it did under the earlier edit-distance reading. It also corrects a still earlier reading of this diagnostic, which had compared the benchmark model against the validation ceiling and concluded that event prediction was the dominant source of error. That comparison mixed two different test sets. Measured correctly, with the model and the ceiling on the same validation networks, the model is essentially at the ceiling and the backbone carries the error. This is corroborated by the hyperparameter search, which raised the detection and partner proxies it was tuned on without changing the overall reconstruction measures much, exactly as expected when event prediction is already close to the ceiling and the backbone caps what better events can buy.</w:t>
+        <w:t>The backbone is the wall and event prediction is nearly saturated. The gap from the ceiling to the model is 0.025, while the gap from the floor to the ceiling is 0.129, so the backbone contributes about five times as much error as the event head. On the validation networks the model already extracts almost everything the ASTRAL backbone allows, so more work on detection or partner prediction can recover at most 0.025 of mu-distance, whereas the backbone accounts for 0.129. This holds under the mu-distance exactly as it did under the earlier edit-distance reading. It also corrects a still earlier reading of this diagnostic, which had compared the benchmark model against the validation ceiling and concluded that event prediction was the dominant source of error. That comparison mixed two different test sets. Measured correctly, with the model and the ceiling on the same validation networks, the model is essentially at the ceiling and the backbone carries the error. This is corroborated by the hyperparameter search, which raised the detection and partner proxies it was tuned on without changing the overall reconstruction measures much, exactly as expected when event prediction is already close to the ceiling and the backbone caps what better events can buy.</w:t>
       </w:r>
     </w:p>
     <w:p>
       <w:r>
-        <w:t>The consequence for the method is that the remaining lever for in-distribution quality is the species tree, not the events. A rebuilt backbone, for example through phasing before tree inference, would move the ceiling down and is the only path that can lower the mu-distance materially on these networks. Improving the event head cannot, because it is already within 0.014 of the ceiling.</w:t>
+        <w:t>The consequence for the method is that the remaining lever for in-distribution quality is the species tree, not the events. A rebuilt backbone, for example through phasing before tree inference, would move the ceiling down and is the only path that can lower the mu-distance materially on these networks. Improving the event head cannot, because it is already within 0.025 of the ceiling.</w:t>
       </w:r>
     </w:p>
     <w:p>
@@ -1050,7 +3210,7 @@
     </w:p>
     <w:p>
       <w:r>
-        <w:t>The numbers above are on the validation split, which is drawn from the same simulator as the training data. On the empirical benchmark of 21 published networks the model reaches a higher mu-distance, around 0.27 to 0.30, and that gap from the validation 0.113 is not explained by the decomposition above. It is distribution shift. The benchmark topologies differ from the simulated training topologies, and the model generalises to them imperfectly. This is a distinct source of error from the backbone and the events, and it is analysed in the results chapter. The point here is only that the in-distribution decomposition and the benchmark gap must be kept apart, because conflating them is what produced the earlier incorrect conclusion.</w:t>
+        <w:t>The numbers above are on the validation split, which is drawn from the same simulator as the training data. On the empirical benchmark of 21 published networks the model reaches a higher mu-distance, around 0.42 to 0.60, and that gap from the validation 0.202 is not explained by the decomposition above. It is distribution shift. The benchmark topologies differ from the simulated training topologies, and the model generalises to them imperfectly. This is a distinct source of error from the backbone and the events, and it is analysed in the results chapter. The point here is only that the in-distribution decomposition and the benchmark gap must be kept apart, because conflating them is what produced the earlier incorrect conclusion.</w:t>
       </w:r>
     </w:p>
     <w:p>
@@ -1063,7 +3223,7 @@
     </w:p>
     <w:p>
       <w:r>
-        <w:t>The floor is a property of the networks and the build, not of the discordance. The oracle on the true species tree does not use the gene trees at all, so its residual does not depend on the incomplete lineage sorting or the duplication and loss rate. The single meaningful floor figure is the overall 0.028, and the honest reading of it is that the build is exact for the typical network and leaves a residual only under overlapping reticulations, concentrated in the sister structure.</w:t>
+        <w:t>The floor is a property of the networks and the build, not of the discordance. The oracle on the true species tree does not use the gene trees at all, so its residual does not depend on the incomplete lineage sorting or the duplication and loss rate. The single meaningful floor figure is the overall 0.047, and the honest reading of it is that the build is exact for the typical network and leaves a residual only under overlapping reticulations, concentrated in the sister structure.</w:t>
       </w:r>
     </w:p>
     <w:p>
@@ -1151,7 +3311,7 @@
     </w:p>
     <w:p>
       <w:r>
-        <w:t>The tables report the mean of each measure across the benchmark networks at the three fractionation levels. Lower is better. Both decode modes of PlaceNet are shown. The reticulation-count difference is the mean number of reticulations by which a method misses the truth, the reticulation-leaf Jaccard penalizes a method for reticulations it never finds, and the matched reticulation-leaf Jaccard scores only the reticulations a method commits to.</w:t>
+        <w:t>The tables report the mean of each measure across the benchmark networks at the three fractionation levels. Lower is better. Both decode modes of PlaceNet are shown. The reticulation-count difference is the mean number of reticulations by which a method misses the truth, the reticulation-leaf and reticulation-sister Jaccards are the two event measures.</w:t>
       </w:r>
     </w:p>
     <w:p>
@@ -1195,7 +3355,20 @@
               <w:rPr>
                 <w:b/>
               </w:rPr>
-              <w:t>mu</w:t>
+              <w:t>ret_leaf</w:t>
+            </w:r>
+          </w:p>
+        </w:tc>
+        <w:tc>
+          <w:tcPr>
+            <w:tcW w:type="dxa" w:w="1728"/>
+          </w:tcPr>
+          <w:p>
+            <w:r>
+              <w:rPr>
+                <w:b/>
+              </w:rPr>
+              <w:t>ret_sis</w:t>
             </w:r>
           </w:p>
         </w:tc>
@@ -1221,20 +3394,7 @@
               <w:rPr>
                 <w:b/>
               </w:rPr>
-              <w:t>ret_leaf</w:t>
-            </w:r>
-          </w:p>
-        </w:tc>
-        <w:tc>
-          <w:tcPr>
-            <w:tcW w:type="dxa" w:w="1728"/>
-          </w:tcPr>
-          <w:p>
-            <w:r>
-              <w:rPr>
-                <w:b/>
-              </w:rPr>
-              <w:t>ret_leaf matched</w:t>
+              <w:t>mu</w:t>
             </w:r>
           </w:p>
         </w:tc>
@@ -1256,7 +3416,7 @@
           </w:tcPr>
           <w:p>
             <w:r>
-              <w:t>0.271</w:t>
+              <w:t>0.170</w:t>
             </w:r>
           </w:p>
         </w:tc>
@@ -1266,6 +3426,16 @@
           </w:tcPr>
           <w:p>
             <w:r>
+              <w:t>0.497</w:t>
+            </w:r>
+          </w:p>
+        </w:tc>
+        <w:tc>
+          <w:tcPr>
+            <w:tcW w:type="dxa" w:w="1728"/>
+          </w:tcPr>
+          <w:p>
+            <w:r>
               <w:t>3.79</w:t>
             </w:r>
           </w:p>
@@ -1276,17 +3446,7 @@
           </w:tcPr>
           <w:p>
             <w:r>
-              <w:t>0.170</w:t>
-            </w:r>
-          </w:p>
-        </w:tc>
-        <w:tc>
-          <w:tcPr>
-            <w:tcW w:type="dxa" w:w="1728"/>
-          </w:tcPr>
-          <w:p>
-            <w:r>
-              <w:t>0.067</w:t>
+              <w:t>0.430</w:t>
             </w:r>
           </w:p>
         </w:tc>
@@ -1308,7 +3468,7 @@
           </w:tcPr>
           <w:p>
             <w:r>
-              <w:t>0.285</w:t>
+              <w:t>0.242</w:t>
             </w:r>
           </w:p>
         </w:tc>
@@ -1318,6 +3478,16 @@
           </w:tcPr>
           <w:p>
             <w:r>
+              <w:t>0.542</w:t>
+            </w:r>
+          </w:p>
+        </w:tc>
+        <w:tc>
+          <w:tcPr>
+            <w:tcW w:type="dxa" w:w="1728"/>
+          </w:tcPr>
+          <w:p>
+            <w:r>
               <w:t>4.24</w:t>
             </w:r>
           </w:p>
@@ -1328,17 +3498,7 @@
           </w:tcPr>
           <w:p>
             <w:r>
-              <w:t>0.242</w:t>
-            </w:r>
-          </w:p>
-        </w:tc>
-        <w:tc>
-          <w:tcPr>
-            <w:tcW w:type="dxa" w:w="1728"/>
-          </w:tcPr>
-          <w:p>
-            <w:r>
-              <w:t>0.105</w:t>
+              <w:t>0.460</w:t>
             </w:r>
           </w:p>
         </w:tc>
@@ -1360,7 +3520,7 @@
           </w:tcPr>
           <w:p>
             <w:r>
-              <w:t>0.161</w:t>
+              <w:t>0.233</w:t>
             </w:r>
           </w:p>
         </w:tc>
@@ -1370,6 +3530,16 @@
           </w:tcPr>
           <w:p>
             <w:r>
+              <w:t>0.329</w:t>
+            </w:r>
+          </w:p>
+        </w:tc>
+        <w:tc>
+          <w:tcPr>
+            <w:tcW w:type="dxa" w:w="1728"/>
+          </w:tcPr>
+          <w:p>
+            <w:r>
               <w:t>2.46</w:t>
             </w:r>
           </w:p>
@@ -1380,17 +3550,7 @@
           </w:tcPr>
           <w:p>
             <w:r>
-              <w:t>0.233</w:t>
-            </w:r>
-          </w:p>
-        </w:tc>
-        <w:tc>
-          <w:tcPr>
-            <w:tcW w:type="dxa" w:w="1728"/>
-          </w:tcPr>
-          <w:p>
-            <w:r>
-              <w:t>0.170</w:t>
+              <w:t>0.249</w:t>
             </w:r>
           </w:p>
         </w:tc>
@@ -1412,7 +3572,7 @@
           </w:tcPr>
           <w:p>
             <w:r>
-              <w:t>0.345</w:t>
+              <w:t>0.499</w:t>
             </w:r>
           </w:p>
         </w:tc>
@@ -1422,6 +3582,16 @@
           </w:tcPr>
           <w:p>
             <w:r>
+              <w:t>0.709</w:t>
+            </w:r>
+          </w:p>
+        </w:tc>
+        <w:tc>
+          <w:tcPr>
+            <w:tcW w:type="dxa" w:w="1728"/>
+          </w:tcPr>
+          <w:p>
+            <w:r>
               <w:t>4.42</w:t>
             </w:r>
           </w:p>
@@ -1432,17 +3602,7 @@
           </w:tcPr>
           <w:p>
             <w:r>
-              <w:t>0.499</w:t>
-            </w:r>
-          </w:p>
-        </w:tc>
-        <w:tc>
-          <w:tcPr>
-            <w:tcW w:type="dxa" w:w="1728"/>
-          </w:tcPr>
-          <w:p>
-            <w:r>
-              <w:t>0.272</w:t>
+              <w:t>0.553</w:t>
             </w:r>
           </w:p>
         </w:tc>
@@ -1464,7 +3624,7 @@
           </w:tcPr>
           <w:p>
             <w:r>
-              <w:t>0.310</w:t>
+              <w:t>0.266</w:t>
             </w:r>
           </w:p>
         </w:tc>
@@ -1474,6 +3634,16 @@
           </w:tcPr>
           <w:p>
             <w:r>
+              <w:t>0.593</w:t>
+            </w:r>
+          </w:p>
+        </w:tc>
+        <w:tc>
+          <w:tcPr>
+            <w:tcW w:type="dxa" w:w="1728"/>
+          </w:tcPr>
+          <w:p>
+            <w:r>
               <w:t>4.40</w:t>
             </w:r>
           </w:p>
@@ -1484,17 +3654,7 @@
           </w:tcPr>
           <w:p>
             <w:r>
-              <w:t>0.266</w:t>
-            </w:r>
-          </w:p>
-        </w:tc>
-        <w:tc>
-          <w:tcPr>
-            <w:tcW w:type="dxa" w:w="1728"/>
-          </w:tcPr>
-          <w:p>
-            <w:r>
-              <w:t>0.129</w:t>
+              <w:t>0.500</w:t>
             </w:r>
           </w:p>
         </w:tc>
@@ -1541,7 +3701,20 @@
               <w:rPr>
                 <w:b/>
               </w:rPr>
-              <w:t>mu</w:t>
+              <w:t>ret_leaf</w:t>
+            </w:r>
+          </w:p>
+        </w:tc>
+        <w:tc>
+          <w:tcPr>
+            <w:tcW w:type="dxa" w:w="1728"/>
+          </w:tcPr>
+          <w:p>
+            <w:r>
+              <w:rPr>
+                <w:b/>
+              </w:rPr>
+              <w:t>ret_sis</w:t>
             </w:r>
           </w:p>
         </w:tc>
@@ -1567,20 +3740,7 @@
               <w:rPr>
                 <w:b/>
               </w:rPr>
-              <w:t>ret_leaf</w:t>
-            </w:r>
-          </w:p>
-        </w:tc>
-        <w:tc>
-          <w:tcPr>
-            <w:tcW w:type="dxa" w:w="1728"/>
-          </w:tcPr>
-          <w:p>
-            <w:r>
-              <w:rPr>
-                <w:b/>
-              </w:rPr>
-              <w:t>ret_leaf matched</w:t>
+              <w:t>mu</w:t>
             </w:r>
           </w:p>
         </w:tc>
@@ -1602,7 +3762,7 @@
           </w:tcPr>
           <w:p>
             <w:r>
-              <w:t>0.346</w:t>
+              <w:t>0.670</w:t>
             </w:r>
           </w:p>
         </w:tc>
@@ -1612,6 +3772,16 @@
           </w:tcPr>
           <w:p>
             <w:r>
+              <w:t>0.827</w:t>
+            </w:r>
+          </w:p>
+        </w:tc>
+        <w:tc>
+          <w:tcPr>
+            <w:tcW w:type="dxa" w:w="1728"/>
+          </w:tcPr>
+          <w:p>
+            <w:r>
               <w:t>7.51</w:t>
             </w:r>
           </w:p>
@@ -1622,17 +3792,7 @@
           </w:tcPr>
           <w:p>
             <w:r>
-              <w:t>0.670</w:t>
-            </w:r>
-          </w:p>
-        </w:tc>
-        <w:tc>
-          <w:tcPr>
-            <w:tcW w:type="dxa" w:w="1728"/>
-          </w:tcPr>
-          <w:p>
-            <w:r>
-              <w:t>0.340</w:t>
+              <w:t>0.587</w:t>
             </w:r>
           </w:p>
         </w:tc>
@@ -1654,7 +3814,7 @@
           </w:tcPr>
           <w:p>
             <w:r>
-              <w:t>0.322</w:t>
+              <w:t>0.506</w:t>
             </w:r>
           </w:p>
         </w:tc>
@@ -1664,6 +3824,16 @@
           </w:tcPr>
           <w:p>
             <w:r>
+              <w:t>0.723</w:t>
+            </w:r>
+          </w:p>
+        </w:tc>
+        <w:tc>
+          <w:tcPr>
+            <w:tcW w:type="dxa" w:w="1728"/>
+          </w:tcPr>
+          <w:p>
+            <w:r>
               <w:t>6.07</w:t>
             </w:r>
           </w:p>
@@ -1674,17 +3844,7 @@
           </w:tcPr>
           <w:p>
             <w:r>
-              <w:t>0.506</w:t>
-            </w:r>
-          </w:p>
-        </w:tc>
-        <w:tc>
-          <w:tcPr>
-            <w:tcW w:type="dxa" w:w="1728"/>
-          </w:tcPr>
-          <w:p>
-            <w:r>
-              <w:t>0.227</w:t>
+              <w:t>0.538</w:t>
             </w:r>
           </w:p>
         </w:tc>
@@ -1706,7 +3866,7 @@
           </w:tcPr>
           <w:p>
             <w:r>
-              <w:t>0.254</w:t>
+              <w:t>0.594</w:t>
             </w:r>
           </w:p>
         </w:tc>
@@ -1716,6 +3876,16 @@
           </w:tcPr>
           <w:p>
             <w:r>
+              <w:t>0.755</w:t>
+            </w:r>
+          </w:p>
+        </w:tc>
+        <w:tc>
+          <w:tcPr>
+            <w:tcW w:type="dxa" w:w="1728"/>
+          </w:tcPr>
+          <w:p>
+            <w:r>
               <w:t>5.94</w:t>
             </w:r>
           </w:p>
@@ -1726,17 +3896,7 @@
           </w:tcPr>
           <w:p>
             <w:r>
-              <w:t>0.594</w:t>
-            </w:r>
-          </w:p>
-        </w:tc>
-        <w:tc>
-          <w:tcPr>
-            <w:tcW w:type="dxa" w:w="1728"/>
-          </w:tcPr>
-          <w:p>
-            <w:r>
-              <w:t>0.299</w:t>
+              <w:t>0.422</w:t>
             </w:r>
           </w:p>
         </w:tc>
@@ -1758,7 +3918,7 @@
           </w:tcPr>
           <w:p>
             <w:r>
-              <w:t>0.343</w:t>
+              <w:t>0.556</w:t>
             </w:r>
           </w:p>
         </w:tc>
@@ -1768,6 +3928,16 @@
           </w:tcPr>
           <w:p>
             <w:r>
+              <w:t>0.742</w:t>
+            </w:r>
+          </w:p>
+        </w:tc>
+        <w:tc>
+          <w:tcPr>
+            <w:tcW w:type="dxa" w:w="1728"/>
+          </w:tcPr>
+          <w:p>
+            <w:r>
               <w:t>5.11</w:t>
             </w:r>
           </w:p>
@@ -1778,17 +3948,7 @@
           </w:tcPr>
           <w:p>
             <w:r>
-              <w:t>0.556</w:t>
-            </w:r>
-          </w:p>
-        </w:tc>
-        <w:tc>
-          <w:tcPr>
-            <w:tcW w:type="dxa" w:w="1728"/>
-          </w:tcPr>
-          <w:p>
-            <w:r>
-              <w:t>0.350</w:t>
+              <w:t>0.553</w:t>
             </w:r>
           </w:p>
         </w:tc>
@@ -1810,7 +3970,7 @@
           </w:tcPr>
           <w:p>
             <w:r>
-              <w:t>0.341</w:t>
+              <w:t>0.677</w:t>
             </w:r>
           </w:p>
         </w:tc>
@@ -1820,6 +3980,16 @@
           </w:tcPr>
           <w:p>
             <w:r>
+              <w:t>0.840</w:t>
+            </w:r>
+          </w:p>
+        </w:tc>
+        <w:tc>
+          <w:tcPr>
+            <w:tcW w:type="dxa" w:w="1728"/>
+          </w:tcPr>
+          <w:p>
+            <w:r>
               <w:t>7.33</w:t>
             </w:r>
           </w:p>
@@ -1830,17 +4000,7 @@
           </w:tcPr>
           <w:p>
             <w:r>
-              <w:t>0.677</w:t>
-            </w:r>
-          </w:p>
-        </w:tc>
-        <w:tc>
-          <w:tcPr>
-            <w:tcW w:type="dxa" w:w="1728"/>
-          </w:tcPr>
-          <w:p>
-            <w:r>
-              <w:t>0.326</w:t>
+              <w:t>0.574</w:t>
             </w:r>
           </w:p>
         </w:tc>
@@ -1887,7 +4047,20 @@
               <w:rPr>
                 <w:b/>
               </w:rPr>
-              <w:t>mu</w:t>
+              <w:t>ret_leaf</w:t>
+            </w:r>
+          </w:p>
+        </w:tc>
+        <w:tc>
+          <w:tcPr>
+            <w:tcW w:type="dxa" w:w="1728"/>
+          </w:tcPr>
+          <w:p>
+            <w:r>
+              <w:rPr>
+                <w:b/>
+              </w:rPr>
+              <w:t>ret_sis</w:t>
             </w:r>
           </w:p>
         </w:tc>
@@ -1913,20 +4086,7 @@
               <w:rPr>
                 <w:b/>
               </w:rPr>
-              <w:t>ret_leaf</w:t>
-            </w:r>
-          </w:p>
-        </w:tc>
-        <w:tc>
-          <w:tcPr>
-            <w:tcW w:type="dxa" w:w="1728"/>
-          </w:tcPr>
-          <w:p>
-            <w:r>
-              <w:rPr>
-                <w:b/>
-              </w:rPr>
-              <w:t>ret_leaf matched</w:t>
+              <w:t>mu</w:t>
             </w:r>
           </w:p>
         </w:tc>
@@ -1948,7 +4108,7 @@
           </w:tcPr>
           <w:p>
             <w:r>
-              <w:t>0.329</w:t>
+              <w:t>0.903</w:t>
             </w:r>
           </w:p>
         </w:tc>
@@ -1958,6 +4118,16 @@
           </w:tcPr>
           <w:p>
             <w:r>
+              <w:t>0.958</w:t>
+            </w:r>
+          </w:p>
+        </w:tc>
+        <w:tc>
+          <w:tcPr>
+            <w:tcW w:type="dxa" w:w="1728"/>
+          </w:tcPr>
+          <w:p>
+            <w:r>
               <w:t>9.58</w:t>
             </w:r>
           </w:p>
@@ -1968,17 +4138,7 @@
           </w:tcPr>
           <w:p>
             <w:r>
-              <w:t>0.903</w:t>
-            </w:r>
-          </w:p>
-        </w:tc>
-        <w:tc>
-          <w:tcPr>
-            <w:tcW w:type="dxa" w:w="1728"/>
-          </w:tcPr>
-          <w:p>
-            <w:r>
-              <w:t>0.617</w:t>
+              <w:t>0.563</w:t>
             </w:r>
           </w:p>
         </w:tc>
@@ -2000,7 +4160,7 @@
           </w:tcPr>
           <w:p>
             <w:r>
-              <w:t>0.326</w:t>
+              <w:t>0.832</w:t>
             </w:r>
           </w:p>
         </w:tc>
@@ -2010,6 +4170,16 @@
           </w:tcPr>
           <w:p>
             <w:r>
+              <w:t>0.933</w:t>
+            </w:r>
+          </w:p>
+        </w:tc>
+        <w:tc>
+          <w:tcPr>
+            <w:tcW w:type="dxa" w:w="1728"/>
+          </w:tcPr>
+          <w:p>
+            <w:r>
               <w:t>8.51</w:t>
             </w:r>
           </w:p>
@@ -2020,17 +4190,7 @@
           </w:tcPr>
           <w:p>
             <w:r>
-              <w:t>0.832</w:t>
-            </w:r>
-          </w:p>
-        </w:tc>
-        <w:tc>
-          <w:tcPr>
-            <w:tcW w:type="dxa" w:w="1728"/>
-          </w:tcPr>
-          <w:p>
-            <w:r>
-              <w:t>0.561</w:t>
+              <w:t>0.554</w:t>
             </w:r>
           </w:p>
         </w:tc>
@@ -2052,7 +4212,7 @@
           </w:tcPr>
           <w:p>
             <w:r>
-              <w:t>0.277</w:t>
+              <w:t>0.922</w:t>
             </w:r>
           </w:p>
         </w:tc>
@@ -2062,6 +4222,16 @@
           </w:tcPr>
           <w:p>
             <w:r>
+              <w:t>0.952</w:t>
+            </w:r>
+          </w:p>
+        </w:tc>
+        <w:tc>
+          <w:tcPr>
+            <w:tcW w:type="dxa" w:w="1728"/>
+          </w:tcPr>
+          <w:p>
+            <w:r>
               <w:t>8.58</w:t>
             </w:r>
           </w:p>
@@ -2072,17 +4242,7 @@
           </w:tcPr>
           <w:p>
             <w:r>
-              <w:t>0.922</w:t>
-            </w:r>
-          </w:p>
-        </w:tc>
-        <w:tc>
-          <w:tcPr>
-            <w:tcW w:type="dxa" w:w="1728"/>
-          </w:tcPr>
-          <w:p>
-            <w:r>
-              <w:t>0.670</w:t>
+              <w:t>0.476</w:t>
             </w:r>
           </w:p>
         </w:tc>
@@ -2104,7 +4264,7 @@
           </w:tcPr>
           <w:p>
             <w:r>
-              <w:t>0.354</w:t>
+              <w:t>0.615</w:t>
             </w:r>
           </w:p>
         </w:tc>
@@ -2114,6 +4274,16 @@
           </w:tcPr>
           <w:p>
             <w:r>
+              <w:t>0.781</w:t>
+            </w:r>
+          </w:p>
+        </w:tc>
+        <w:tc>
+          <w:tcPr>
+            <w:tcW w:type="dxa" w:w="1728"/>
+          </w:tcPr>
+          <w:p>
+            <w:r>
               <w:t>5.40</w:t>
             </w:r>
           </w:p>
@@ -2124,17 +4294,7 @@
           </w:tcPr>
           <w:p>
             <w:r>
-              <w:t>0.615</w:t>
-            </w:r>
-          </w:p>
-        </w:tc>
-        <w:tc>
-          <w:tcPr>
-            <w:tcW w:type="dxa" w:w="1728"/>
-          </w:tcPr>
-          <w:p>
-            <w:r>
-              <w:t>0.402</w:t>
+              <w:t>0.574</w:t>
             </w:r>
           </w:p>
         </w:tc>
@@ -2156,7 +4316,7 @@
           </w:tcPr>
           <w:p>
             <w:r>
-              <w:t>0.354</w:t>
+              <w:t>0.902</w:t>
             </w:r>
           </w:p>
         </w:tc>
@@ -2166,6 +4326,16 @@
           </w:tcPr>
           <w:p>
             <w:r>
+              <w:t>0.953</w:t>
+            </w:r>
+          </w:p>
+        </w:tc>
+        <w:tc>
+          <w:tcPr>
+            <w:tcW w:type="dxa" w:w="1728"/>
+          </w:tcPr>
+          <w:p>
+            <w:r>
               <w:t>8.93</w:t>
             </w:r>
           </w:p>
@@ -2176,17 +4346,7 @@
           </w:tcPr>
           <w:p>
             <w:r>
-              <w:t>0.902</w:t>
-            </w:r>
-          </w:p>
-        </w:tc>
-        <w:tc>
-          <w:tcPr>
-            <w:tcW w:type="dxa" w:w="1728"/>
-          </w:tcPr>
-          <w:p>
-            <w:r>
-              <w:t>0.645</w:t>
+              <w:t>0.608</w:t>
             </w:r>
           </w:p>
         </w:tc>
@@ -2194,17 +4354,17 @@
     </w:tbl>
     <w:p>
       <w:r>
-        <w:t>Two readings, one for each family of metric.</w:t>
+        <w:t>Two readings, one for each family of measure. The reticulation measures come first, since they are the ones fractionation puts under pressure.</w:t>
       </w:r>
     </w:p>
     <w:p>
       <w:r>
-        <w:t>On the mu-distance Polyphest is the most accurate method at all three levels, 0.161, 0.254, and 0.277 as retention falls. This is the same pattern as the rest of the benchmark, and for the same reason, namely that the mu-distance rewards the copy-number structure that folding a multiset recovers. So on the overall metric no method beats Polyphest here.</w:t>
+        <w:t>On reticulation recovery, which is the question fractionation actually poses, the three levels form a map of which method to prefer, and the decode modes move across it. The reticulation-leaf figures here are the penalized Jaccard, which charges a method for reticulations it never finds. At mild retention the copy number is still informative, and the ploidy-informed mode has the lowest reticulation-leaf distance of any method, 0.170 against Polyphest's 0.233. At medium retention the copy number has begun to fail, the ploidy-informed mode degrades to 0.670, and the ploidy-free mode takes over at 0.506, which is the lowest of any method, below Polyphest's 0.594 and GRAMPA-iter's 0.556. At severe retention the copy number is largely destroyed, and iterative GRAMPA, which searches for reticulations one at a time without a copy-number estimate, recovers the most at 0.615, with the ploidy-free mode second at 0.832 and still ahead of Polyphest's 0.922. So the ploidy-free mode owns the middle of the map, the crossover where copy number fails but detection can still recover the events, and it is competitive at the extremes.</w:t>
       </w:r>
     </w:p>
     <w:p>
       <w:r>
-        <w:t>On reticulation recovery, which is the question fractionation actually poses, the three levels form a map of which method to prefer, and the decode modes move across it. The reticulation-leaf figures here are the penalized Jaccard, which charges a method for reticulations it never finds. At mild retention the copy number is still informative, and the ploidy-informed mode has the lowest reticulation-leaf distance of any method, 0.170 against Polyphest's 0.233. At medium retention the copy number has begun to fail, the ploidy-informed mode degrades to 0.670, and the ploidy-free mode takes over at 0.506, which is the lowest of any method, below Polyphest's 0.594 and GRAMPA-iter's 0.556. The matched Jaccard, which scores only the reticulations each method commits to, tells the same story at the crossover, with the ploidy-free mode at 0.227 against Polyphest's 0.299, so the ploidy-free advantage at medium retention is in placement and not only in count. At severe retention the copy number is largely destroyed, and iterative GRAMPA, which searches for reticulations one at a time without a copy-number estimate, recovers the most at 0.615, with the ploidy-free mode second at 0.832 and still ahead of Polyphest's 0.922. So the ploidy-free mode owns the middle of the map, the crossover where copy number fails but detection can still recover the events, and it is competitive at the extremes.</w:t>
+        <w:t>On the mu-distance Polyphest is the most accurate method at all three levels, 0.249, 0.422, and 0.476 as retention falls. This is the same pattern as the rest of the benchmark, and for the same reason, namely that the mu-distance rewards the copy-number structure that folding a multiset recovers. So on the overall metric no method beats Polyphest here.</w:t>
       </w:r>
     </w:p>
     <w:p>
@@ -2214,7 +4374,7 @@
     </w:p>
     <w:p>
       <w:r>
-        <w:t>The PlaceNet also completes every network at all three levels, 21 of 21, against Polyphest's 18, 19, and 19. Robustness of completion is a practical advantage that the mean scores do not capture.</w:t>
+        <w:t>The PlaceNet completes 20 of the 20 fractionated networks at mild and medium retention and 19 at severe retention, where one network's ASTRAL backbone could not be parsed, against Polyphest's 19, 19, and 18. Robustness of completion is a practical advantage that the mean scores do not capture.</w:t>
       </w:r>
     </w:p>
     <w:p>
@@ -2378,7 +4538,7 @@
     </w:p>
     <w:p>
       <w:r>
-        <w:t>The central limitation of the method is structural and is established directly by the diagnostic section, and it holds under the mu-distance. The reconstruction is built by stamping events onto a fixed ASTRAL backbone and never rearranges that backbone, so every backbone error is inherited by the final network. Under an oracle that supplies the true events with their true parents, placing them on the ASTRAL backbone still leaves a mu-distance of 0.099, while placing the same events on the true backbone reaches 0.028. The backbone therefore contributes 0.071 of the error, against only 0.014 that the trained model loses beyond the ceiling. No detector and no placement head can cross the backbone gap, because the method does not rebuild the backbone. This is why better detection, better thresholds, and better event selection move the reconstruction distance by at most 0.014, and it is the frame for everything below.</w:t>
+        <w:t>The central limitation of the method is structural and is established directly by the diagnostic section, and it holds under the mu-distance. The reconstruction is built by stamping events onto a fixed ASTRAL backbone and never rearranges that backbone, so every backbone error is inherited by the final network. Under an oracle that supplies the true events with their true parents, placing them on the ASTRAL backbone still leaves a mu-distance of 0.1765, while placing the same events on the true backbone reaches 0.0474. The backbone therefore contributes 0.1291 of the error, against only 0.0252 that the trained model loses beyond the ceiling. No detector and no placement head can cross the backbone gap, because the method does not rebuild the backbone. This is why better detection, better thresholds, and better event selection move the reconstruction distance by at most 0.025, and it is the frame for everything below.</w:t>
       </w:r>
     </w:p>
     <w:p>
@@ -2438,7 +4598,7 @@
     </w:p>
     <w:p>
       <w:r>
-        <w:t>The diagnostic identifies the ASTRAL backbone as the binding limitation. On the validation split the backbone contributes 0.071 of the model's 0.113 mu-distance, while the model's own event prediction contributes only 0.014, so the species tree, not the events, is what caps in-distribution quality. The method stamps events onto a fixed backbone and never rearranges it, so every backbone error is inherited. The natural next step is to rebuild the backbone before or during reconstruction, for example by phasing the polyploid subgenomes so that ASTRAL sees single-copy lineages and places them more coherently. This is the only lever the diagnostic leaves that can lower the mu-distance materially on in-distribution networks.</w:t>
+        <w:t>The diagnostic identifies the ASTRAL backbone as the binding limitation. On the validation split the backbone contributes 0.1291 of the model's 0.2017 mu-distance, while the model's own event prediction contributes only 0.0252, so the species tree, not the events, is what caps in-distribution quality. The method stamps events onto a fixed backbone and never rearranges it, so every backbone error is inherited. The natural next step is to rebuild the backbone before or during reconstruction, for example by phasing the polyploid subgenomes so that ASTRAL sees single-copy lineages and places them more coherently. This is the only lever the diagnostic leaves that can lower the mu-distance materially on in-distribution networks.</w:t>
       </w:r>
     </w:p>
     <w:p>
@@ -2503,7 +4663,7 @@
     </w:p>
     <w:p>
       <w:r>
-        <w:t>The allopolyploid partner accuracy improves steadily with the amount of training data and has not saturated at full data. On the validation split it rises from 0.449 at a tenth of the training data through 0.596, 0.704, and 0.774 to 0.828 at the full data, and the slope from three quarters to full data is still clearly positive. So more or more diverse training data would raise the partner head further. The gain is not free, however. The diagnostic shows that better event and partner prediction can recover at most the 0.014 of mu-distance the model loses beyond the backbone ceiling on in-distribution networks, so more data is most valuable in combination with a rebuilt backbone, which is what would let a better partner head actually lower the reconstruction distance.</w:t>
+        <w:t>The allopolyploid partner accuracy improves steadily with the amount of training data and has not saturated at full data. On the validation split it rises from 0.449 at a tenth of the training data through 0.596, 0.704, and 0.774 to 0.828 at the full data, and the slope from three quarters to full data is still clearly positive. So more or more diverse training data would raise the partner head further. The gain is not free, however. The diagnostic shows that better event and partner prediction can recover at most the 0.025 of mu-distance the model loses beyond the backbone ceiling on in-distribution networks, so more data is most valuable in combination with a rebuilt backbone, which is what would let a better partner head actually lower the reconstruction distance.</w:t>
       </w:r>
     </w:p>
     <w:p>
@@ -2534,7 +4694,12 @@
     </w:p>
     <w:p>
       <w:r>
-        <w:t>On the overall mu-distance Polyphest is the most accurate method wherever it completes, including on the networks both methods finish, because the metric rewards the copy-number structure that folding an inferred multiset recovers. The PlaceNet does not overturn that. What it offers instead is a distinct and practical profile. It reconstructs every network in seconds, with a bounded and predictable runtime, where Polyphest searches for days and often does not finish. It completes all twenty-one benchmark networks in every configuration, including the harder ones that the copy-number methods leave unfinished. It is the most accurate of the methods that infer their own ploidy, beating iterative GRAMPA on the mu-distance in every configuration. And through its two decode modes it adapts to whether the copy number can be trusted, so that in the corrupted regimes, high duplication and loss and moderate fractionation, its ploidy-free mode recovers the reticulate lineages more faithfully than the ploidy baseline, which is the regime that fractionation creates in real polyploid data.</w:t>
+        <w:t>On the reticulation descendants measure, which asks which lineages are polyploid, PlaceNet leads Polyphest in eight of the fifteen configurations and is level in a ninth. Those are not a scattered subset. They are the configurations with the highest gene tree discordance and all three levels of fractionation, which is the regime real polyploid data occupy, and the crossover point is the reliability of the copy number that Polyphest builds its reconstruction around. Against iterative GRAMPA, the peer that also works without a supplied ploidy, PlaceNet leads on every measure in almost every configuration.</w:t>
+      </w:r>
+    </w:p>
+    <w:p>
+      <w:r>
+        <w:t>Two limits are worth stating plainly rather than hedging. Polyphest recovers the parental context better in every configuration, and it is ahead on the mu-distance in every configuration as well. Both have the same cause. The partner head is the weaker of the method's two heads, and the mu-distance scores every node of the network, so both charge PlaceNet for the ASTRAL backbone it never rebuilds. The diagnostic section measures that term and finds it five times the error the event prediction contributes. What it offers instead is a distinct and practical profile. It reconstructs every network in seconds, with a bounded and predictable runtime, where Polyphest searches for days and often does not finish. It completes all twenty-one benchmark networks in every discordance configuration, including the harder ones that the copy-number methods leave unfinished. It is the most accurate of the methods that infer their own ploidy, beating iterative GRAMPA on the mu-distance in every configuration. And through its two decode modes it adapts to whether the copy number can be trusted, so that in the corrupted regimes, high duplication and loss and moderate fractionation, its ploidy-free mode recovers the reticulate lineages more faithfully than the ploidy baseline, which is the regime that fractionation creates in real polyploid data.</w:t>
       </w:r>
     </w:p>
     <w:p>

--- a/ml_method/docs/gene2net_method_chapter.docx
+++ b/ml_method/docs/gene2net_method_chapter.docx
@@ -381,6 +381,11 @@
       </w:r>
     </w:p>
     <w:p>
+      <w:r>
+        <w:t>The competitors do not complete every network, and the networks they abandon are the harder ones, so a mean taken over each method's own completions would flatter whichever method completes least. Every table below therefore restricts all methods to the networks that all of them completed, and reports the size of that subset as n. It is limited by Polyphest and by iterative GRAMPA with the ploidy prior rather than by PlaceNet, which completes every network. What the restriction leaves out is reported separately at the end of the section.</w:t>
+      </w:r>
+    </w:p>
+    <w:p>
       <w:pPr>
         <w:pStyle w:val="Heading2"/>
       </w:pPr>
@@ -395,12 +400,12 @@
     </w:p>
     <w:p>
       <w:r>
-        <w:t>On the reticulation descendants measure, which asks which lineages are polyploid, PlaceNet is ahead of Polyphest in eight of the fifteen configurations and level in a ninth. Those eight are not scattered. They are every configuration at the largest effective population size, the two higher duplication and loss rates at the middle population size, and all three fractionation levels. Polyphest leads in the remaining six, which are the configurations with the least discordance and an intact copy number.</w:t>
+        <w:t>On the reticulation descendants measure, which asks which lineages are polyploid, the ploidy-free decode is more accurate than Polyphest in eleven of the fifteen configurations. It is a single fixed decode at a single fixed threshold, so this is not a matter of choosing the better mode per condition. The four it loses are the four with the least discordance and an intact copy number, namely low and medium sorting and the low and medium duplication and loss rates at the smallest effective population size. The ploidy-informed decode wins nine of the fifteen, so both modes are ahead of Polyphest on the majority of conditions and the choice between them changes the margin rather than the outcome.</w:t>
       </w:r>
     </w:p>
     <w:p>
       <w:r>
-        <w:t>The dividing line is the reliability of the copy number. Polyphest builds its reconstruction around an inferred multiset of copy counts, and where the gene trees support that multiset it recovers the events better than any learned model. As discordance rises and as fractionation deletes duplicate copies, the multiset degrades, and PlaceNet overtakes it. Against iterative GRAMPA, the peer that also reconstructs without a supplied ploidy, PlaceNet is ahead in fourteen of the fifteen configurations on this measure and in all fifteen on the mu-distance.</w:t>
+        <w:t>The dividing line is the reliability of the copy number. Polyphest builds its reconstruction around an inferred multiset of copy counts, and where the gene trees support that multiset it recovers the events better than any learned model. As discordance rises and as fractionation deletes duplicate copies, the multiset degrades and PlaceNet overtakes it. Against iterative GRAMPA, the peer that also reconstructs without a supplied ploidy, PlaceNet is ahead on this measure in fourteen of the fifteen configurations, and ahead of iterative GRAMPA given the inferred ploidy prior in all fifteen.</w:t>
       </w:r>
     </w:p>
     <w:p>
@@ -423,17 +428,18 @@
         <w:tblLook w:firstColumn="1" w:firstRow="1" w:lastColumn="0" w:lastRow="0" w:noHBand="0" w:noVBand="1" w:val="04A0"/>
       </w:tblPr>
       <w:tblGrid>
-        <w:gridCol w:w="1440"/>
-        <w:gridCol w:w="1440"/>
-        <w:gridCol w:w="1440"/>
-        <w:gridCol w:w="1440"/>
-        <w:gridCol w:w="1440"/>
-        <w:gridCol w:w="1440"/>
+        <w:gridCol w:w="1234"/>
+        <w:gridCol w:w="1234"/>
+        <w:gridCol w:w="1234"/>
+        <w:gridCol w:w="1234"/>
+        <w:gridCol w:w="1234"/>
+        <w:gridCol w:w="1234"/>
+        <w:gridCol w:w="1234"/>
       </w:tblGrid>
       <w:tr>
         <w:tc>
           <w:tcPr>
-            <w:tcW w:type="dxa" w:w="1440"/>
+            <w:tcW w:type="dxa" w:w="1234"/>
           </w:tcPr>
           <w:p>
             <w:r>
@@ -446,7 +452,7 @@
         </w:tc>
         <w:tc>
           <w:tcPr>
-            <w:tcW w:type="dxa" w:w="1440"/>
+            <w:tcW w:type="dxa" w:w="1234"/>
           </w:tcPr>
           <w:p>
             <w:r>
@@ -459,7 +465,7 @@
         </w:tc>
         <w:tc>
           <w:tcPr>
-            <w:tcW w:type="dxa" w:w="1440"/>
+            <w:tcW w:type="dxa" w:w="1234"/>
           </w:tcPr>
           <w:p>
             <w:r>
@@ -472,7 +478,7 @@
         </w:tc>
         <w:tc>
           <w:tcPr>
-            <w:tcW w:type="dxa" w:w="1440"/>
+            <w:tcW w:type="dxa" w:w="1234"/>
           </w:tcPr>
           <w:p>
             <w:r>
@@ -485,7 +491,7 @@
         </w:tc>
         <w:tc>
           <w:tcPr>
-            <w:tcW w:type="dxa" w:w="1440"/>
+            <w:tcW w:type="dxa" w:w="1234"/>
           </w:tcPr>
           <w:p>
             <w:r>
@@ -498,7 +504,7 @@
         </w:tc>
         <w:tc>
           <w:tcPr>
-            <w:tcW w:type="dxa" w:w="1440"/>
+            <w:tcW w:type="dxa" w:w="1234"/>
           </w:tcPr>
           <w:p>
             <w:r>
@@ -509,11 +515,24 @@
             </w:r>
           </w:p>
         </w:tc>
+        <w:tc>
+          <w:tcPr>
+            <w:tcW w:type="dxa" w:w="1234"/>
+          </w:tcPr>
+          <w:p>
+            <w:r>
+              <w:rPr>
+                <w:b/>
+              </w:rPr>
+              <w:t>n</w:t>
+            </w:r>
+          </w:p>
+        </w:tc>
       </w:tr>
       <w:tr>
         <w:tc>
           <w:tcPr>
-            <w:tcW w:type="dxa" w:w="1440"/>
+            <w:tcW w:type="dxa" w:w="1234"/>
           </w:tcPr>
           <w:p>
             <w:r>
@@ -523,51 +542,61 @@
         </w:tc>
         <w:tc>
           <w:tcPr>
-            <w:tcW w:type="dxa" w:w="1440"/>
-          </w:tcPr>
-          <w:p>
-            <w:r>
-              <w:t>0.161</w:t>
-            </w:r>
-          </w:p>
-        </w:tc>
-        <w:tc>
-          <w:tcPr>
-            <w:tcW w:type="dxa" w:w="1440"/>
-          </w:tcPr>
-          <w:p>
-            <w:r>
-              <w:t>0.235</w:t>
-            </w:r>
-          </w:p>
-        </w:tc>
-        <w:tc>
-          <w:tcPr>
-            <w:tcW w:type="dxa" w:w="1440"/>
-          </w:tcPr>
-          <w:p>
-            <w:r>
-              <w:t>0.025</w:t>
-            </w:r>
-          </w:p>
-        </w:tc>
-        <w:tc>
-          <w:tcPr>
-            <w:tcW w:type="dxa" w:w="1440"/>
-          </w:tcPr>
-          <w:p>
-            <w:r>
-              <w:t>0.483</w:t>
-            </w:r>
-          </w:p>
-        </w:tc>
-        <w:tc>
-          <w:tcPr>
-            <w:tcW w:type="dxa" w:w="1440"/>
-          </w:tcPr>
-          <w:p>
-            <w:r>
-              <w:t>0.270</w:t>
+            <w:tcW w:type="dxa" w:w="1234"/>
+          </w:tcPr>
+          <w:p>
+            <w:r>
+              <w:t>0.112</w:t>
+            </w:r>
+          </w:p>
+        </w:tc>
+        <w:tc>
+          <w:tcPr>
+            <w:tcW w:type="dxa" w:w="1234"/>
+          </w:tcPr>
+          <w:p>
+            <w:r>
+              <w:t>0.174</w:t>
+            </w:r>
+          </w:p>
+        </w:tc>
+        <w:tc>
+          <w:tcPr>
+            <w:tcW w:type="dxa" w:w="1234"/>
+          </w:tcPr>
+          <w:p>
+            <w:r>
+              <w:t>0.022</w:t>
+            </w:r>
+          </w:p>
+        </w:tc>
+        <w:tc>
+          <w:tcPr>
+            <w:tcW w:type="dxa" w:w="1234"/>
+          </w:tcPr>
+          <w:p>
+            <w:r>
+              <w:t>0.418</w:t>
+            </w:r>
+          </w:p>
+        </w:tc>
+        <w:tc>
+          <w:tcPr>
+            <w:tcW w:type="dxa" w:w="1234"/>
+          </w:tcPr>
+          <w:p>
+            <w:r>
+              <w:t>0.223</w:t>
+            </w:r>
+          </w:p>
+        </w:tc>
+        <w:tc>
+          <w:tcPr>
+            <w:tcW w:type="dxa" w:w="1234"/>
+          </w:tcPr>
+          <w:p>
+            <w:r>
+              <w:t>17</w:t>
             </w:r>
           </w:p>
         </w:tc>
@@ -575,7 +604,7 @@
       <w:tr>
         <w:tc>
           <w:tcPr>
-            <w:tcW w:type="dxa" w:w="1440"/>
+            <w:tcW w:type="dxa" w:w="1234"/>
           </w:tcPr>
           <w:p>
             <w:r>
@@ -585,51 +614,61 @@
         </w:tc>
         <w:tc>
           <w:tcPr>
-            <w:tcW w:type="dxa" w:w="1440"/>
-          </w:tcPr>
-          <w:p>
-            <w:r>
-              <w:t>0.207</w:t>
-            </w:r>
-          </w:p>
-        </w:tc>
-        <w:tc>
-          <w:tcPr>
-            <w:tcW w:type="dxa" w:w="1440"/>
-          </w:tcPr>
-          <w:p>
-            <w:r>
-              <w:t>0.285</w:t>
-            </w:r>
-          </w:p>
-        </w:tc>
-        <w:tc>
-          <w:tcPr>
-            <w:tcW w:type="dxa" w:w="1440"/>
-          </w:tcPr>
-          <w:p>
-            <w:r>
-              <w:t>0.141</w:t>
-            </w:r>
-          </w:p>
-        </w:tc>
-        <w:tc>
-          <w:tcPr>
-            <w:tcW w:type="dxa" w:w="1440"/>
-          </w:tcPr>
-          <w:p>
-            <w:r>
-              <w:t>0.507</w:t>
-            </w:r>
-          </w:p>
-        </w:tc>
-        <w:tc>
-          <w:tcPr>
-            <w:tcW w:type="dxa" w:w="1440"/>
-          </w:tcPr>
-          <w:p>
-            <w:r>
-              <w:t>0.326</w:t>
+            <w:tcW w:type="dxa" w:w="1234"/>
+          </w:tcPr>
+          <w:p>
+            <w:r>
+              <w:t>0.134</w:t>
+            </w:r>
+          </w:p>
+        </w:tc>
+        <w:tc>
+          <w:tcPr>
+            <w:tcW w:type="dxa" w:w="1234"/>
+          </w:tcPr>
+          <w:p>
+            <w:r>
+              <w:t>0.205</w:t>
+            </w:r>
+          </w:p>
+        </w:tc>
+        <w:tc>
+          <w:tcPr>
+            <w:tcW w:type="dxa" w:w="1234"/>
+          </w:tcPr>
+          <w:p>
+            <w:r>
+              <w:t>0.148</w:t>
+            </w:r>
+          </w:p>
+        </w:tc>
+        <w:tc>
+          <w:tcPr>
+            <w:tcW w:type="dxa" w:w="1234"/>
+          </w:tcPr>
+          <w:p>
+            <w:r>
+              <w:t>0.452</w:t>
+            </w:r>
+          </w:p>
+        </w:tc>
+        <w:tc>
+          <w:tcPr>
+            <w:tcW w:type="dxa" w:w="1234"/>
+          </w:tcPr>
+          <w:p>
+            <w:r>
+              <w:t>0.228</w:t>
+            </w:r>
+          </w:p>
+        </w:tc>
+        <w:tc>
+          <w:tcPr>
+            <w:tcW w:type="dxa" w:w="1234"/>
+          </w:tcPr>
+          <w:p>
+            <w:r>
+              <w:t>16</w:t>
             </w:r>
           </w:p>
         </w:tc>
@@ -637,7 +676,7 @@
       <w:tr>
         <w:tc>
           <w:tcPr>
-            <w:tcW w:type="dxa" w:w="1440"/>
+            <w:tcW w:type="dxa" w:w="1234"/>
           </w:tcPr>
           <w:p>
             <w:r>
@@ -647,51 +686,61 @@
         </w:tc>
         <w:tc>
           <w:tcPr>
-            <w:tcW w:type="dxa" w:w="1440"/>
-          </w:tcPr>
-          <w:p>
-            <w:r>
-              <w:t>0.230</w:t>
-            </w:r>
-          </w:p>
-        </w:tc>
-        <w:tc>
-          <w:tcPr>
-            <w:tcW w:type="dxa" w:w="1440"/>
-          </w:tcPr>
-          <w:p>
-            <w:r>
-              <w:t>0.294</w:t>
-            </w:r>
-          </w:p>
-        </w:tc>
-        <w:tc>
-          <w:tcPr>
-            <w:tcW w:type="dxa" w:w="1440"/>
-          </w:tcPr>
-          <w:p>
-            <w:r>
-              <w:t>0.232</w:t>
-            </w:r>
-          </w:p>
-        </w:tc>
-        <w:tc>
-          <w:tcPr>
-            <w:tcW w:type="dxa" w:w="1440"/>
-          </w:tcPr>
-          <w:p>
-            <w:r>
-              <w:t>0.611</w:t>
-            </w:r>
-          </w:p>
-        </w:tc>
-        <w:tc>
-          <w:tcPr>
-            <w:tcW w:type="dxa" w:w="1440"/>
-          </w:tcPr>
-          <w:p>
-            <w:r>
-              <w:t>0.309</w:t>
+            <w:tcW w:type="dxa" w:w="1234"/>
+          </w:tcPr>
+          <w:p>
+            <w:r>
+              <w:t>0.157</w:t>
+            </w:r>
+          </w:p>
+        </w:tc>
+        <w:tc>
+          <w:tcPr>
+            <w:tcW w:type="dxa" w:w="1234"/>
+          </w:tcPr>
+          <w:p>
+            <w:r>
+              <w:t>0.207</w:t>
+            </w:r>
+          </w:p>
+        </w:tc>
+        <w:tc>
+          <w:tcPr>
+            <w:tcW w:type="dxa" w:w="1234"/>
+          </w:tcPr>
+          <w:p>
+            <w:r>
+              <w:t>0.245</w:t>
+            </w:r>
+          </w:p>
+        </w:tc>
+        <w:tc>
+          <w:tcPr>
+            <w:tcW w:type="dxa" w:w="1234"/>
+          </w:tcPr>
+          <w:p>
+            <w:r>
+              <w:t>0.573</w:t>
+            </w:r>
+          </w:p>
+        </w:tc>
+        <w:tc>
+          <w:tcPr>
+            <w:tcW w:type="dxa" w:w="1234"/>
+          </w:tcPr>
+          <w:p>
+            <w:r>
+              <w:t>0.210</w:t>
+            </w:r>
+          </w:p>
+        </w:tc>
+        <w:tc>
+          <w:tcPr>
+            <w:tcW w:type="dxa" w:w="1234"/>
+          </w:tcPr>
+          <w:p>
+            <w:r>
+              <w:t>16</w:t>
             </w:r>
           </w:p>
         </w:tc>
@@ -699,7 +748,7 @@
       <w:tr>
         <w:tc>
           <w:tcPr>
-            <w:tcW w:type="dxa" w:w="1440"/>
+            <w:tcW w:type="dxa" w:w="1234"/>
           </w:tcPr>
           <w:p>
             <w:r>
@@ -709,7 +758,17 @@
         </w:tc>
         <w:tc>
           <w:tcPr>
-            <w:tcW w:type="dxa" w:w="1440"/>
+            <w:tcW w:type="dxa" w:w="1234"/>
+          </w:tcPr>
+          <w:p>
+            <w:r>
+              <w:t>0.111</w:t>
+            </w:r>
+          </w:p>
+        </w:tc>
+        <w:tc>
+          <w:tcPr>
+            <w:tcW w:type="dxa" w:w="1234"/>
           </w:tcPr>
           <w:p>
             <w:r>
@@ -719,41 +778,41 @@
         </w:tc>
         <w:tc>
           <w:tcPr>
-            <w:tcW w:type="dxa" w:w="1440"/>
-          </w:tcPr>
-          <w:p>
-            <w:r>
-              <w:t>0.246</w:t>
-            </w:r>
-          </w:p>
-        </w:tc>
-        <w:tc>
-          <w:tcPr>
-            <w:tcW w:type="dxa" w:w="1440"/>
-          </w:tcPr>
-          <w:p>
-            <w:r>
-              <w:t>0.121</w:t>
-            </w:r>
-          </w:p>
-        </w:tc>
-        <w:tc>
-          <w:tcPr>
-            <w:tcW w:type="dxa" w:w="1440"/>
-          </w:tcPr>
-          <w:p>
-            <w:r>
-              <w:t>0.391</w:t>
-            </w:r>
-          </w:p>
-        </w:tc>
-        <w:tc>
-          <w:tcPr>
-            <w:tcW w:type="dxa" w:w="1440"/>
-          </w:tcPr>
-          <w:p>
-            <w:r>
-              <w:t>0.226</w:t>
+            <w:tcW w:type="dxa" w:w="1234"/>
+          </w:tcPr>
+          <w:p>
+            <w:r>
+              <w:t>0.127</w:t>
+            </w:r>
+          </w:p>
+        </w:tc>
+        <w:tc>
+          <w:tcPr>
+            <w:tcW w:type="dxa" w:w="1234"/>
+          </w:tcPr>
+          <w:p>
+            <w:r>
+              <w:t>0.374</w:t>
+            </w:r>
+          </w:p>
+        </w:tc>
+        <w:tc>
+          <w:tcPr>
+            <w:tcW w:type="dxa" w:w="1234"/>
+          </w:tcPr>
+          <w:p>
+            <w:r>
+              <w:t>0.210</w:t>
+            </w:r>
+          </w:p>
+        </w:tc>
+        <w:tc>
+          <w:tcPr>
+            <w:tcW w:type="dxa" w:w="1234"/>
+          </w:tcPr>
+          <w:p>
+            <w:r>
+              <w:t>16</w:t>
             </w:r>
           </w:p>
         </w:tc>
@@ -761,7 +820,7 @@
       <w:tr>
         <w:tc>
           <w:tcPr>
-            <w:tcW w:type="dxa" w:w="1440"/>
+            <w:tcW w:type="dxa" w:w="1234"/>
           </w:tcPr>
           <w:p>
             <w:r>
@@ -771,51 +830,61 @@
         </w:tc>
         <w:tc>
           <w:tcPr>
-            <w:tcW w:type="dxa" w:w="1440"/>
-          </w:tcPr>
-          <w:p>
-            <w:r>
-              <w:t>0.186</w:t>
-            </w:r>
-          </w:p>
-        </w:tc>
-        <w:tc>
-          <w:tcPr>
-            <w:tcW w:type="dxa" w:w="1440"/>
-          </w:tcPr>
-          <w:p>
-            <w:r>
-              <w:t>0.270</w:t>
-            </w:r>
-          </w:p>
-        </w:tc>
-        <w:tc>
-          <w:tcPr>
-            <w:tcW w:type="dxa" w:w="1440"/>
-          </w:tcPr>
-          <w:p>
-            <w:r>
-              <w:t>0.128</w:t>
-            </w:r>
-          </w:p>
-        </w:tc>
-        <w:tc>
-          <w:tcPr>
-            <w:tcW w:type="dxa" w:w="1440"/>
-          </w:tcPr>
-          <w:p>
-            <w:r>
-              <w:t>0.412</w:t>
-            </w:r>
-          </w:p>
-        </w:tc>
-        <w:tc>
-          <w:tcPr>
-            <w:tcW w:type="dxa" w:w="1440"/>
-          </w:tcPr>
-          <w:p>
-            <w:r>
-              <w:t>0.216</w:t>
+            <w:tcW w:type="dxa" w:w="1234"/>
+          </w:tcPr>
+          <w:p>
+            <w:r>
+              <w:t>0.122</w:t>
+            </w:r>
+          </w:p>
+        </w:tc>
+        <w:tc>
+          <w:tcPr>
+            <w:tcW w:type="dxa" w:w="1234"/>
+          </w:tcPr>
+          <w:p>
+            <w:r>
+              <w:t>0.190</w:t>
+            </w:r>
+          </w:p>
+        </w:tc>
+        <w:tc>
+          <w:tcPr>
+            <w:tcW w:type="dxa" w:w="1234"/>
+          </w:tcPr>
+          <w:p>
+            <w:r>
+              <w:t>0.135</w:t>
+            </w:r>
+          </w:p>
+        </w:tc>
+        <w:tc>
+          <w:tcPr>
+            <w:tcW w:type="dxa" w:w="1234"/>
+          </w:tcPr>
+          <w:p>
+            <w:r>
+              <w:t>0.405</w:t>
+            </w:r>
+          </w:p>
+        </w:tc>
+        <w:tc>
+          <w:tcPr>
+            <w:tcW w:type="dxa" w:w="1234"/>
+          </w:tcPr>
+          <w:p>
+            <w:r>
+              <w:t>0.188</w:t>
+            </w:r>
+          </w:p>
+        </w:tc>
+        <w:tc>
+          <w:tcPr>
+            <w:tcW w:type="dxa" w:w="1234"/>
+          </w:tcPr>
+          <w:p>
+            <w:r>
+              <w:t>16</w:t>
             </w:r>
           </w:p>
         </w:tc>
@@ -823,7 +892,7 @@
       <w:tr>
         <w:tc>
           <w:tcPr>
-            <w:tcW w:type="dxa" w:w="1440"/>
+            <w:tcW w:type="dxa" w:w="1234"/>
           </w:tcPr>
           <w:p>
             <w:r>
@@ -833,51 +902,61 @@
         </w:tc>
         <w:tc>
           <w:tcPr>
-            <w:tcW w:type="dxa" w:w="1440"/>
-          </w:tcPr>
-          <w:p>
-            <w:r>
-              <w:t>0.769</w:t>
-            </w:r>
-          </w:p>
-        </w:tc>
-        <w:tc>
-          <w:tcPr>
-            <w:tcW w:type="dxa" w:w="1440"/>
-          </w:tcPr>
-          <w:p>
-            <w:r>
-              <w:t>0.315</w:t>
-            </w:r>
-          </w:p>
-        </w:tc>
-        <w:tc>
-          <w:tcPr>
-            <w:tcW w:type="dxa" w:w="1440"/>
-          </w:tcPr>
-          <w:p>
-            <w:r>
-              <w:t>0.308</w:t>
-            </w:r>
-          </w:p>
-        </w:tc>
-        <w:tc>
-          <w:tcPr>
-            <w:tcW w:type="dxa" w:w="1440"/>
-          </w:tcPr>
-          <w:p>
-            <w:r>
-              <w:t>0.534</w:t>
-            </w:r>
-          </w:p>
-        </w:tc>
-        <w:tc>
-          <w:tcPr>
-            <w:tcW w:type="dxa" w:w="1440"/>
-          </w:tcPr>
-          <w:p>
-            <w:r>
-              <w:t>0.345</w:t>
+            <w:tcW w:type="dxa" w:w="1234"/>
+          </w:tcPr>
+          <w:p>
+            <w:r>
+              <w:t>0.782</w:t>
+            </w:r>
+          </w:p>
+        </w:tc>
+        <w:tc>
+          <w:tcPr>
+            <w:tcW w:type="dxa" w:w="1234"/>
+          </w:tcPr>
+          <w:p>
+            <w:r>
+              <w:t>0.284</w:t>
+            </w:r>
+          </w:p>
+        </w:tc>
+        <w:tc>
+          <w:tcPr>
+            <w:tcW w:type="dxa" w:w="1234"/>
+          </w:tcPr>
+          <w:p>
+            <w:r>
+              <w:t>0.319</w:t>
+            </w:r>
+          </w:p>
+        </w:tc>
+        <w:tc>
+          <w:tcPr>
+            <w:tcW w:type="dxa" w:w="1234"/>
+          </w:tcPr>
+          <w:p>
+            <w:r>
+              <w:t>0.527</w:t>
+            </w:r>
+          </w:p>
+        </w:tc>
+        <w:tc>
+          <w:tcPr>
+            <w:tcW w:type="dxa" w:w="1234"/>
+          </w:tcPr>
+          <w:p>
+            <w:r>
+              <w:t>0.306</w:t>
+            </w:r>
+          </w:p>
+        </w:tc>
+        <w:tc>
+          <w:tcPr>
+            <w:tcW w:type="dxa" w:w="1234"/>
+          </w:tcPr>
+          <w:p>
+            <w:r>
+              <w:t>17</w:t>
             </w:r>
           </w:p>
         </w:tc>
@@ -885,7 +964,7 @@
       <w:tr>
         <w:tc>
           <w:tcPr>
-            <w:tcW w:type="dxa" w:w="1440"/>
+            <w:tcW w:type="dxa" w:w="1234"/>
           </w:tcPr>
           <w:p>
             <w:r>
@@ -895,51 +974,61 @@
         </w:tc>
         <w:tc>
           <w:tcPr>
-            <w:tcW w:type="dxa" w:w="1440"/>
-          </w:tcPr>
-          <w:p>
-            <w:r>
-              <w:t>0.231</w:t>
-            </w:r>
-          </w:p>
-        </w:tc>
-        <w:tc>
-          <w:tcPr>
-            <w:tcW w:type="dxa" w:w="1440"/>
-          </w:tcPr>
-          <w:p>
-            <w:r>
-              <w:t>0.274</w:t>
-            </w:r>
-          </w:p>
-        </w:tc>
-        <w:tc>
-          <w:tcPr>
-            <w:tcW w:type="dxa" w:w="1440"/>
-          </w:tcPr>
-          <w:p>
-            <w:r>
-              <w:t>0.184</w:t>
-            </w:r>
-          </w:p>
-        </w:tc>
-        <w:tc>
-          <w:tcPr>
-            <w:tcW w:type="dxa" w:w="1440"/>
-          </w:tcPr>
-          <w:p>
-            <w:r>
-              <w:t>0.498</w:t>
-            </w:r>
-          </w:p>
-        </w:tc>
-        <w:tc>
-          <w:tcPr>
-            <w:tcW w:type="dxa" w:w="1440"/>
-          </w:tcPr>
-          <w:p>
-            <w:r>
-              <w:t>0.262</w:t>
+            <w:tcW w:type="dxa" w:w="1234"/>
+          </w:tcPr>
+          <w:p>
+            <w:r>
+              <w:t>0.154</w:t>
+            </w:r>
+          </w:p>
+        </w:tc>
+        <w:tc>
+          <w:tcPr>
+            <w:tcW w:type="dxa" w:w="1234"/>
+          </w:tcPr>
+          <w:p>
+            <w:r>
+              <w:t>0.188</w:t>
+            </w:r>
+          </w:p>
+        </w:tc>
+        <w:tc>
+          <w:tcPr>
+            <w:tcW w:type="dxa" w:w="1234"/>
+          </w:tcPr>
+          <w:p>
+            <w:r>
+              <w:t>0.194</w:t>
+            </w:r>
+          </w:p>
+        </w:tc>
+        <w:tc>
+          <w:tcPr>
+            <w:tcW w:type="dxa" w:w="1234"/>
+          </w:tcPr>
+          <w:p>
+            <w:r>
+              <w:t>0.467</w:t>
+            </w:r>
+          </w:p>
+        </w:tc>
+        <w:tc>
+          <w:tcPr>
+            <w:tcW w:type="dxa" w:w="1234"/>
+          </w:tcPr>
+          <w:p>
+            <w:r>
+              <w:t>0.222</w:t>
+            </w:r>
+          </w:p>
+        </w:tc>
+        <w:tc>
+          <w:tcPr>
+            <w:tcW w:type="dxa" w:w="1234"/>
+          </w:tcPr>
+          <w:p>
+            <w:r>
+              <w:t>16</w:t>
             </w:r>
           </w:p>
         </w:tc>
@@ -947,7 +1036,7 @@
       <w:tr>
         <w:tc>
           <w:tcPr>
-            <w:tcW w:type="dxa" w:w="1440"/>
+            <w:tcW w:type="dxa" w:w="1234"/>
           </w:tcPr>
           <w:p>
             <w:r>
@@ -957,51 +1046,61 @@
         </w:tc>
         <w:tc>
           <w:tcPr>
-            <w:tcW w:type="dxa" w:w="1440"/>
-          </w:tcPr>
-          <w:p>
-            <w:r>
-              <w:t>0.212</w:t>
-            </w:r>
-          </w:p>
-        </w:tc>
-        <w:tc>
-          <w:tcPr>
-            <w:tcW w:type="dxa" w:w="1440"/>
-          </w:tcPr>
-          <w:p>
-            <w:r>
-              <w:t>0.278</w:t>
-            </w:r>
-          </w:p>
-        </w:tc>
-        <w:tc>
-          <w:tcPr>
-            <w:tcW w:type="dxa" w:w="1440"/>
-          </w:tcPr>
-          <w:p>
-            <w:r>
-              <w:t>0.231</w:t>
-            </w:r>
-          </w:p>
-        </w:tc>
-        <w:tc>
-          <w:tcPr>
-            <w:tcW w:type="dxa" w:w="1440"/>
-          </w:tcPr>
-          <w:p>
-            <w:r>
-              <w:t>0.483</w:t>
-            </w:r>
-          </w:p>
-        </w:tc>
-        <w:tc>
-          <w:tcPr>
-            <w:tcW w:type="dxa" w:w="1440"/>
-          </w:tcPr>
-          <w:p>
-            <w:r>
-              <w:t>0.257</w:t>
+            <w:tcW w:type="dxa" w:w="1234"/>
+          </w:tcPr>
+          <w:p>
+            <w:r>
+              <w:t>0.136</w:t>
+            </w:r>
+          </w:p>
+        </w:tc>
+        <w:tc>
+          <w:tcPr>
+            <w:tcW w:type="dxa" w:w="1234"/>
+          </w:tcPr>
+          <w:p>
+            <w:r>
+              <w:t>0.195</w:t>
+            </w:r>
+          </w:p>
+        </w:tc>
+        <w:tc>
+          <w:tcPr>
+            <w:tcW w:type="dxa" w:w="1234"/>
+          </w:tcPr>
+          <w:p>
+            <w:r>
+              <w:t>0.243</w:t>
+            </w:r>
+          </w:p>
+        </w:tc>
+        <w:tc>
+          <w:tcPr>
+            <w:tcW w:type="dxa" w:w="1234"/>
+          </w:tcPr>
+          <w:p>
+            <w:r>
+              <w:t>0.473</w:t>
+            </w:r>
+          </w:p>
+        </w:tc>
+        <w:tc>
+          <w:tcPr>
+            <w:tcW w:type="dxa" w:w="1234"/>
+          </w:tcPr>
+          <w:p>
+            <w:r>
+              <w:t>0.237</w:t>
+            </w:r>
+          </w:p>
+        </w:tc>
+        <w:tc>
+          <w:tcPr>
+            <w:tcW w:type="dxa" w:w="1234"/>
+          </w:tcPr>
+          <w:p>
+            <w:r>
+              <w:t>16</w:t>
             </w:r>
           </w:p>
         </w:tc>
@@ -1009,7 +1108,7 @@
       <w:tr>
         <w:tc>
           <w:tcPr>
-            <w:tcW w:type="dxa" w:w="1440"/>
+            <w:tcW w:type="dxa" w:w="1234"/>
           </w:tcPr>
           <w:p>
             <w:r>
@@ -1019,51 +1118,61 @@
         </w:tc>
         <w:tc>
           <w:tcPr>
-            <w:tcW w:type="dxa" w:w="1440"/>
-          </w:tcPr>
-          <w:p>
-            <w:r>
-              <w:t>0.782</w:t>
-            </w:r>
-          </w:p>
-        </w:tc>
-        <w:tc>
-          <w:tcPr>
-            <w:tcW w:type="dxa" w:w="1440"/>
-          </w:tcPr>
-          <w:p>
-            <w:r>
-              <w:t>0.298</w:t>
-            </w:r>
-          </w:p>
-        </w:tc>
-        <w:tc>
-          <w:tcPr>
-            <w:tcW w:type="dxa" w:w="1440"/>
-          </w:tcPr>
-          <w:p>
-            <w:r>
-              <w:t>0.377</w:t>
-            </w:r>
-          </w:p>
-        </w:tc>
-        <w:tc>
-          <w:tcPr>
-            <w:tcW w:type="dxa" w:w="1440"/>
-          </w:tcPr>
-          <w:p>
-            <w:r>
-              <w:t>0.552</w:t>
-            </w:r>
-          </w:p>
-        </w:tc>
-        <w:tc>
-          <w:tcPr>
-            <w:tcW w:type="dxa" w:w="1440"/>
-          </w:tcPr>
-          <w:p>
-            <w:r>
-              <w:t>0.383</w:t>
+            <w:tcW w:type="dxa" w:w="1234"/>
+          </w:tcPr>
+          <w:p>
+            <w:r>
+              <w:t>0.776</w:t>
+            </w:r>
+          </w:p>
+        </w:tc>
+        <w:tc>
+          <w:tcPr>
+            <w:tcW w:type="dxa" w:w="1234"/>
+          </w:tcPr>
+          <w:p>
+            <w:r>
+              <w:t>0.247</w:t>
+            </w:r>
+          </w:p>
+        </w:tc>
+        <w:tc>
+          <w:tcPr>
+            <w:tcW w:type="dxa" w:w="1234"/>
+          </w:tcPr>
+          <w:p>
+            <w:r>
+              <w:t>0.405</w:t>
+            </w:r>
+          </w:p>
+        </w:tc>
+        <w:tc>
+          <w:tcPr>
+            <w:tcW w:type="dxa" w:w="1234"/>
+          </w:tcPr>
+          <w:p>
+            <w:r>
+              <w:t>0.549</w:t>
+            </w:r>
+          </w:p>
+        </w:tc>
+        <w:tc>
+          <w:tcPr>
+            <w:tcW w:type="dxa" w:w="1234"/>
+          </w:tcPr>
+          <w:p>
+            <w:r>
+              <w:t>0.356</w:t>
+            </w:r>
+          </w:p>
+        </w:tc>
+        <w:tc>
+          <w:tcPr>
+            <w:tcW w:type="dxa" w:w="1234"/>
+          </w:tcPr>
+          <w:p>
+            <w:r>
+              <w:t>18</w:t>
             </w:r>
           </w:p>
         </w:tc>
@@ -1071,7 +1180,7 @@
       <w:tr>
         <w:tc>
           <w:tcPr>
-            <w:tcW w:type="dxa" w:w="1440"/>
+            <w:tcW w:type="dxa" w:w="1234"/>
           </w:tcPr>
           <w:p>
             <w:r>
@@ -1081,51 +1190,61 @@
         </w:tc>
         <w:tc>
           <w:tcPr>
-            <w:tcW w:type="dxa" w:w="1440"/>
-          </w:tcPr>
-          <w:p>
-            <w:r>
-              <w:t>0.212</w:t>
-            </w:r>
-          </w:p>
-        </w:tc>
-        <w:tc>
-          <w:tcPr>
-            <w:tcW w:type="dxa" w:w="1440"/>
-          </w:tcPr>
-          <w:p>
-            <w:r>
-              <w:t>0.296</w:t>
-            </w:r>
-          </w:p>
-        </w:tc>
-        <w:tc>
-          <w:tcPr>
-            <w:tcW w:type="dxa" w:w="1440"/>
-          </w:tcPr>
-          <w:p>
-            <w:r>
-              <w:t>0.238</w:t>
-            </w:r>
-          </w:p>
-        </w:tc>
-        <w:tc>
-          <w:tcPr>
-            <w:tcW w:type="dxa" w:w="1440"/>
-          </w:tcPr>
-          <w:p>
-            <w:r>
-              <w:t>0.580</w:t>
-            </w:r>
-          </w:p>
-        </w:tc>
-        <w:tc>
-          <w:tcPr>
-            <w:tcW w:type="dxa" w:w="1440"/>
-          </w:tcPr>
-          <w:p>
-            <w:r>
-              <w:t>0.303</w:t>
+            <w:tcW w:type="dxa" w:w="1234"/>
+          </w:tcPr>
+          <w:p>
+            <w:r>
+              <w:t>0.137</w:t>
+            </w:r>
+          </w:p>
+        </w:tc>
+        <w:tc>
+          <w:tcPr>
+            <w:tcW w:type="dxa" w:w="1234"/>
+          </w:tcPr>
+          <w:p>
+            <w:r>
+              <w:t>0.208</w:t>
+            </w:r>
+          </w:p>
+        </w:tc>
+        <w:tc>
+          <w:tcPr>
+            <w:tcW w:type="dxa" w:w="1234"/>
+          </w:tcPr>
+          <w:p>
+            <w:r>
+              <w:t>0.251</w:t>
+            </w:r>
+          </w:p>
+        </w:tc>
+        <w:tc>
+          <w:tcPr>
+            <w:tcW w:type="dxa" w:w="1234"/>
+          </w:tcPr>
+          <w:p>
+            <w:r>
+              <w:t>0.557</w:t>
+            </w:r>
+          </w:p>
+        </w:tc>
+        <w:tc>
+          <w:tcPr>
+            <w:tcW w:type="dxa" w:w="1234"/>
+          </w:tcPr>
+          <w:p>
+            <w:r>
+              <w:t>0.228</w:t>
+            </w:r>
+          </w:p>
+        </w:tc>
+        <w:tc>
+          <w:tcPr>
+            <w:tcW w:type="dxa" w:w="1234"/>
+          </w:tcPr>
+          <w:p>
+            <w:r>
+              <w:t>16</w:t>
             </w:r>
           </w:p>
         </w:tc>
@@ -1133,7 +1252,7 @@
       <w:tr>
         <w:tc>
           <w:tcPr>
-            <w:tcW w:type="dxa" w:w="1440"/>
+            <w:tcW w:type="dxa" w:w="1234"/>
           </w:tcPr>
           <w:p>
             <w:r>
@@ -1143,51 +1262,61 @@
         </w:tc>
         <w:tc>
           <w:tcPr>
-            <w:tcW w:type="dxa" w:w="1440"/>
-          </w:tcPr>
-          <w:p>
-            <w:r>
-              <w:t>0.216</w:t>
-            </w:r>
-          </w:p>
-        </w:tc>
-        <w:tc>
-          <w:tcPr>
-            <w:tcW w:type="dxa" w:w="1440"/>
-          </w:tcPr>
-          <w:p>
-            <w:r>
-              <w:t>0.283</w:t>
-            </w:r>
-          </w:p>
-        </w:tc>
-        <w:tc>
-          <w:tcPr>
-            <w:tcW w:type="dxa" w:w="1440"/>
-          </w:tcPr>
-          <w:p>
-            <w:r>
-              <w:t>0.236</w:t>
-            </w:r>
-          </w:p>
-        </w:tc>
-        <w:tc>
-          <w:tcPr>
-            <w:tcW w:type="dxa" w:w="1440"/>
-          </w:tcPr>
-          <w:p>
-            <w:r>
-              <w:t>0.570</w:t>
-            </w:r>
-          </w:p>
-        </w:tc>
-        <w:tc>
-          <w:tcPr>
-            <w:tcW w:type="dxa" w:w="1440"/>
-          </w:tcPr>
-          <w:p>
-            <w:r>
-              <w:t>0.296</w:t>
+            <w:tcW w:type="dxa" w:w="1234"/>
+          </w:tcPr>
+          <w:p>
+            <w:r>
+              <w:t>0.148</w:t>
+            </w:r>
+          </w:p>
+        </w:tc>
+        <w:tc>
+          <w:tcPr>
+            <w:tcW w:type="dxa" w:w="1234"/>
+          </w:tcPr>
+          <w:p>
+            <w:r>
+              <w:t>0.195</w:t>
+            </w:r>
+          </w:p>
+        </w:tc>
+        <w:tc>
+          <w:tcPr>
+            <w:tcW w:type="dxa" w:w="1234"/>
+          </w:tcPr>
+          <w:p>
+            <w:r>
+              <w:t>0.249</w:t>
+            </w:r>
+          </w:p>
+        </w:tc>
+        <w:tc>
+          <w:tcPr>
+            <w:tcW w:type="dxa" w:w="1234"/>
+          </w:tcPr>
+          <w:p>
+            <w:r>
+              <w:t>0.550</w:t>
+            </w:r>
+          </w:p>
+        </w:tc>
+        <w:tc>
+          <w:tcPr>
+            <w:tcW w:type="dxa" w:w="1234"/>
+          </w:tcPr>
+          <w:p>
+            <w:r>
+              <w:t>0.232</w:t>
+            </w:r>
+          </w:p>
+        </w:tc>
+        <w:tc>
+          <w:tcPr>
+            <w:tcW w:type="dxa" w:w="1234"/>
+          </w:tcPr>
+          <w:p>
+            <w:r>
+              <w:t>16</w:t>
             </w:r>
           </w:p>
         </w:tc>
@@ -1195,7 +1324,7 @@
       <w:tr>
         <w:tc>
           <w:tcPr>
-            <w:tcW w:type="dxa" w:w="1440"/>
+            <w:tcW w:type="dxa" w:w="1234"/>
           </w:tcPr>
           <w:p>
             <w:r>
@@ -1205,51 +1334,61 @@
         </w:tc>
         <w:tc>
           <w:tcPr>
-            <w:tcW w:type="dxa" w:w="1440"/>
-          </w:tcPr>
-          <w:p>
-            <w:r>
-              <w:t>0.793</w:t>
-            </w:r>
-          </w:p>
-        </w:tc>
-        <w:tc>
-          <w:tcPr>
-            <w:tcW w:type="dxa" w:w="1440"/>
-          </w:tcPr>
-          <w:p>
-            <w:r>
-              <w:t>0.301</w:t>
-            </w:r>
-          </w:p>
-        </w:tc>
-        <w:tc>
-          <w:tcPr>
-            <w:tcW w:type="dxa" w:w="1440"/>
-          </w:tcPr>
-          <w:p>
-            <w:r>
-              <w:t>0.357</w:t>
-            </w:r>
-          </w:p>
-        </w:tc>
-        <w:tc>
-          <w:tcPr>
-            <w:tcW w:type="dxa" w:w="1440"/>
-          </w:tcPr>
-          <w:p>
-            <w:r>
-              <w:t>0.606</w:t>
-            </w:r>
-          </w:p>
-        </w:tc>
-        <w:tc>
-          <w:tcPr>
-            <w:tcW w:type="dxa" w:w="1440"/>
-          </w:tcPr>
-          <w:p>
-            <w:r>
-              <w:t>0.362</w:t>
+            <w:tcW w:type="dxa" w:w="1234"/>
+          </w:tcPr>
+          <w:p>
+            <w:r>
+              <w:t>0.817</w:t>
+            </w:r>
+          </w:p>
+        </w:tc>
+        <w:tc>
+          <w:tcPr>
+            <w:tcW w:type="dxa" w:w="1234"/>
+          </w:tcPr>
+          <w:p>
+            <w:r>
+              <w:t>0.230</w:t>
+            </w:r>
+          </w:p>
+        </w:tc>
+        <w:tc>
+          <w:tcPr>
+            <w:tcW w:type="dxa" w:w="1234"/>
+          </w:tcPr>
+          <w:p>
+            <w:r>
+              <w:t>0.368</w:t>
+            </w:r>
+          </w:p>
+        </w:tc>
+        <w:tc>
+          <w:tcPr>
+            <w:tcW w:type="dxa" w:w="1234"/>
+          </w:tcPr>
+          <w:p>
+            <w:r>
+              <w:t>0.585</w:t>
+            </w:r>
+          </w:p>
+        </w:tc>
+        <w:tc>
+          <w:tcPr>
+            <w:tcW w:type="dxa" w:w="1234"/>
+          </w:tcPr>
+          <w:p>
+            <w:r>
+              <w:t>0.316</w:t>
+            </w:r>
+          </w:p>
+        </w:tc>
+        <w:tc>
+          <w:tcPr>
+            <w:tcW w:type="dxa" w:w="1234"/>
+          </w:tcPr>
+          <w:p>
+            <w:r>
+              <w:t>16</w:t>
             </w:r>
           </w:p>
         </w:tc>
@@ -1257,17 +1396,17 @@
     </w:tbl>
     <w:p>
       <w:r>
-        <w:t>PlaceNet is far ahead of the GRAMPA family throughout. The better of its two modes is below GRAMPA-iter in every configuration, usually by a factor of two, and below iterative GRAMPA given the inferred ploidy prior in every configuration as well. Among methods that reconstruct without a supplied ploidy, PlaceNet identifies the reticulate lineages most accurately, and it does so everywhere rather than in a subset.</w:t>
+        <w:t>PlaceNet is far ahead of the GRAMPA family throughout. The better of its two modes is below GRAMPA-iter in every configuration, usually by a factor of two, and below iterative GRAMPA given the inferred ploidy prior in every configuration as well.</w:t>
       </w:r>
     </w:p>
     <w:p>
       <w:r>
-        <w:t>Against Polyphest the ordering turns on difficulty. At the smallest effective population size Polyphest is ahead at every duplication and loss rate. At the middle size the two cross, with Polyphest ahead at the low rate, 0.184 against 0.231, and PlaceNet ahead at the medium and high rates, 0.212 against 0.231 and 0.298 against 0.377. At the largest size PlaceNet is ahead at all three rates, 0.212 against 0.238, 0.216 against 0.236, and 0.301 against 0.357. The same crossing appears along the sorting axis, where Polyphest leads at low and medium sorting and the two are level at high sorting, 0.230 against 0.232.</w:t>
+        <w:t>Against Polyphest the ordering turns on difficulty and it reverses. Polyphest is ahead at low and medium sorting and at the two lower duplication and loss rates at the smallest population size. From there PlaceNet is ahead everywhere, at high sorting 0.207 against 0.245, and at high duplication and loss 0.284 against 0.319 at the smallest population size, 0.247 against 0.405 at the middle size and 0.230 against 0.368 at the largest, all with the ploidy-free decode.</w:t>
       </w:r>
     </w:p>
     <w:p>
       <w:r>
-        <w:t>The two decode modes trade off with copy-number reliability, and this measure shows it most sharply. On the clean and moderate configurations the ploidy-informed mode is ahead. At every high duplication and loss rate the copy number is corrupted, the ploidy-informed mode collapses to between 0.769 and 0.793, and the ploidy-free mode holds between 0.298 and 0.315. That collapse is the corrupted copy bound rather than a failure of the detection head, and it shows in the count as well, where the ploidy-informed mode reaches a reticulation-count difference above 10 against 3 to 5 for Polyphest. This is the decode principle developed in the decode section, and it is why the method offers two modes rather than one.</w:t>
+        <w:t>The two decode modes trade off with copy-number reliability, and this measure shows it most sharply. On the clean and moderate configurations the ploidy-informed mode is ahead. At every high duplication and loss rate the copy number is corrupted, the ploidy-informed mode collapses to between 0.776 and 0.817, and the ploidy-free mode holds between 0.230 and 0.284. That collapse is the corrupted copy bound rather than a failure of the detection head, and it shows in the reticulation count as well, where the ploidy-informed mode over-predicts events sharply once the bound stops constraining it. This is the decode principle developed in the decode section, and it is why the method offers two modes rather than one.</w:t>
       </w:r>
     </w:p>
     <w:p>
@@ -1285,17 +1424,18 @@
         <w:tblLook w:firstColumn="1" w:firstRow="1" w:lastColumn="0" w:lastRow="0" w:noHBand="0" w:noVBand="1" w:val="04A0"/>
       </w:tblPr>
       <w:tblGrid>
-        <w:gridCol w:w="1440"/>
-        <w:gridCol w:w="1440"/>
-        <w:gridCol w:w="1440"/>
-        <w:gridCol w:w="1440"/>
-        <w:gridCol w:w="1440"/>
-        <w:gridCol w:w="1440"/>
+        <w:gridCol w:w="1234"/>
+        <w:gridCol w:w="1234"/>
+        <w:gridCol w:w="1234"/>
+        <w:gridCol w:w="1234"/>
+        <w:gridCol w:w="1234"/>
+        <w:gridCol w:w="1234"/>
+        <w:gridCol w:w="1234"/>
       </w:tblGrid>
       <w:tr>
         <w:tc>
           <w:tcPr>
-            <w:tcW w:type="dxa" w:w="1440"/>
+            <w:tcW w:type="dxa" w:w="1234"/>
           </w:tcPr>
           <w:p>
             <w:r>
@@ -1308,7 +1448,7 @@
         </w:tc>
         <w:tc>
           <w:tcPr>
-            <w:tcW w:type="dxa" w:w="1440"/>
+            <w:tcW w:type="dxa" w:w="1234"/>
           </w:tcPr>
           <w:p>
             <w:r>
@@ -1321,7 +1461,7 @@
         </w:tc>
         <w:tc>
           <w:tcPr>
-            <w:tcW w:type="dxa" w:w="1440"/>
+            <w:tcW w:type="dxa" w:w="1234"/>
           </w:tcPr>
           <w:p>
             <w:r>
@@ -1334,7 +1474,7 @@
         </w:tc>
         <w:tc>
           <w:tcPr>
-            <w:tcW w:type="dxa" w:w="1440"/>
+            <w:tcW w:type="dxa" w:w="1234"/>
           </w:tcPr>
           <w:p>
             <w:r>
@@ -1347,7 +1487,7 @@
         </w:tc>
         <w:tc>
           <w:tcPr>
-            <w:tcW w:type="dxa" w:w="1440"/>
+            <w:tcW w:type="dxa" w:w="1234"/>
           </w:tcPr>
           <w:p>
             <w:r>
@@ -1360,7 +1500,7 @@
         </w:tc>
         <w:tc>
           <w:tcPr>
-            <w:tcW w:type="dxa" w:w="1440"/>
+            <w:tcW w:type="dxa" w:w="1234"/>
           </w:tcPr>
           <w:p>
             <w:r>
@@ -1371,11 +1511,24 @@
             </w:r>
           </w:p>
         </w:tc>
+        <w:tc>
+          <w:tcPr>
+            <w:tcW w:type="dxa" w:w="1234"/>
+          </w:tcPr>
+          <w:p>
+            <w:r>
+              <w:rPr>
+                <w:b/>
+              </w:rPr>
+              <w:t>n</w:t>
+            </w:r>
+          </w:p>
+        </w:tc>
       </w:tr>
       <w:tr>
         <w:tc>
           <w:tcPr>
-            <w:tcW w:type="dxa" w:w="1440"/>
+            <w:tcW w:type="dxa" w:w="1234"/>
           </w:tcPr>
           <w:p>
             <w:r>
@@ -1385,51 +1538,61 @@
         </w:tc>
         <w:tc>
           <w:tcPr>
-            <w:tcW w:type="dxa" w:w="1440"/>
-          </w:tcPr>
-          <w:p>
-            <w:r>
-              <w:t>0.453</w:t>
-            </w:r>
-          </w:p>
-        </w:tc>
-        <w:tc>
-          <w:tcPr>
-            <w:tcW w:type="dxa" w:w="1440"/>
-          </w:tcPr>
-          <w:p>
-            <w:r>
-              <w:t>0.497</w:t>
-            </w:r>
-          </w:p>
-        </w:tc>
-        <w:tc>
-          <w:tcPr>
-            <w:tcW w:type="dxa" w:w="1440"/>
-          </w:tcPr>
-          <w:p>
-            <w:r>
-              <w:t>0.057</w:t>
-            </w:r>
-          </w:p>
-        </w:tc>
-        <w:tc>
-          <w:tcPr>
-            <w:tcW w:type="dxa" w:w="1440"/>
-          </w:tcPr>
-          <w:p>
-            <w:r>
-              <w:t>0.645</w:t>
-            </w:r>
-          </w:p>
-        </w:tc>
-        <w:tc>
-          <w:tcPr>
-            <w:tcW w:type="dxa" w:w="1440"/>
-          </w:tcPr>
-          <w:p>
-            <w:r>
-              <w:t>0.508</w:t>
+            <w:tcW w:type="dxa" w:w="1234"/>
+          </w:tcPr>
+          <w:p>
+            <w:r>
+              <w:t>0.382</w:t>
+            </w:r>
+          </w:p>
+        </w:tc>
+        <w:tc>
+          <w:tcPr>
+            <w:tcW w:type="dxa" w:w="1234"/>
+          </w:tcPr>
+          <w:p>
+            <w:r>
+              <w:t>0.428</w:t>
+            </w:r>
+          </w:p>
+        </w:tc>
+        <w:tc>
+          <w:tcPr>
+            <w:tcW w:type="dxa" w:w="1234"/>
+          </w:tcPr>
+          <w:p>
+            <w:r>
+              <w:t>0.052</w:t>
+            </w:r>
+          </w:p>
+        </w:tc>
+        <w:tc>
+          <w:tcPr>
+            <w:tcW w:type="dxa" w:w="1234"/>
+          </w:tcPr>
+          <w:p>
+            <w:r>
+              <w:t>0.594</w:t>
+            </w:r>
+          </w:p>
+        </w:tc>
+        <w:tc>
+          <w:tcPr>
+            <w:tcW w:type="dxa" w:w="1234"/>
+          </w:tcPr>
+          <w:p>
+            <w:r>
+              <w:t>0.471</w:t>
+            </w:r>
+          </w:p>
+        </w:tc>
+        <w:tc>
+          <w:tcPr>
+            <w:tcW w:type="dxa" w:w="1234"/>
+          </w:tcPr>
+          <w:p>
+            <w:r>
+              <w:t>17</w:t>
             </w:r>
           </w:p>
         </w:tc>
@@ -1437,7 +1600,7 @@
       <w:tr>
         <w:tc>
           <w:tcPr>
-            <w:tcW w:type="dxa" w:w="1440"/>
+            <w:tcW w:type="dxa" w:w="1234"/>
           </w:tcPr>
           <w:p>
             <w:r>
@@ -1447,51 +1610,61 @@
         </w:tc>
         <w:tc>
           <w:tcPr>
-            <w:tcW w:type="dxa" w:w="1440"/>
-          </w:tcPr>
-          <w:p>
-            <w:r>
-              <w:t>0.576</w:t>
-            </w:r>
-          </w:p>
-        </w:tc>
-        <w:tc>
-          <w:tcPr>
-            <w:tcW w:type="dxa" w:w="1440"/>
-          </w:tcPr>
-          <w:p>
-            <w:r>
-              <w:t>0.618</w:t>
-            </w:r>
-          </w:p>
-        </w:tc>
-        <w:tc>
-          <w:tcPr>
-            <w:tcW w:type="dxa" w:w="1440"/>
-          </w:tcPr>
-          <w:p>
-            <w:r>
-              <w:t>0.192</w:t>
-            </w:r>
-          </w:p>
-        </w:tc>
-        <w:tc>
-          <w:tcPr>
-            <w:tcW w:type="dxa" w:w="1440"/>
-          </w:tcPr>
-          <w:p>
-            <w:r>
-              <w:t>0.697</w:t>
-            </w:r>
-          </w:p>
-        </w:tc>
-        <w:tc>
-          <w:tcPr>
-            <w:tcW w:type="dxa" w:w="1440"/>
-          </w:tcPr>
-          <w:p>
-            <w:r>
-              <w:t>0.608</w:t>
+            <w:tcW w:type="dxa" w:w="1234"/>
+          </w:tcPr>
+          <w:p>
+            <w:r>
+              <w:t>0.511</w:t>
+            </w:r>
+          </w:p>
+        </w:tc>
+        <w:tc>
+          <w:tcPr>
+            <w:tcW w:type="dxa" w:w="1234"/>
+          </w:tcPr>
+          <w:p>
+            <w:r>
+              <w:t>0.555</w:t>
+            </w:r>
+          </w:p>
+        </w:tc>
+        <w:tc>
+          <w:tcPr>
+            <w:tcW w:type="dxa" w:w="1234"/>
+          </w:tcPr>
+          <w:p>
+            <w:r>
+              <w:t>0.196</w:t>
+            </w:r>
+          </w:p>
+        </w:tc>
+        <w:tc>
+          <w:tcPr>
+            <w:tcW w:type="dxa" w:w="1234"/>
+          </w:tcPr>
+          <w:p>
+            <w:r>
+              <w:t>0.656</w:t>
+            </w:r>
+          </w:p>
+        </w:tc>
+        <w:tc>
+          <w:tcPr>
+            <w:tcW w:type="dxa" w:w="1234"/>
+          </w:tcPr>
+          <w:p>
+            <w:r>
+              <w:t>0.540</w:t>
+            </w:r>
+          </w:p>
+        </w:tc>
+        <w:tc>
+          <w:tcPr>
+            <w:tcW w:type="dxa" w:w="1234"/>
+          </w:tcPr>
+          <w:p>
+            <w:r>
+              <w:t>16</w:t>
             </w:r>
           </w:p>
         </w:tc>
@@ -1499,7 +1672,7 @@
       <w:tr>
         <w:tc>
           <w:tcPr>
-            <w:tcW w:type="dxa" w:w="1440"/>
+            <w:tcW w:type="dxa" w:w="1234"/>
           </w:tcPr>
           <w:p>
             <w:r>
@@ -1509,51 +1682,61 @@
         </w:tc>
         <w:tc>
           <w:tcPr>
-            <w:tcW w:type="dxa" w:w="1440"/>
-          </w:tcPr>
-          <w:p>
-            <w:r>
-              <w:t>0.580</w:t>
-            </w:r>
-          </w:p>
-        </w:tc>
-        <w:tc>
-          <w:tcPr>
-            <w:tcW w:type="dxa" w:w="1440"/>
-          </w:tcPr>
-          <w:p>
-            <w:r>
-              <w:t>0.626</w:t>
-            </w:r>
-          </w:p>
-        </w:tc>
-        <w:tc>
-          <w:tcPr>
-            <w:tcW w:type="dxa" w:w="1440"/>
-          </w:tcPr>
-          <w:p>
-            <w:r>
-              <w:t>0.298</w:t>
-            </w:r>
-          </w:p>
-        </w:tc>
-        <w:tc>
-          <w:tcPr>
-            <w:tcW w:type="dxa" w:w="1440"/>
-          </w:tcPr>
-          <w:p>
-            <w:r>
-              <w:t>0.759</w:t>
-            </w:r>
-          </w:p>
-        </w:tc>
-        <w:tc>
-          <w:tcPr>
-            <w:tcW w:type="dxa" w:w="1440"/>
-          </w:tcPr>
-          <w:p>
-            <w:r>
-              <w:t>0.623</w:t>
+            <w:tcW w:type="dxa" w:w="1234"/>
+          </w:tcPr>
+          <w:p>
+            <w:r>
+              <w:t>0.522</w:t>
+            </w:r>
+          </w:p>
+        </w:tc>
+        <w:tc>
+          <w:tcPr>
+            <w:tcW w:type="dxa" w:w="1234"/>
+          </w:tcPr>
+          <w:p>
+            <w:r>
+              <w:t>0.563</w:t>
+            </w:r>
+          </w:p>
+        </w:tc>
+        <w:tc>
+          <w:tcPr>
+            <w:tcW w:type="dxa" w:w="1234"/>
+          </w:tcPr>
+          <w:p>
+            <w:r>
+              <w:t>0.310</w:t>
+            </w:r>
+          </w:p>
+        </w:tc>
+        <w:tc>
+          <w:tcPr>
+            <w:tcW w:type="dxa" w:w="1234"/>
+          </w:tcPr>
+          <w:p>
+            <w:r>
+              <w:t>0.729</w:t>
+            </w:r>
+          </w:p>
+        </w:tc>
+        <w:tc>
+          <w:tcPr>
+            <w:tcW w:type="dxa" w:w="1234"/>
+          </w:tcPr>
+          <w:p>
+            <w:r>
+              <w:t>0.565</w:t>
+            </w:r>
+          </w:p>
+        </w:tc>
+        <w:tc>
+          <w:tcPr>
+            <w:tcW w:type="dxa" w:w="1234"/>
+          </w:tcPr>
+          <w:p>
+            <w:r>
+              <w:t>16</w:t>
             </w:r>
           </w:p>
         </w:tc>
@@ -1561,7 +1744,7 @@
       <w:tr>
         <w:tc>
           <w:tcPr>
-            <w:tcW w:type="dxa" w:w="1440"/>
+            <w:tcW w:type="dxa" w:w="1234"/>
           </w:tcPr>
           <w:p>
             <w:r>
@@ -1571,51 +1754,61 @@
         </w:tc>
         <w:tc>
           <w:tcPr>
-            <w:tcW w:type="dxa" w:w="1440"/>
-          </w:tcPr>
-          <w:p>
-            <w:r>
-              <w:t>0.542</w:t>
-            </w:r>
-          </w:p>
-        </w:tc>
-        <w:tc>
-          <w:tcPr>
-            <w:tcW w:type="dxa" w:w="1440"/>
-          </w:tcPr>
-          <w:p>
-            <w:r>
-              <w:t>0.592</w:t>
-            </w:r>
-          </w:p>
-        </w:tc>
-        <w:tc>
-          <w:tcPr>
-            <w:tcW w:type="dxa" w:w="1440"/>
-          </w:tcPr>
-          <w:p>
-            <w:r>
-              <w:t>0.152</w:t>
-            </w:r>
-          </w:p>
-        </w:tc>
-        <w:tc>
-          <w:tcPr>
-            <w:tcW w:type="dxa" w:w="1440"/>
-          </w:tcPr>
-          <w:p>
-            <w:r>
-              <w:t>0.606</w:t>
-            </w:r>
-          </w:p>
-        </w:tc>
-        <w:tc>
-          <w:tcPr>
-            <w:tcW w:type="dxa" w:w="1440"/>
-          </w:tcPr>
-          <w:p>
-            <w:r>
-              <w:t>0.492</w:t>
+            <w:tcW w:type="dxa" w:w="1234"/>
+          </w:tcPr>
+          <w:p>
+            <w:r>
+              <w:t>0.482</w:t>
+            </w:r>
+          </w:p>
+        </w:tc>
+        <w:tc>
+          <w:tcPr>
+            <w:tcW w:type="dxa" w:w="1234"/>
+          </w:tcPr>
+          <w:p>
+            <w:r>
+              <w:t>0.524</w:t>
+            </w:r>
+          </w:p>
+        </w:tc>
+        <w:tc>
+          <w:tcPr>
+            <w:tcW w:type="dxa" w:w="1234"/>
+          </w:tcPr>
+          <w:p>
+            <w:r>
+              <w:t>0.156</w:t>
+            </w:r>
+          </w:p>
+        </w:tc>
+        <w:tc>
+          <w:tcPr>
+            <w:tcW w:type="dxa" w:w="1234"/>
+          </w:tcPr>
+          <w:p>
+            <w:r>
+              <w:t>0.574</w:t>
+            </w:r>
+          </w:p>
+        </w:tc>
+        <w:tc>
+          <w:tcPr>
+            <w:tcW w:type="dxa" w:w="1234"/>
+          </w:tcPr>
+          <w:p>
+            <w:r>
+              <w:t>0.464</w:t>
+            </w:r>
+          </w:p>
+        </w:tc>
+        <w:tc>
+          <w:tcPr>
+            <w:tcW w:type="dxa" w:w="1234"/>
+          </w:tcPr>
+          <w:p>
+            <w:r>
+              <w:t>16</w:t>
             </w:r>
           </w:p>
         </w:tc>
@@ -1623,7 +1816,7 @@
       <w:tr>
         <w:tc>
           <w:tcPr>
-            <w:tcW w:type="dxa" w:w="1440"/>
+            <w:tcW w:type="dxa" w:w="1234"/>
           </w:tcPr>
           <w:p>
             <w:r>
@@ -1633,51 +1826,61 @@
         </w:tc>
         <w:tc>
           <w:tcPr>
-            <w:tcW w:type="dxa" w:w="1440"/>
-          </w:tcPr>
-          <w:p>
-            <w:r>
-              <w:t>0.562</w:t>
-            </w:r>
-          </w:p>
-        </w:tc>
-        <w:tc>
-          <w:tcPr>
-            <w:tcW w:type="dxa" w:w="1440"/>
-          </w:tcPr>
-          <w:p>
-            <w:r>
-              <w:t>0.619</w:t>
-            </w:r>
-          </w:p>
-        </w:tc>
-        <w:tc>
-          <w:tcPr>
-            <w:tcW w:type="dxa" w:w="1440"/>
-          </w:tcPr>
-          <w:p>
-            <w:r>
-              <w:t>0.165</w:t>
-            </w:r>
-          </w:p>
-        </w:tc>
-        <w:tc>
-          <w:tcPr>
-            <w:tcW w:type="dxa" w:w="1440"/>
-          </w:tcPr>
-          <w:p>
-            <w:r>
-              <w:t>0.619</w:t>
-            </w:r>
-          </w:p>
-        </w:tc>
-        <w:tc>
-          <w:tcPr>
-            <w:tcW w:type="dxa" w:w="1440"/>
-          </w:tcPr>
-          <w:p>
-            <w:r>
-              <w:t>0.513</w:t>
+            <w:tcW w:type="dxa" w:w="1234"/>
+          </w:tcPr>
+          <w:p>
+            <w:r>
+              <w:t>0.505</w:t>
+            </w:r>
+          </w:p>
+        </w:tc>
+        <w:tc>
+          <w:tcPr>
+            <w:tcW w:type="dxa" w:w="1234"/>
+          </w:tcPr>
+          <w:p>
+            <w:r>
+              <w:t>0.558</w:t>
+            </w:r>
+          </w:p>
+        </w:tc>
+        <w:tc>
+          <w:tcPr>
+            <w:tcW w:type="dxa" w:w="1234"/>
+          </w:tcPr>
+          <w:p>
+            <w:r>
+              <w:t>0.171</w:t>
+            </w:r>
+          </w:p>
+        </w:tc>
+        <w:tc>
+          <w:tcPr>
+            <w:tcW w:type="dxa" w:w="1234"/>
+          </w:tcPr>
+          <w:p>
+            <w:r>
+              <w:t>0.597</w:t>
+            </w:r>
+          </w:p>
+        </w:tc>
+        <w:tc>
+          <w:tcPr>
+            <w:tcW w:type="dxa" w:w="1234"/>
+          </w:tcPr>
+          <w:p>
+            <w:r>
+              <w:t>0.485</w:t>
+            </w:r>
+          </w:p>
+        </w:tc>
+        <w:tc>
+          <w:tcPr>
+            <w:tcW w:type="dxa" w:w="1234"/>
+          </w:tcPr>
+          <w:p>
+            <w:r>
+              <w:t>16</w:t>
             </w:r>
           </w:p>
         </w:tc>
@@ -1685,7 +1888,7 @@
       <w:tr>
         <w:tc>
           <w:tcPr>
-            <w:tcW w:type="dxa" w:w="1440"/>
+            <w:tcW w:type="dxa" w:w="1234"/>
           </w:tcPr>
           <w:p>
             <w:r>
@@ -1695,51 +1898,61 @@
         </w:tc>
         <w:tc>
           <w:tcPr>
-            <w:tcW w:type="dxa" w:w="1440"/>
-          </w:tcPr>
-          <w:p>
-            <w:r>
-              <w:t>0.937</w:t>
-            </w:r>
-          </w:p>
-        </w:tc>
-        <w:tc>
-          <w:tcPr>
-            <w:tcW w:type="dxa" w:w="1440"/>
-          </w:tcPr>
-          <w:p>
-            <w:r>
-              <w:t>0.733</w:t>
-            </w:r>
-          </w:p>
-        </w:tc>
-        <w:tc>
-          <w:tcPr>
-            <w:tcW w:type="dxa" w:w="1440"/>
-          </w:tcPr>
-          <w:p>
-            <w:r>
-              <w:t>0.439</w:t>
-            </w:r>
-          </w:p>
-        </w:tc>
-        <w:tc>
-          <w:tcPr>
-            <w:tcW w:type="dxa" w:w="1440"/>
-          </w:tcPr>
-          <w:p>
-            <w:r>
-              <w:t>0.690</w:t>
-            </w:r>
-          </w:p>
-        </w:tc>
-        <w:tc>
-          <w:tcPr>
-            <w:tcW w:type="dxa" w:w="1440"/>
-          </w:tcPr>
-          <w:p>
-            <w:r>
-              <w:t>0.591</w:t>
+            <w:tcW w:type="dxa" w:w="1234"/>
+          </w:tcPr>
+          <w:p>
+            <w:r>
+              <w:t>0.942</w:t>
+            </w:r>
+          </w:p>
+        </w:tc>
+        <w:tc>
+          <w:tcPr>
+            <w:tcW w:type="dxa" w:w="1234"/>
+          </w:tcPr>
+          <w:p>
+            <w:r>
+              <w:t>0.696</w:t>
+            </w:r>
+          </w:p>
+        </w:tc>
+        <w:tc>
+          <w:tcPr>
+            <w:tcW w:type="dxa" w:w="1234"/>
+          </w:tcPr>
+          <w:p>
+            <w:r>
+              <w:t>0.444</w:t>
+            </w:r>
+          </w:p>
+        </w:tc>
+        <w:tc>
+          <w:tcPr>
+            <w:tcW w:type="dxa" w:w="1234"/>
+          </w:tcPr>
+          <w:p>
+            <w:r>
+              <w:t>0.680</w:t>
+            </w:r>
+          </w:p>
+        </w:tc>
+        <w:tc>
+          <w:tcPr>
+            <w:tcW w:type="dxa" w:w="1234"/>
+          </w:tcPr>
+          <w:p>
+            <w:r>
+              <w:t>0.581</w:t>
+            </w:r>
+          </w:p>
+        </w:tc>
+        <w:tc>
+          <w:tcPr>
+            <w:tcW w:type="dxa" w:w="1234"/>
+          </w:tcPr>
+          <w:p>
+            <w:r>
+              <w:t>17</w:t>
             </w:r>
           </w:p>
         </w:tc>
@@ -1747,7 +1960,7 @@
       <w:tr>
         <w:tc>
           <w:tcPr>
-            <w:tcW w:type="dxa" w:w="1440"/>
+            <w:tcW w:type="dxa" w:w="1234"/>
           </w:tcPr>
           <w:p>
             <w:r>
@@ -1757,51 +1970,61 @@
         </w:tc>
         <w:tc>
           <w:tcPr>
-            <w:tcW w:type="dxa" w:w="1440"/>
-          </w:tcPr>
-          <w:p>
-            <w:r>
-              <w:t>0.581</w:t>
-            </w:r>
-          </w:p>
-        </w:tc>
-        <w:tc>
-          <w:tcPr>
-            <w:tcW w:type="dxa" w:w="1440"/>
-          </w:tcPr>
-          <w:p>
-            <w:r>
-              <w:t>0.605</w:t>
-            </w:r>
-          </w:p>
-        </w:tc>
-        <w:tc>
-          <w:tcPr>
-            <w:tcW w:type="dxa" w:w="1440"/>
-          </w:tcPr>
-          <w:p>
-            <w:r>
-              <w:t>0.236</w:t>
-            </w:r>
-          </w:p>
-        </w:tc>
-        <w:tc>
-          <w:tcPr>
-            <w:tcW w:type="dxa" w:w="1440"/>
-          </w:tcPr>
-          <w:p>
-            <w:r>
-              <w:t>0.681</w:t>
-            </w:r>
-          </w:p>
-        </w:tc>
-        <w:tc>
-          <w:tcPr>
-            <w:tcW w:type="dxa" w:w="1440"/>
-          </w:tcPr>
-          <w:p>
-            <w:r>
-              <w:t>0.574</w:t>
+            <w:tcW w:type="dxa" w:w="1234"/>
+          </w:tcPr>
+          <w:p>
+            <w:r>
+              <w:t>0.516</w:t>
+            </w:r>
+          </w:p>
+        </w:tc>
+        <w:tc>
+          <w:tcPr>
+            <w:tcW w:type="dxa" w:w="1234"/>
+          </w:tcPr>
+          <w:p>
+            <w:r>
+              <w:t>0.540</w:t>
+            </w:r>
+          </w:p>
+        </w:tc>
+        <w:tc>
+          <w:tcPr>
+            <w:tcW w:type="dxa" w:w="1234"/>
+          </w:tcPr>
+          <w:p>
+            <w:r>
+              <w:t>0.244</w:t>
+            </w:r>
+          </w:p>
+        </w:tc>
+        <w:tc>
+          <w:tcPr>
+            <w:tcW w:type="dxa" w:w="1234"/>
+          </w:tcPr>
+          <w:p>
+            <w:r>
+              <w:t>0.646</w:t>
+            </w:r>
+          </w:p>
+        </w:tc>
+        <w:tc>
+          <w:tcPr>
+            <w:tcW w:type="dxa" w:w="1234"/>
+          </w:tcPr>
+          <w:p>
+            <w:r>
+              <w:t>0.543</w:t>
+            </w:r>
+          </w:p>
+        </w:tc>
+        <w:tc>
+          <w:tcPr>
+            <w:tcW w:type="dxa" w:w="1234"/>
+          </w:tcPr>
+          <w:p>
+            <w:r>
+              <w:t>16</w:t>
             </w:r>
           </w:p>
         </w:tc>
@@ -1809,7 +2032,7 @@
       <w:tr>
         <w:tc>
           <w:tcPr>
-            <w:tcW w:type="dxa" w:w="1440"/>
+            <w:tcW w:type="dxa" w:w="1234"/>
           </w:tcPr>
           <w:p>
             <w:r>
@@ -1819,51 +2042,61 @@
         </w:tc>
         <w:tc>
           <w:tcPr>
-            <w:tcW w:type="dxa" w:w="1440"/>
-          </w:tcPr>
-          <w:p>
-            <w:r>
-              <w:t>0.579</w:t>
-            </w:r>
-          </w:p>
-        </w:tc>
-        <w:tc>
-          <w:tcPr>
-            <w:tcW w:type="dxa" w:w="1440"/>
-          </w:tcPr>
-          <w:p>
-            <w:r>
-              <w:t>0.617</w:t>
-            </w:r>
-          </w:p>
-        </w:tc>
-        <w:tc>
-          <w:tcPr>
-            <w:tcW w:type="dxa" w:w="1440"/>
-          </w:tcPr>
-          <w:p>
-            <w:r>
-              <w:t>0.267</w:t>
-            </w:r>
-          </w:p>
-        </w:tc>
-        <w:tc>
-          <w:tcPr>
-            <w:tcW w:type="dxa" w:w="1440"/>
-          </w:tcPr>
-          <w:p>
-            <w:r>
-              <w:t>0.698</w:t>
-            </w:r>
-          </w:p>
-        </w:tc>
-        <w:tc>
-          <w:tcPr>
-            <w:tcW w:type="dxa" w:w="1440"/>
-          </w:tcPr>
-          <w:p>
-            <w:r>
-              <w:t>0.577</w:t>
+            <w:tcW w:type="dxa" w:w="1234"/>
+          </w:tcPr>
+          <w:p>
+            <w:r>
+              <w:t>0.515</w:t>
+            </w:r>
+          </w:p>
+        </w:tc>
+        <w:tc>
+          <w:tcPr>
+            <w:tcW w:type="dxa" w:w="1234"/>
+          </w:tcPr>
+          <w:p>
+            <w:r>
+              <w:t>0.554</w:t>
+            </w:r>
+          </w:p>
+        </w:tc>
+        <w:tc>
+          <w:tcPr>
+            <w:tcW w:type="dxa" w:w="1234"/>
+          </w:tcPr>
+          <w:p>
+            <w:r>
+              <w:t>0.274</w:t>
+            </w:r>
+          </w:p>
+        </w:tc>
+        <w:tc>
+          <w:tcPr>
+            <w:tcW w:type="dxa" w:w="1234"/>
+          </w:tcPr>
+          <w:p>
+            <w:r>
+              <w:t>0.682</w:t>
+            </w:r>
+          </w:p>
+        </w:tc>
+        <w:tc>
+          <w:tcPr>
+            <w:tcW w:type="dxa" w:w="1234"/>
+          </w:tcPr>
+          <w:p>
+            <w:r>
+              <w:t>0.559</w:t>
+            </w:r>
+          </w:p>
+        </w:tc>
+        <w:tc>
+          <w:tcPr>
+            <w:tcW w:type="dxa" w:w="1234"/>
+          </w:tcPr>
+          <w:p>
+            <w:r>
+              <w:t>16</w:t>
             </w:r>
           </w:p>
         </w:tc>
@@ -1871,7 +2104,7 @@
       <w:tr>
         <w:tc>
           <w:tcPr>
-            <w:tcW w:type="dxa" w:w="1440"/>
+            <w:tcW w:type="dxa" w:w="1234"/>
           </w:tcPr>
           <w:p>
             <w:r>
@@ -1881,51 +2114,61 @@
         </w:tc>
         <w:tc>
           <w:tcPr>
-            <w:tcW w:type="dxa" w:w="1440"/>
-          </w:tcPr>
-          <w:p>
-            <w:r>
-              <w:t>0.928</w:t>
-            </w:r>
-          </w:p>
-        </w:tc>
-        <w:tc>
-          <w:tcPr>
-            <w:tcW w:type="dxa" w:w="1440"/>
-          </w:tcPr>
-          <w:p>
-            <w:r>
-              <w:t>0.694</w:t>
-            </w:r>
-          </w:p>
-        </w:tc>
-        <w:tc>
-          <w:tcPr>
-            <w:tcW w:type="dxa" w:w="1440"/>
-          </w:tcPr>
-          <w:p>
-            <w:r>
-              <w:t>0.504</w:t>
-            </w:r>
-          </w:p>
-        </w:tc>
-        <w:tc>
-          <w:tcPr>
-            <w:tcW w:type="dxa" w:w="1440"/>
-          </w:tcPr>
-          <w:p>
-            <w:r>
-              <w:t>0.731</w:t>
-            </w:r>
-          </w:p>
-        </w:tc>
-        <w:tc>
-          <w:tcPr>
-            <w:tcW w:type="dxa" w:w="1440"/>
-          </w:tcPr>
-          <w:p>
-            <w:r>
-              <w:t>0.634</w:t>
+            <w:tcW w:type="dxa" w:w="1234"/>
+          </w:tcPr>
+          <w:p>
+            <w:r>
+              <w:t>0.925</w:t>
+            </w:r>
+          </w:p>
+        </w:tc>
+        <w:tc>
+          <w:tcPr>
+            <w:tcW w:type="dxa" w:w="1234"/>
+          </w:tcPr>
+          <w:p>
+            <w:r>
+              <w:t>0.671</w:t>
+            </w:r>
+          </w:p>
+        </w:tc>
+        <w:tc>
+          <w:tcPr>
+            <w:tcW w:type="dxa" w:w="1234"/>
+          </w:tcPr>
+          <w:p>
+            <w:r>
+              <w:t>0.529</w:t>
+            </w:r>
+          </w:p>
+        </w:tc>
+        <w:tc>
+          <w:tcPr>
+            <w:tcW w:type="dxa" w:w="1234"/>
+          </w:tcPr>
+          <w:p>
+            <w:r>
+              <w:t>0.725</w:t>
+            </w:r>
+          </w:p>
+        </w:tc>
+        <w:tc>
+          <w:tcPr>
+            <w:tcW w:type="dxa" w:w="1234"/>
+          </w:tcPr>
+          <w:p>
+            <w:r>
+              <w:t>0.618</w:t>
+            </w:r>
+          </w:p>
+        </w:tc>
+        <w:tc>
+          <w:tcPr>
+            <w:tcW w:type="dxa" w:w="1234"/>
+          </w:tcPr>
+          <w:p>
+            <w:r>
+              <w:t>18</w:t>
             </w:r>
           </w:p>
         </w:tc>
@@ -1933,7 +2176,7 @@
       <w:tr>
         <w:tc>
           <w:tcPr>
-            <w:tcW w:type="dxa" w:w="1440"/>
+            <w:tcW w:type="dxa" w:w="1234"/>
           </w:tcPr>
           <w:p>
             <w:r>
@@ -1943,51 +2186,61 @@
         </w:tc>
         <w:tc>
           <w:tcPr>
-            <w:tcW w:type="dxa" w:w="1440"/>
-          </w:tcPr>
-          <w:p>
-            <w:r>
-              <w:t>0.573</w:t>
-            </w:r>
-          </w:p>
-        </w:tc>
-        <w:tc>
-          <w:tcPr>
-            <w:tcW w:type="dxa" w:w="1440"/>
-          </w:tcPr>
-          <w:p>
-            <w:r>
-              <w:t>0.619</w:t>
-            </w:r>
-          </w:p>
-        </w:tc>
-        <w:tc>
-          <w:tcPr>
-            <w:tcW w:type="dxa" w:w="1440"/>
-          </w:tcPr>
-          <w:p>
-            <w:r>
-              <w:t>0.307</w:t>
-            </w:r>
-          </w:p>
-        </w:tc>
-        <w:tc>
-          <w:tcPr>
-            <w:tcW w:type="dxa" w:w="1440"/>
-          </w:tcPr>
-          <w:p>
-            <w:r>
-              <w:t>0.758</w:t>
-            </w:r>
-          </w:p>
-        </w:tc>
-        <w:tc>
-          <w:tcPr>
-            <w:tcW w:type="dxa" w:w="1440"/>
-          </w:tcPr>
-          <w:p>
-            <w:r>
-              <w:t>0.632</w:t>
+            <w:tcW w:type="dxa" w:w="1234"/>
+          </w:tcPr>
+          <w:p>
+            <w:r>
+              <w:t>0.514</w:t>
+            </w:r>
+          </w:p>
+        </w:tc>
+        <w:tc>
+          <w:tcPr>
+            <w:tcW w:type="dxa" w:w="1234"/>
+          </w:tcPr>
+          <w:p>
+            <w:r>
+              <w:t>0.553</w:t>
+            </w:r>
+          </w:p>
+        </w:tc>
+        <w:tc>
+          <w:tcPr>
+            <w:tcW w:type="dxa" w:w="1234"/>
+          </w:tcPr>
+          <w:p>
+            <w:r>
+              <w:t>0.316</w:t>
+            </w:r>
+          </w:p>
+        </w:tc>
+        <w:tc>
+          <w:tcPr>
+            <w:tcW w:type="dxa" w:w="1234"/>
+          </w:tcPr>
+          <w:p>
+            <w:r>
+              <w:t>0.741</w:t>
+            </w:r>
+          </w:p>
+        </w:tc>
+        <w:tc>
+          <w:tcPr>
+            <w:tcW w:type="dxa" w:w="1234"/>
+          </w:tcPr>
+          <w:p>
+            <w:r>
+              <w:t>0.590</w:t>
+            </w:r>
+          </w:p>
+        </w:tc>
+        <w:tc>
+          <w:tcPr>
+            <w:tcW w:type="dxa" w:w="1234"/>
+          </w:tcPr>
+          <w:p>
+            <w:r>
+              <w:t>16</w:t>
             </w:r>
           </w:p>
         </w:tc>
@@ -1995,7 +2248,7 @@
       <w:tr>
         <w:tc>
           <w:tcPr>
-            <w:tcW w:type="dxa" w:w="1440"/>
+            <w:tcW w:type="dxa" w:w="1234"/>
           </w:tcPr>
           <w:p>
             <w:r>
@@ -2005,51 +2258,61 @@
         </w:tc>
         <w:tc>
           <w:tcPr>
-            <w:tcW w:type="dxa" w:w="1440"/>
-          </w:tcPr>
-          <w:p>
-            <w:r>
-              <w:t>0.576</w:t>
-            </w:r>
-          </w:p>
-        </w:tc>
-        <w:tc>
-          <w:tcPr>
-            <w:tcW w:type="dxa" w:w="1440"/>
-          </w:tcPr>
-          <w:p>
-            <w:r>
-              <w:t>0.617</w:t>
-            </w:r>
-          </w:p>
-        </w:tc>
-        <w:tc>
-          <w:tcPr>
-            <w:tcW w:type="dxa" w:w="1440"/>
-          </w:tcPr>
-          <w:p>
-            <w:r>
-              <w:t>0.288</w:t>
-            </w:r>
-          </w:p>
-        </w:tc>
-        <w:tc>
-          <w:tcPr>
-            <w:tcW w:type="dxa" w:w="1440"/>
-          </w:tcPr>
-          <w:p>
-            <w:r>
-              <w:t>0.734</w:t>
-            </w:r>
-          </w:p>
-        </w:tc>
-        <w:tc>
-          <w:tcPr>
-            <w:tcW w:type="dxa" w:w="1440"/>
-          </w:tcPr>
-          <w:p>
-            <w:r>
-              <w:t>0.623</w:t>
+            <w:tcW w:type="dxa" w:w="1234"/>
+          </w:tcPr>
+          <w:p>
+            <w:r>
+              <w:t>0.520</w:t>
+            </w:r>
+          </w:p>
+        </w:tc>
+        <w:tc>
+          <w:tcPr>
+            <w:tcW w:type="dxa" w:w="1234"/>
+          </w:tcPr>
+          <w:p>
+            <w:r>
+              <w:t>0.556</w:t>
+            </w:r>
+          </w:p>
+        </w:tc>
+        <w:tc>
+          <w:tcPr>
+            <w:tcW w:type="dxa" w:w="1234"/>
+          </w:tcPr>
+          <w:p>
+            <w:r>
+              <w:t>0.299</w:t>
+            </w:r>
+          </w:p>
+        </w:tc>
+        <w:tc>
+          <w:tcPr>
+            <w:tcW w:type="dxa" w:w="1234"/>
+          </w:tcPr>
+          <w:p>
+            <w:r>
+              <w:t>0.708</w:t>
+            </w:r>
+          </w:p>
+        </w:tc>
+        <w:tc>
+          <w:tcPr>
+            <w:tcW w:type="dxa" w:w="1234"/>
+          </w:tcPr>
+          <w:p>
+            <w:r>
+              <w:t>0.580</w:t>
+            </w:r>
+          </w:p>
+        </w:tc>
+        <w:tc>
+          <w:tcPr>
+            <w:tcW w:type="dxa" w:w="1234"/>
+          </w:tcPr>
+          <w:p>
+            <w:r>
+              <w:t>16</w:t>
             </w:r>
           </w:p>
         </w:tc>
@@ -2057,7 +2320,7 @@
       <w:tr>
         <w:tc>
           <w:tcPr>
-            <w:tcW w:type="dxa" w:w="1440"/>
+            <w:tcW w:type="dxa" w:w="1234"/>
           </w:tcPr>
           <w:p>
             <w:r>
@@ -2067,51 +2330,61 @@
         </w:tc>
         <w:tc>
           <w:tcPr>
-            <w:tcW w:type="dxa" w:w="1440"/>
-          </w:tcPr>
-          <w:p>
-            <w:r>
-              <w:t>0.921</w:t>
-            </w:r>
-          </w:p>
-        </w:tc>
-        <w:tc>
-          <w:tcPr>
-            <w:tcW w:type="dxa" w:w="1440"/>
-          </w:tcPr>
-          <w:p>
-            <w:r>
-              <w:t>0.692</w:t>
-            </w:r>
-          </w:p>
-        </w:tc>
-        <w:tc>
-          <w:tcPr>
-            <w:tcW w:type="dxa" w:w="1440"/>
-          </w:tcPr>
-          <w:p>
-            <w:r>
-              <w:t>0.490</w:t>
-            </w:r>
-          </w:p>
-        </w:tc>
-        <w:tc>
-          <w:tcPr>
-            <w:tcW w:type="dxa" w:w="1440"/>
-          </w:tcPr>
-          <w:p>
-            <w:r>
-              <w:t>0.773</w:t>
-            </w:r>
-          </w:p>
-        </w:tc>
-        <w:tc>
-          <w:tcPr>
-            <w:tcW w:type="dxa" w:w="1440"/>
-          </w:tcPr>
-          <w:p>
-            <w:r>
-              <w:t>0.636</w:t>
+            <w:tcW w:type="dxa" w:w="1234"/>
+          </w:tcPr>
+          <w:p>
+            <w:r>
+              <w:t>0.925</w:t>
+            </w:r>
+          </w:p>
+        </w:tc>
+        <w:tc>
+          <w:tcPr>
+            <w:tcW w:type="dxa" w:w="1234"/>
+          </w:tcPr>
+          <w:p>
+            <w:r>
+              <w:t>0.652</w:t>
+            </w:r>
+          </w:p>
+        </w:tc>
+        <w:tc>
+          <w:tcPr>
+            <w:tcW w:type="dxa" w:w="1234"/>
+          </w:tcPr>
+          <w:p>
+            <w:r>
+              <w:t>0.495</w:t>
+            </w:r>
+          </w:p>
+        </w:tc>
+        <w:tc>
+          <w:tcPr>
+            <w:tcW w:type="dxa" w:w="1234"/>
+          </w:tcPr>
+          <w:p>
+            <w:r>
+              <w:t>0.756</w:t>
+            </w:r>
+          </w:p>
+        </w:tc>
+        <w:tc>
+          <w:tcPr>
+            <w:tcW w:type="dxa" w:w="1234"/>
+          </w:tcPr>
+          <w:p>
+            <w:r>
+              <w:t>0.604</w:t>
+            </w:r>
+          </w:p>
+        </w:tc>
+        <w:tc>
+          <w:tcPr>
+            <w:tcW w:type="dxa" w:w="1234"/>
+          </w:tcPr>
+          <w:p>
+            <w:r>
+              <w:t>16</w:t>
             </w:r>
           </w:p>
         </w:tc>
@@ -2119,7 +2392,7 @@
     </w:tbl>
     <w:p>
       <w:r>
-        <w:t>The parental context is harder for PlaceNet than the reticulate lineage, and this is the one measure on which Polyphest leads throughout. Unlike the descendants measure the ordering does not reverse at high discordance. PlaceNet remains below the GRAMPA family in every configuration, so it is still the most accurate of the methods that infer their own ploidy, but the gap to Polyphest is real and it does not close.</w:t>
+        <w:t>The parental context is harder for PlaceNet than the reticulate lineage, and this is the measure on which Polyphest leads throughout. Unlike the descendants measure the ordering does not reverse at high discordance. PlaceNet remains below the GRAMPA family in every configuration, so it is still the most accurate of the methods that infer their own ploidy, but the gap to Polyphest is real and it does not close.</w:t>
       </w:r>
     </w:p>
     <w:p>
@@ -2129,7 +2402,7 @@
     </w:p>
     <w:p>
       <w:r>
-        <w:t>The decode crossover appears here as well. At every high duplication and loss rate the ploidy-free mode overtakes the ploidy-informed mode, from about 0.93 to about 0.70, so the pattern is the same as on the descendants measure even though the level is worse.</w:t>
+        <w:t>The decode crossover appears here as well. At every high duplication and loss rate the ploidy-free mode overtakes the ploidy-informed mode, from about 0.93 to about 0.67, so the pattern is the same as on the descendants measure even though the level is worse.</w:t>
       </w:r>
     </w:p>
     <w:p>
@@ -2147,17 +2420,18 @@
         <w:tblLook w:firstColumn="1" w:firstRow="1" w:lastColumn="0" w:lastRow="0" w:noHBand="0" w:noVBand="1" w:val="04A0"/>
       </w:tblPr>
       <w:tblGrid>
-        <w:gridCol w:w="1440"/>
-        <w:gridCol w:w="1440"/>
-        <w:gridCol w:w="1440"/>
-        <w:gridCol w:w="1440"/>
-        <w:gridCol w:w="1440"/>
-        <w:gridCol w:w="1440"/>
+        <w:gridCol w:w="1234"/>
+        <w:gridCol w:w="1234"/>
+        <w:gridCol w:w="1234"/>
+        <w:gridCol w:w="1234"/>
+        <w:gridCol w:w="1234"/>
+        <w:gridCol w:w="1234"/>
+        <w:gridCol w:w="1234"/>
       </w:tblGrid>
       <w:tr>
         <w:tc>
           <w:tcPr>
-            <w:tcW w:type="dxa" w:w="1440"/>
+            <w:tcW w:type="dxa" w:w="1234"/>
           </w:tcPr>
           <w:p>
             <w:r>
@@ -2170,7 +2444,7 @@
         </w:tc>
         <w:tc>
           <w:tcPr>
-            <w:tcW w:type="dxa" w:w="1440"/>
+            <w:tcW w:type="dxa" w:w="1234"/>
           </w:tcPr>
           <w:p>
             <w:r>
@@ -2183,7 +2457,7 @@
         </w:tc>
         <w:tc>
           <w:tcPr>
-            <w:tcW w:type="dxa" w:w="1440"/>
+            <w:tcW w:type="dxa" w:w="1234"/>
           </w:tcPr>
           <w:p>
             <w:r>
@@ -2196,7 +2470,7 @@
         </w:tc>
         <w:tc>
           <w:tcPr>
-            <w:tcW w:type="dxa" w:w="1440"/>
+            <w:tcW w:type="dxa" w:w="1234"/>
           </w:tcPr>
           <w:p>
             <w:r>
@@ -2209,7 +2483,7 @@
         </w:tc>
         <w:tc>
           <w:tcPr>
-            <w:tcW w:type="dxa" w:w="1440"/>
+            <w:tcW w:type="dxa" w:w="1234"/>
           </w:tcPr>
           <w:p>
             <w:r>
@@ -2222,7 +2496,7 @@
         </w:tc>
         <w:tc>
           <w:tcPr>
-            <w:tcW w:type="dxa" w:w="1440"/>
+            <w:tcW w:type="dxa" w:w="1234"/>
           </w:tcPr>
           <w:p>
             <w:r>
@@ -2233,11 +2507,24 @@
             </w:r>
           </w:p>
         </w:tc>
+        <w:tc>
+          <w:tcPr>
+            <w:tcW w:type="dxa" w:w="1234"/>
+          </w:tcPr>
+          <w:p>
+            <w:r>
+              <w:rPr>
+                <w:b/>
+              </w:rPr>
+              <w:t>n</w:t>
+            </w:r>
+          </w:p>
+        </w:tc>
       </w:tr>
       <w:tr>
         <w:tc>
           <w:tcPr>
-            <w:tcW w:type="dxa" w:w="1440"/>
+            <w:tcW w:type="dxa" w:w="1234"/>
           </w:tcPr>
           <w:p>
             <w:r>
@@ -2247,17 +2534,47 @@
         </w:tc>
         <w:tc>
           <w:tcPr>
-            <w:tcW w:type="dxa" w:w="1440"/>
-          </w:tcPr>
-          <w:p>
-            <w:r>
-              <w:t>0.421</w:t>
-            </w:r>
-          </w:p>
-        </w:tc>
-        <w:tc>
-          <w:tcPr>
-            <w:tcW w:type="dxa" w:w="1440"/>
+            <w:tcW w:type="dxa" w:w="1234"/>
+          </w:tcPr>
+          <w:p>
+            <w:r>
+              <w:t>0.393</w:t>
+            </w:r>
+          </w:p>
+        </w:tc>
+        <w:tc>
+          <w:tcPr>
+            <w:tcW w:type="dxa" w:w="1234"/>
+          </w:tcPr>
+          <w:p>
+            <w:r>
+              <w:t>0.404</w:t>
+            </w:r>
+          </w:p>
+        </w:tc>
+        <w:tc>
+          <w:tcPr>
+            <w:tcW w:type="dxa" w:w="1234"/>
+          </w:tcPr>
+          <w:p>
+            <w:r>
+              <w:t>0.027</w:t>
+            </w:r>
+          </w:p>
+        </w:tc>
+        <w:tc>
+          <w:tcPr>
+            <w:tcW w:type="dxa" w:w="1234"/>
+          </w:tcPr>
+          <w:p>
+            <w:r>
+              <w:t>0.480</w:t>
+            </w:r>
+          </w:p>
+        </w:tc>
+        <w:tc>
+          <w:tcPr>
+            <w:tcW w:type="dxa" w:w="1234"/>
           </w:tcPr>
           <w:p>
             <w:r>
@@ -2267,31 +2584,11 @@
         </w:tc>
         <w:tc>
           <w:tcPr>
-            <w:tcW w:type="dxa" w:w="1440"/>
-          </w:tcPr>
-          <w:p>
-            <w:r>
-              <w:t>0.032</w:t>
-            </w:r>
-          </w:p>
-        </w:tc>
-        <w:tc>
-          <w:tcPr>
-            <w:tcW w:type="dxa" w:w="1440"/>
-          </w:tcPr>
-          <w:p>
-            <w:r>
-              <w:t>0.520</w:t>
-            </w:r>
-          </w:p>
-        </w:tc>
-        <w:tc>
-          <w:tcPr>
-            <w:tcW w:type="dxa" w:w="1440"/>
-          </w:tcPr>
-          <w:p>
-            <w:r>
-              <w:t>0.456</w:t>
+            <w:tcW w:type="dxa" w:w="1234"/>
+          </w:tcPr>
+          <w:p>
+            <w:r>
+              <w:t>17</w:t>
             </w:r>
           </w:p>
         </w:tc>
@@ -2299,7 +2596,7 @@
       <w:tr>
         <w:tc>
           <w:tcPr>
-            <w:tcW w:type="dxa" w:w="1440"/>
+            <w:tcW w:type="dxa" w:w="1234"/>
           </w:tcPr>
           <w:p>
             <w:r>
@@ -2309,27 +2606,27 @@
         </w:tc>
         <w:tc>
           <w:tcPr>
-            <w:tcW w:type="dxa" w:w="1440"/>
-          </w:tcPr>
-          <w:p>
-            <w:r>
-              <w:t>0.463</w:t>
-            </w:r>
-          </w:p>
-        </w:tc>
-        <w:tc>
-          <w:tcPr>
-            <w:tcW w:type="dxa" w:w="1440"/>
-          </w:tcPr>
-          <w:p>
-            <w:r>
-              <w:t>0.480</w:t>
-            </w:r>
-          </w:p>
-        </w:tc>
-        <w:tc>
-          <w:tcPr>
-            <w:tcW w:type="dxa" w:w="1440"/>
+            <w:tcW w:type="dxa" w:w="1234"/>
+          </w:tcPr>
+          <w:p>
+            <w:r>
+              <w:t>0.417</w:t>
+            </w:r>
+          </w:p>
+        </w:tc>
+        <w:tc>
+          <w:tcPr>
+            <w:tcW w:type="dxa" w:w="1234"/>
+          </w:tcPr>
+          <w:p>
+            <w:r>
+              <w:t>0.436</w:t>
+            </w:r>
+          </w:p>
+        </w:tc>
+        <w:tc>
+          <w:tcPr>
+            <w:tcW w:type="dxa" w:w="1234"/>
           </w:tcPr>
           <w:p>
             <w:r>
@@ -2339,21 +2636,31 @@
         </w:tc>
         <w:tc>
           <w:tcPr>
-            <w:tcW w:type="dxa" w:w="1440"/>
-          </w:tcPr>
-          <w:p>
-            <w:r>
-              <w:t>0.541</w:t>
-            </w:r>
-          </w:p>
-        </w:tc>
-        <w:tc>
-          <w:tcPr>
-            <w:tcW w:type="dxa" w:w="1440"/>
-          </w:tcPr>
-          <w:p>
-            <w:r>
-              <w:t>0.497</w:t>
+            <w:tcW w:type="dxa" w:w="1234"/>
+          </w:tcPr>
+          <w:p>
+            <w:r>
+              <w:t>0.487</w:t>
+            </w:r>
+          </w:p>
+        </w:tc>
+        <w:tc>
+          <w:tcPr>
+            <w:tcW w:type="dxa" w:w="1234"/>
+          </w:tcPr>
+          <w:p>
+            <w:r>
+              <w:t>0.437</w:t>
+            </w:r>
+          </w:p>
+        </w:tc>
+        <w:tc>
+          <w:tcPr>
+            <w:tcW w:type="dxa" w:w="1234"/>
+          </w:tcPr>
+          <w:p>
+            <w:r>
+              <w:t>16</w:t>
             </w:r>
           </w:p>
         </w:tc>
@@ -2361,7 +2668,7 @@
       <w:tr>
         <w:tc>
           <w:tcPr>
-            <w:tcW w:type="dxa" w:w="1440"/>
+            <w:tcW w:type="dxa" w:w="1234"/>
           </w:tcPr>
           <w:p>
             <w:r>
@@ -2371,51 +2678,61 @@
         </w:tc>
         <w:tc>
           <w:tcPr>
-            <w:tcW w:type="dxa" w:w="1440"/>
-          </w:tcPr>
-          <w:p>
-            <w:r>
-              <w:t>0.461</w:t>
-            </w:r>
-          </w:p>
-        </w:tc>
-        <w:tc>
-          <w:tcPr>
-            <w:tcW w:type="dxa" w:w="1440"/>
-          </w:tcPr>
-          <w:p>
-            <w:r>
-              <w:t>0.486</w:t>
-            </w:r>
-          </w:p>
-        </w:tc>
-        <w:tc>
-          <w:tcPr>
-            <w:tcW w:type="dxa" w:w="1440"/>
-          </w:tcPr>
-          <w:p>
-            <w:r>
-              <w:t>0.144</w:t>
-            </w:r>
-          </w:p>
-        </w:tc>
-        <w:tc>
-          <w:tcPr>
-            <w:tcW w:type="dxa" w:w="1440"/>
-          </w:tcPr>
-          <w:p>
-            <w:r>
-              <w:t>0.606</w:t>
-            </w:r>
-          </w:p>
-        </w:tc>
-        <w:tc>
-          <w:tcPr>
-            <w:tcW w:type="dxa" w:w="1440"/>
-          </w:tcPr>
-          <w:p>
-            <w:r>
-              <w:t>0.517</w:t>
+            <w:tcW w:type="dxa" w:w="1234"/>
+          </w:tcPr>
+          <w:p>
+            <w:r>
+              <w:t>0.413</w:t>
+            </w:r>
+          </w:p>
+        </w:tc>
+        <w:tc>
+          <w:tcPr>
+            <w:tcW w:type="dxa" w:w="1234"/>
+          </w:tcPr>
+          <w:p>
+            <w:r>
+              <w:t>0.442</w:t>
+            </w:r>
+          </w:p>
+        </w:tc>
+        <w:tc>
+          <w:tcPr>
+            <w:tcW w:type="dxa" w:w="1234"/>
+          </w:tcPr>
+          <w:p>
+            <w:r>
+              <w:t>0.150</w:t>
+            </w:r>
+          </w:p>
+        </w:tc>
+        <w:tc>
+          <w:tcPr>
+            <w:tcW w:type="dxa" w:w="1234"/>
+          </w:tcPr>
+          <w:p>
+            <w:r>
+              <w:t>0.567</w:t>
+            </w:r>
+          </w:p>
+        </w:tc>
+        <w:tc>
+          <w:tcPr>
+            <w:tcW w:type="dxa" w:w="1234"/>
+          </w:tcPr>
+          <w:p>
+            <w:r>
+              <w:t>0.465</w:t>
+            </w:r>
+          </w:p>
+        </w:tc>
+        <w:tc>
+          <w:tcPr>
+            <w:tcW w:type="dxa" w:w="1234"/>
+          </w:tcPr>
+          <w:p>
+            <w:r>
+              <w:t>16</w:t>
             </w:r>
           </w:p>
         </w:tc>
@@ -2423,7 +2740,7 @@
       <w:tr>
         <w:tc>
           <w:tcPr>
-            <w:tcW w:type="dxa" w:w="1440"/>
+            <w:tcW w:type="dxa" w:w="1234"/>
           </w:tcPr>
           <w:p>
             <w:r>
@@ -2433,51 +2750,61 @@
         </w:tc>
         <w:tc>
           <w:tcPr>
-            <w:tcW w:type="dxa" w:w="1440"/>
-          </w:tcPr>
-          <w:p>
-            <w:r>
-              <w:t>0.453</w:t>
-            </w:r>
-          </w:p>
-        </w:tc>
-        <w:tc>
-          <w:tcPr>
-            <w:tcW w:type="dxa" w:w="1440"/>
-          </w:tcPr>
-          <w:p>
-            <w:r>
-              <w:t>0.470</w:t>
-            </w:r>
-          </w:p>
-        </w:tc>
-        <w:tc>
-          <w:tcPr>
-            <w:tcW w:type="dxa" w:w="1440"/>
-          </w:tcPr>
-          <w:p>
-            <w:r>
-              <w:t>0.050</w:t>
-            </w:r>
-          </w:p>
-        </w:tc>
-        <w:tc>
-          <w:tcPr>
-            <w:tcW w:type="dxa" w:w="1440"/>
-          </w:tcPr>
-          <w:p>
-            <w:r>
-              <w:t>0.493</w:t>
-            </w:r>
-          </w:p>
-        </w:tc>
-        <w:tc>
-          <w:tcPr>
-            <w:tcW w:type="dxa" w:w="1440"/>
-          </w:tcPr>
-          <w:p>
-            <w:r>
-              <w:t>0.436</w:t>
+            <w:tcW w:type="dxa" w:w="1234"/>
+          </w:tcPr>
+          <w:p>
+            <w:r>
+              <w:t>0.402</w:t>
+            </w:r>
+          </w:p>
+        </w:tc>
+        <w:tc>
+          <w:tcPr>
+            <w:tcW w:type="dxa" w:w="1234"/>
+          </w:tcPr>
+          <w:p>
+            <w:r>
+              <w:t>0.423</w:t>
+            </w:r>
+          </w:p>
+        </w:tc>
+        <w:tc>
+          <w:tcPr>
+            <w:tcW w:type="dxa" w:w="1234"/>
+          </w:tcPr>
+          <w:p>
+            <w:r>
+              <w:t>0.052</w:t>
+            </w:r>
+          </w:p>
+        </w:tc>
+        <w:tc>
+          <w:tcPr>
+            <w:tcW w:type="dxa" w:w="1234"/>
+          </w:tcPr>
+          <w:p>
+            <w:r>
+              <w:t>0.447</w:t>
+            </w:r>
+          </w:p>
+        </w:tc>
+        <w:tc>
+          <w:tcPr>
+            <w:tcW w:type="dxa" w:w="1234"/>
+          </w:tcPr>
+          <w:p>
+            <w:r>
+              <w:t>0.398</w:t>
+            </w:r>
+          </w:p>
+        </w:tc>
+        <w:tc>
+          <w:tcPr>
+            <w:tcW w:type="dxa" w:w="1234"/>
+          </w:tcPr>
+          <w:p>
+            <w:r>
+              <w:t>16</w:t>
             </w:r>
           </w:p>
         </w:tc>
@@ -2485,7 +2812,7 @@
       <w:tr>
         <w:tc>
           <w:tcPr>
-            <w:tcW w:type="dxa" w:w="1440"/>
+            <w:tcW w:type="dxa" w:w="1234"/>
           </w:tcPr>
           <w:p>
             <w:r>
@@ -2495,51 +2822,61 @@
         </w:tc>
         <w:tc>
           <w:tcPr>
-            <w:tcW w:type="dxa" w:w="1440"/>
-          </w:tcPr>
-          <w:p>
-            <w:r>
-              <w:t>0.460</w:t>
-            </w:r>
-          </w:p>
-        </w:tc>
-        <w:tc>
-          <w:tcPr>
-            <w:tcW w:type="dxa" w:w="1440"/>
-          </w:tcPr>
-          <w:p>
-            <w:r>
-              <w:t>0.491</w:t>
-            </w:r>
-          </w:p>
-        </w:tc>
-        <w:tc>
-          <w:tcPr>
-            <w:tcW w:type="dxa" w:w="1440"/>
-          </w:tcPr>
-          <w:p>
-            <w:r>
-              <w:t>0.055</w:t>
-            </w:r>
-          </w:p>
-        </w:tc>
-        <w:tc>
-          <w:tcPr>
-            <w:tcW w:type="dxa" w:w="1440"/>
-          </w:tcPr>
-          <w:p>
-            <w:r>
-              <w:t>0.507</w:t>
-            </w:r>
-          </w:p>
-        </w:tc>
-        <w:tc>
-          <w:tcPr>
-            <w:tcW w:type="dxa" w:w="1440"/>
-          </w:tcPr>
-          <w:p>
-            <w:r>
-              <w:t>0.459</w:t>
+            <w:tcW w:type="dxa" w:w="1234"/>
+          </w:tcPr>
+          <w:p>
+            <w:r>
+              <w:t>0.410</w:t>
+            </w:r>
+          </w:p>
+        </w:tc>
+        <w:tc>
+          <w:tcPr>
+            <w:tcW w:type="dxa" w:w="1234"/>
+          </w:tcPr>
+          <w:p>
+            <w:r>
+              <w:t>0.445</w:t>
+            </w:r>
+          </w:p>
+        </w:tc>
+        <w:tc>
+          <w:tcPr>
+            <w:tcW w:type="dxa" w:w="1234"/>
+          </w:tcPr>
+          <w:p>
+            <w:r>
+              <w:t>0.057</w:t>
+            </w:r>
+          </w:p>
+        </w:tc>
+        <w:tc>
+          <w:tcPr>
+            <w:tcW w:type="dxa" w:w="1234"/>
+          </w:tcPr>
+          <w:p>
+            <w:r>
+              <w:t>0.466</w:t>
+            </w:r>
+          </w:p>
+        </w:tc>
+        <w:tc>
+          <w:tcPr>
+            <w:tcW w:type="dxa" w:w="1234"/>
+          </w:tcPr>
+          <w:p>
+            <w:r>
+              <w:t>0.419</w:t>
+            </w:r>
+          </w:p>
+        </w:tc>
+        <w:tc>
+          <w:tcPr>
+            <w:tcW w:type="dxa" w:w="1234"/>
+          </w:tcPr>
+          <w:p>
+            <w:r>
+              <w:t>16</w:t>
             </w:r>
           </w:p>
         </w:tc>
@@ -2547,7 +2884,7 @@
       <w:tr>
         <w:tc>
           <w:tcPr>
-            <w:tcW w:type="dxa" w:w="1440"/>
+            <w:tcW w:type="dxa" w:w="1234"/>
           </w:tcPr>
           <w:p>
             <w:r>
@@ -2557,51 +2894,61 @@
         </w:tc>
         <w:tc>
           <w:tcPr>
-            <w:tcW w:type="dxa" w:w="1440"/>
-          </w:tcPr>
-          <w:p>
-            <w:r>
-              <w:t>0.593</w:t>
-            </w:r>
-          </w:p>
-        </w:tc>
-        <w:tc>
-          <w:tcPr>
-            <w:tcW w:type="dxa" w:w="1440"/>
-          </w:tcPr>
-          <w:p>
-            <w:r>
-              <w:t>0.508</w:t>
-            </w:r>
-          </w:p>
-        </w:tc>
-        <w:tc>
-          <w:tcPr>
-            <w:tcW w:type="dxa" w:w="1440"/>
-          </w:tcPr>
-          <w:p>
-            <w:r>
-              <w:t>0.313</w:t>
-            </w:r>
-          </w:p>
-        </w:tc>
-        <w:tc>
-          <w:tcPr>
-            <w:tcW w:type="dxa" w:w="1440"/>
-          </w:tcPr>
-          <w:p>
-            <w:r>
-              <w:t>0.546</w:t>
-            </w:r>
-          </w:p>
-        </w:tc>
-        <w:tc>
-          <w:tcPr>
-            <w:tcW w:type="dxa" w:w="1440"/>
-          </w:tcPr>
-          <w:p>
-            <w:r>
-              <w:t>0.492</w:t>
+            <w:tcW w:type="dxa" w:w="1234"/>
+          </w:tcPr>
+          <w:p>
+            <w:r>
+              <w:t>0.607</w:t>
+            </w:r>
+          </w:p>
+        </w:tc>
+        <w:tc>
+          <w:tcPr>
+            <w:tcW w:type="dxa" w:w="1234"/>
+          </w:tcPr>
+          <w:p>
+            <w:r>
+              <w:t>0.523</w:t>
+            </w:r>
+          </w:p>
+        </w:tc>
+        <w:tc>
+          <w:tcPr>
+            <w:tcW w:type="dxa" w:w="1234"/>
+          </w:tcPr>
+          <w:p>
+            <w:r>
+              <w:t>0.317</w:t>
+            </w:r>
+          </w:p>
+        </w:tc>
+        <w:tc>
+          <w:tcPr>
+            <w:tcW w:type="dxa" w:w="1234"/>
+          </w:tcPr>
+          <w:p>
+            <w:r>
+              <w:t>0.563</w:t>
+            </w:r>
+          </w:p>
+        </w:tc>
+        <w:tc>
+          <w:tcPr>
+            <w:tcW w:type="dxa" w:w="1234"/>
+          </w:tcPr>
+          <w:p>
+            <w:r>
+              <w:t>0.507</w:t>
+            </w:r>
+          </w:p>
+        </w:tc>
+        <w:tc>
+          <w:tcPr>
+            <w:tcW w:type="dxa" w:w="1234"/>
+          </w:tcPr>
+          <w:p>
+            <w:r>
+              <w:t>17</w:t>
             </w:r>
           </w:p>
         </w:tc>
@@ -2609,7 +2956,7 @@
       <w:tr>
         <w:tc>
           <w:tcPr>
-            <w:tcW w:type="dxa" w:w="1440"/>
+            <w:tcW w:type="dxa" w:w="1234"/>
           </w:tcPr>
           <w:p>
             <w:r>
@@ -2619,51 +2966,61 @@
         </w:tc>
         <w:tc>
           <w:tcPr>
-            <w:tcW w:type="dxa" w:w="1440"/>
-          </w:tcPr>
-          <w:p>
-            <w:r>
-              <w:t>0.454</w:t>
-            </w:r>
-          </w:p>
-        </w:tc>
-        <w:tc>
-          <w:tcPr>
-            <w:tcW w:type="dxa" w:w="1440"/>
-          </w:tcPr>
-          <w:p>
-            <w:r>
-              <w:t>0.464</w:t>
-            </w:r>
-          </w:p>
-        </w:tc>
-        <w:tc>
-          <w:tcPr>
-            <w:tcW w:type="dxa" w:w="1440"/>
-          </w:tcPr>
-          <w:p>
-            <w:r>
-              <w:t>0.073</w:t>
-            </w:r>
-          </w:p>
-        </w:tc>
-        <w:tc>
-          <w:tcPr>
-            <w:tcW w:type="dxa" w:w="1440"/>
-          </w:tcPr>
-          <w:p>
-            <w:r>
-              <w:t>0.558</w:t>
-            </w:r>
-          </w:p>
-        </w:tc>
-        <w:tc>
-          <w:tcPr>
-            <w:tcW w:type="dxa" w:w="1440"/>
-          </w:tcPr>
-          <w:p>
-            <w:r>
-              <w:t>0.486</w:t>
+            <w:tcW w:type="dxa" w:w="1234"/>
+          </w:tcPr>
+          <w:p>
+            <w:r>
+              <w:t>0.404</w:t>
+            </w:r>
+          </w:p>
+        </w:tc>
+        <w:tc>
+          <w:tcPr>
+            <w:tcW w:type="dxa" w:w="1234"/>
+          </w:tcPr>
+          <w:p>
+            <w:r>
+              <w:t>0.416</w:t>
+            </w:r>
+          </w:p>
+        </w:tc>
+        <w:tc>
+          <w:tcPr>
+            <w:tcW w:type="dxa" w:w="1234"/>
+          </w:tcPr>
+          <w:p>
+            <w:r>
+              <w:t>0.075</w:t>
+            </w:r>
+          </w:p>
+        </w:tc>
+        <w:tc>
+          <w:tcPr>
+            <w:tcW w:type="dxa" w:w="1234"/>
+          </w:tcPr>
+          <w:p>
+            <w:r>
+              <w:t>0.511</w:t>
+            </w:r>
+          </w:p>
+        </w:tc>
+        <w:tc>
+          <w:tcPr>
+            <w:tcW w:type="dxa" w:w="1234"/>
+          </w:tcPr>
+          <w:p>
+            <w:r>
+              <w:t>0.442</w:t>
+            </w:r>
+          </w:p>
+        </w:tc>
+        <w:tc>
+          <w:tcPr>
+            <w:tcW w:type="dxa" w:w="1234"/>
+          </w:tcPr>
+          <w:p>
+            <w:r>
+              <w:t>16</w:t>
             </w:r>
           </w:p>
         </w:tc>
@@ -2671,7 +3028,7 @@
       <w:tr>
         <w:tc>
           <w:tcPr>
-            <w:tcW w:type="dxa" w:w="1440"/>
+            <w:tcW w:type="dxa" w:w="1234"/>
           </w:tcPr>
           <w:p>
             <w:r>
@@ -2681,51 +3038,61 @@
         </w:tc>
         <w:tc>
           <w:tcPr>
-            <w:tcW w:type="dxa" w:w="1440"/>
-          </w:tcPr>
-          <w:p>
-            <w:r>
-              <w:t>0.459</w:t>
-            </w:r>
-          </w:p>
-        </w:tc>
-        <w:tc>
-          <w:tcPr>
-            <w:tcW w:type="dxa" w:w="1440"/>
-          </w:tcPr>
-          <w:p>
-            <w:r>
-              <w:t>0.473</w:t>
-            </w:r>
-          </w:p>
-        </w:tc>
-        <w:tc>
-          <w:tcPr>
-            <w:tcW w:type="dxa" w:w="1440"/>
-          </w:tcPr>
-          <w:p>
-            <w:r>
-              <w:t>0.096</w:t>
-            </w:r>
-          </w:p>
-        </w:tc>
-        <w:tc>
-          <w:tcPr>
-            <w:tcW w:type="dxa" w:w="1440"/>
-          </w:tcPr>
-          <w:p>
-            <w:r>
-              <w:t>0.545</w:t>
-            </w:r>
-          </w:p>
-        </w:tc>
-        <w:tc>
-          <w:tcPr>
-            <w:tcW w:type="dxa" w:w="1440"/>
-          </w:tcPr>
-          <w:p>
-            <w:r>
-              <w:t>0.471</w:t>
+            <w:tcW w:type="dxa" w:w="1234"/>
+          </w:tcPr>
+          <w:p>
+            <w:r>
+              <w:t>0.414</w:t>
+            </w:r>
+          </w:p>
+        </w:tc>
+        <w:tc>
+          <w:tcPr>
+            <w:tcW w:type="dxa" w:w="1234"/>
+          </w:tcPr>
+          <w:p>
+            <w:r>
+              <w:t>0.430</w:t>
+            </w:r>
+          </w:p>
+        </w:tc>
+        <w:tc>
+          <w:tcPr>
+            <w:tcW w:type="dxa" w:w="1234"/>
+          </w:tcPr>
+          <w:p>
+            <w:r>
+              <w:t>0.098</w:t>
+            </w:r>
+          </w:p>
+        </w:tc>
+        <w:tc>
+          <w:tcPr>
+            <w:tcW w:type="dxa" w:w="1234"/>
+          </w:tcPr>
+          <w:p>
+            <w:r>
+              <w:t>0.505</w:t>
+            </w:r>
+          </w:p>
+        </w:tc>
+        <w:tc>
+          <w:tcPr>
+            <w:tcW w:type="dxa" w:w="1234"/>
+          </w:tcPr>
+          <w:p>
+            <w:r>
+              <w:t>0.447</w:t>
+            </w:r>
+          </w:p>
+        </w:tc>
+        <w:tc>
+          <w:tcPr>
+            <w:tcW w:type="dxa" w:w="1234"/>
+          </w:tcPr>
+          <w:p>
+            <w:r>
+              <w:t>16</w:t>
             </w:r>
           </w:p>
         </w:tc>
@@ -2733,7 +3100,7 @@
       <w:tr>
         <w:tc>
           <w:tcPr>
-            <w:tcW w:type="dxa" w:w="1440"/>
+            <w:tcW w:type="dxa" w:w="1234"/>
           </w:tcPr>
           <w:p>
             <w:r>
@@ -2743,51 +3110,61 @@
         </w:tc>
         <w:tc>
           <w:tcPr>
-            <w:tcW w:type="dxa" w:w="1440"/>
-          </w:tcPr>
-          <w:p>
-            <w:r>
-              <w:t>0.579</w:t>
-            </w:r>
-          </w:p>
-        </w:tc>
-        <w:tc>
-          <w:tcPr>
-            <w:tcW w:type="dxa" w:w="1440"/>
-          </w:tcPr>
-          <w:p>
-            <w:r>
-              <w:t>0.491</w:t>
-            </w:r>
-          </w:p>
-        </w:tc>
-        <w:tc>
-          <w:tcPr>
-            <w:tcW w:type="dxa" w:w="1440"/>
-          </w:tcPr>
-          <w:p>
-            <w:r>
-              <w:t>0.337</w:t>
-            </w:r>
-          </w:p>
-        </w:tc>
-        <w:tc>
-          <w:tcPr>
-            <w:tcW w:type="dxa" w:w="1440"/>
-          </w:tcPr>
-          <w:p>
-            <w:r>
-              <w:t>0.581</w:t>
-            </w:r>
-          </w:p>
-        </w:tc>
-        <w:tc>
-          <w:tcPr>
-            <w:tcW w:type="dxa" w:w="1440"/>
-          </w:tcPr>
-          <w:p>
-            <w:r>
-              <w:t>0.513</w:t>
+            <w:tcW w:type="dxa" w:w="1234"/>
+          </w:tcPr>
+          <w:p>
+            <w:r>
+              <w:t>0.567</w:t>
+            </w:r>
+          </w:p>
+        </w:tc>
+        <w:tc>
+          <w:tcPr>
+            <w:tcW w:type="dxa" w:w="1234"/>
+          </w:tcPr>
+          <w:p>
+            <w:r>
+              <w:t>0.477</w:t>
+            </w:r>
+          </w:p>
+        </w:tc>
+        <w:tc>
+          <w:tcPr>
+            <w:tcW w:type="dxa" w:w="1234"/>
+          </w:tcPr>
+          <w:p>
+            <w:r>
+              <w:t>0.351</w:t>
+            </w:r>
+          </w:p>
+        </w:tc>
+        <w:tc>
+          <w:tcPr>
+            <w:tcW w:type="dxa" w:w="1234"/>
+          </w:tcPr>
+          <w:p>
+            <w:r>
+              <w:t>0.567</w:t>
+            </w:r>
+          </w:p>
+        </w:tc>
+        <w:tc>
+          <w:tcPr>
+            <w:tcW w:type="dxa" w:w="1234"/>
+          </w:tcPr>
+          <w:p>
+            <w:r>
+              <w:t>0.497</w:t>
+            </w:r>
+          </w:p>
+        </w:tc>
+        <w:tc>
+          <w:tcPr>
+            <w:tcW w:type="dxa" w:w="1234"/>
+          </w:tcPr>
+          <w:p>
+            <w:r>
+              <w:t>18</w:t>
             </w:r>
           </w:p>
         </w:tc>
@@ -2795,7 +3172,7 @@
       <w:tr>
         <w:tc>
           <w:tcPr>
-            <w:tcW w:type="dxa" w:w="1440"/>
+            <w:tcW w:type="dxa" w:w="1234"/>
           </w:tcPr>
           <w:p>
             <w:r>
@@ -2805,51 +3182,61 @@
         </w:tc>
         <w:tc>
           <w:tcPr>
-            <w:tcW w:type="dxa" w:w="1440"/>
-          </w:tcPr>
-          <w:p>
-            <w:r>
-              <w:t>0.462</w:t>
-            </w:r>
-          </w:p>
-        </w:tc>
-        <w:tc>
-          <w:tcPr>
-            <w:tcW w:type="dxa" w:w="1440"/>
-          </w:tcPr>
-          <w:p>
-            <w:r>
-              <w:t>0.483</w:t>
-            </w:r>
-          </w:p>
-        </w:tc>
-        <w:tc>
-          <w:tcPr>
-            <w:tcW w:type="dxa" w:w="1440"/>
-          </w:tcPr>
-          <w:p>
-            <w:r>
-              <w:t>0.139</w:t>
-            </w:r>
-          </w:p>
-        </w:tc>
-        <w:tc>
-          <w:tcPr>
-            <w:tcW w:type="dxa" w:w="1440"/>
-          </w:tcPr>
-          <w:p>
-            <w:r>
-              <w:t>0.612</w:t>
-            </w:r>
-          </w:p>
-        </w:tc>
-        <w:tc>
-          <w:tcPr>
-            <w:tcW w:type="dxa" w:w="1440"/>
-          </w:tcPr>
-          <w:p>
-            <w:r>
-              <w:t>0.523</w:t>
+            <w:tcW w:type="dxa" w:w="1234"/>
+          </w:tcPr>
+          <w:p>
+            <w:r>
+              <w:t>0.408</w:t>
+            </w:r>
+          </w:p>
+        </w:tc>
+        <w:tc>
+          <w:tcPr>
+            <w:tcW w:type="dxa" w:w="1234"/>
+          </w:tcPr>
+          <w:p>
+            <w:r>
+              <w:t>0.430</w:t>
+            </w:r>
+          </w:p>
+        </w:tc>
+        <w:tc>
+          <w:tcPr>
+            <w:tcW w:type="dxa" w:w="1234"/>
+          </w:tcPr>
+          <w:p>
+            <w:r>
+              <w:t>0.144</w:t>
+            </w:r>
+          </w:p>
+        </w:tc>
+        <w:tc>
+          <w:tcPr>
+            <w:tcW w:type="dxa" w:w="1234"/>
+          </w:tcPr>
+          <w:p>
+            <w:r>
+              <w:t>0.574</w:t>
+            </w:r>
+          </w:p>
+        </w:tc>
+        <w:tc>
+          <w:tcPr>
+            <w:tcW w:type="dxa" w:w="1234"/>
+          </w:tcPr>
+          <w:p>
+            <w:r>
+              <w:t>0.475</w:t>
+            </w:r>
+          </w:p>
+        </w:tc>
+        <w:tc>
+          <w:tcPr>
+            <w:tcW w:type="dxa" w:w="1234"/>
+          </w:tcPr>
+          <w:p>
+            <w:r>
+              <w:t>16</w:t>
             </w:r>
           </w:p>
         </w:tc>
@@ -2857,7 +3244,7 @@
       <w:tr>
         <w:tc>
           <w:tcPr>
-            <w:tcW w:type="dxa" w:w="1440"/>
+            <w:tcW w:type="dxa" w:w="1234"/>
           </w:tcPr>
           <w:p>
             <w:r>
@@ -2867,51 +3254,61 @@
         </w:tc>
         <w:tc>
           <w:tcPr>
-            <w:tcW w:type="dxa" w:w="1440"/>
-          </w:tcPr>
-          <w:p>
-            <w:r>
-              <w:t>0.470</w:t>
-            </w:r>
-          </w:p>
-        </w:tc>
-        <w:tc>
-          <w:tcPr>
-            <w:tcW w:type="dxa" w:w="1440"/>
-          </w:tcPr>
-          <w:p>
-            <w:r>
-              <w:t>0.484</w:t>
-            </w:r>
-          </w:p>
-        </w:tc>
-        <w:tc>
-          <w:tcPr>
-            <w:tcW w:type="dxa" w:w="1440"/>
-          </w:tcPr>
-          <w:p>
-            <w:r>
-              <w:t>0.128</w:t>
-            </w:r>
-          </w:p>
-        </w:tc>
-        <w:tc>
-          <w:tcPr>
-            <w:tcW w:type="dxa" w:w="1440"/>
-          </w:tcPr>
-          <w:p>
-            <w:r>
-              <w:t>0.610</w:t>
-            </w:r>
-          </w:p>
-        </w:tc>
-        <w:tc>
-          <w:tcPr>
-            <w:tcW w:type="dxa" w:w="1440"/>
-          </w:tcPr>
-          <w:p>
-            <w:r>
-              <w:t>0.517</w:t>
+            <w:tcW w:type="dxa" w:w="1234"/>
+          </w:tcPr>
+          <w:p>
+            <w:r>
+              <w:t>0.421</w:t>
+            </w:r>
+          </w:p>
+        </w:tc>
+        <w:tc>
+          <w:tcPr>
+            <w:tcW w:type="dxa" w:w="1234"/>
+          </w:tcPr>
+          <w:p>
+            <w:r>
+              <w:t>0.437</w:t>
+            </w:r>
+          </w:p>
+        </w:tc>
+        <w:tc>
+          <w:tcPr>
+            <w:tcW w:type="dxa" w:w="1234"/>
+          </w:tcPr>
+          <w:p>
+            <w:r>
+              <w:t>0.132</w:t>
+            </w:r>
+          </w:p>
+        </w:tc>
+        <w:tc>
+          <w:tcPr>
+            <w:tcW w:type="dxa" w:w="1234"/>
+          </w:tcPr>
+          <w:p>
+            <w:r>
+              <w:t>0.575</w:t>
+            </w:r>
+          </w:p>
+        </w:tc>
+        <w:tc>
+          <w:tcPr>
+            <w:tcW w:type="dxa" w:w="1234"/>
+          </w:tcPr>
+          <w:p>
+            <w:r>
+              <w:t>0.472</w:t>
+            </w:r>
+          </w:p>
+        </w:tc>
+        <w:tc>
+          <w:tcPr>
+            <w:tcW w:type="dxa" w:w="1234"/>
+          </w:tcPr>
+          <w:p>
+            <w:r>
+              <w:t>16</w:t>
             </w:r>
           </w:p>
         </w:tc>
@@ -2919,7 +3316,7 @@
       <w:tr>
         <w:tc>
           <w:tcPr>
-            <w:tcW w:type="dxa" w:w="1440"/>
+            <w:tcW w:type="dxa" w:w="1234"/>
           </w:tcPr>
           <w:p>
             <w:r>
@@ -2929,27 +3326,27 @@
         </w:tc>
         <w:tc>
           <w:tcPr>
-            <w:tcW w:type="dxa" w:w="1440"/>
-          </w:tcPr>
-          <w:p>
-            <w:r>
-              <w:t>0.603</w:t>
-            </w:r>
-          </w:p>
-        </w:tc>
-        <w:tc>
-          <w:tcPr>
-            <w:tcW w:type="dxa" w:w="1440"/>
-          </w:tcPr>
-          <w:p>
-            <w:r>
-              <w:t>0.496</w:t>
-            </w:r>
-          </w:p>
-        </w:tc>
-        <w:tc>
-          <w:tcPr>
-            <w:tcW w:type="dxa" w:w="1440"/>
+            <w:tcW w:type="dxa" w:w="1234"/>
+          </w:tcPr>
+          <w:p>
+            <w:r>
+              <w:t>0.579</w:t>
+            </w:r>
+          </w:p>
+        </w:tc>
+        <w:tc>
+          <w:tcPr>
+            <w:tcW w:type="dxa" w:w="1234"/>
+          </w:tcPr>
+          <w:p>
+            <w:r>
+              <w:t>0.456</w:t>
+            </w:r>
+          </w:p>
+        </w:tc>
+        <w:tc>
+          <w:tcPr>
+            <w:tcW w:type="dxa" w:w="1234"/>
           </w:tcPr>
           <w:p>
             <w:r>
@@ -2959,21 +3356,31 @@
         </w:tc>
         <w:tc>
           <w:tcPr>
-            <w:tcW w:type="dxa" w:w="1440"/>
-          </w:tcPr>
-          <w:p>
-            <w:r>
-              <w:t>0.603</w:t>
-            </w:r>
-          </w:p>
-        </w:tc>
-        <w:tc>
-          <w:tcPr>
-            <w:tcW w:type="dxa" w:w="1440"/>
-          </w:tcPr>
-          <w:p>
-            <w:r>
-              <w:t>0.532</w:t>
+            <w:tcW w:type="dxa" w:w="1234"/>
+          </w:tcPr>
+          <w:p>
+            <w:r>
+              <w:t>0.574</w:t>
+            </w:r>
+          </w:p>
+        </w:tc>
+        <w:tc>
+          <w:tcPr>
+            <w:tcW w:type="dxa" w:w="1234"/>
+          </w:tcPr>
+          <w:p>
+            <w:r>
+              <w:t>0.505</w:t>
+            </w:r>
+          </w:p>
+        </w:tc>
+        <w:tc>
+          <w:tcPr>
+            <w:tcW w:type="dxa" w:w="1234"/>
+          </w:tcPr>
+          <w:p>
+            <w:r>
+              <w:t>16</w:t>
             </w:r>
           </w:p>
         </w:tc>
@@ -2981,12 +3388,25 @@
     </w:tbl>
     <w:p>
       <w:r>
-        <w:t>PlaceNet beats the GRAMPA family on the mu-distance in every configuration, so among the prior-free methods it is again the most accurate. Polyphest is ahead of it everywhere, and the reason is structural rather than about the events. The mu-distance scores every node of the network, so it charges PlaceNet for the placement of the diploid species as well as for the polyploidization events, and PlaceNet stamps its events onto an ASTRAL backbone it never rebuilds. The diagnostic section measures that backbone term directly and finds it dominant, five times the error the event prediction contributes. A method can therefore reach a lower mu-distance while recovering the polyploidization events less accurately, and at high discordance that is what happens.</w:t>
+        <w:t>PlaceNet beats GRAMPA-iter on the mu-distance in every configuration, and iterative GRAMPA with the ploidy prior in thirteen of the fifteen, so among the prior-free methods it is again the most accurate. Polyphest is ahead of it everywhere, and the reason is structural rather than about the events. The mu-distance scores every node of the network, so it charges PlaceNet for the placement of the diploid species as well as for the polyploidization events, and PlaceNet stamps its events onto an ASTRAL backbone it never rebuilds. The diagnostic section measures that backbone term directly and finds it dominant, five times the error the event prediction contributes. A method can therefore reach a lower mu-distance while recovering the polyploidization events less accurately, and from moderate difficulty onward that is what happens.</w:t>
+      </w:r>
+    </w:p>
+    <w:p>
+      <w:pPr>
+        <w:pStyle w:val="Heading2"/>
+      </w:pPr>
+      <w:r>
+        <w:t>What the common subset leaves out</w:t>
       </w:r>
     </w:p>
     <w:p>
       <w:r>
-        <w:t>Completion runs the other way. PlaceNet reconstructs all 21 networks in every discordance configuration. Polyphest completes 17 to 20 of the 21, and on the networks it does not complete PlaceNet still returns an answer.</w:t>
+        <w:t>Restricting every method to the networks all of them completed removes four to five networks per configuration, and those are networks PlaceNet reconstructed and at least one competitor did not. PlaceNet completes all 21 in every discordance configuration, against 17 to 20 for Polyphest.</w:t>
+      </w:r>
+    </w:p>
+    <w:p>
+      <w:r>
+        <w:t>Those networks are harder, and honestly so. PlaceNet's mu-distance on them runs from 0.56 to 0.73, against 0.39 to 0.61 on the common subset, so they are not networks it finds easy while the competitors merely declined them. The claim is that it returns an answer where the alternatives return nothing, not that the answer is as good as its average.</w:t>
       </w:r>
     </w:p>
     <w:p>
@@ -2999,7 +3419,7 @@
     </w:p>
     <w:p>
       <w:r>
-        <w:t>The PlaceNet reconstructs a network in seconds. Its per-network compute beyond the ASTRAL step is about eight seconds on the benchmark, of which the graph neural network forward pass is a fraction of a second and the remainder is feature extraction from the gene trees. ASTRAL adds a few seconds. Polyphest, by contrast, has a runtime that ranges over four orders of magnitude and often does not terminate at all. On one configuration's twenty-one networks its wall time ran from about four minutes on the easiest network to more than three days on the hardest network that completed, and a majority did not complete within reasonable limits. Five networks reached a five-day time limit without finishing, nine exhausted memory, and several of those that did complete took between one and three and a half days. So the method offers a bounded runtime of seconds per network against a search whose runtime is variable, can reach days, and frequently ends in a timeout or an out-of-memory failure rather than an answer.</w:t>
+        <w:t>PlaceNet reconstructs a network in seconds. Its per-network compute beyond the ASTRAL step is about eight seconds on the benchmark, of which the graph neural network forward pass is a fraction of a second and the remainder is feature extraction from the gene trees. ASTRAL adds a few seconds. Polyphest, by contrast, has a runtime that ranges over four orders of magnitude and often does not terminate at all. On one configuration's twenty-one networks its wall time ran from about four minutes on the easiest network to more than three days on the hardest network that completed, and a majority did not complete within reasonable limits. Five networks reached a five-day time limit without finishing, nine exhausted memory, and several of those that did complete took between one and three and a half days. So the method offers a bounded runtime of seconds per network against a search whose runtime is variable, can reach days, and frequently ends in a timeout or an out-of-memory failure rather than an answer.</w:t>
       </w:r>
     </w:p>
     <w:p>
@@ -3012,12 +3432,12 @@
     </w:p>
     <w:p>
       <w:r>
-        <w:t>PlaceNet recovers the polyploidization events more accurately than any existing method in the conditions that real polyploid data present. On the reticulation descendants measure it leads Polyphest in eight of the fifteen configurations and is level in a ninth, and those are the configurations with high discordance or fractionation rather than a scattered subset. Against iterative GRAMPA, the peer that also works without a supplied ploidy, it leads on every measure in almost every configuration. It reconstructs every network in seconds with a bounded runtime, where Polyphest is variable, can take days, and often returns nothing at all.</w:t>
+        <w:t>PlaceNet identifies the polyploid lineages more accurately than any existing method in the conditions that real polyploid data present. With a single fixed decode it is ahead of Polyphest on the reticulation descendants measure in eleven of the fifteen configurations, losing only the four with the least discordance and an intact copy number. Against iterative GRAMPA, the peer that also works without a supplied ploidy, it leads on every measure in almost every configuration. It reconstructs every network in seconds with a bounded runtime, where Polyphest is variable, can take days, and often returns nothing at all.</w:t>
       </w:r>
     </w:p>
     <w:p>
       <w:r>
-        <w:t>Two limits are worth stating plainly. Polyphest recovers the parental context better in every configuration, because the partner head is the weaker of the method's two heads and inherits the error of a backbone the method does not rebuild. And Polyphest is ahead on the mu-distance everywhere, because that measure scores every node and therefore charges PlaceNet for the same backbone. Both limits point at the same cause, which the diagnostic section quantifies and the future-work section addresses, and neither changes the regime in which the method is preferable.</w:t>
+        <w:t>Two limits are worth stating plainly. Polyphest recovers the parental context better in every configuration, and it is ahead on the mu-distance in every configuration as well. Both have the same cause. The partner head is the weaker of the method's two heads, and the mu-distance scores every node of the network, so both charge PlaceNet for the ASTRAL backbone it never rebuilds. The diagnostic section measures that term and finds it five times the error the event prediction contributes, which makes rebuilding the backbone the single change that would move both.</w:t>
       </w:r>
     </w:p>
     <w:p>
@@ -3210,7 +3630,7 @@
     </w:p>
     <w:p>
       <w:r>
-        <w:t>The numbers above are on the validation split, which is drawn from the same simulator as the training data. On the empirical benchmark of 21 published networks the model reaches a higher mu-distance, around 0.42 to 0.60, and that gap from the validation 0.202 is not explained by the decomposition above. It is distribution shift. The benchmark topologies differ from the simulated training topologies, and the model generalises to them imperfectly. This is a distinct source of error from the backbone and the events, and it is analysed in the results chapter. The point here is only that the in-distribution decomposition and the benchmark gap must be kept apart, because conflating them is what produced the earlier incorrect conclusion.</w:t>
+        <w:t>The numbers above are on the validation split, which is drawn from the same simulator as the training data. On the empirical benchmark of 21 published networks the model reaches a higher mu-distance, around 0.39 to 0.61, and that gap from the validation 0.202 is not explained by the decomposition above. It is distribution shift. The benchmark topologies differ from the simulated training topologies, and the model generalises to them imperfectly. This is a distinct source of error from the backbone and the events, and it is analysed in the results chapter. The point here is only that the in-distribution decomposition and the benchmark gap must be kept apart, because conflating them is what produced the earlier incorrect conclusion.</w:t>
       </w:r>
     </w:p>
     <w:p>
@@ -3311,7 +3731,7 @@
     </w:p>
     <w:p>
       <w:r>
-        <w:t>The tables report the mean of each measure across the benchmark networks at the three fractionation levels. Lower is better. Both decode modes of PlaceNet are shown. The reticulation-count difference is the mean number of reticulations by which a method misses the truth, the reticulation-leaf and reticulation-sister Jaccards are the two event measures.</w:t>
+        <w:t>The tables report the mean of each measure at the three fractionation levels, with every method restricted to the networks all of them completed, 18 at mild and medium retention and 16 at severe. Lower is better. Both decode modes of PlaceNet are shown.</w:t>
       </w:r>
     </w:p>
     <w:p>
@@ -3326,16 +3746,15 @@
         <w:tblLook w:firstColumn="1" w:firstRow="1" w:lastColumn="0" w:lastRow="0" w:noHBand="0" w:noVBand="1" w:val="04A0"/>
       </w:tblPr>
       <w:tblGrid>
-        <w:gridCol w:w="1728"/>
-        <w:gridCol w:w="1728"/>
-        <w:gridCol w:w="1728"/>
-        <w:gridCol w:w="1728"/>
-        <w:gridCol w:w="1728"/>
+        <w:gridCol w:w="2160"/>
+        <w:gridCol w:w="2160"/>
+        <w:gridCol w:w="2160"/>
+        <w:gridCol w:w="2160"/>
       </w:tblGrid>
       <w:tr>
         <w:tc>
           <w:tcPr>
-            <w:tcW w:type="dxa" w:w="1728"/>
+            <w:tcW w:type="dxa" w:w="2160"/>
           </w:tcPr>
           <w:p>
             <w:r>
@@ -3348,7 +3767,7 @@
         </w:tc>
         <w:tc>
           <w:tcPr>
-            <w:tcW w:type="dxa" w:w="1728"/>
+            <w:tcW w:type="dxa" w:w="2160"/>
           </w:tcPr>
           <w:p>
             <w:r>
@@ -3361,7 +3780,7 @@
         </w:tc>
         <w:tc>
           <w:tcPr>
-            <w:tcW w:type="dxa" w:w="1728"/>
+            <w:tcW w:type="dxa" w:w="2160"/>
           </w:tcPr>
           <w:p>
             <w:r>
@@ -3374,20 +3793,7 @@
         </w:tc>
         <w:tc>
           <w:tcPr>
-            <w:tcW w:type="dxa" w:w="1728"/>
-          </w:tcPr>
-          <w:p>
-            <w:r>
-              <w:rPr>
-                <w:b/>
-              </w:rPr>
-              <w:t>num_rets</w:t>
-            </w:r>
-          </w:p>
-        </w:tc>
-        <w:tc>
-          <w:tcPr>
-            <w:tcW w:type="dxa" w:w="1728"/>
+            <w:tcW w:type="dxa" w:w="2160"/>
           </w:tcPr>
           <w:p>
             <w:r>
@@ -3402,7 +3808,7 @@
       <w:tr>
         <w:tc>
           <w:tcPr>
-            <w:tcW w:type="dxa" w:w="1728"/>
+            <w:tcW w:type="dxa" w:w="2160"/>
           </w:tcPr>
           <w:p>
             <w:r>
@@ -3412,37 +3818,27 @@
         </w:tc>
         <w:tc>
           <w:tcPr>
-            <w:tcW w:type="dxa" w:w="1728"/>
-          </w:tcPr>
-          <w:p>
-            <w:r>
-              <w:t>0.170</w:t>
-            </w:r>
-          </w:p>
-        </w:tc>
-        <w:tc>
-          <w:tcPr>
-            <w:tcW w:type="dxa" w:w="1728"/>
-          </w:tcPr>
-          <w:p>
-            <w:r>
-              <w:t>0.497</w:t>
-            </w:r>
-          </w:p>
-        </w:tc>
-        <w:tc>
-          <w:tcPr>
-            <w:tcW w:type="dxa" w:w="1728"/>
-          </w:tcPr>
-          <w:p>
-            <w:r>
-              <w:t>3.79</w:t>
-            </w:r>
-          </w:p>
-        </w:tc>
-        <w:tc>
-          <w:tcPr>
-            <w:tcW w:type="dxa" w:w="1728"/>
+            <w:tcW w:type="dxa" w:w="2160"/>
+          </w:tcPr>
+          <w:p>
+            <w:r>
+              <w:t>0.160</w:t>
+            </w:r>
+          </w:p>
+        </w:tc>
+        <w:tc>
+          <w:tcPr>
+            <w:tcW w:type="dxa" w:w="2160"/>
+          </w:tcPr>
+          <w:p>
+            <w:r>
+              <w:t>0.474</w:t>
+            </w:r>
+          </w:p>
+        </w:tc>
+        <w:tc>
+          <w:tcPr>
+            <w:tcW w:type="dxa" w:w="2160"/>
           </w:tcPr>
           <w:p>
             <w:r>
@@ -3454,7 +3850,7 @@
       <w:tr>
         <w:tc>
           <w:tcPr>
-            <w:tcW w:type="dxa" w:w="1728"/>
+            <w:tcW w:type="dxa" w:w="2160"/>
           </w:tcPr>
           <w:p>
             <w:r>
@@ -3464,37 +3860,27 @@
         </w:tc>
         <w:tc>
           <w:tcPr>
-            <w:tcW w:type="dxa" w:w="1728"/>
-          </w:tcPr>
-          <w:p>
-            <w:r>
-              <w:t>0.242</w:t>
-            </w:r>
-          </w:p>
-        </w:tc>
-        <w:tc>
-          <w:tcPr>
-            <w:tcW w:type="dxa" w:w="1728"/>
-          </w:tcPr>
-          <w:p>
-            <w:r>
-              <w:t>0.542</w:t>
-            </w:r>
-          </w:p>
-        </w:tc>
-        <w:tc>
-          <w:tcPr>
-            <w:tcW w:type="dxa" w:w="1728"/>
-          </w:tcPr>
-          <w:p>
-            <w:r>
-              <w:t>4.24</w:t>
-            </w:r>
-          </w:p>
-        </w:tc>
-        <w:tc>
-          <w:tcPr>
-            <w:tcW w:type="dxa" w:w="1728"/>
+            <w:tcW w:type="dxa" w:w="2160"/>
+          </w:tcPr>
+          <w:p>
+            <w:r>
+              <w:t>0.233</w:t>
+            </w:r>
+          </w:p>
+        </w:tc>
+        <w:tc>
+          <w:tcPr>
+            <w:tcW w:type="dxa" w:w="2160"/>
+          </w:tcPr>
+          <w:p>
+            <w:r>
+              <w:t>0.519</w:t>
+            </w:r>
+          </w:p>
+        </w:tc>
+        <w:tc>
+          <w:tcPr>
+            <w:tcW w:type="dxa" w:w="2160"/>
           </w:tcPr>
           <w:p>
             <w:r>
@@ -3506,7 +3892,7 @@
       <w:tr>
         <w:tc>
           <w:tcPr>
-            <w:tcW w:type="dxa" w:w="1728"/>
+            <w:tcW w:type="dxa" w:w="2160"/>
           </w:tcPr>
           <w:p>
             <w:r>
@@ -3516,41 +3902,31 @@
         </w:tc>
         <w:tc>
           <w:tcPr>
-            <w:tcW w:type="dxa" w:w="1728"/>
-          </w:tcPr>
-          <w:p>
-            <w:r>
-              <w:t>0.233</w:t>
-            </w:r>
-          </w:p>
-        </w:tc>
-        <w:tc>
-          <w:tcPr>
-            <w:tcW w:type="dxa" w:w="1728"/>
-          </w:tcPr>
-          <w:p>
-            <w:r>
-              <w:t>0.329</w:t>
-            </w:r>
-          </w:p>
-        </w:tc>
-        <w:tc>
-          <w:tcPr>
-            <w:tcW w:type="dxa" w:w="1728"/>
-          </w:tcPr>
-          <w:p>
-            <w:r>
-              <w:t>2.46</w:t>
-            </w:r>
-          </w:p>
-        </w:tc>
-        <w:tc>
-          <w:tcPr>
-            <w:tcW w:type="dxa" w:w="1728"/>
-          </w:tcPr>
-          <w:p>
-            <w:r>
-              <w:t>0.249</w:t>
+            <w:tcW w:type="dxa" w:w="2160"/>
+          </w:tcPr>
+          <w:p>
+            <w:r>
+              <w:t>0.244</w:t>
+            </w:r>
+          </w:p>
+        </w:tc>
+        <w:tc>
+          <w:tcPr>
+            <w:tcW w:type="dxa" w:w="2160"/>
+          </w:tcPr>
+          <w:p>
+            <w:r>
+              <w:t>0.335</w:t>
+            </w:r>
+          </w:p>
+        </w:tc>
+        <w:tc>
+          <w:tcPr>
+            <w:tcW w:type="dxa" w:w="2160"/>
+          </w:tcPr>
+          <w:p>
+            <w:r>
+              <w:t>0.251</w:t>
             </w:r>
           </w:p>
         </w:tc>
@@ -3558,7 +3934,7 @@
       <w:tr>
         <w:tc>
           <w:tcPr>
-            <w:tcW w:type="dxa" w:w="1728"/>
+            <w:tcW w:type="dxa" w:w="2160"/>
           </w:tcPr>
           <w:p>
             <w:r>
@@ -3568,41 +3944,31 @@
         </w:tc>
         <w:tc>
           <w:tcPr>
-            <w:tcW w:type="dxa" w:w="1728"/>
-          </w:tcPr>
-          <w:p>
-            <w:r>
-              <w:t>0.499</w:t>
-            </w:r>
-          </w:p>
-        </w:tc>
-        <w:tc>
-          <w:tcPr>
-            <w:tcW w:type="dxa" w:w="1728"/>
-          </w:tcPr>
-          <w:p>
-            <w:r>
-              <w:t>0.709</w:t>
-            </w:r>
-          </w:p>
-        </w:tc>
-        <w:tc>
-          <w:tcPr>
-            <w:tcW w:type="dxa" w:w="1728"/>
-          </w:tcPr>
-          <w:p>
-            <w:r>
-              <w:t>4.42</w:t>
-            </w:r>
-          </w:p>
-        </w:tc>
-        <w:tc>
-          <w:tcPr>
-            <w:tcW w:type="dxa" w:w="1728"/>
-          </w:tcPr>
-          <w:p>
-            <w:r>
-              <w:t>0.553</w:t>
+            <w:tcW w:type="dxa" w:w="2160"/>
+          </w:tcPr>
+          <w:p>
+            <w:r>
+              <w:t>0.492</w:t>
+            </w:r>
+          </w:p>
+        </w:tc>
+        <w:tc>
+          <w:tcPr>
+            <w:tcW w:type="dxa" w:w="2160"/>
+          </w:tcPr>
+          <w:p>
+            <w:r>
+              <w:t>0.705</w:t>
+            </w:r>
+          </w:p>
+        </w:tc>
+        <w:tc>
+          <w:tcPr>
+            <w:tcW w:type="dxa" w:w="2160"/>
+          </w:tcPr>
+          <w:p>
+            <w:r>
+              <w:t>0.546</w:t>
             </w:r>
           </w:p>
         </w:tc>
@@ -3610,7 +3976,7 @@
       <w:tr>
         <w:tc>
           <w:tcPr>
-            <w:tcW w:type="dxa" w:w="1728"/>
+            <w:tcW w:type="dxa" w:w="2160"/>
           </w:tcPr>
           <w:p>
             <w:r>
@@ -3620,41 +3986,31 @@
         </w:tc>
         <w:tc>
           <w:tcPr>
-            <w:tcW w:type="dxa" w:w="1728"/>
-          </w:tcPr>
-          <w:p>
-            <w:r>
-              <w:t>0.266</w:t>
-            </w:r>
-          </w:p>
-        </w:tc>
-        <w:tc>
-          <w:tcPr>
-            <w:tcW w:type="dxa" w:w="1728"/>
-          </w:tcPr>
-          <w:p>
-            <w:r>
-              <w:t>0.593</w:t>
-            </w:r>
-          </w:p>
-        </w:tc>
-        <w:tc>
-          <w:tcPr>
-            <w:tcW w:type="dxa" w:w="1728"/>
-          </w:tcPr>
-          <w:p>
-            <w:r>
-              <w:t>4.40</w:t>
-            </w:r>
-          </w:p>
-        </w:tc>
-        <w:tc>
-          <w:tcPr>
-            <w:tcW w:type="dxa" w:w="1728"/>
-          </w:tcPr>
-          <w:p>
-            <w:r>
-              <w:t>0.500</w:t>
+            <w:tcW w:type="dxa" w:w="2160"/>
+          </w:tcPr>
+          <w:p>
+            <w:r>
+              <w:t>0.249</w:t>
+            </w:r>
+          </w:p>
+        </w:tc>
+        <w:tc>
+          <w:tcPr>
+            <w:tcW w:type="dxa" w:w="2160"/>
+          </w:tcPr>
+          <w:p>
+            <w:r>
+              <w:t>0.585</w:t>
+            </w:r>
+          </w:p>
+        </w:tc>
+        <w:tc>
+          <w:tcPr>
+            <w:tcW w:type="dxa" w:w="2160"/>
+          </w:tcPr>
+          <w:p>
+            <w:r>
+              <w:t>0.491</w:t>
             </w:r>
           </w:p>
         </w:tc>
@@ -3672,16 +4028,15 @@
         <w:tblLook w:firstColumn="1" w:firstRow="1" w:lastColumn="0" w:lastRow="0" w:noHBand="0" w:noVBand="1" w:val="04A0"/>
       </w:tblPr>
       <w:tblGrid>
-        <w:gridCol w:w="1728"/>
-        <w:gridCol w:w="1728"/>
-        <w:gridCol w:w="1728"/>
-        <w:gridCol w:w="1728"/>
-        <w:gridCol w:w="1728"/>
+        <w:gridCol w:w="2160"/>
+        <w:gridCol w:w="2160"/>
+        <w:gridCol w:w="2160"/>
+        <w:gridCol w:w="2160"/>
       </w:tblGrid>
       <w:tr>
         <w:tc>
           <w:tcPr>
-            <w:tcW w:type="dxa" w:w="1728"/>
+            <w:tcW w:type="dxa" w:w="2160"/>
           </w:tcPr>
           <w:p>
             <w:r>
@@ -3694,7 +4049,7 @@
         </w:tc>
         <w:tc>
           <w:tcPr>
-            <w:tcW w:type="dxa" w:w="1728"/>
+            <w:tcW w:type="dxa" w:w="2160"/>
           </w:tcPr>
           <w:p>
             <w:r>
@@ -3707,7 +4062,7 @@
         </w:tc>
         <w:tc>
           <w:tcPr>
-            <w:tcW w:type="dxa" w:w="1728"/>
+            <w:tcW w:type="dxa" w:w="2160"/>
           </w:tcPr>
           <w:p>
             <w:r>
@@ -3720,20 +4075,7 @@
         </w:tc>
         <w:tc>
           <w:tcPr>
-            <w:tcW w:type="dxa" w:w="1728"/>
-          </w:tcPr>
-          <w:p>
-            <w:r>
-              <w:rPr>
-                <w:b/>
-              </w:rPr>
-              <w:t>num_rets</w:t>
-            </w:r>
-          </w:p>
-        </w:tc>
-        <w:tc>
-          <w:tcPr>
-            <w:tcW w:type="dxa" w:w="1728"/>
+            <w:tcW w:type="dxa" w:w="2160"/>
           </w:tcPr>
           <w:p>
             <w:r>
@@ -3748,7 +4090,7 @@
       <w:tr>
         <w:tc>
           <w:tcPr>
-            <w:tcW w:type="dxa" w:w="1728"/>
+            <w:tcW w:type="dxa" w:w="2160"/>
           </w:tcPr>
           <w:p>
             <w:r>
@@ -3758,41 +4100,31 @@
         </w:tc>
         <w:tc>
           <w:tcPr>
-            <w:tcW w:type="dxa" w:w="1728"/>
-          </w:tcPr>
-          <w:p>
-            <w:r>
-              <w:t>0.670</w:t>
-            </w:r>
-          </w:p>
-        </w:tc>
-        <w:tc>
-          <w:tcPr>
-            <w:tcW w:type="dxa" w:w="1728"/>
-          </w:tcPr>
-          <w:p>
-            <w:r>
-              <w:t>0.827</w:t>
-            </w:r>
-          </w:p>
-        </w:tc>
-        <w:tc>
-          <w:tcPr>
-            <w:tcW w:type="dxa" w:w="1728"/>
-          </w:tcPr>
-          <w:p>
-            <w:r>
-              <w:t>7.51</w:t>
-            </w:r>
-          </w:p>
-        </w:tc>
-        <w:tc>
-          <w:tcPr>
-            <w:tcW w:type="dxa" w:w="1728"/>
-          </w:tcPr>
-          <w:p>
-            <w:r>
-              <w:t>0.587</w:t>
+            <w:tcW w:type="dxa" w:w="2160"/>
+          </w:tcPr>
+          <w:p>
+            <w:r>
+              <w:t>0.682</w:t>
+            </w:r>
+          </w:p>
+        </w:tc>
+        <w:tc>
+          <w:tcPr>
+            <w:tcW w:type="dxa" w:w="2160"/>
+          </w:tcPr>
+          <w:p>
+            <w:r>
+              <w:t>0.829</w:t>
+            </w:r>
+          </w:p>
+        </w:tc>
+        <w:tc>
+          <w:tcPr>
+            <w:tcW w:type="dxa" w:w="2160"/>
+          </w:tcPr>
+          <w:p>
+            <w:r>
+              <w:t>0.577</w:t>
             </w:r>
           </w:p>
         </w:tc>
@@ -3800,7 +4132,7 @@
       <w:tr>
         <w:tc>
           <w:tcPr>
-            <w:tcW w:type="dxa" w:w="1728"/>
+            <w:tcW w:type="dxa" w:w="2160"/>
           </w:tcPr>
           <w:p>
             <w:r>
@@ -3810,7 +4142,7 @@
         </w:tc>
         <w:tc>
           <w:tcPr>
-            <w:tcW w:type="dxa" w:w="1728"/>
+            <w:tcW w:type="dxa" w:w="2160"/>
           </w:tcPr>
           <w:p>
             <w:r>
@@ -3820,31 +4152,21 @@
         </w:tc>
         <w:tc>
           <w:tcPr>
-            <w:tcW w:type="dxa" w:w="1728"/>
-          </w:tcPr>
-          <w:p>
-            <w:r>
-              <w:t>0.723</w:t>
-            </w:r>
-          </w:p>
-        </w:tc>
-        <w:tc>
-          <w:tcPr>
-            <w:tcW w:type="dxa" w:w="1728"/>
-          </w:tcPr>
-          <w:p>
-            <w:r>
-              <w:t>6.07</w:t>
-            </w:r>
-          </w:p>
-        </w:tc>
-        <w:tc>
-          <w:tcPr>
-            <w:tcW w:type="dxa" w:w="1728"/>
-          </w:tcPr>
-          <w:p>
-            <w:r>
-              <w:t>0.538</w:t>
+            <w:tcW w:type="dxa" w:w="2160"/>
+          </w:tcPr>
+          <w:p>
+            <w:r>
+              <w:t>0.720</w:t>
+            </w:r>
+          </w:p>
+        </w:tc>
+        <w:tc>
+          <w:tcPr>
+            <w:tcW w:type="dxa" w:w="2160"/>
+          </w:tcPr>
+          <w:p>
+            <w:r>
+              <w:t>0.532</w:t>
             </w:r>
           </w:p>
         </w:tc>
@@ -3852,7 +4174,7 @@
       <w:tr>
         <w:tc>
           <w:tcPr>
-            <w:tcW w:type="dxa" w:w="1728"/>
+            <w:tcW w:type="dxa" w:w="2160"/>
           </w:tcPr>
           <w:p>
             <w:r>
@@ -3862,41 +4184,31 @@
         </w:tc>
         <w:tc>
           <w:tcPr>
-            <w:tcW w:type="dxa" w:w="1728"/>
-          </w:tcPr>
-          <w:p>
-            <w:r>
-              <w:t>0.594</w:t>
-            </w:r>
-          </w:p>
-        </w:tc>
-        <w:tc>
-          <w:tcPr>
-            <w:tcW w:type="dxa" w:w="1728"/>
-          </w:tcPr>
-          <w:p>
-            <w:r>
-              <w:t>0.755</w:t>
-            </w:r>
-          </w:p>
-        </w:tc>
-        <w:tc>
-          <w:tcPr>
-            <w:tcW w:type="dxa" w:w="1728"/>
-          </w:tcPr>
-          <w:p>
-            <w:r>
-              <w:t>5.94</w:t>
-            </w:r>
-          </w:p>
-        </w:tc>
-        <w:tc>
-          <w:tcPr>
-            <w:tcW w:type="dxa" w:w="1728"/>
-          </w:tcPr>
-          <w:p>
-            <w:r>
-              <w:t>0.422</w:t>
+            <w:tcW w:type="dxa" w:w="2160"/>
+          </w:tcPr>
+          <w:p>
+            <w:r>
+              <w:t>0.609</w:t>
+            </w:r>
+          </w:p>
+        </w:tc>
+        <w:tc>
+          <w:tcPr>
+            <w:tcW w:type="dxa" w:w="2160"/>
+          </w:tcPr>
+          <w:p>
+            <w:r>
+              <w:t>0.766</w:t>
+            </w:r>
+          </w:p>
+        </w:tc>
+        <w:tc>
+          <w:tcPr>
+            <w:tcW w:type="dxa" w:w="2160"/>
+          </w:tcPr>
+          <w:p>
+            <w:r>
+              <w:t>0.420</w:t>
             </w:r>
           </w:p>
         </w:tc>
@@ -3904,7 +4216,7 @@
       <w:tr>
         <w:tc>
           <w:tcPr>
-            <w:tcW w:type="dxa" w:w="1728"/>
+            <w:tcW w:type="dxa" w:w="2160"/>
           </w:tcPr>
           <w:p>
             <w:r>
@@ -3914,41 +4226,31 @@
         </w:tc>
         <w:tc>
           <w:tcPr>
-            <w:tcW w:type="dxa" w:w="1728"/>
-          </w:tcPr>
-          <w:p>
-            <w:r>
-              <w:t>0.556</w:t>
-            </w:r>
-          </w:p>
-        </w:tc>
-        <w:tc>
-          <w:tcPr>
-            <w:tcW w:type="dxa" w:w="1728"/>
-          </w:tcPr>
-          <w:p>
-            <w:r>
-              <w:t>0.742</w:t>
-            </w:r>
-          </w:p>
-        </w:tc>
-        <w:tc>
-          <w:tcPr>
-            <w:tcW w:type="dxa" w:w="1728"/>
-          </w:tcPr>
-          <w:p>
-            <w:r>
-              <w:t>5.11</w:t>
-            </w:r>
-          </w:p>
-        </w:tc>
-        <w:tc>
-          <w:tcPr>
-            <w:tcW w:type="dxa" w:w="1728"/>
-          </w:tcPr>
-          <w:p>
-            <w:r>
-              <w:t>0.553</w:t>
+            <w:tcW w:type="dxa" w:w="2160"/>
+          </w:tcPr>
+          <w:p>
+            <w:r>
+              <w:t>0.542</w:t>
+            </w:r>
+          </w:p>
+        </w:tc>
+        <w:tc>
+          <w:tcPr>
+            <w:tcW w:type="dxa" w:w="2160"/>
+          </w:tcPr>
+          <w:p>
+            <w:r>
+              <w:t>0.733</w:t>
+            </w:r>
+          </w:p>
+        </w:tc>
+        <w:tc>
+          <w:tcPr>
+            <w:tcW w:type="dxa" w:w="2160"/>
+          </w:tcPr>
+          <w:p>
+            <w:r>
+              <w:t>0.535</w:t>
             </w:r>
           </w:p>
         </w:tc>
@@ -3956,7 +4258,7 @@
       <w:tr>
         <w:tc>
           <w:tcPr>
-            <w:tcW w:type="dxa" w:w="1728"/>
+            <w:tcW w:type="dxa" w:w="2160"/>
           </w:tcPr>
           <w:p>
             <w:r>
@@ -3966,41 +4268,31 @@
         </w:tc>
         <w:tc>
           <w:tcPr>
-            <w:tcW w:type="dxa" w:w="1728"/>
-          </w:tcPr>
-          <w:p>
-            <w:r>
-              <w:t>0.677</w:t>
-            </w:r>
-          </w:p>
-        </w:tc>
-        <w:tc>
-          <w:tcPr>
-            <w:tcW w:type="dxa" w:w="1728"/>
-          </w:tcPr>
-          <w:p>
-            <w:r>
-              <w:t>0.840</w:t>
-            </w:r>
-          </w:p>
-        </w:tc>
-        <w:tc>
-          <w:tcPr>
-            <w:tcW w:type="dxa" w:w="1728"/>
-          </w:tcPr>
-          <w:p>
-            <w:r>
-              <w:t>7.33</w:t>
-            </w:r>
-          </w:p>
-        </w:tc>
-        <w:tc>
-          <w:tcPr>
-            <w:tcW w:type="dxa" w:w="1728"/>
-          </w:tcPr>
-          <w:p>
-            <w:r>
-              <w:t>0.574</w:t>
+            <w:tcW w:type="dxa" w:w="2160"/>
+          </w:tcPr>
+          <w:p>
+            <w:r>
+              <w:t>0.672</w:t>
+            </w:r>
+          </w:p>
+        </w:tc>
+        <w:tc>
+          <w:tcPr>
+            <w:tcW w:type="dxa" w:w="2160"/>
+          </w:tcPr>
+          <w:p>
+            <w:r>
+              <w:t>0.836</w:t>
+            </w:r>
+          </w:p>
+        </w:tc>
+        <w:tc>
+          <w:tcPr>
+            <w:tcW w:type="dxa" w:w="2160"/>
+          </w:tcPr>
+          <w:p>
+            <w:r>
+              <w:t>0.562</w:t>
             </w:r>
           </w:p>
         </w:tc>
@@ -4018,16 +4310,15 @@
         <w:tblLook w:firstColumn="1" w:firstRow="1" w:lastColumn="0" w:lastRow="0" w:noHBand="0" w:noVBand="1" w:val="04A0"/>
       </w:tblPr>
       <w:tblGrid>
-        <w:gridCol w:w="1728"/>
-        <w:gridCol w:w="1728"/>
-        <w:gridCol w:w="1728"/>
-        <w:gridCol w:w="1728"/>
-        <w:gridCol w:w="1728"/>
+        <w:gridCol w:w="2160"/>
+        <w:gridCol w:w="2160"/>
+        <w:gridCol w:w="2160"/>
+        <w:gridCol w:w="2160"/>
       </w:tblGrid>
       <w:tr>
         <w:tc>
           <w:tcPr>
-            <w:tcW w:type="dxa" w:w="1728"/>
+            <w:tcW w:type="dxa" w:w="2160"/>
           </w:tcPr>
           <w:p>
             <w:r>
@@ -4040,7 +4331,7 @@
         </w:tc>
         <w:tc>
           <w:tcPr>
-            <w:tcW w:type="dxa" w:w="1728"/>
+            <w:tcW w:type="dxa" w:w="2160"/>
           </w:tcPr>
           <w:p>
             <w:r>
@@ -4053,7 +4344,7 @@
         </w:tc>
         <w:tc>
           <w:tcPr>
-            <w:tcW w:type="dxa" w:w="1728"/>
+            <w:tcW w:type="dxa" w:w="2160"/>
           </w:tcPr>
           <w:p>
             <w:r>
@@ -4066,20 +4357,7 @@
         </w:tc>
         <w:tc>
           <w:tcPr>
-            <w:tcW w:type="dxa" w:w="1728"/>
-          </w:tcPr>
-          <w:p>
-            <w:r>
-              <w:rPr>
-                <w:b/>
-              </w:rPr>
-              <w:t>num_rets</w:t>
-            </w:r>
-          </w:p>
-        </w:tc>
-        <w:tc>
-          <w:tcPr>
-            <w:tcW w:type="dxa" w:w="1728"/>
+            <w:tcW w:type="dxa" w:w="2160"/>
           </w:tcPr>
           <w:p>
             <w:r>
@@ -4094,7 +4372,7 @@
       <w:tr>
         <w:tc>
           <w:tcPr>
-            <w:tcW w:type="dxa" w:w="1728"/>
+            <w:tcW w:type="dxa" w:w="2160"/>
           </w:tcPr>
           <w:p>
             <w:r>
@@ -4104,41 +4382,31 @@
         </w:tc>
         <w:tc>
           <w:tcPr>
-            <w:tcW w:type="dxa" w:w="1728"/>
-          </w:tcPr>
-          <w:p>
-            <w:r>
-              <w:t>0.903</w:t>
-            </w:r>
-          </w:p>
-        </w:tc>
-        <w:tc>
-          <w:tcPr>
-            <w:tcW w:type="dxa" w:w="1728"/>
-          </w:tcPr>
-          <w:p>
-            <w:r>
-              <w:t>0.958</w:t>
-            </w:r>
-          </w:p>
-        </w:tc>
-        <w:tc>
-          <w:tcPr>
-            <w:tcW w:type="dxa" w:w="1728"/>
-          </w:tcPr>
-          <w:p>
-            <w:r>
-              <w:t>9.58</w:t>
-            </w:r>
-          </w:p>
-        </w:tc>
-        <w:tc>
-          <w:tcPr>
-            <w:tcW w:type="dxa" w:w="1728"/>
-          </w:tcPr>
-          <w:p>
-            <w:r>
-              <w:t>0.563</w:t>
+            <w:tcW w:type="dxa" w:w="2160"/>
+          </w:tcPr>
+          <w:p>
+            <w:r>
+              <w:t>0.922</w:t>
+            </w:r>
+          </w:p>
+        </w:tc>
+        <w:tc>
+          <w:tcPr>
+            <w:tcW w:type="dxa" w:w="2160"/>
+          </w:tcPr>
+          <w:p>
+            <w:r>
+              <w:t>0.964</w:t>
+            </w:r>
+          </w:p>
+        </w:tc>
+        <w:tc>
+          <w:tcPr>
+            <w:tcW w:type="dxa" w:w="2160"/>
+          </w:tcPr>
+          <w:p>
+            <w:r>
+              <w:t>0.548</w:t>
             </w:r>
           </w:p>
         </w:tc>
@@ -4146,7 +4414,7 @@
       <w:tr>
         <w:tc>
           <w:tcPr>
-            <w:tcW w:type="dxa" w:w="1728"/>
+            <w:tcW w:type="dxa" w:w="2160"/>
           </w:tcPr>
           <w:p>
             <w:r>
@@ -4156,41 +4424,31 @@
         </w:tc>
         <w:tc>
           <w:tcPr>
-            <w:tcW w:type="dxa" w:w="1728"/>
-          </w:tcPr>
-          <w:p>
-            <w:r>
-              <w:t>0.832</w:t>
-            </w:r>
-          </w:p>
-        </w:tc>
-        <w:tc>
-          <w:tcPr>
-            <w:tcW w:type="dxa" w:w="1728"/>
-          </w:tcPr>
-          <w:p>
-            <w:r>
-              <w:t>0.933</w:t>
-            </w:r>
-          </w:p>
-        </w:tc>
-        <w:tc>
-          <w:tcPr>
-            <w:tcW w:type="dxa" w:w="1728"/>
-          </w:tcPr>
-          <w:p>
-            <w:r>
-              <w:t>8.51</w:t>
-            </w:r>
-          </w:p>
-        </w:tc>
-        <w:tc>
-          <w:tcPr>
-            <w:tcW w:type="dxa" w:w="1728"/>
-          </w:tcPr>
-          <w:p>
-            <w:r>
-              <w:t>0.554</w:t>
+            <w:tcW w:type="dxa" w:w="2160"/>
+          </w:tcPr>
+          <w:p>
+            <w:r>
+              <w:t>0.876</w:t>
+            </w:r>
+          </w:p>
+        </w:tc>
+        <w:tc>
+          <w:tcPr>
+            <w:tcW w:type="dxa" w:w="2160"/>
+          </w:tcPr>
+          <w:p>
+            <w:r>
+              <w:t>0.942</w:t>
+            </w:r>
+          </w:p>
+        </w:tc>
+        <w:tc>
+          <w:tcPr>
+            <w:tcW w:type="dxa" w:w="2160"/>
+          </w:tcPr>
+          <w:p>
+            <w:r>
+              <w:t>0.538</w:t>
             </w:r>
           </w:p>
         </w:tc>
@@ -4198,7 +4456,7 @@
       <w:tr>
         <w:tc>
           <w:tcPr>
-            <w:tcW w:type="dxa" w:w="1728"/>
+            <w:tcW w:type="dxa" w:w="2160"/>
           </w:tcPr>
           <w:p>
             <w:r>
@@ -4208,41 +4466,31 @@
         </w:tc>
         <w:tc>
           <w:tcPr>
-            <w:tcW w:type="dxa" w:w="1728"/>
-          </w:tcPr>
-          <w:p>
-            <w:r>
-              <w:t>0.922</w:t>
-            </w:r>
-          </w:p>
-        </w:tc>
-        <w:tc>
-          <w:tcPr>
-            <w:tcW w:type="dxa" w:w="1728"/>
-          </w:tcPr>
-          <w:p>
-            <w:r>
-              <w:t>0.952</w:t>
-            </w:r>
-          </w:p>
-        </w:tc>
-        <w:tc>
-          <w:tcPr>
-            <w:tcW w:type="dxa" w:w="1728"/>
-          </w:tcPr>
-          <w:p>
-            <w:r>
-              <w:t>8.58</w:t>
-            </w:r>
-          </w:p>
-        </w:tc>
-        <w:tc>
-          <w:tcPr>
-            <w:tcW w:type="dxa" w:w="1728"/>
-          </w:tcPr>
-          <w:p>
-            <w:r>
-              <w:t>0.476</w:t>
+            <w:tcW w:type="dxa" w:w="2160"/>
+          </w:tcPr>
+          <w:p>
+            <w:r>
+              <w:t>0.917</w:t>
+            </w:r>
+          </w:p>
+        </w:tc>
+        <w:tc>
+          <w:tcPr>
+            <w:tcW w:type="dxa" w:w="2160"/>
+          </w:tcPr>
+          <w:p>
+            <w:r>
+              <w:t>0.948</w:t>
+            </w:r>
+          </w:p>
+        </w:tc>
+        <w:tc>
+          <w:tcPr>
+            <w:tcW w:type="dxa" w:w="2160"/>
+          </w:tcPr>
+          <w:p>
+            <w:r>
+              <w:t>0.462</w:t>
             </w:r>
           </w:p>
         </w:tc>
@@ -4250,7 +4498,7 @@
       <w:tr>
         <w:tc>
           <w:tcPr>
-            <w:tcW w:type="dxa" w:w="1728"/>
+            <w:tcW w:type="dxa" w:w="2160"/>
           </w:tcPr>
           <w:p>
             <w:r>
@@ -4260,41 +4508,31 @@
         </w:tc>
         <w:tc>
           <w:tcPr>
-            <w:tcW w:type="dxa" w:w="1728"/>
-          </w:tcPr>
-          <w:p>
-            <w:r>
-              <w:t>0.615</w:t>
-            </w:r>
-          </w:p>
-        </w:tc>
-        <w:tc>
-          <w:tcPr>
-            <w:tcW w:type="dxa" w:w="1728"/>
-          </w:tcPr>
-          <w:p>
-            <w:r>
-              <w:t>0.781</w:t>
-            </w:r>
-          </w:p>
-        </w:tc>
-        <w:tc>
-          <w:tcPr>
-            <w:tcW w:type="dxa" w:w="1728"/>
-          </w:tcPr>
-          <w:p>
-            <w:r>
-              <w:t>5.40</w:t>
-            </w:r>
-          </w:p>
-        </w:tc>
-        <w:tc>
-          <w:tcPr>
-            <w:tcW w:type="dxa" w:w="1728"/>
-          </w:tcPr>
-          <w:p>
-            <w:r>
-              <w:t>0.574</w:t>
+            <w:tcW w:type="dxa" w:w="2160"/>
+          </w:tcPr>
+          <w:p>
+            <w:r>
+              <w:t>0.602</w:t>
+            </w:r>
+          </w:p>
+        </w:tc>
+        <w:tc>
+          <w:tcPr>
+            <w:tcW w:type="dxa" w:w="2160"/>
+          </w:tcPr>
+          <w:p>
+            <w:r>
+              <w:t>0.774</w:t>
+            </w:r>
+          </w:p>
+        </w:tc>
+        <w:tc>
+          <w:tcPr>
+            <w:tcW w:type="dxa" w:w="2160"/>
+          </w:tcPr>
+          <w:p>
+            <w:r>
+              <w:t>0.547</w:t>
             </w:r>
           </w:p>
         </w:tc>
@@ -4302,7 +4540,7 @@
       <w:tr>
         <w:tc>
           <w:tcPr>
-            <w:tcW w:type="dxa" w:w="1728"/>
+            <w:tcW w:type="dxa" w:w="2160"/>
           </w:tcPr>
           <w:p>
             <w:r>
@@ -4312,41 +4550,31 @@
         </w:tc>
         <w:tc>
           <w:tcPr>
-            <w:tcW w:type="dxa" w:w="1728"/>
-          </w:tcPr>
-          <w:p>
-            <w:r>
-              <w:t>0.902</w:t>
-            </w:r>
-          </w:p>
-        </w:tc>
-        <w:tc>
-          <w:tcPr>
-            <w:tcW w:type="dxa" w:w="1728"/>
-          </w:tcPr>
-          <w:p>
-            <w:r>
-              <w:t>0.953</w:t>
-            </w:r>
-          </w:p>
-        </w:tc>
-        <w:tc>
-          <w:tcPr>
-            <w:tcW w:type="dxa" w:w="1728"/>
-          </w:tcPr>
-          <w:p>
-            <w:r>
-              <w:t>8.93</w:t>
-            </w:r>
-          </w:p>
-        </w:tc>
-        <w:tc>
-          <w:tcPr>
-            <w:tcW w:type="dxa" w:w="1728"/>
-          </w:tcPr>
-          <w:p>
-            <w:r>
-              <w:t>0.608</w:t>
+            <w:tcW w:type="dxa" w:w="2160"/>
+          </w:tcPr>
+          <w:p>
+            <w:r>
+              <w:t>0.923</w:t>
+            </w:r>
+          </w:p>
+        </w:tc>
+        <w:tc>
+          <w:tcPr>
+            <w:tcW w:type="dxa" w:w="2160"/>
+          </w:tcPr>
+          <w:p>
+            <w:r>
+              <w:t>0.962</w:t>
+            </w:r>
+          </w:p>
+        </w:tc>
+        <w:tc>
+          <w:tcPr>
+            <w:tcW w:type="dxa" w:w="2160"/>
+          </w:tcPr>
+          <w:p>
+            <w:r>
+              <w:t>0.592</w:t>
             </w:r>
           </w:p>
         </w:tc>
@@ -4359,17 +4587,17 @@
     </w:p>
     <w:p>
       <w:r>
-        <w:t>On reticulation recovery, which is the question fractionation actually poses, the three levels form a map of which method to prefer, and the decode modes move across it. The reticulation-leaf figures here are the penalized Jaccard, which charges a method for reticulations it never finds. At mild retention the copy number is still informative, and the ploidy-informed mode has the lowest reticulation-leaf distance of any method, 0.170 against Polyphest's 0.233. At medium retention the copy number has begun to fail, the ploidy-informed mode degrades to 0.670, and the ploidy-free mode takes over at 0.506, which is the lowest of any method, below Polyphest's 0.594 and GRAMPA-iter's 0.556. At severe retention the copy number is largely destroyed, and iterative GRAMPA, which searches for reticulations one at a time without a copy-number estimate, recovers the most at 0.615, with the ploidy-free mode second at 0.832 and still ahead of Polyphest's 0.922. So the ploidy-free mode owns the middle of the map, the crossover where copy number fails but detection can still recover the events, and it is competitive at the extremes.</w:t>
+        <w:t>On reticulation recovery, which is the question fractionation actually poses, the three levels form a map of which method to prefer, and the decode modes move across it. The reticulation-leaf figures here are the penalized Jaccard, which charges a method for reticulations it never finds. At mild retention the copy number is still informative, and the ploidy-informed mode has the lowest reticulation-leaf distance of any method, 0.160 against Polyphest's 0.244. At medium retention the copy number has begun to fail, the ploidy-informed mode degrades to 0.682, and the ploidy-free mode takes over at 0.506, which is the lowest of any method, below Polyphest's 0.609 and GRAMPA-iter's 0.542. At severe retention the copy number is largely destroyed, and iterative GRAMPA, which searches for reticulations one at a time without a copy-number estimate, recovers the most at 0.602, with the ploidy-free mode second at 0.876 and still ahead of Polyphest's 0.917. So the ploidy-free mode owns the middle of the map, the crossover where copy number fails but detection can still recover the events, and it is competitive at the extremes.</w:t>
       </w:r>
     </w:p>
     <w:p>
       <w:r>
-        <w:t>On the mu-distance Polyphest is the most accurate method at all three levels, 0.249, 0.422, and 0.476 as retention falls. This is the same pattern as the rest of the benchmark, and for the same reason, namely that the mu-distance rewards the copy-number structure that folding a multiset recovers. So on the overall metric no method beats Polyphest here.</w:t>
+        <w:t>On the mu-distance Polyphest is the most accurate method at all three levels, 0.251, 0.420, and 0.462 as retention falls. This is the same pattern as the rest of the benchmark, and for the same reason, namely that the mu-distance rewards the copy-number structure that folding a multiset recovers. So on the overall metric no method beats Polyphest here.</w:t>
       </w:r>
     </w:p>
     <w:p>
       <w:r>
-        <w:t>One result cuts across all three levels. Giving iterative GRAMPA the inferred ploidy prior helps only at mild fractionation and hurts as fractionation grows. With the prior its reticulation-leaf distance is 0.266 at mild loss but 0.677 and 0.902 at medium and severe loss, against 0.499, 0.556, and 0.615 for the free version. The prior is the same collapsed multiset that limits Polyphest, so handing it to the search constrains it to the wrong ploidy exactly when the ploidy is wrong. This confirms from a second direction that under fractionation the copy number is the problem, and a method that does not lean on it, whether the free search or the learned detection head in its ploidy-free mode, degrades more gracefully.</w:t>
+        <w:t>One result cuts across all three levels. Giving iterative GRAMPA the inferred ploidy prior helps only at mild fractionation and hurts as fractionation grows. With the prior its reticulation-leaf distance is 0.249 at mild loss but 0.672 and 0.923 at medium and severe loss, against 0.492, 0.542, and 0.602 for the free version. The prior is the same collapsed multiset that limits Polyphest, so handing it to the search constrains it to the wrong ploidy exactly when the ploidy is wrong. This confirms from a second direction that under fractionation the copy number is the problem, and a method that does not lean on it, whether the free search or the learned detection head in its ploidy-free mode, degrades more gracefully.</w:t>
       </w:r>
     </w:p>
     <w:p>
@@ -4694,7 +4922,7 @@
     </w:p>
     <w:p>
       <w:r>
-        <w:t>On the reticulation descendants measure, which asks which lineages are polyploid, PlaceNet leads Polyphest in eight of the fifteen configurations and is level in a ninth. Those are not a scattered subset. They are the configurations with the highest gene tree discordance and all three levels of fractionation, which is the regime real polyploid data occupy, and the crossover point is the reliability of the copy number that Polyphest builds its reconstruction around. Against iterative GRAMPA, the peer that also works without a supplied ploidy, PlaceNet leads on every measure in almost every configuration.</w:t>
+        <w:t>On the reticulation descendants measure, which asks which lineages are polyploid, the ploidy-free decode leads Polyphest in eleven of the fifteen configurations, at a single fixed threshold rather than by choosing the better mode per condition. The four it loses are the four with the least discordance and an intact copy number, and the crossover point is the reliability of the copy number that Polyphest builds its reconstruction around, which is degraded in the data real studies produce. Against iterative GRAMPA, the peer that also works without a supplied ploidy, PlaceNet leads on every measure in almost every configuration.</w:t>
       </w:r>
     </w:p>
     <w:p>
